--- a/submission/report/Final_Report.docx
+++ b/submission/report/Final_Report.docx
@@ -125,17 +125,6 @@
         </w:r>
       </w:hyperlink>
     </w:p>
-    <w:p/>
-    <w:p>
-      <w:r>
-        <w:rPr>
-          <w:i/>
-          <w:color w:val="555B66"/>
-          <w:sz w:val="20"/>
-        </w:rPr>
-        <w:t>Evidence labels used in the text: [M] measured or computed from saved result files; [I] interpretation; [E] documented external fact; [F] proposal for future work.</w:t>
-      </w:r>
-    </w:p>
     <w:p>
       <w:r>
         <w:br w:type="page"/>
@@ -177,7 +166,7 @@
       <w:r>
         <w:fldChar w:fldCharType="separate"/>
       </w:r>
-      <w:hyperlink w:anchor="_Toc244109405" w:history="1">
+      <w:hyperlink w:anchor="_Toc244111175" w:history="1">
         <w:r>
           <w:rPr>
             <w:rStyle w:val="Hyperlink"/>
@@ -204,7 +193,7 @@
             <w:noProof/>
             <w:webHidden/>
           </w:rPr>
-          <w:instrText xml:space="preserve"> PAGEREF _Toc244109405 \h </w:instrText>
+          <w:instrText xml:space="preserve"> PAGEREF _Toc244111175 \h </w:instrText>
         </w:r>
         <w:r>
           <w:rPr>
@@ -251,7 +240,7 @@
           <w14:ligatures w14:val="standardContextual"/>
         </w:rPr>
       </w:pPr>
-      <w:hyperlink w:anchor="_Toc244109406" w:history="1">
+      <w:hyperlink w:anchor="_Toc244111176" w:history="1">
         <w:r>
           <w:rPr>
             <w:rStyle w:val="Hyperlink"/>
@@ -278,7 +267,7 @@
             <w:noProof/>
             <w:webHidden/>
           </w:rPr>
-          <w:instrText xml:space="preserve"> PAGEREF _Toc244109406 \h </w:instrText>
+          <w:instrText xml:space="preserve"> PAGEREF _Toc244111176 \h </w:instrText>
         </w:r>
         <w:r>
           <w:rPr>
@@ -325,7 +314,7 @@
           <w14:ligatures w14:val="standardContextual"/>
         </w:rPr>
       </w:pPr>
-      <w:hyperlink w:anchor="_Toc244109407" w:history="1">
+      <w:hyperlink w:anchor="_Toc244111177" w:history="1">
         <w:r>
           <w:rPr>
             <w:rStyle w:val="Hyperlink"/>
@@ -352,7 +341,7 @@
             <w:noProof/>
             <w:webHidden/>
           </w:rPr>
-          <w:instrText xml:space="preserve"> PAGEREF _Toc244109407 \h </w:instrText>
+          <w:instrText xml:space="preserve"> PAGEREF _Toc244111177 \h </w:instrText>
         </w:r>
         <w:r>
           <w:rPr>
@@ -399,7 +388,7 @@
           <w14:ligatures w14:val="standardContextual"/>
         </w:rPr>
       </w:pPr>
-      <w:hyperlink w:anchor="_Toc244109408" w:history="1">
+      <w:hyperlink w:anchor="_Toc244111178" w:history="1">
         <w:r>
           <w:rPr>
             <w:rStyle w:val="Hyperlink"/>
@@ -426,7 +415,7 @@
             <w:noProof/>
             <w:webHidden/>
           </w:rPr>
-          <w:instrText xml:space="preserve"> PAGEREF _Toc244109408 \h </w:instrText>
+          <w:instrText xml:space="preserve"> PAGEREF _Toc244111178 \h </w:instrText>
         </w:r>
         <w:r>
           <w:rPr>
@@ -473,7 +462,7 @@
           <w14:ligatures w14:val="standardContextual"/>
         </w:rPr>
       </w:pPr>
-      <w:hyperlink w:anchor="_Toc244109409" w:history="1">
+      <w:hyperlink w:anchor="_Toc244111179" w:history="1">
         <w:r>
           <w:rPr>
             <w:rStyle w:val="Hyperlink"/>
@@ -500,7 +489,7 @@
             <w:noProof/>
             <w:webHidden/>
           </w:rPr>
-          <w:instrText xml:space="preserve"> PAGEREF _Toc244109409 \h </w:instrText>
+          <w:instrText xml:space="preserve"> PAGEREF _Toc244111179 \h </w:instrText>
         </w:r>
         <w:r>
           <w:rPr>
@@ -547,7 +536,7 @@
           <w14:ligatures w14:val="standardContextual"/>
         </w:rPr>
       </w:pPr>
-      <w:hyperlink w:anchor="_Toc244109410" w:history="1">
+      <w:hyperlink w:anchor="_Toc244111180" w:history="1">
         <w:r>
           <w:rPr>
             <w:rStyle w:val="Hyperlink"/>
@@ -574,7 +563,7 @@
             <w:noProof/>
             <w:webHidden/>
           </w:rPr>
-          <w:instrText xml:space="preserve"> PAGEREF _Toc244109410 \h </w:instrText>
+          <w:instrText xml:space="preserve"> PAGEREF _Toc244111180 \h </w:instrText>
         </w:r>
         <w:r>
           <w:rPr>
@@ -621,7 +610,7 @@
           <w14:ligatures w14:val="standardContextual"/>
         </w:rPr>
       </w:pPr>
-      <w:hyperlink w:anchor="_Toc244109411" w:history="1">
+      <w:hyperlink w:anchor="_Toc244111181" w:history="1">
         <w:r>
           <w:rPr>
             <w:rStyle w:val="Hyperlink"/>
@@ -648,7 +637,7 @@
             <w:noProof/>
             <w:webHidden/>
           </w:rPr>
-          <w:instrText xml:space="preserve"> PAGEREF _Toc244109411 \h </w:instrText>
+          <w:instrText xml:space="preserve"> PAGEREF _Toc244111181 \h </w:instrText>
         </w:r>
         <w:r>
           <w:rPr>
@@ -668,7 +657,7 @@
             <w:noProof/>
             <w:webHidden/>
           </w:rPr>
-          <w:t>16</w:t>
+          <w:t>15</w:t>
         </w:r>
         <w:r>
           <w:rPr>
@@ -695,7 +684,7 @@
           <w14:ligatures w14:val="standardContextual"/>
         </w:rPr>
       </w:pPr>
-      <w:hyperlink w:anchor="_Toc244109412" w:history="1">
+      <w:hyperlink w:anchor="_Toc244111182" w:history="1">
         <w:r>
           <w:rPr>
             <w:rStyle w:val="Hyperlink"/>
@@ -722,7 +711,7 @@
             <w:noProof/>
             <w:webHidden/>
           </w:rPr>
-          <w:instrText xml:space="preserve"> PAGEREF _Toc244109412 \h </w:instrText>
+          <w:instrText xml:space="preserve"> PAGEREF _Toc244111182 \h </w:instrText>
         </w:r>
         <w:r>
           <w:rPr>
@@ -742,7 +731,7 @@
             <w:noProof/>
             <w:webHidden/>
           </w:rPr>
-          <w:t>20</w:t>
+          <w:t>18</w:t>
         </w:r>
         <w:r>
           <w:rPr>
@@ -769,7 +758,7 @@
           <w14:ligatures w14:val="standardContextual"/>
         </w:rPr>
       </w:pPr>
-      <w:hyperlink w:anchor="_Toc244109413" w:history="1">
+      <w:hyperlink w:anchor="_Toc244111183" w:history="1">
         <w:r>
           <w:rPr>
             <w:rStyle w:val="Hyperlink"/>
@@ -796,7 +785,155 @@
             <w:noProof/>
             <w:webHidden/>
           </w:rPr>
-          <w:instrText xml:space="preserve"> PAGEREF _Toc244109413 \h </w:instrText>
+          <w:instrText xml:space="preserve"> PAGEREF _Toc244111183 \h </w:instrText>
+        </w:r>
+        <w:r>
+          <w:rPr>
+            <w:noProof/>
+            <w:webHidden/>
+          </w:rPr>
+        </w:r>
+        <w:r>
+          <w:rPr>
+            <w:noProof/>
+            <w:webHidden/>
+          </w:rPr>
+          <w:fldChar w:fldCharType="separate"/>
+        </w:r>
+        <w:r>
+          <w:rPr>
+            <w:noProof/>
+            <w:webHidden/>
+          </w:rPr>
+          <w:t>22</w:t>
+        </w:r>
+        <w:r>
+          <w:rPr>
+            <w:noProof/>
+            <w:webHidden/>
+          </w:rPr>
+          <w:fldChar w:fldCharType="end"/>
+        </w:r>
+      </w:hyperlink>
+    </w:p>
+    <w:p>
+      <w:pPr>
+        <w:pStyle w:val="TOC2"/>
+        <w:tabs>
+          <w:tab w:val="right" w:leader="dot" w:pos="9402"/>
+        </w:tabs>
+        <w:rPr>
+          <w:rFonts w:asciiTheme="minorHAnsi" w:eastAsiaTheme="minorEastAsia" w:hAnsiTheme="minorHAnsi"/>
+          <w:noProof/>
+          <w:kern w:val="2"/>
+          <w:sz w:val="24"/>
+          <w:szCs w:val="24"/>
+          <w:lang w:val="en-IN" w:eastAsia="en-IN"/>
+          <w14:ligatures w14:val="standardContextual"/>
+        </w:rPr>
+      </w:pPr>
+      <w:hyperlink w:anchor="_Toc244111184" w:history="1">
+        <w:r>
+          <w:rPr>
+            <w:rStyle w:val="Hyperlink"/>
+            <w:noProof/>
+          </w:rPr>
+          <w:t>10. Limitations, threats to validity and non-claims</w:t>
+        </w:r>
+        <w:r>
+          <w:rPr>
+            <w:noProof/>
+            <w:webHidden/>
+          </w:rPr>
+          <w:tab/>
+        </w:r>
+        <w:r>
+          <w:rPr>
+            <w:noProof/>
+            <w:webHidden/>
+          </w:rPr>
+          <w:fldChar w:fldCharType="begin"/>
+        </w:r>
+        <w:r>
+          <w:rPr>
+            <w:noProof/>
+            <w:webHidden/>
+          </w:rPr>
+          <w:instrText xml:space="preserve"> PAGEREF _Toc244111184 \h </w:instrText>
+        </w:r>
+        <w:r>
+          <w:rPr>
+            <w:noProof/>
+            <w:webHidden/>
+          </w:rPr>
+        </w:r>
+        <w:r>
+          <w:rPr>
+            <w:noProof/>
+            <w:webHidden/>
+          </w:rPr>
+          <w:fldChar w:fldCharType="separate"/>
+        </w:r>
+        <w:r>
+          <w:rPr>
+            <w:noProof/>
+            <w:webHidden/>
+          </w:rPr>
+          <w:t>23</w:t>
+        </w:r>
+        <w:r>
+          <w:rPr>
+            <w:noProof/>
+            <w:webHidden/>
+          </w:rPr>
+          <w:fldChar w:fldCharType="end"/>
+        </w:r>
+      </w:hyperlink>
+    </w:p>
+    <w:p>
+      <w:pPr>
+        <w:pStyle w:val="TOC2"/>
+        <w:tabs>
+          <w:tab w:val="right" w:leader="dot" w:pos="9402"/>
+        </w:tabs>
+        <w:rPr>
+          <w:rFonts w:asciiTheme="minorHAnsi" w:eastAsiaTheme="minorEastAsia" w:hAnsiTheme="minorHAnsi"/>
+          <w:noProof/>
+          <w:kern w:val="2"/>
+          <w:sz w:val="24"/>
+          <w:szCs w:val="24"/>
+          <w:lang w:val="en-IN" w:eastAsia="en-IN"/>
+          <w14:ligatures w14:val="standardContextual"/>
+        </w:rPr>
+      </w:pPr>
+      <w:hyperlink w:anchor="_Toc244111185" w:history="1">
+        <w:r>
+          <w:rPr>
+            <w:rStyle w:val="Hyperlink"/>
+            <w:noProof/>
+          </w:rPr>
+          <w:t>11. Computational setup and verification</w:t>
+        </w:r>
+        <w:r>
+          <w:rPr>
+            <w:noProof/>
+            <w:webHidden/>
+          </w:rPr>
+          <w:tab/>
+        </w:r>
+        <w:r>
+          <w:rPr>
+            <w:noProof/>
+            <w:webHidden/>
+          </w:rPr>
+          <w:fldChar w:fldCharType="begin"/>
+        </w:r>
+        <w:r>
+          <w:rPr>
+            <w:noProof/>
+            <w:webHidden/>
+          </w:rPr>
+          <w:instrText xml:space="preserve"> PAGEREF _Toc244111185 \h </w:instrText>
         </w:r>
         <w:r>
           <w:rPr>
@@ -843,13 +980,13 @@
           <w14:ligatures w14:val="standardContextual"/>
         </w:rPr>
       </w:pPr>
-      <w:hyperlink w:anchor="_Toc244109414" w:history="1">
+      <w:hyperlink w:anchor="_Toc244111186" w:history="1">
         <w:r>
           <w:rPr>
             <w:rStyle w:val="Hyperlink"/>
             <w:noProof/>
           </w:rPr>
-          <w:t>10. Limitations, threats to validity and non-claims</w:t>
+          <w:t>12. Conclusions and future work</w:t>
         </w:r>
         <w:r>
           <w:rPr>
@@ -870,7 +1007,81 @@
             <w:noProof/>
             <w:webHidden/>
           </w:rPr>
-          <w:instrText xml:space="preserve"> PAGEREF _Toc244109414 \h </w:instrText>
+          <w:instrText xml:space="preserve"> PAGEREF _Toc244111186 \h </w:instrText>
+        </w:r>
+        <w:r>
+          <w:rPr>
+            <w:noProof/>
+            <w:webHidden/>
+          </w:rPr>
+        </w:r>
+        <w:r>
+          <w:rPr>
+            <w:noProof/>
+            <w:webHidden/>
+          </w:rPr>
+          <w:fldChar w:fldCharType="separate"/>
+        </w:r>
+        <w:r>
+          <w:rPr>
+            <w:noProof/>
+            <w:webHidden/>
+          </w:rPr>
+          <w:t>25</w:t>
+        </w:r>
+        <w:r>
+          <w:rPr>
+            <w:noProof/>
+            <w:webHidden/>
+          </w:rPr>
+          <w:fldChar w:fldCharType="end"/>
+        </w:r>
+      </w:hyperlink>
+    </w:p>
+    <w:p>
+      <w:pPr>
+        <w:pStyle w:val="TOC2"/>
+        <w:tabs>
+          <w:tab w:val="right" w:leader="dot" w:pos="9402"/>
+        </w:tabs>
+        <w:rPr>
+          <w:rFonts w:asciiTheme="minorHAnsi" w:eastAsiaTheme="minorEastAsia" w:hAnsiTheme="minorHAnsi"/>
+          <w:noProof/>
+          <w:kern w:val="2"/>
+          <w:sz w:val="24"/>
+          <w:szCs w:val="24"/>
+          <w:lang w:val="en-IN" w:eastAsia="en-IN"/>
+          <w14:ligatures w14:val="standardContextual"/>
+        </w:rPr>
+      </w:pPr>
+      <w:hyperlink w:anchor="_Toc244111187" w:history="1">
+        <w:r>
+          <w:rPr>
+            <w:rStyle w:val="Hyperlink"/>
+            <w:noProof/>
+          </w:rPr>
+          <w:t>13. References</w:t>
+        </w:r>
+        <w:r>
+          <w:rPr>
+            <w:noProof/>
+            <w:webHidden/>
+          </w:rPr>
+          <w:tab/>
+        </w:r>
+        <w:r>
+          <w:rPr>
+            <w:noProof/>
+            <w:webHidden/>
+          </w:rPr>
+          <w:fldChar w:fldCharType="begin"/>
+        </w:r>
+        <w:r>
+          <w:rPr>
+            <w:noProof/>
+            <w:webHidden/>
+          </w:rPr>
+          <w:instrText xml:space="preserve"> PAGEREF _Toc244111187 \h </w:instrText>
         </w:r>
         <w:r>
           <w:rPr>
@@ -917,13 +1128,13 @@
           <w14:ligatures w14:val="standardContextual"/>
         </w:rPr>
       </w:pPr>
-      <w:hyperlink w:anchor="_Toc244109415" w:history="1">
+      <w:hyperlink w:anchor="_Toc244111188" w:history="1">
         <w:r>
           <w:rPr>
             <w:rStyle w:val="Hyperlink"/>
             <w:noProof/>
           </w:rPr>
-          <w:t>11. Computational setup and verification</w:t>
+          <w:t>Appendix A. Experimental configurations</w:t>
         </w:r>
         <w:r>
           <w:rPr>
@@ -944,81 +1155,7 @@
             <w:noProof/>
             <w:webHidden/>
           </w:rPr>
-          <w:instrText xml:space="preserve"> PAGEREF _Toc244109415 \h </w:instrText>
-        </w:r>
-        <w:r>
-          <w:rPr>
-            <w:noProof/>
-            <w:webHidden/>
-          </w:rPr>
-        </w:r>
-        <w:r>
-          <w:rPr>
-            <w:noProof/>
-            <w:webHidden/>
-          </w:rPr>
-          <w:fldChar w:fldCharType="separate"/>
-        </w:r>
-        <w:r>
-          <w:rPr>
-            <w:noProof/>
-            <w:webHidden/>
-          </w:rPr>
-          <w:t>27</w:t>
-        </w:r>
-        <w:r>
-          <w:rPr>
-            <w:noProof/>
-            <w:webHidden/>
-          </w:rPr>
-          <w:fldChar w:fldCharType="end"/>
-        </w:r>
-      </w:hyperlink>
-    </w:p>
-    <w:p>
-      <w:pPr>
-        <w:pStyle w:val="TOC2"/>
-        <w:tabs>
-          <w:tab w:val="right" w:leader="dot" w:pos="9402"/>
-        </w:tabs>
-        <w:rPr>
-          <w:rFonts w:asciiTheme="minorHAnsi" w:eastAsiaTheme="minorEastAsia" w:hAnsiTheme="minorHAnsi"/>
-          <w:noProof/>
-          <w:kern w:val="2"/>
-          <w:sz w:val="24"/>
-          <w:szCs w:val="24"/>
-          <w:lang w:val="en-IN" w:eastAsia="en-IN"/>
-          <w14:ligatures w14:val="standardContextual"/>
-        </w:rPr>
-      </w:pPr>
-      <w:hyperlink w:anchor="_Toc244109416" w:history="1">
-        <w:r>
-          <w:rPr>
-            <w:rStyle w:val="Hyperlink"/>
-            <w:noProof/>
-          </w:rPr>
-          <w:t>12. Conclusions and future work</w:t>
-        </w:r>
-        <w:r>
-          <w:rPr>
-            <w:noProof/>
-            <w:webHidden/>
-          </w:rPr>
-          <w:tab/>
-        </w:r>
-        <w:r>
-          <w:rPr>
-            <w:noProof/>
-            <w:webHidden/>
-          </w:rPr>
-          <w:fldChar w:fldCharType="begin"/>
-        </w:r>
-        <w:r>
-          <w:rPr>
-            <w:noProof/>
-            <w:webHidden/>
-          </w:rPr>
-          <w:instrText xml:space="preserve"> PAGEREF _Toc244109416 \h </w:instrText>
+          <w:instrText xml:space="preserve"> PAGEREF _Toc244111188 \h </w:instrText>
         </w:r>
         <w:r>
           <w:rPr>
@@ -1050,154 +1187,6 @@
       </w:hyperlink>
     </w:p>
     <w:p>
-      <w:pPr>
-        <w:pStyle w:val="TOC2"/>
-        <w:tabs>
-          <w:tab w:val="right" w:leader="dot" w:pos="9402"/>
-        </w:tabs>
-        <w:rPr>
-          <w:rFonts w:asciiTheme="minorHAnsi" w:eastAsiaTheme="minorEastAsia" w:hAnsiTheme="minorHAnsi"/>
-          <w:noProof/>
-          <w:kern w:val="2"/>
-          <w:sz w:val="24"/>
-          <w:szCs w:val="24"/>
-          <w:lang w:val="en-IN" w:eastAsia="en-IN"/>
-          <w14:ligatures w14:val="standardContextual"/>
-        </w:rPr>
-      </w:pPr>
-      <w:hyperlink w:anchor="_Toc244109417" w:history="1">
-        <w:r>
-          <w:rPr>
-            <w:rStyle w:val="Hyperlink"/>
-            <w:noProof/>
-          </w:rPr>
-          <w:t>13. References</w:t>
-        </w:r>
-        <w:r>
-          <w:rPr>
-            <w:noProof/>
-            <w:webHidden/>
-          </w:rPr>
-          <w:tab/>
-        </w:r>
-        <w:r>
-          <w:rPr>
-            <w:noProof/>
-            <w:webHidden/>
-          </w:rPr>
-          <w:fldChar w:fldCharType="begin"/>
-        </w:r>
-        <w:r>
-          <w:rPr>
-            <w:noProof/>
-            <w:webHidden/>
-          </w:rPr>
-          <w:instrText xml:space="preserve"> PAGEREF _Toc244109417 \h </w:instrText>
-        </w:r>
-        <w:r>
-          <w:rPr>
-            <w:noProof/>
-            <w:webHidden/>
-          </w:rPr>
-        </w:r>
-        <w:r>
-          <w:rPr>
-            <w:noProof/>
-            <w:webHidden/>
-          </w:rPr>
-          <w:fldChar w:fldCharType="separate"/>
-        </w:r>
-        <w:r>
-          <w:rPr>
-            <w:noProof/>
-            <w:webHidden/>
-          </w:rPr>
-          <w:t>29</w:t>
-        </w:r>
-        <w:r>
-          <w:rPr>
-            <w:noProof/>
-            <w:webHidden/>
-          </w:rPr>
-          <w:fldChar w:fldCharType="end"/>
-        </w:r>
-      </w:hyperlink>
-    </w:p>
-    <w:p>
-      <w:pPr>
-        <w:pStyle w:val="TOC2"/>
-        <w:tabs>
-          <w:tab w:val="right" w:leader="dot" w:pos="9402"/>
-        </w:tabs>
-        <w:rPr>
-          <w:rFonts w:asciiTheme="minorHAnsi" w:eastAsiaTheme="minorEastAsia" w:hAnsiTheme="minorHAnsi"/>
-          <w:noProof/>
-          <w:kern w:val="2"/>
-          <w:sz w:val="24"/>
-          <w:szCs w:val="24"/>
-          <w:lang w:val="en-IN" w:eastAsia="en-IN"/>
-          <w14:ligatures w14:val="standardContextual"/>
-        </w:rPr>
-      </w:pPr>
-      <w:hyperlink w:anchor="_Toc244109418" w:history="1">
-        <w:r>
-          <w:rPr>
-            <w:rStyle w:val="Hyperlink"/>
-            <w:noProof/>
-          </w:rPr>
-          <w:t>Appendix A. Experimental configurations</w:t>
-        </w:r>
-        <w:r>
-          <w:rPr>
-            <w:noProof/>
-            <w:webHidden/>
-          </w:rPr>
-          <w:tab/>
-        </w:r>
-        <w:r>
-          <w:rPr>
-            <w:noProof/>
-            <w:webHidden/>
-          </w:rPr>
-          <w:fldChar w:fldCharType="begin"/>
-        </w:r>
-        <w:r>
-          <w:rPr>
-            <w:noProof/>
-            <w:webHidden/>
-          </w:rPr>
-          <w:instrText xml:space="preserve"> PAGEREF _Toc244109418 \h </w:instrText>
-        </w:r>
-        <w:r>
-          <w:rPr>
-            <w:noProof/>
-            <w:webHidden/>
-          </w:rPr>
-        </w:r>
-        <w:r>
-          <w:rPr>
-            <w:noProof/>
-            <w:webHidden/>
-          </w:rPr>
-          <w:fldChar w:fldCharType="separate"/>
-        </w:r>
-        <w:r>
-          <w:rPr>
-            <w:noProof/>
-            <w:webHidden/>
-          </w:rPr>
-          <w:t>30</w:t>
-        </w:r>
-        <w:r>
-          <w:rPr>
-            <w:noProof/>
-            <w:webHidden/>
-          </w:rPr>
-          <w:fldChar w:fldCharType="end"/>
-        </w:r>
-      </w:hyperlink>
-    </w:p>
-    <w:p>
       <w:r>
         <w:fldChar w:fldCharType="end"/>
       </w:r>
@@ -1211,7 +1200,7 @@
       <w:pPr>
         <w:pStyle w:val="Heading2"/>
       </w:pPr>
-      <w:bookmarkStart w:id="0" w:name="_Toc244109405"/>
+      <w:bookmarkStart w:id="0" w:name="_Toc244111175"/>
       <w:r>
         <w:rPr>
           <w:rFonts w:ascii="Calibri" w:hAnsi="Calibri"/>
@@ -1387,14 +1376,14 @@
         <w:t>Scope of the conclusions.</w:t>
       </w:r>
       <w:r>
-        <w:t xml:space="preserve"> The experiments use two-dimensional synthetic shapes, one lens (first principal component), one cover family, two clustering families, and one station-year record. No participant study, hypothesis test or confidence interval is reported, and no claim is made about the true topology of any </w:t>
+        <w:t xml:space="preserve"> The experiments use two-dimensional synthetic shapes, one lens (first principal component), one cover family, two clustering families, and one station's six-year weather record. No participant study, hypothesis test or confidence interval is reported, and no claim is made about the true </w:t>
       </w:r>
       <w:r>
         <w:lastRenderedPageBreak/>
-        <w:t xml:space="preserve">dataset, about climate, or about the relative merit of Mapper and other dimension-reduction methods. The practical conclusion is conditional: a user should ask which representation carries a claim, examine how it depends </w:t>
-      </w:r>
-      <w:r>
-        <w:t>on its parameters, and compare with a null that shares the construction.</w:t>
+        <w:t>topology of any dataset, about climate, or about the relative merit of Mapper and other dimension-reduction methods. The practical conclusion is conditional: a user should ask which representation carries a claim, examine h</w:t>
+      </w:r>
+      <w:r>
+        <w:t>ow it depends on its parameters, and compare with a null that shares the construction.</w:t>
       </w:r>
     </w:p>
     <w:p>
@@ -1412,7 +1401,7 @@
       <w:pPr>
         <w:pStyle w:val="Heading2"/>
       </w:pPr>
-      <w:bookmarkStart w:id="1" w:name="_Toc244109406"/>
+      <w:bookmarkStart w:id="1" w:name="_Toc244111176"/>
       <w:r>
         <w:rPr>
           <w:rFonts w:ascii="Calibri" w:hAnsi="Calibri"/>
@@ -1533,7 +1522,7 @@
       <w:pPr>
         <w:pStyle w:val="Heading2"/>
       </w:pPr>
-      <w:bookmarkStart w:id="2" w:name="_Toc244109407"/>
+      <w:bookmarkStart w:id="2" w:name="_Toc244111177"/>
       <w:r>
         <w:rPr>
           <w:rFonts w:ascii="Calibri" w:hAnsi="Calibri"/>
@@ -1582,7 +1571,7 @@
         <w:t>kmapper 2.1.0</w:t>
       </w:r>
       <w:r>
-        <w:t xml:space="preserve"> (the Mapper algorithm; van Veen et al., 2019). At the time of the study these were the latest PyPI releases and installed as binary wheels on Python 3.12 for Linux and Windows. networkx 3.7 (graph statistics), scikit-learn 1.9.1 (lens and clustering), numpy 2.5.4, scipy 1.18.1 and matplotlib 3.11.2 are counted as external to the system. [E]</w:t>
+        <w:t xml:space="preserve"> (the Mapper algorithm; van Veen et al., 2019). At the time of the study these were the latest PyPI releases and installed as binary wheels on Python 3.12 for Linux and Windows. networkx 3.7 (graph statistics), scikit-learn 1.9.1 (lens and clustering), numpy 2.5.4, scipy 1.18.1 and matplotlib 3.11.2 are counted as external to the system.</w:t>
       </w:r>
     </w:p>
     <w:p>
@@ -1609,7 +1598,7 @@
         <w:t>plot_diagrams</w:t>
       </w:r>
       <w:r>
-        <w:t>, and neither package draws barcodes. [E]</w:t>
+        <w:t>, and neither package draws barcodes.</w:t>
       </w:r>
     </w:p>
     <w:p>
@@ -1741,7 +1730,7 @@
       <w:pPr>
         <w:pStyle w:val="Heading2"/>
       </w:pPr>
-      <w:bookmarkStart w:id="3" w:name="_Toc244109408"/>
+      <w:bookmarkStart w:id="3" w:name="_Toc244111178"/>
       <w:r>
         <w:rPr>
           <w:rFonts w:ascii="Calibri" w:hAnsi="Calibri"/>
@@ -1813,18 +1802,7 @@
         <w:t>known from the synthetic construction</w:t>
       </w:r>
       <w:r>
-        <w:t xml:space="preserve"> (annulus k = 1, figure-eight k = 2); for real data where it is unknown k = 1. "Dominant H1" means exactly r_k ≥ 3, a chosen operational convention and not a theorem; it carries no uncertainty statement. r_k is undefined (reported as </w:t>
-      </w:r>
-      <w:r>
-        <w:rPr>
-          <w:rFonts w:ascii="Consolas" w:eastAsia="Consolas" w:hAnsi="Consolas"/>
-          <w:color w:val="7A1F3D"/>
-          <w:sz w:val="19"/>
-        </w:rPr>
-        <w:t>None</w:t>
-      </w:r>
-      <w:r>
-        <w:t>) when fewer than k + 1 persistences exist or p_{k+1} ≤ 0. Two behaviours that no data in this study triggers (ripser is called without a threshold, so H1 deaths are finite) are pinned by tests rather than handled specially: an infinite p_k over a finite p_{k+1} returns ∞, and inf/inf or NaN input returns NaN. r_k is unchanged when all persistences are multiplied by a constant, hence by the z-scoring used in the weather analysis, whereas raw persistence values are not.</w:t>
+        <w:t xml:space="preserve"> (annulus k = 1, figure-eight k = 2); for real data where it is unknown k = 1. "Dominant H1" means exactly r_k ≥ 3, a chosen operational convention and not a theorem; it carries no uncertainty statement. r_k is undefined when fewer than k + 1 persistences exist or p_{k+1} ≤ 0. r_k is unchanged when all persistences are multiplied by a constant, hence by the z-scoring used in the weather analysis, whereas raw persistence values are not.</w:t>
       </w:r>
     </w:p>
     <w:p>
@@ -1878,10 +1856,10 @@
         <w:t>Membership-Jaccard indicator S.</w:t>
       </w:r>
       <w:r>
-        <w:t xml:space="preserve"> For graphs with node membership sets N₁, N₂ and J(A, B) = |A ∩ B| / |A ∪ B|, S = ½ [mean over n ∈ N₁ of max over m ∈ N₂ of J(n, m) + the symmetric term]. S compares which points the nodes contain; it ignores edges and components; it matches greedily; it is not normalized for node count; 1 − S violates the triangle inequality (a unit-tested counterexample); and S = 1 does not imply identical graphs. For a 400-point subsample graph compared with a 500-point reference its attainable maximum is about 0.80 (the</w:t>
-      </w:r>
-      <w:r>
-        <w:t xml:space="preserve"> reference nodes restricted to the sampled points score a median 0.800, range 0.786–0.822). S is therefore an exploratory indicator: never a distance, never used across different cover resolutions, never the sole stability measure.</w:t>
+        <w:t xml:space="preserve"> For graphs with node membership sets N₁, N₂ and J(A, B) = |A ∩ B| / |A ∪ B|, S = ½ [mean over n ∈ N₁ of max over m ∈ N₂ of J(n, m) + the symmetric term]. S compares which points the nodes contain; it ignores edges and components; it matches greedily; it is not normalized for node count; 1 − S violates the triangle inequality; and S = 1 does not imply identical graphs. For a 400-point subsample graph compared with a 500-point reference its attainable maximum is about 0.80 (the reference nodes restricted to </w:t>
+      </w:r>
+      <w:r>
+        <w:t>the sampled points score a median 0.800, range 0.786–0.822). S is therefore an exploratory indicator: never a distance, never used across different cover resolutions, never the sole stability measure.</w:t>
       </w:r>
     </w:p>
     <w:p>
@@ -1973,7 +1951,7 @@
       <w:pPr>
         <w:pStyle w:val="Heading2"/>
       </w:pPr>
-      <w:bookmarkStart w:id="4" w:name="_Toc244109409"/>
+      <w:bookmarkStart w:id="4" w:name="_Toc244111179"/>
       <w:r>
         <w:rPr>
           <w:rFonts w:ascii="Calibri" w:hAnsi="Calibri"/>
@@ -1995,18 +1973,7 @@
     </w:p>
     <w:p>
       <w:r>
-        <w:t>The 13-task workflow was executed as a scripted pipeline on four seeded synthetic datasets (annulus, figure-eight, no-loop blob, three-blob control; n = 500 / 500 / 500 / 450). Each task is recorded with its support level and a path to the artifact that demonstrates it (</w:t>
-      </w:r>
-      <w:r>
-        <w:rPr>
-          <w:rFonts w:ascii="Consolas" w:eastAsia="Consolas" w:hAnsi="Consolas"/>
-          <w:color w:val="7A1F3D"/>
-          <w:sz w:val="19"/>
-        </w:rPr>
-        <w:t>audit/capability_matrix.csv</w:t>
-      </w:r>
-      <w:r>
-        <w:t>). [M]</w:t>
+        <w:t>The 13-task workflow was executed as a scripted pipeline on four seeded synthetic datasets (annulus, figure-eight, no-loop blob, three-blob control; n = 500 / 500 / 500 / 450). Each task is recorded with its support level and the artifact that demonstrates it; the full capability matrix is part of the project repository.</w:t>
       </w:r>
     </w:p>
     <w:tbl>
@@ -2173,7 +2140,6 @@
               <w:rPr>
                 <w:sz w:val="18"/>
               </w:rPr>
-              <w:lastRenderedPageBreak/>
               <w:t>Combination with scikit-learn</w:t>
             </w:r>
           </w:p>
@@ -2212,6 +2178,7 @@
               <w:rPr>
                 <w:sz w:val="18"/>
               </w:rPr>
+              <w:lastRenderedPageBreak/>
               <w:t>Needs an external package</w:t>
             </w:r>
           </w:p>
@@ -2279,7 +2246,7 @@
     </w:p>
     <w:p>
       <w:r>
-        <w:t xml:space="preserve">The custom glue code that fills these gaps is 130 non-blank, non-comment source lines in </w:t>
+        <w:t xml:space="preserve">The custom glue code that fills these gaps is 130 non-blank, non-comment source lines (the counting rule and the per-task breakdown are in the repository's glue-code accounting). Three properties of the software matter for what follows. The kmapper HTML export loads D3, FileSaver and a web font from content-delivery networks and, in a cold-cache browser without network access, throws </w:t>
       </w:r>
       <w:r>
         <w:rPr>
@@ -2287,10 +2254,10 @@
           <w:color w:val="7A1F3D"/>
           <w:sz w:val="19"/>
         </w:rPr>
-        <w:t>src/</w:t>
-      </w:r>
-      <w:r>
-        <w:t xml:space="preserve"> (</w:t>
+        <w:t>d3 is not defined</w:t>
+      </w:r>
+      <w:r>
+        <w:t xml:space="preserve"> and draws 0 nodes and 0 edges (Section 7.2). networkx is needed for component counts but is not a declared kmapper runtime dependency. The native static layout </w:t>
       </w:r>
       <w:r>
         <w:rPr>
@@ -2298,10 +2265,26 @@
           <w:color w:val="7A1F3D"/>
           <w:sz w:val="19"/>
         </w:rPr>
-        <w:t>audit/glue_code_accounting.json</w:t>
-      </w:r>
-      <w:r>
-        <w:t xml:space="preserve">; the counting rule is stated there). Three properties of the software matter for what follows. The kmapper HTML export loads D3, FileSaver and a web font from content-delivery networks and, in a cold-cache browser without network access, throws </w:t>
+        <w:t>draw_matplotlib(layout='kk')</w:t>
+      </w:r>
+      <w:r>
+        <w:t xml:space="preserve"> places disconnected components in one frame without inter-component repulsion (bounding-box overlap 0.23 on the three-blob control and 0.036 on the figure-eight), which motivated a component-separated rendering that changes coordinates only.</w:t>
+      </w:r>
+    </w:p>
+    <w:p>
+      <w:pPr>
+        <w:pStyle w:val="Heading3"/>
+      </w:pPr>
+      <w:r>
+        <w:rPr>
+          <w:rFonts w:ascii="Calibri" w:hAnsi="Calibri"/>
+        </w:rPr>
+        <w:t>5.2 E2 — Mapper parameter sensitivity</w:t>
+      </w:r>
+    </w:p>
+    <w:p>
+      <w:r>
+        <w:t xml:space="preserve">Grid: </w:t>
       </w:r>
       <w:r>
         <w:rPr>
@@ -2309,10 +2292,10 @@
           <w:color w:val="7A1F3D"/>
           <w:sz w:val="19"/>
         </w:rPr>
-        <w:t>d3 is not defined</w:t>
-      </w:r>
-      <w:r>
-        <w:t xml:space="preserve"> and draws 0 nodes and 0 edges (Section 7.2). networkx is needed for component counts but is not a declared kmapper runtime dependency. The native static layout </w:t>
+        <w:t>n_cubes</w:t>
+      </w:r>
+      <w:r>
+        <w:t xml:space="preserve"> ∈ {5, 10, 15, 20} × </w:t>
       </w:r>
       <w:r>
         <w:rPr>
@@ -2320,26 +2303,10 @@
           <w:color w:val="7A1F3D"/>
           <w:sz w:val="19"/>
         </w:rPr>
-        <w:t>draw_matplotlib(layout='kk')</w:t>
-      </w:r>
-      <w:r>
-        <w:t xml:space="preserve"> places disconnected components in one frame without inter-component repulsion (bounding-box overlap 0.23 on the three-blob control and 0.036 on the figure-eight), which motivated a component-separated rendering that changes coordinates only. [M]</w:t>
-      </w:r>
-    </w:p>
-    <w:p>
-      <w:pPr>
-        <w:pStyle w:val="Heading3"/>
-      </w:pPr>
-      <w:r>
-        <w:rPr>
-          <w:rFonts w:ascii="Calibri" w:hAnsi="Calibri"/>
-        </w:rPr>
-        <w:t>5.2 E2 — Mapper parameter sensitivity</w:t>
-      </w:r>
-    </w:p>
-    <w:p>
-      <w:r>
-        <w:t xml:space="preserve">Grid: </w:t>
+        <w:t>perc_overlap</w:t>
+      </w:r>
+      <w:r>
+        <w:t xml:space="preserve"> ∈ {0.20, 0.35, 0.50} = 12 cells per shape, 24 in total, for the annulus and the figure-eight (n = 500, noise 0.05, seed 42); PCA-1 lens; </w:t>
       </w:r>
       <w:r>
         <w:rPr>
@@ -2347,10 +2314,10 @@
           <w:color w:val="7A1F3D"/>
           <w:sz w:val="19"/>
         </w:rPr>
-        <w:t>n_cubes</w:t>
-      </w:r>
-      <w:r>
-        <w:t xml:space="preserve"> ∈ {5, 10, 15, 20} × </w:t>
+        <w:t>CubicalCover</w:t>
+      </w:r>
+      <w:r>
+        <w:t xml:space="preserve">; </w:t>
       </w:r>
       <w:r>
         <w:rPr>
@@ -2358,32 +2325,10 @@
           <w:color w:val="7A1F3D"/>
           <w:sz w:val="19"/>
         </w:rPr>
-        <w:t>perc_overlap</w:t>
-      </w:r>
-      <w:r>
-        <w:t xml:space="preserve"> ∈ {0.20, 0.35, 0.50} = 12 cells per shape, 24 in total, for the annulus and the figure-eight (n = 500, noise 0.05, seed 42); PCA-1 lens; </w:t>
-      </w:r>
-      <w:r>
-        <w:rPr>
-          <w:rFonts w:ascii="Consolas" w:eastAsia="Consolas" w:hAnsi="Consolas"/>
-          <w:color w:val="7A1F3D"/>
-          <w:sz w:val="19"/>
-        </w:rPr>
-        <w:t>CubicalCover</w:t>
-      </w:r>
-      <w:r>
-        <w:t xml:space="preserve">; </w:t>
-      </w:r>
-      <w:r>
-        <w:rPr>
-          <w:rFonts w:ascii="Consolas" w:eastAsia="Consolas" w:hAnsi="Consolas"/>
-          <w:color w:val="7A1F3D"/>
-          <w:sz w:val="19"/>
-        </w:rPr>
         <w:t>KMeans(n_clusters=2, random_state=42, n_init=10)</w:t>
       </w:r>
       <w:r>
-        <w:t xml:space="preserve"> in every cover interval; reference cell (10, 0.35) fixed in the configuration. A no-loop blob (n = 500, σ = 0.45) is run at two diagnostic cells only. [M]</w:t>
+        <w:t xml:space="preserve"> in every cover interval; reference cell (10, 0.35) fixed in the configuration. A no-loop blob (n = 500, σ = 0.45) is run at two diagnostic cells only.</w:t>
       </w:r>
     </w:p>
     <w:tbl>
@@ -2862,9 +2807,8 @@
         <w:rPr>
           <w:noProof/>
         </w:rPr>
-        <w:lastRenderedPageBreak/>
         <w:drawing>
-          <wp:inline distT="0" distB="0" distL="0" distR="0" wp14:anchorId="66FADBE8" wp14:editId="40D34399">
+          <wp:inline distT="0" distB="0" distL="0" distR="0" wp14:anchorId="4795B689" wp14:editId="5588902B">
             <wp:extent cx="5832000" cy="1851429"/>
             <wp:effectExtent l="0" t="0" r="0" b="0"/>
             <wp:docPr id="1" name="Picture 1"/>
@@ -2933,8 +2877,9 @@
         <w:rPr>
           <w:noProof/>
         </w:rPr>
+        <w:lastRenderedPageBreak/>
         <w:drawing>
-          <wp:inline distT="0" distB="0" distL="0" distR="0" wp14:anchorId="03D52924" wp14:editId="2397F46A">
+          <wp:inline distT="0" distB="0" distL="0" distR="0" wp14:anchorId="730F98C3" wp14:editId="38645432">
             <wp:extent cx="5832000" cy="1851429"/>
             <wp:effectExtent l="0" t="0" r="0" b="0"/>
             <wp:docPr id="2" name="Picture 2"/>
@@ -2989,7 +2934,7 @@
           <w:noProof/>
         </w:rPr>
         <w:drawing>
-          <wp:inline distT="0" distB="0" distL="0" distR="0" wp14:anchorId="1788520A" wp14:editId="63C000B4">
+          <wp:inline distT="0" distB="0" distL="0" distR="0" wp14:anchorId="7BFED69B" wp14:editId="7A7BED58">
             <wp:extent cx="5832000" cy="2036571"/>
             <wp:effectExtent l="0" t="0" r="0" b="0"/>
             <wp:docPr id="3" name="Picture 3"/>
@@ -3085,11 +3030,7 @@
         <w:t>Design.</w:t>
       </w:r>
       <w:r>
-        <w:t xml:space="preserve"> Same data, PCA-1 lens, 12-cell grid and reference cell; only the clusterer changes, to single-linkage agglomerative clustering cut at a distance ε = c × (median distance to the fifth nearest neighbour of the full cloud), with c ∈ {1.5, 3.0}. There is no per-shape tuning. The two multipliers were written into the </w:t>
-      </w:r>
-      <w:r>
-        <w:lastRenderedPageBreak/>
-        <w:t>configuration before the control was first run, but after the E2 results with the forced two-cluster rule were known, and only these two values were tried; they are an exploratory choice. [M]</w:t>
+        <w:t xml:space="preserve"> Same data, PCA-1 lens, 12-cell grid and reference cell; only the clusterer changes, to single-linkage agglomerative clustering cut at a distance ε = c × (median distance to the fifth nearest neighbour of the full cloud), with c ∈ {1.5, 3.0}. There is no per-shape tuning. The two multipliers were written into the configuration before the control was first run, but after the E2 results with the forced two-cluster rule were known, and only these two values were tried; they are an exploratory choice.</w:t>
       </w:r>
     </w:p>
     <w:tbl>
@@ -3864,10 +3805,14 @@
         <w:t>Findings.</w:t>
       </w:r>
       <w:r>
-        <w:t xml:space="preserve"> (i) With the data-adaptive rule at the larger scale the figure-eight is connected in all 12 cells and shows two independent cycles at the reference cell, the construction-consistent reading, rather than the two components seen under forced two-way splitting; the annulus shows one cycle in 11 of 12 cells. (ii) The no-loop blob has far fewer cycles (cyclomatic 0 at the reference cell; at least one in 3 of 12 cells) but is split into 9–18 components; its cycles under the forced rule arise largely from two-way</w:t>
-      </w:r>
-      <w:r>
-        <w:t xml:space="preserve"> splits of sparse tails, and the scale-adaptive rule trades them for fragmentation. (iii) Halving the scale fragments every shape (3–11 components even for the annulus and the figure-eight) and removes the cycle cue from the figure-eight entirely. [M]</w:t>
+        <w:t xml:space="preserve"> (i) With the data-adaptive rule at the larger scale the figure-eight is connected in all 12 cells and shows two independent cycles at the reference cell, the construction-consistent reading, rather than the two components seen under forced two-way splitting; the annulus shows one cycle in 11 of 12 cells. (ii) The no-</w:t>
+      </w:r>
+      <w:r>
+        <w:lastRenderedPageBreak/>
+        <w:t>loop blob has far fewer cycles (cyclomatic 0 at the reference cell; at least one in 3 of 12 cells) but is split into 9–18 components; its cycles under the forced rule arise largely from two-way</w:t>
+      </w:r>
+      <w:r>
+        <w:t xml:space="preserve"> splits of sparse tails, and the scale-adaptive rule trades them for fragmentation. (iii) Halving the scale fragments every shape (3–11 components even for the annulus and the figure-eight) and removes the cycle cue from the figure-eight entirely.</w:t>
       </w:r>
     </w:p>
     <w:p>
@@ -3875,7 +3820,7 @@
         <w:rPr>
           <w:b/>
         </w:rPr>
-        <w:t>Interpretation [I].</w:t>
+        <w:t>Interpretation.</w:t>
       </w:r>
       <w:r>
         <w:t xml:space="preserve"> The E2 conclusion that reasonable parameter changes alter the structural story a Mapper graph tells stands, and the clusterer scale is one more such parameter, with an effect at least as large as that of cover resolution. The default-rule readings of the figure-eight (fragmented at the reference cell) and of the blob (noise cycles) are properties of this lens-cover-clusterer combination, not of Mapper in general. Graph cycles still do not certify loops, and whether a no-loop sample produces cycles depends </w:t>
@@ -3895,7 +3840,7 @@
           <w:noProof/>
         </w:rPr>
         <w:drawing>
-          <wp:inline distT="0" distB="0" distL="0" distR="0" wp14:anchorId="57E7E6A3" wp14:editId="7687CE9B">
+          <wp:inline distT="0" distB="0" distL="0" distR="0" wp14:anchorId="7F4D3EAD" wp14:editId="516A80D6">
             <wp:extent cx="5832000" cy="1908655"/>
             <wp:effectExtent l="0" t="0" r="0" b="0"/>
             <wp:docPr id="4" name="Picture 4"/>
@@ -3958,32 +3903,13 @@
         <w:rPr>
           <w:b/>
         </w:rPr>
-        <w:t>That study was not conducted</w:t>
-      </w:r>
-      <w:r>
-        <w:t>: a project constraint made any participant study impossible, no participant was recruited, and no participant data exist. The fallback specified in the design was executed instead. Thirteen stimuli (diagrams, Mapper graphs and scatter views, with neutral identifiers) were rendered from saved results. For each, the visible cues, an interpretation, an assessment category and the match with an expected property fixed from the data construction before the record was written were recorded (</w:t>
-      </w:r>
-      <w:r>
-        <w:rPr>
-          <w:rFonts w:ascii="Consolas" w:eastAsia="Consolas" w:hAnsi="Consolas"/>
-          <w:color w:val="7A1F3D"/>
-          <w:sz w:val="19"/>
-        </w:rPr>
-        <w:t>e3_inspection/inspection_record.csv</w:t>
-      </w:r>
-      <w:r>
-        <w:t xml:space="preserve">). The record is the one authored artifact in the repository; </w:t>
-      </w:r>
-      <w:r>
-        <w:rPr>
-          <w:rFonts w:ascii="Consolas" w:eastAsia="Consolas" w:hAnsi="Consolas"/>
-          <w:color w:val="7A1F3D"/>
-          <w:sz w:val="19"/>
-        </w:rPr>
-        <w:t>scripts/analyze_e3_inspection.py</w:t>
-      </w:r>
-      <w:r>
-        <w:t xml:space="preserve"> validates it and computes counts only.</w:t>
+        <w:t>That pilot was not conducted</w:t>
+      </w:r>
+      <w:r>
+        <w:t>: a project constraint made any participant study impossible, no participant was recruited, and no participant data exist. The fallback specified in the design, a structured inspection by a single observer, was carried out instead. Thirteen stimuli (persistence diagrams, Mapper graphs and scatter views, labelled with neutral identifiers) were rendered from saved results. For each stimulus the observer recorded the visible cues, an interpretation, an assessment category, and whether the interpretation matche</w:t>
+      </w:r>
+      <w:r>
+        <w:t>d the property expected from the construction of the data, which had been fixed before the record was written. The records were then checked for completeness and summarized by counting; no further statistics were computed.</w:t>
       </w:r>
     </w:p>
     <w:p>
@@ -3994,56 +3920,53 @@
         <w:t>Observer and AI assistance.</w:t>
       </w:r>
       <w:r>
-        <w:t xml:space="preserve"> The inspection was performed by the author, who designed the datasets and had seen the E1 and E2 results, with an AI vision model used as a viewing aid under neutral prompts; the first </w:t>
-      </w:r>
-      <w:r>
+        <w:t xml:space="preserve"> The inspection was performed by the author, who designed the datasets and had seen the E1 and E2 results, with an AI vision model used as a viewing aid under neutral prompts; the first unprimed description of each stimulus was recorded, and the final interpretation is the author's judgement. No blinding is claimed. The inspection therefore provides evidence about the artifacts — what the renderings communicate or fail to communicate — and about one invested reader's use of them with AI assistance. It provi</w:t>
+      </w:r>
+      <w:r>
+        <w:t>des no measure of human accuracy or population-level readability.</w:t>
+      </w:r>
+    </w:p>
+    <w:p>
+      <w:r>
+        <w:t>Of 13 records, 11 properties were clearly apparent and 2 ambiguous; the expected property matched fully in 12 and partially in 1. The ambiguous records concern encodings: the loop count of the figure-eight diagram depends on an unlabeled H0/H1 colour convention and on the essential H0 point, drawn on a dashed line farther from the diagonal than the loop points (the unprimed description answered "1" before settling on 2); and the blob's Mapper graph reads as "ring-like" because noise-scale cycles are visuall</w:t>
+      </w:r>
+      <w:r>
+        <w:t>y indistinguishable from data-scale loops. Scatter views were uniformly clear.</w:t>
+      </w:r>
+    </w:p>
+    <w:p>
+      <w:pPr>
+        <w:pStyle w:val="Heading2"/>
+      </w:pPr>
+      <w:bookmarkStart w:id="5" w:name="_Toc244111180"/>
+      <w:r>
+        <w:rPr>
+          <w:rFonts w:ascii="Calibri" w:hAnsi="Calibri"/>
+        </w:rPr>
         <w:lastRenderedPageBreak/>
-        <w:t>unprimed description of each stimulus was recorded, and the final interpretation is the author's judgement. No blinding is claimed. The inspection therefore provides evidence about the artifacts — what the renderings communicate or fail to communicate — and about one invested reader's use of them with AI assistance. It provi</w:t>
-      </w:r>
-      <w:r>
-        <w:t>des no measure of human accuracy or population-level readability.</w:t>
-      </w:r>
-    </w:p>
-    <w:p>
-      <w:r>
-        <w:t>Of 13 records, 11 properties were clearly apparent and 2 ambiguous; the expected property matched fully in 12 and partially in 1. The ambiguous records concern encodings: the loop count of the figure-eight diagram depends on an unlabeled H0/H1 colour convention and on the essential H0 point, drawn on a dashed line farther from the diagonal than the loop points (the unprimed description answered "1" before settling on 2); and the blob's Mapper graph reads as "ring-like" because noise-scale cycles are visuall</w:t>
-      </w:r>
-      <w:r>
-        <w:t>y indistinguishable from data-scale loops. Scatter views were uniformly clear.</w:t>
-      </w:r>
-    </w:p>
-    <w:p>
-      <w:pPr>
-        <w:pStyle w:val="Heading2"/>
-      </w:pPr>
-      <w:bookmarkStart w:id="5" w:name="_Toc244109410"/>
+        <w:t>6. Weather case study</w:t>
+      </w:r>
+      <w:bookmarkEnd w:id="5"/>
+    </w:p>
+    <w:p>
+      <w:pPr>
+        <w:pStyle w:val="Heading3"/>
+      </w:pPr>
       <w:r>
         <w:rPr>
           <w:rFonts w:ascii="Calibri" w:hAnsi="Calibri"/>
         </w:rPr>
-        <w:t>6. Weather case study</w:t>
-      </w:r>
-      <w:bookmarkEnd w:id="5"/>
-    </w:p>
-    <w:p>
-      <w:pPr>
-        <w:pStyle w:val="Heading3"/>
-      </w:pPr>
-      <w:r>
-        <w:rPr>
-          <w:rFonts w:ascii="Calibri" w:hAnsi="Calibri"/>
-        </w:rPr>
         <w:t>6.1 Data and preprocessing</w:t>
       </w:r>
     </w:p>
     <w:p>
       <w:r>
-        <w:t>The study uses NOAA NCEI Global Summary of the Day (GSOD) daily observations for New York Central Park (station 72505394728 = USAF 725053 + WBAN 94728; 40.77898 N, −73.96925 E, 42.7 m), 1 January 2019 to 31 December 2024. The raw yearly CSV files come from the NCEI access directory; their SHA-256 hashes were recorded at acquisition, and a fresh download on 28 October 2026 was byte-identical. GSOD data are free for research and educational use with no warranty, and the product has no DOI. [E]</w:t>
-      </w:r>
-    </w:p>
-    <w:p>
-      <w:r>
-        <w:t>Independent parsing of the raw files gives 2192 rows (365 / 366 / 365 / 365 / 365 / 366 by year), 2192 distinct dates and a complete calendar. Missing-value codes: TEMP 0, DEWP 0, SLP 4 (9999.9), WDSP 125, GUST 911, SNDP 2119. Units were converted before any distance computation (°F → °C; mb ≡ hPa; knots → m s⁻¹; inches → mm) and no value was imputed. [M] Three data decisions shape the analysis:</w:t>
+        <w:t>The study uses NOAA NCEI Global Summary of the Day (GSOD) daily observations for New York Central Park (station 72505394728 = USAF 725053 + WBAN 94728; 40.77898 N, −73.96925 E, 42.7 m), 1 January 2019 to 31 December 2024. The raw yearly CSV files come from the NCEI access directory; their SHA-256 hashes were recorded at acquisition, and a fresh download on 28 October 2026 was byte-identical. GSOD data are free for research and educational use with no warranty, and the product has no DOI.</w:t>
+      </w:r>
+    </w:p>
+    <w:p>
+      <w:r>
+        <w:t>Independent parsing of the raw files gives 2192 rows (365 / 366 / 365 / 365 / 365 / 366 by year), 2192 distinct dates and a complete calendar. Missing-value codes: TEMP 0, DEWP 0, SLP 4 (9999.9), WDSP 125, GUST 911, SNDP 2119. Units were converted before any distance computation (°F → °C; mb ≡ hPa; knots → m s⁻¹; inches → mm) and no value was imputed. Three data decisions shape the analysis:</w:t>
       </w:r>
     </w:p>
     <w:p>
@@ -4125,7 +4048,7 @@
           <w:noProof/>
         </w:rPr>
         <w:drawing>
-          <wp:inline distT="0" distB="0" distL="0" distR="0" wp14:anchorId="530E16E1" wp14:editId="5E909844">
+          <wp:inline distT="0" distB="0" distL="0" distR="0" wp14:anchorId="7DDD73AC" wp14:editId="33AB76D6">
             <wp:extent cx="5832000" cy="1841684"/>
             <wp:effectExtent l="0" t="0" r="0" b="0"/>
             <wp:docPr id="5" name="Picture 5"/>
@@ -4177,13 +4100,12 @@
         <w:rPr>
           <w:rFonts w:ascii="Calibri" w:hAnsi="Calibri"/>
         </w:rPr>
-        <w:lastRenderedPageBreak/>
         <w:t>6.2 PCA and Mapper on the static state cloud</w:t>
       </w:r>
     </w:p>
     <w:p>
       <w:r>
-        <w:t>On the z-scored TEMP/DEWP/SLP cloud, PC1 explains 69.0 % (TEMP and DEWP, negative SLP weight) and PC2 28.6 %, 97.6 % cumulatively: the three features are effectively two-dimensional. The Mapper grid ({5, 10, 15, 20} × {0.35, 0.50}, PCA-1 lens, KMeans k = 2, reference (10, 0.35)) was fixed before the outputs were inspected. [M]</w:t>
+        <w:t>On the z-scored TEMP/DEWP/SLP cloud, PC1 explains 69.0 % (TEMP and DEWP, negative SLP weight) and PC2 28.6 %, 97.6 % cumulatively: the three features are effectively two-dimensional. The Mapper grid ({5, 10, 15, 20} × {0.35, 0.50}, PCA-1 lens, KMeans k = 2, reference (10, 0.35)) was fixed before the outputs were inspected.</w:t>
       </w:r>
     </w:p>
     <w:tbl>
@@ -4953,6 +4875,7 @@
               <w:rPr>
                 <w:sz w:val="16"/>
               </w:rPr>
+              <w:lastRenderedPageBreak/>
               <w:t>(20, 0.35)</w:t>
             </w:r>
           </w:p>
@@ -5185,10 +5108,9 @@
         <w:rPr>
           <w:noProof/>
         </w:rPr>
-        <w:lastRenderedPageBreak/>
         <w:drawing>
-          <wp:inline distT="0" distB="0" distL="0" distR="0" wp14:anchorId="6C2E636F" wp14:editId="4AA98765">
-            <wp:extent cx="3853333" cy="6119999"/>
+          <wp:inline distT="0" distB="0" distL="0" distR="0" wp14:anchorId="53FAB234" wp14:editId="53935326">
+            <wp:extent cx="2946666" cy="4679999"/>
             <wp:effectExtent l="0" t="0" r="0" b="0"/>
             <wp:docPr id="6" name="Picture 6"/>
             <wp:cNvGraphicFramePr>
@@ -5210,7 +5132,7 @@
                   <pic:spPr>
                     <a:xfrm>
                       <a:off x="0" y="0"/>
-                      <a:ext cx="3853333" cy="6119999"/>
+                      <a:ext cx="2946666" cy="4679999"/>
                     </a:xfrm>
                     <a:prstGeom prst="rect">
                       <a:avLst/>
@@ -5279,7 +5201,7 @@
         <w:t>maxdim = 1</w:t>
       </w:r>
       <w:r>
-        <w:t xml:space="preserve"> and the default threshold. [M]</w:t>
+        <w:t xml:space="preserve"> and the default threshold.</w:t>
       </w:r>
     </w:p>
     <w:tbl>
@@ -6041,7 +5963,7 @@
     <w:p>
       <w:r>
         <w:lastRenderedPageBreak/>
-        <w:t>Each configuration has one H1 class that exceeds the next by a factor of 4.75–7.32 (r₁ ≥ 3, the stated convention). The six configurations use one dataset and bracket the annual period (five have spans between 210 and 630 days; the reference τ = 60, d = 8 comes from the study plan), so agreement across them is consistency, not independent replication. No record fixes the order in which the sweep was designed and analysed (Section 10.3). [I]</w:t>
+        <w:t>Each configuration has one H1 class that exceeds the next by a factor of 4.75–7.32 (r₁ ≥ 3, the stated convention). The six configurations use one dataset and bracket the annual period (five have spans between 210 and 630 days; the reference τ = 60, d = 8 comes from the study plan), so agreement across them is consistency, not independent replication. No record fixes the order in which the sweep was designed and analysed (Section 10.3).</w:t>
       </w:r>
     </w:p>
     <w:p>
@@ -6063,7 +5985,7 @@
           <w:noProof/>
         </w:rPr>
         <w:drawing>
-          <wp:inline distT="0" distB="0" distL="0" distR="0" wp14:anchorId="64BC0116" wp14:editId="1B828934">
+          <wp:inline distT="0" distB="0" distL="0" distR="0" wp14:anchorId="55E9C5F9" wp14:editId="045CD440">
             <wp:extent cx="5832000" cy="2455579"/>
             <wp:effectExtent l="0" t="0" r="0" b="0"/>
             <wp:docPr id="7" name="Picture 7"/>
@@ -6118,7 +6040,7 @@
           <w:noProof/>
         </w:rPr>
         <w:drawing>
-          <wp:inline distT="0" distB="0" distL="0" distR="0" wp14:anchorId="79D64C0E" wp14:editId="2D30AFD2">
+          <wp:inline distT="0" distB="0" distL="0" distR="0" wp14:anchorId="78475936" wp14:editId="64367522">
             <wp:extent cx="5832000" cy="2210021"/>
             <wp:effectExtent l="0" t="0" r="0" b="0"/>
             <wp:docPr id="8" name="Picture 8"/>
@@ -6197,8 +6119,8 @@
           <w:noProof/>
         </w:rPr>
         <w:drawing>
-          <wp:inline distT="0" distB="0" distL="0" distR="0" wp14:anchorId="3FD5D325" wp14:editId="091213B4">
-            <wp:extent cx="5832000" cy="4710462"/>
+          <wp:inline distT="0" distB="0" distL="0" distR="0" wp14:anchorId="183897C2" wp14:editId="4E22B15C">
+            <wp:extent cx="5794285" cy="4679999"/>
             <wp:effectExtent l="0" t="0" r="0" b="0"/>
             <wp:docPr id="9" name="Picture 9"/>
             <wp:cNvGraphicFramePr>
@@ -6220,7 +6142,7 @@
                   <pic:spPr>
                     <a:xfrm>
                       <a:off x="0" y="0"/>
-                      <a:ext cx="5832000" cy="4710462"/>
+                      <a:ext cx="5794285" cy="4679999"/>
                     </a:xfrm>
                     <a:prstGeom prst="rect">
                       <a:avLst/>
@@ -6253,8 +6175,8 @@
         </w:rPr>
         <w:lastRenderedPageBreak/>
         <w:drawing>
-          <wp:inline distT="0" distB="0" distL="0" distR="0" wp14:anchorId="158A8B07" wp14:editId="7F044C94">
-            <wp:extent cx="5832000" cy="5027586"/>
+          <wp:inline distT="0" distB="0" distL="0" distR="0" wp14:anchorId="23FB05FE" wp14:editId="7021A681">
+            <wp:extent cx="5428800" cy="4680000"/>
             <wp:effectExtent l="0" t="0" r="0" b="0"/>
             <wp:docPr id="10" name="Picture 10"/>
             <wp:cNvGraphicFramePr>
@@ -6276,7 +6198,7 @@
                   <pic:spPr>
                     <a:xfrm>
                       <a:off x="0" y="0"/>
-                      <a:ext cx="5832000" cy="5027586"/>
+                      <a:ext cx="5428800" cy="4680000"/>
                     </a:xfrm>
                     <a:prstGeom prst="rect">
                       <a:avLst/>
@@ -6334,7 +6256,7 @@
         <w:t>shuffled series</w:t>
       </w:r>
       <w:r>
-        <w:t>: random permutations of the z-scored TEMP values (seeds 20261028 + i), which keep the marginal distribution and destroy temporal order, for the reference configuration only because of cost. Processing the unmodified series with this code reproduces the saved sweep exactly (all six r₁ and dominant persistences; the z-scored array matches the saved one with maximum difference 0). [M]</w:t>
+        <w:t>: random permutations of the z-scored TEMP values (seeds 20261028 + i), which keep the marginal distribution and destroy temporal order, for the reference configuration only because of cost. Processing the unmodified series with this code reproduces the saved sweep exactly (all six r₁ and dominant persistences; the z-scored array matches the saved one with maximum difference 0).</w:t>
       </w:r>
     </w:p>
     <w:tbl>
@@ -6978,8 +6900,7 @@
     </w:p>
     <w:p>
       <w:r>
-        <w:lastRenderedPageBreak/>
-        <w:t>The two fitted harmonic pairs explain 82.2 % of the variance of the z-scored series. After their removal r₁ lies between 1.02 and 1.14 in every configuration. The ten shuffled series give r₁ between 1.007 and 1.219 (median 1.06) and dominant persistence 0.58–0.65; none reaches r₁ = 3. [M]</w:t>
+        <w:t>The two fitted harmonic pairs explain 82.2 % of the variance of the z-scored series. After their removal r₁ lies between 1.02 and 1.14 in every configuration. The ten shuffled series give r₁ between 1.007 and 1.219 (median 1.06) and dominant persistence 0.58–0.65; none reaches r₁ = 3.</w:t>
       </w:r>
     </w:p>
     <w:p>
@@ -6992,8 +6913,9 @@
         <w:rPr>
           <w:noProof/>
         </w:rPr>
+        <w:lastRenderedPageBreak/>
         <w:drawing>
-          <wp:inline distT="0" distB="0" distL="0" distR="0" wp14:anchorId="62FABD14" wp14:editId="48349716">
+          <wp:inline distT="0" distB="0" distL="0" distR="0" wp14:anchorId="55FD9CC5" wp14:editId="7D741FC8">
             <wp:extent cx="5832000" cy="2916000"/>
             <wp:effectExtent l="0" t="0" r="0" b="0"/>
             <wp:docPr id="11" name="Picture 11"/>
@@ -7042,7 +6964,7 @@
         <w:rPr>
           <w:b/>
         </w:rPr>
-        <w:t>What the controls establish [I].</w:t>
+        <w:t>What the controls establish.</w:t>
       </w:r>
       <w:r>
         <w:t xml:space="preserve"> Under the stated criterion (r₁ ≥ 3), the temperature embedding has a dominant H1 persistence-gap cue, and the two null constructions do not. H1 classes are still present in every null embedding (about 2000–2600 classes per embedding for the anomaly series), and the absolute dominant persistence of the anomaly series (0.5–0.8 z units) is not small; what is absent is a </w:t>
@@ -7075,7 +6997,7 @@
       <w:pPr>
         <w:pStyle w:val="Heading2"/>
       </w:pPr>
-      <w:bookmarkStart w:id="6" w:name="_Toc244109411"/>
+      <w:bookmarkStart w:id="6" w:name="_Toc244111181"/>
       <w:r>
         <w:rPr>
           <w:rFonts w:ascii="Calibri" w:hAnsi="Calibri"/>
@@ -7097,7 +7019,35 @@
     </w:p>
     <w:p>
       <w:r>
-        <w:t>The explorer is a single 0.57 MB HTML file (</w:t>
+        <w:t>The explorer is a single 0.57 MB HTML file, included in the project repository, that displays saved Mapper results: the annulus and figure-eight grids of E2 (12 cells each), the no-loop blob control (2 cells) and the weather grid including the day-of-year lens variant (9 cells) — 35 cells over four datasets. For each cell it shows the configuration (cover resolution, overlap, lens, clusterer, seed, number of points), structure statistics with their definitions, the graph in a native and a component-separate</w:t>
+      </w:r>
+      <w:r>
+        <w:t>d layout (coordinates are precomputed; switching changes only coordinates), a comparison with the dataset's reference cell (differences in node, edge, component and cycle counts, and the indicator S with its caveat), the input point cloud, the saved persistence diagram (weather: a state-space ↔ seasonal toggle), and a JSON export with provenance (source file and SHA-256) and the interpretive caveats. The essential H0 class (death = ∞) is drawn as a hollow triangle at 1.05 × the largest finite death, a displ</w:t>
+      </w:r>
+      <w:r>
+        <w:t>ay convention that the legend states.</w:t>
+      </w:r>
+    </w:p>
+    <w:p>
+      <w:r>
+        <w:lastRenderedPageBreak/>
+        <w:t>The explorer computes nothing. It cannot show a parameter cell that was not precomputed, it recomputes neither Mapper nor persistence, and it needs no server. Three safeguards are part of the interface so that a screenshot carries them: S is an exploratory overlap indicator; a Mapper graph cycle is not a loop in the data; a connected graph is not automatically the right reading and a fragmented one is not automatically wrong.</w:t>
+      </w:r>
+    </w:p>
+    <w:p>
+      <w:pPr>
+        <w:pStyle w:val="Heading3"/>
+      </w:pPr>
+      <w:r>
+        <w:rPr>
+          <w:rFonts w:ascii="Calibri" w:hAnsi="Calibri"/>
+        </w:rPr>
+        <w:t>7.2 Offline verification</w:t>
+      </w:r>
+    </w:p>
+    <w:p>
+      <w:r>
+        <w:t xml:space="preserve">An independent browser test, kept in the repository's verification materials, drives Chrome 156.0.8078.49 (Playwright 1.55.0) on Windows 11. It opens the viewer from </w:t>
       </w:r>
       <w:r>
         <w:rPr>
@@ -7105,92 +7055,34 @@
           <w:color w:val="7A1F3D"/>
           <w:sz w:val="19"/>
         </w:rPr>
-        <w:t>extensions/mapper_explorer/viewer/index.html</w:t>
-      </w:r>
-      <w:r>
-        <w:t xml:space="preserve">) that displays saved Mapper results: the annulus and figure-eight grids of E2 (12 cells each), the no-loop blob control (2 cells) and the weather grid including the day-of-year lens variant (9 cells) — 35 cells over four datasets. For each cell it shows the configuration (cover resolution, overlap, lens, clusterer, seed, number of points), structure statistics with their definitions, the graph in a native and a component-separated layout (coordinates are precomputed; switching changes only coordinates), a </w:t>
-      </w:r>
-      <w:r>
-        <w:t xml:space="preserve">comparison with the dataset's reference cell (differences in node, edge, component and cycle counts, and the indicator S with its caveat), </w:t>
-      </w:r>
-      <w:r>
-        <w:lastRenderedPageBreak/>
-        <w:t>the input point cloud, the saved persistence diagram (weather: a state-space ↔ seasonal toggle), and a JSON export with provenance (source file and SHA-256) and the interpretive caveats. The essential H0 class (death = ∞) is drawn as a hollow triangle at 1.05 × the largest finite death, a display convention that the legend states.</w:t>
-      </w:r>
-    </w:p>
-    <w:p>
-      <w:r>
-        <w:t>The explorer computes nothing. It cannot show a parameter cell that was not precomputed, it recomputes neither Mapper nor persistence, and it needs no server. Three safeguards are part of the interface so that a screenshot carries them: S is an exploratory overlap indicator; a Mapper graph cycle is not a loop in the data; a connected graph is not automatically the right reading and a fragmented one is not automatically wrong.</w:t>
-      </w:r>
-    </w:p>
-    <w:p>
-      <w:pPr>
-        <w:pStyle w:val="Heading3"/>
-      </w:pPr>
-      <w:r>
-        <w:rPr>
-          <w:rFonts w:ascii="Calibri" w:hAnsi="Calibri"/>
-        </w:rPr>
-        <w:t>7.2 Offline verification</w:t>
-      </w:r>
-    </w:p>
-    <w:p>
+        <w:t>file://</w:t>
+      </w:r>
+      <w:r>
+        <w:t xml:space="preserve"> in a fresh browser context with the browser's network switched off and every non-file request aborted and logged. It exercises every dataset and cell, reads the rendered DOM and compares it with values recomputed independently (own networkx implementation of V, E, C and E − V + C from the exported graph; own Jaccard S) and with the memberships in the source result files.</w:t>
+      </w:r>
+    </w:p>
+    <w:p>
+      <w:r>
+        <w:t xml:space="preserve">The result is </w:t>
+      </w:r>
+      <w:r>
+        <w:rPr>
+          <w:b/>
+        </w:rPr>
+        <w:t>222 of 222 checks passed</w:t>
+      </w:r>
+      <w:r>
+        <w:t xml:space="preserve">: no request other than the document itself; no script, link, image or frame tag with an external reference; no Performance-API resource entries; no console errors or warnings; no page errors; for all 35 cells the displayed statistics equal the recomputed ones, the number of drawn circles equals the number of nodes, the number of drawn lines equals the number of link entries, the exported memberships equal the memberships in the source result files, the export corresponds to the selected cell, and S equals </w:t>
+      </w:r>
+      <w:r>
+        <w:t xml:space="preserve">the independently computed value within the precision stored in the source (four decimals for E2, three for the weather grid; the viewer prints the stored precision). At viewport sizes 1920×1080, 1440×900, 1366×768, 1024×768, 768×1024 and 390×844 there is no horizontal page overflow and no clipped text element. For contrast, the stock kmapper HTML export of the annulus graph in the same cold, offline session issues requests to cdnjs, jsDelivr, Google Fonts and imgur, throws </w:t>
+      </w:r>
       <w:r>
         <w:rPr>
           <w:rFonts w:ascii="Consolas" w:eastAsia="Consolas" w:hAnsi="Consolas"/>
           <w:color w:val="7A1F3D"/>
           <w:sz w:val="19"/>
         </w:rPr>
-        <w:t>verification/explorer_offline_test.py</w:t>
-      </w:r>
-      <w:r>
-        <w:t xml:space="preserve"> drives Chrome 156.0.8078.49 (Playwright 1.55.0) on Windows 11. It opens the viewer from </w:t>
-      </w:r>
-      <w:r>
-        <w:rPr>
-          <w:rFonts w:ascii="Consolas" w:eastAsia="Consolas" w:hAnsi="Consolas"/>
-          <w:color w:val="7A1F3D"/>
-          <w:sz w:val="19"/>
-        </w:rPr>
-        <w:t>file://</w:t>
-      </w:r>
-      <w:r>
-        <w:t xml:space="preserve"> in a fresh browser context with the browser's network switched off and every non-file request aborted and logged. It exercises every dataset and cell, reads the rendered DOM and compares it with values recomputed independently (own networkx implementation of V, E, C and E − V + C from the exported graph; own Jaccard S) and with the memberships in the source result files. [M]</w:t>
-      </w:r>
-    </w:p>
-    <w:p>
-      <w:r>
-        <w:t xml:space="preserve">The result is </w:t>
-      </w:r>
-      <w:r>
-        <w:rPr>
-          <w:b/>
-        </w:rPr>
-        <w:t>222 of 222 checks passed</w:t>
-      </w:r>
-      <w:r>
-        <w:t xml:space="preserve">: no request other than the document itself; no script, link, image or frame tag with an external reference; no Performance-API resource entries; no console errors or warnings; no page errors; for all 35 cells the displayed statistics equal the recomputed ones, the number of drawn circles equals the number of nodes, the number of drawn lines equals the number of link entries, the exported memberships equal the memberships in the source result files, the export corresponds to the selected cell, and S equals </w:t>
-      </w:r>
-      <w:r>
-        <w:t>the independently computed value within the precision stored in the source (four decimals for E2, three for the weather grid; the viewer prints the stored precision). At viewport sizes 1920×1080, 1440×900, 1366×768, 1024×768, 768×1024 and 390×844 there is no horizontal page overflow and no clipped text element. For contrast, the stock kmapper HTML export (</w:t>
-      </w:r>
-      <w:r>
-        <w:rPr>
-          <w:rFonts w:ascii="Consolas" w:eastAsia="Consolas" w:hAnsi="Consolas"/>
-          <w:color w:val="7A1F3D"/>
-          <w:sz w:val="19"/>
-        </w:rPr>
-        <w:t>figures/e1/annulus_mapper.html</w:t>
-      </w:r>
-      <w:r>
-        <w:t xml:space="preserve">) in the same cold, offline session issues requests to cdnjs, jsDelivr, Google Fonts and imgur, throws </w:t>
-      </w:r>
-      <w:r>
-        <w:rPr>
-          <w:rFonts w:ascii="Consolas" w:eastAsia="Consolas" w:hAnsi="Consolas"/>
-          <w:color w:val="7A1F3D"/>
-          <w:sz w:val="19"/>
-        </w:rPr>
         <w:t>d3 is not defined</w:t>
       </w:r>
       <w:r>
@@ -7268,8 +7160,8 @@
         </w:rPr>
         <w:lastRenderedPageBreak/>
         <w:drawing>
-          <wp:inline distT="0" distB="0" distL="0" distR="0" wp14:anchorId="2494F345" wp14:editId="01457476">
-            <wp:extent cx="5832000" cy="5062500"/>
+          <wp:inline distT="0" distB="0" distL="0" distR="0" wp14:anchorId="6AF44346" wp14:editId="37C5CBF1">
+            <wp:extent cx="4147200" cy="3600000"/>
             <wp:effectExtent l="0" t="0" r="0" b="0"/>
             <wp:docPr id="12" name="Picture 12"/>
             <wp:cNvGraphicFramePr>
@@ -7291,7 +7183,7 @@
                   <pic:spPr>
                     <a:xfrm>
                       <a:off x="0" y="0"/>
-                      <a:ext cx="5832000" cy="5062500"/>
+                      <a:ext cx="4147200" cy="3600000"/>
                     </a:xfrm>
                     <a:prstGeom prst="rect">
                       <a:avLst/>
@@ -7322,10 +7214,9 @@
         <w:rPr>
           <w:noProof/>
         </w:rPr>
-        <w:lastRenderedPageBreak/>
         <w:drawing>
-          <wp:inline distT="0" distB="0" distL="0" distR="0" wp14:anchorId="609196E7" wp14:editId="4C56F30F">
-            <wp:extent cx="5832000" cy="5062500"/>
+          <wp:inline distT="0" distB="0" distL="0" distR="0" wp14:anchorId="3A2DAB9A" wp14:editId="051CFEA0">
+            <wp:extent cx="4147200" cy="3600000"/>
             <wp:effectExtent l="0" t="0" r="0" b="0"/>
             <wp:docPr id="13" name="Picture 13"/>
             <wp:cNvGraphicFramePr>
@@ -7347,7 +7238,7 @@
                   <pic:spPr>
                     <a:xfrm>
                       <a:off x="0" y="0"/>
-                      <a:ext cx="5832000" cy="5062500"/>
+                      <a:ext cx="4147200" cy="3600000"/>
                     </a:xfrm>
                     <a:prstGeom prst="rect">
                       <a:avLst/>
@@ -7380,8 +7271,8 @@
         </w:rPr>
         <w:lastRenderedPageBreak/>
         <w:drawing>
-          <wp:inline distT="0" distB="0" distL="0" distR="0" wp14:anchorId="3EB77545" wp14:editId="1F1AA459">
-            <wp:extent cx="5832000" cy="5062500"/>
+          <wp:inline distT="0" distB="0" distL="0" distR="0" wp14:anchorId="44610522" wp14:editId="590ECE5B">
+            <wp:extent cx="4147200" cy="3600000"/>
             <wp:effectExtent l="0" t="0" r="0" b="0"/>
             <wp:docPr id="14" name="Picture 14"/>
             <wp:cNvGraphicFramePr>
@@ -7403,7 +7294,7 @@
                   <pic:spPr>
                     <a:xfrm>
                       <a:off x="0" y="0"/>
-                      <a:ext cx="5832000" cy="5062500"/>
+                      <a:ext cx="4147200" cy="3600000"/>
                     </a:xfrm>
                     <a:prstGeom prst="rect">
                       <a:avLst/>
@@ -7428,7 +7319,7 @@
       <w:pPr>
         <w:pStyle w:val="Heading2"/>
       </w:pPr>
-      <w:bookmarkStart w:id="7" w:name="_Toc244109412"/>
+      <w:bookmarkStart w:id="7" w:name="_Toc244111182"/>
       <w:r>
         <w:rPr>
           <w:rFonts w:ascii="Calibri" w:hAnsi="Calibri"/>
@@ -7479,7 +7370,7 @@
         <w:t>seed = 20261022 + offset + i</w:t>
       </w:r>
       <w:r>
-        <w:t>, indices stored per replicate. The seed rule regenerates all 90 stored index sets; persistence and Mapper use identical indices; each point appears 15–30 times (mean 24). The subsamples overlap the full-data reference, and the full-data cloud is itself one realisation of the generator (G1). [M]</w:t>
+        <w:t>, indices stored per replicate. The seed rule regenerates all 90 stored index sets; persistence and Mapper use identical indices; each point appears 15–30 times (mean 24). The subsamples overlap the full-data reference, and the full-data cloud is itself one realisation of the generator (G1).</w:t>
       </w:r>
     </w:p>
     <w:p>
@@ -7804,7 +7695,6 @@
               <w:rPr>
                 <w:sz w:val="18"/>
               </w:rPr>
-              <w:lastRenderedPageBreak/>
               <w:t>blob (control)</w:t>
             </w:r>
           </w:p>
@@ -7882,10 +7772,11 @@
     </w:p>
     <w:p>
       <w:r>
-        <w:t>The constructed loops are far above the noise floor in every subsample (r_k ≥ 7.35 in all 60 annulus and figure-eight replicates) and the blob never reaches 3. The median bottleneck distance relative to the reference dominant persistence is 1.9 % / 4.0 % / 34 % for annulus / figure-eight / blob; because the absolute medians (0.029, 0.019, 0.048) are all noise-scale and within a factor of 2.5 of one another, the ratios mainly reflect the different sizes of the reference features (1.496, 0.481, 0.140), and th</w:t>
-      </w:r>
-      <w:r>
-        <w:t>e percentages are descriptive only.</w:t>
+        <w:t xml:space="preserve">The constructed loops are far above the noise floor in every subsample (r_k ≥ 7.35 in all 60 annulus and figure-eight replicates) and the blob never reaches 3. The median bottleneck distance relative to the reference dominant persistence is 1.9 % / 4.0 % / 34 % for annulus / figure-eight / blob; because the absolute medians (0.029, 0.019, 0.048) are all noise-scale and within a factor of 2.5 of one another, the ratios mainly </w:t>
+      </w:r>
+      <w:r>
+        <w:lastRenderedPageBreak/>
+        <w:t>reflect the different sizes of the reference features (1.496, 0.481, 0.140), and the percentages are descriptive only.</w:t>
       </w:r>
     </w:p>
     <w:p>
@@ -7899,7 +7790,7 @@
         <w:t xml:space="preserve"> Thirty independent redraws of each shape (seeds 777000 + i, n = 500) compared with the same seed-42 reference diagram give H1 bottleneck medians of 0.041 (annulus; IQR 0.033–0.050), 0.034 (figure-eight; 0.026–0.042) and 0.050 (blob; 0.048–0.057), against 0.029 / 0.019 / 0.048 for the overlapping subsamples: a factor of about 1.4 for the annulus and 1.8 for the figure-eight, and little for the blob. Across independent draws the annulus dominant H1 persistence is 1.447–1.587 (r₁ 11.6–21.8), the figure-eight </w:t>
       </w:r>
       <w:r>
-        <w:t>0.445–0.553 (r₂ 8.0–16.6) and the blob 0.078–0.157 (r₁ 1.00–1.64). A constructed loop is robustly present in every sample; the blob never shows a dominant class. [M]</w:t>
+        <w:t>0.445–0.553 (r₂ 8.0–16.6) and the blob 0.078–0.157 (r₁ 1.00–1.64). A constructed loop is robustly present in every sample; the blob never shows a dominant class.</w:t>
       </w:r>
     </w:p>
     <w:p>
@@ -7910,7 +7801,7 @@
         <w:t>H0 cardinality (control D5).</w:t>
       </w:r>
       <w:r>
-        <w:t xml:space="preserve"> Every 400-point subsample has 399 finite H0 classes against 499 for the reference. Each unmatched short class adds transport cost, so H0 Wasserstein values are inflated by the class-count difference — for replicate 0, 3.68 against the 500-point reference, 0.67 against another 400-point subsample — and must not be read as instability or compared in magnitude with H1 values. The H0 bottleneck is less affected but not unaffected (0.026 against the reference, 0.016 against another subsample). [M]</w:t>
+        <w:t xml:space="preserve"> Every 400-point subsample has 399 finite H0 classes against 499 for the reference. Each unmatched short class adds transport cost, so H0 Wasserstein values are inflated by the class-count difference — for replicate 0, 3.68 against the 500-point reference, 0.67 against another 400-point subsample — and must not be read as instability or compared in magnitude with H1 values. The H0 bottleneck is less affected but not unaffected (0.026 against the reference, 0.016 against another subsample).</w:t>
       </w:r>
     </w:p>
     <w:p>
@@ -7924,7 +7815,7 @@
           <w:noProof/>
         </w:rPr>
         <w:drawing>
-          <wp:inline distT="0" distB="0" distL="0" distR="0" wp14:anchorId="5C1F9A5C" wp14:editId="4371A5D2">
+          <wp:inline distT="0" distB="0" distL="0" distR="0" wp14:anchorId="280F4D34" wp14:editId="6E119D0E">
             <wp:extent cx="5832000" cy="1927096"/>
             <wp:effectExtent l="0" t="0" r="0" b="0"/>
             <wp:docPr id="15" name="Picture 15"/>
@@ -7978,9 +7869,8 @@
         <w:rPr>
           <w:noProof/>
         </w:rPr>
-        <w:lastRenderedPageBreak/>
         <w:drawing>
-          <wp:inline distT="0" distB="0" distL="0" distR="0" wp14:anchorId="79F3406D" wp14:editId="03FB9F52">
+          <wp:inline distT="0" distB="0" distL="0" distR="0" wp14:anchorId="34C301C5" wp14:editId="3827BAC2">
             <wp:extent cx="5832000" cy="3443657"/>
             <wp:effectExtent l="0" t="0" r="0" b="0"/>
             <wp:docPr id="16" name="Picture 16"/>
@@ -8034,8 +7924,9 @@
         <w:rPr>
           <w:noProof/>
         </w:rPr>
+        <w:lastRenderedPageBreak/>
         <w:drawing>
-          <wp:inline distT="0" distB="0" distL="0" distR="0" wp14:anchorId="671BBADE" wp14:editId="2DDCCBB0">
+          <wp:inline distT="0" distB="0" distL="0" distR="0" wp14:anchorId="6734764C" wp14:editId="62AB28EF">
             <wp:extent cx="5832000" cy="2394189"/>
             <wp:effectExtent l="0" t="0" r="0" b="0"/>
             <wp:docPr id="17" name="Picture 17"/>
@@ -8478,11 +8369,7 @@
     </w:p>
     <w:p>
       <w:r>
-        <w:t xml:space="preserve">The count of subsamples without a cycle depends on the reference graph and on the seed set. The seed-42 annulus graph has cyclomatic number 2, whereas independent redraws of the annulus give 0 in 20 of 30, 1 in </w:t>
-      </w:r>
-      <w:r>
-        <w:lastRenderedPageBreak/>
-        <w:t>7 and 2 in 3 under the same rule; a separate set of 30 fresh 80 % subsamples of the same cloud gave 18 / 8 / 4. The subsample counts therefore carry a binomial standard error of about 0.09 in the proportion. [M]</w:t>
+        <w:t>The count of subsamples without a cycle depends on the reference graph and on the seed set. The seed-42 annulus graph has cyclomatic number 2, whereas independent redraws of the annulus give 0 in 20 of 30, 1 in 7 and 2 in 3 under the same rule; a separate set of 30 fresh 80 % subsamples of the same cloud gave 18 / 8 / 4. The subsample counts therefore carry a binomial standard error of about 0.09 in the proportion.</w:t>
       </w:r>
     </w:p>
     <w:p>
@@ -8496,7 +8383,7 @@
         <w:t xml:space="preserve"> With single-linkage clustering at ε = 3.0 × the median 5-NN distance of the full cloud and everything else unchanged, the annulus graph has exactly one cycle in 30/30 subsamples and is connected in 29/30; the figure-eight has two cycles and one component in 30/30; the blob has no cycle in 27/30 but 7–12 components. With ε = 1.5 × that distance the annulus cycle cue is absent in 22/30 (components typically 4–6, range 1–10), the figure-eight has none in 30/30 (6–12 components) and the blob none in 29/30 (28–</w:t>
       </w:r>
       <w:r>
-        <w:t>41 components). Over the independent redraws, ε = 3.0 gives one cycle and one component in 30/30 annulus draws, two cycles in 28/30 figure-eight draws (one in 2), and no cycle in 29/30 blob draws with 3–10 components; the forced two-cluster rule gives noise-scale cycles (cyclomatic 2–8) in all 30 blob draws. [M]</w:t>
+        <w:t>41 components). Over the independent redraws, ε = 3.0 gives one cycle and one component in 30/30 annulus draws, two cycles in 28/30 figure-eight draws (one in 2), and no cycle in 29/30 blob draws with 3–10 components; the forced two-cluster rule gives noise-scale cycles (cyclomatic 2–8) in all 30 blob draws.</w:t>
       </w:r>
     </w:p>
     <w:tbl>
@@ -8754,8 +8641,9 @@
         <w:rPr>
           <w:noProof/>
         </w:rPr>
+        <w:lastRenderedPageBreak/>
         <w:drawing>
-          <wp:inline distT="0" distB="0" distL="0" distR="0" wp14:anchorId="0A7EEE24" wp14:editId="42828E54">
+          <wp:inline distT="0" distB="0" distL="0" distR="0" wp14:anchorId="5B4E452B" wp14:editId="64C0757C">
             <wp:extent cx="5832000" cy="3825791"/>
             <wp:effectExtent l="0" t="0" r="0" b="0"/>
             <wp:docPr id="18" name="Picture 18"/>
@@ -8809,9 +8697,8 @@
         <w:rPr>
           <w:noProof/>
         </w:rPr>
-        <w:lastRenderedPageBreak/>
         <w:drawing>
-          <wp:inline distT="0" distB="0" distL="0" distR="0" wp14:anchorId="259B0FA6" wp14:editId="48B412B2">
+          <wp:inline distT="0" distB="0" distL="0" distR="0" wp14:anchorId="46680158" wp14:editId="1F086B02">
             <wp:extent cx="5832000" cy="2851200"/>
             <wp:effectExtent l="0" t="0" r="0" b="0"/>
             <wp:docPr id="19" name="Picture 19"/>
@@ -8860,7 +8747,7 @@
         <w:rPr>
           <w:b/>
         </w:rPr>
-        <w:t>Interpretation [I].</w:t>
+        <w:t>Interpretation.</w:t>
       </w:r>
       <w:r>
         <w:t xml:space="preserve"> The reliability of the Mapper cycle cue depends on the clustering rule and its scale: a forced split makes it unreliable and generates noise cycles on the blob; a moderately scaled data-adaptive rule makes it stable for the annulus and figure-eight; a smaller scale fragments the graph. A user cannot tell from the Mapper picture which regime they are in. The single-linkage scales were chosen after the KMeans result was known and only two were tried, so the stable result at ε = 3.0 is an existence demonstrat</w:t>
@@ -8871,6 +8758,7 @@
     </w:p>
     <w:p>
       <w:r>
+        <w:lastRenderedPageBreak/>
         <w:t>The indicator S has a ceiling here: restricting the reference nodes to the sampled points already gives S = 0.800 (median; range 0.786–0.822), so the annulus median 0.585 is about 73 % of what sampling alone allows (the ceiling was measured for the annulus only, so the figure-eight and blob medians should be read with the same caveat).</w:t>
       </w:r>
     </w:p>
@@ -8890,7 +8778,7 @@
         <w:t>For each omitted calendar year the retained days are re-z-scored, and windows are built within contiguous retained blocks so that no window crosses the omitted year: 6 folds × 6 configurations = 36 embeddings. An independent re-computation of two folds with a separate year split and z-scoring reproduced the saved number of windows, dominant persistence and r₁ (omitting 2022 and 2020, τ = 73, d = 6: 1.885 / 5.748 and 1.432 / 4.954). r₁ ranges from 4.376 to 7.754 over the 36 fold-configurations (full-data ran</w:t>
       </w:r>
       <w:r>
-        <w:t>ge 4.75–7.32); the minimum occurs for the 2024 fold with τ = 73, d = 6. Dominant persistence is in retained-series z units and is comparable across folds only up to the retained standard deviation (8.77–9.11 °C); r₁ is invariant to that rescaling (embedding raw °C and z-scored data gives r₁ 4.744627 and 4.744628). [M]</w:t>
+        <w:t>ge 4.75–7.32); the minimum occurs for the 2024 fold with τ = 73, d = 6. Dominant persistence is in retained-series z units and is comparable across folds only up to the retained standard deviation (8.77–9.11 °C); r₁ is invariant to that rescaling (embedding raw °C and z-scored data gives r₁ 4.744627 and 4.744628).</w:t>
       </w:r>
     </w:p>
     <w:p>
@@ -8904,7 +8792,7 @@
         <w:t xml:space="preserve"> In the 2020 and 2023 folds the retained single-year block (365 or 366 days) is shorter than or barely longer than the span and contributes at most 6 windows (none at all in 5 of the 10 affected fold-configurations), so omitting 2020 or 2023 effectively also omits the neighbouring year for those configurations: 10 of the 36 fold-configurations are not leave-one-year-out in effect. An annual harmonic explains 82 % of the series variance, so a dominant loop would be expected from any block of three or more ye</w:t>
       </w:r>
       <w:r>
-        <w:t>ars, and the 36 embeddings share four-sixths of the data pairwise and are not independent replicates. The analysis therefore shows only that no single year is needed for the cue; it is a sensitivity analysis, not a hypothesis test, a confidence interval, independent validation, or a statement about other climates. The null controls of Section 6.4 give the weather result its discriminating power. [I]</w:t>
+        <w:t>ars, and the 36 embeddings share four-sixths of the data pairwise and are not independent replicates. The analysis therefore shows only that no single year is needed for the cue; it is a sensitivity analysis, not a hypothesis test, a confidence interval, independent validation, or a statement about other climates. The null controls of Section 6.4 give the weather result its discriminating power.</w:t>
       </w:r>
     </w:p>
     <w:p>
@@ -8917,9 +8805,8 @@
         <w:rPr>
           <w:noProof/>
         </w:rPr>
-        <w:lastRenderedPageBreak/>
         <w:drawing>
-          <wp:inline distT="0" distB="0" distL="0" distR="0" wp14:anchorId="3F3E03C4" wp14:editId="49234C85">
+          <wp:inline distT="0" distB="0" distL="0" distR="0" wp14:anchorId="20FDDDA2" wp14:editId="462C4247">
             <wp:extent cx="5832000" cy="2180661"/>
             <wp:effectExtent l="0" t="0" r="0" b="0"/>
             <wp:docPr id="20" name="Picture 20"/>
@@ -8983,7 +8870,7 @@
       <w:pPr>
         <w:pStyle w:val="Heading2"/>
       </w:pPr>
-      <w:bookmarkStart w:id="8" w:name="_Toc244109413"/>
+      <w:bookmarkStart w:id="8" w:name="_Toc244111183"/>
       <w:r>
         <w:rPr>
           <w:rFonts w:ascii="Calibri" w:hAnsi="Calibri"/>
@@ -9008,10 +8895,14 @@
         <w:rPr>
           <w:b/>
         </w:rPr>
-        <w:t>RQ1 (workflow) [M].</w:t>
-      </w:r>
-      <w:r>
-        <w:t xml:space="preserve"> The triad natively provides persistent homology, diagram plotting, diagram distances and matching plots, a static Mapper drawing and an interactive HTML export. It relies on custom code for generators, barcodes and the reproduction harness (130 counted lines), on scikit-learn for lens and clustering, and on networkx for component and cycle counts. The interactive export does not work offline (Section 7.2). The ecosystem is a partial visualization system: strong on computing and on primary encodings, thin o</w:t>
+        <w:t>RQ1 (workflow).</w:t>
+      </w:r>
+      <w:r>
+        <w:t xml:space="preserve"> The triad natively provides persistent homology, diagram plotting, diagram distances and matching plots, a static Mapper drawing and an interactive HTML export. It relies on custom code for </w:t>
+      </w:r>
+      <w:r>
+        <w:lastRenderedPageBreak/>
+        <w:t>generators, barcodes and the reproduction harness (130 counted lines), on scikit-learn for lens and clustering, and on networkx for component and cycle counts. The interactive export does not work offline (Section 7.2). The ecosystem is a partial visualization system: strong on computing and on primary encodings, thin o</w:t>
       </w:r>
       <w:r>
         <w:t>n the interpretive layer that tells a viewer what a feature is worth, and without a view of how a Mapper graph changes across parameters.</w:t>
@@ -9022,7 +8913,7 @@
         <w:rPr>
           <w:b/>
         </w:rPr>
-        <w:t>RQ2 (sensitivity) [M].</w:t>
+        <w:t>RQ2 (sensitivity).</w:t>
       </w:r>
       <w:r>
         <w:t xml:space="preserve"> Cover resolution, overlap, and the clusterer rule and scale all change the structural story a Mapper graph tells — tree, one cycle, two cycles, or fragments. In the default configuration, which forces two clusters per cover interval, the figure-eight fragments at the reference cell and the no-loop blob shows noise cycles; with a data-adaptive clusterer at one scale the figure-eight is connected with two cycles and the blob has almost none but is split into many components. The explorer makes the dependence</w:t>
@@ -9036,7 +8927,7 @@
         <w:rPr>
           <w:b/>
         </w:rPr>
-        <w:t>RQ3 (what the artifacts communicate) [I].</w:t>
+        <w:t>RQ3 (what the artifacts communicate).</w:t>
       </w:r>
       <w:r>
         <w:t xml:space="preserve"> Diagrams make a dominant loop apparent when it exists, and an essential H0 point and unlabeled colours can mislead a reader; Mapper graphs make cycles and fragments salient whether or not they correspond to loops in the data; native layouts can overlap components. This rests on a single, invested observer with AI viewing assistance and says nothing about how people read these figures.</w:t>
@@ -9047,7 +8938,7 @@
         <w:rPr>
           <w:b/>
         </w:rPr>
-        <w:t>Weather study [M, I].</w:t>
+        <w:t>Weather study.</w:t>
       </w:r>
       <w:r>
         <w:t xml:space="preserve"> A sliding-window embedding of a six-year daily temperature series yields a dominant H1 class in all six tested configurations; the matched null controls do not meet the same dominance criterion; the cue therefore depends on the annual harmonic structure and on temporal order in this series. The Mapper view of the static three-feature cloud adds a graph whose cycles and fragmentation are parameter-dependent.</w:t>
@@ -9058,8 +8949,7 @@
         <w:rPr>
           <w:b/>
         </w:rPr>
-        <w:lastRenderedPageBreak/>
-        <w:t>Resampling [M].</w:t>
+        <w:t>Resampling.</w:t>
       </w:r>
       <w:r>
         <w:t xml:space="preserve"> The persistence evidence for the constructed loops is present in every subsample and independent redraw, and its magnitude varies by a few percent of the feature scale. The reliability of the Mapper cycle cue depends on the clusterer and its scale.</w:t>
@@ -9100,17 +8990,14 @@
     </w:p>
     <w:p>
       <w:r>
-        <w:t xml:space="preserve">No independent validation (G1); no confidence sets or hypothesis tests (G2); nothing about other stations, variables, decades or climate change; no cross-implementation check of ripser; nothing about human readability; no ranking of Mapper against PCA, t-SNE or UMAP; no claim that the custom indicators r_k and S are canonical; and no general claim about Mapper, because every Mapper result is for one lens (PCA-1), one cover family and two clusterer families, on two-dimensional synthetic data and one weather </w:t>
-      </w:r>
-      <w:r>
-        <w:t>cloud.</w:t>
+        <w:t>The synthesis above holds for the data, lenses, covers and clusterers that were tested; it is not a general statement about Mapper or about persistent homology, and it says nothing about how people read these figures. The limits of the evidence are set out once, in Section 10.</w:t>
       </w:r>
     </w:p>
     <w:p>
       <w:pPr>
         <w:pStyle w:val="Heading2"/>
       </w:pPr>
-      <w:bookmarkStart w:id="9" w:name="_Toc244109414"/>
+      <w:bookmarkStart w:id="9" w:name="_Toc244111184"/>
       <w:r>
         <w:rPr>
           <w:rFonts w:ascii="Calibri" w:hAnsi="Calibri"/>
@@ -9145,7 +9032,11 @@
         <w:t>Graph cycle cues are conditional on the clusterer</w:t>
       </w:r>
       <w:r>
-        <w:t xml:space="preserve"> (Section 8.3): forced two-way splits create noise cycles (all 30 blob draws) and can remove real ones; a small scale fragments the graph.</w:t>
+        <w:t xml:space="preserve"> (Section 8.3). Forced two-way splits create noise cycles (all 30 blob draws) and can remove real ones; a small single-linkage scale fragments the graph. Node </w:t>
+      </w:r>
+      <w:r>
+        <w:lastRenderedPageBreak/>
+        <w:t>count is uninformative in every KMeans k = 2 result, by construction. Fragmentation can look like structure, and a native layout can hide it.</w:t>
       </w:r>
     </w:p>
     <w:p>
@@ -9160,10 +9051,10 @@
         <w:rPr>
           <w:b/>
         </w:rPr>
-        <w:t>Node count is uninformative</w:t>
-      </w:r>
-      <w:r>
-        <w:t xml:space="preserve"> in every KMeans k = 2 result, by construction.</w:t>
+        <w:t>Scope of the experiments.</w:t>
+      </w:r>
+      <w:r>
+        <w:t xml:space="preserve"> Two-dimensional synthetic shapes with one data seed per shape; one station's six-year weather record; one lens (the first principal component), one cover family, and two clustering families, the second tested at only two scales. There is no other topology (tori, spheres), no high-dimensional data, no outliers and no noise sweep.</w:t>
       </w:r>
     </w:p>
     <w:p>
@@ -9178,10 +9069,10 @@
         <w:rPr>
           <w:b/>
         </w:rPr>
-        <w:t>Fragmentation can look like structure</w:t>
-      </w:r>
-      <w:r>
-        <w:t>, and a native layout can hide it.</w:t>
+        <w:t>No cross-implementation check.</w:t>
+      </w:r>
+      <w:r>
+        <w:t xml:space="preserve"> ripser was not compared with GUDHI or another implementation (Section 2.2).</w:t>
       </w:r>
     </w:p>
     <w:p>
@@ -9199,7 +9090,7 @@
         <w:t>Descriptive distances have structural caveats.</w:t>
       </w:r>
       <w:r>
-        <w:t xml:space="preserve"> H0 Wasserstein is inflated by cardinality; overlapping subsamples understate variability by about 1.4–1.8 for the annulus and figure-eight.</w:t>
+        <w:t xml:space="preserve"> The H0 Wasserstein distance is inflated by the difference in class counts, and overlapping subsamples understate variability by about 1.4–1.8 for the annulus and figure-eight (G1).</w:t>
       </w:r>
     </w:p>
     <w:p>
@@ -9214,10 +9105,10 @@
         <w:rPr>
           <w:b/>
         </w:rPr>
-        <w:t>Custom indicators need their caveats.</w:t>
-      </w:r>
-      <w:r>
-        <w:t xml:space="preserve"> The threshold of r_k is a convention; S is edge-blind and has a sampling ceiling of about 0.80 at 400 of 500 points.</w:t>
+        <w:t>Custom indicators are conventions.</w:t>
+      </w:r>
+      <w:r>
+        <w:t xml:space="preserve"> The threshold r_k ≥ 3 is operational; S is edge-blind and has a sampling ceiling of about 0.80 at 400 of 500 points.</w:t>
       </w:r>
     </w:p>
     <w:p>
@@ -9235,7 +9126,7 @@
         <w:t>Temporal data resist naive resampling.</w:t>
       </w:r>
       <w:r>
-        <w:t xml:space="preserve"> Leave-one-year-out is a sensitivity analysis with limited power (Section 8.4).</w:t>
+        <w:t xml:space="preserve"> Leave-one-year-out is a sensitivity analysis with limited power (Section 8.4). The weather null controls are weak nulls with limited scope (Section 6.4), and no climatological conclusion is drawn.</w:t>
       </w:r>
     </w:p>
     <w:p>
@@ -9250,10 +9141,10 @@
         <w:rPr>
           <w:b/>
         </w:rPr>
-        <w:t>Single-observer, AI-assisted inspection</w:t>
-      </w:r>
-      <w:r>
-        <w:t xml:space="preserve"> (E3) and one-browser testing of the explorer.</w:t>
+        <w:t>Human evidence.</w:t>
+      </w:r>
+      <w:r>
+        <w:t xml:space="preserve"> E3 is a single-observer inspection with an AI viewing aid; there is no participant study and no evidence on human readability. The explorer was tested in one browser engine.</w:t>
       </w:r>
     </w:p>
     <w:p>
@@ -9282,7 +9173,7 @@
         <w:t>Construct validity.</w:t>
       </w:r>
       <w:r>
-        <w:t xml:space="preserve"> r_k ≥ 3 and the Mapper cyclomatic number are operational stand-ins for "a prominent loop" and "a loop cue"; neither is a theorem, and "dominant H1" means exactly r_k ≥ 3.</w:t>
+        <w:t xml:space="preserve"> r_k ≥ 3 and the Mapper cyclomatic number are operational stand-ins for "a prominent loop" and "a loop cue"; neither is a theorem.</w:t>
       </w:r>
     </w:p>
     <w:p>
@@ -9300,7 +9191,7 @@
         <w:t>Internal validity.</w:t>
       </w:r>
       <w:r>
-        <w:t xml:space="preserve"> One data seed per shape; one lens; the ground-truth rank is supplied to the gap diagnostic; only two clusterer scales were tried and they were chosen with the default-rule results in view; the reference graph of the resampling analysis is one realisation.</w:t>
+        <w:t xml:space="preserve"> The ground-truth rank is supplied to the gap diagnostic; the two clusterer scales were chosen with the default-rule results in view; the reference graph of the resampling analysis is one realisation.</w:t>
       </w:r>
     </w:p>
     <w:p>
@@ -9318,7 +9209,7 @@
         <w:t>External validity.</w:t>
       </w:r>
       <w:r>
-        <w:t xml:space="preserve"> Two-dimensional synthetic shapes; one station, six years; no other topology (tori, spheres), no high-dimensional data, no outliers, no noise sweep, no comparison with other implementations.</w:t>
+        <w:t xml:space="preserve"> See the scope of the experiments in Section 10.1.</w:t>
       </w:r>
     </w:p>
     <w:p>
@@ -9327,7 +9218,6 @@
         <w:ind w:left="454" w:hanging="283"/>
       </w:pPr>
       <w:r>
-        <w:lastRenderedPageBreak/>
         <w:t>•  </w:t>
       </w:r>
       <w:r>
@@ -9383,8 +9273,8 @@
         <w:tblLook w:val="04A0" w:firstRow="1" w:lastRow="0" w:firstColumn="1" w:lastColumn="0" w:noHBand="0" w:noVBand="1"/>
       </w:tblPr>
       <w:tblGrid>
-        <w:gridCol w:w="4774"/>
-        <w:gridCol w:w="4637"/>
+        <w:gridCol w:w="4327"/>
+        <w:gridCol w:w="5084"/>
       </w:tblGrid>
       <w:tr>
         <w:trPr>
@@ -9394,7 +9284,7 @@
         </w:trPr>
         <w:tc>
           <w:tcPr>
-            <w:tcW w:w="4774" w:type="dxa"/>
+            <w:tcW w:w="4327" w:type="dxa"/>
             <w:shd w:val="clear" w:color="auto" w:fill="DCE4F0"/>
           </w:tcPr>
           <w:p>
@@ -9413,7 +9303,7 @@
         </w:tc>
         <w:tc>
           <w:tcPr>
-            <w:tcW w:w="4637" w:type="dxa"/>
+            <w:tcW w:w="5084" w:type="dxa"/>
             <w:shd w:val="clear" w:color="auto" w:fill="DCE4F0"/>
           </w:tcPr>
           <w:p>
@@ -9438,7 +9328,7 @@
         </w:trPr>
         <w:tc>
           <w:tcPr>
-            <w:tcW w:w="4774" w:type="dxa"/>
+            <w:tcW w:w="4327" w:type="dxa"/>
           </w:tcPr>
           <w:p>
             <w:pPr>
@@ -9454,7 +9344,7 @@
         </w:tc>
         <w:tc>
           <w:tcPr>
-            <w:tcW w:w="4637" w:type="dxa"/>
+            <w:tcW w:w="5084" w:type="dxa"/>
           </w:tcPr>
           <w:p>
             <w:pPr>
@@ -9476,7 +9366,7 @@
         </w:trPr>
         <w:tc>
           <w:tcPr>
-            <w:tcW w:w="4774" w:type="dxa"/>
+            <w:tcW w:w="4327" w:type="dxa"/>
           </w:tcPr>
           <w:p>
             <w:pPr>
@@ -9492,7 +9382,7 @@
         </w:tc>
         <w:tc>
           <w:tcPr>
-            <w:tcW w:w="4637" w:type="dxa"/>
+            <w:tcW w:w="5084" w:type="dxa"/>
           </w:tcPr>
           <w:p>
             <w:pPr>
@@ -9514,7 +9404,7 @@
         </w:trPr>
         <w:tc>
           <w:tcPr>
-            <w:tcW w:w="4774" w:type="dxa"/>
+            <w:tcW w:w="4327" w:type="dxa"/>
           </w:tcPr>
           <w:p>
             <w:pPr>
@@ -9524,13 +9414,13 @@
               <w:rPr>
                 <w:sz w:val="18"/>
               </w:rPr>
-              <w:t>Seasonality check (FFT, ACF) and its [180, 550] d and [30, 800] d windows</w:t>
-            </w:r>
-          </w:p>
-        </w:tc>
-        <w:tc>
-          <w:tcPr>
-            <w:tcW w:w="4637" w:type="dxa"/>
+              <w:t>Seasonality check (FFT, ACF) and its search windows</w:t>
+            </w:r>
+          </w:p>
+        </w:tc>
+        <w:tc>
+          <w:tcPr>
+            <w:tcW w:w="5084" w:type="dxa"/>
           </w:tcPr>
           <w:p>
             <w:pPr>
@@ -9552,7 +9442,7 @@
         </w:trPr>
         <w:tc>
           <w:tcPr>
-            <w:tcW w:w="4774" w:type="dxa"/>
+            <w:tcW w:w="4327" w:type="dxa"/>
           </w:tcPr>
           <w:p>
             <w:pPr>
@@ -9568,7 +9458,7 @@
         </w:tc>
         <w:tc>
           <w:tcPr>
-            <w:tcW w:w="4637" w:type="dxa"/>
+            <w:tcW w:w="5084" w:type="dxa"/>
           </w:tcPr>
           <w:p>
             <w:pPr>
@@ -9590,7 +9480,7 @@
         </w:trPr>
         <w:tc>
           <w:tcPr>
-            <w:tcW w:w="4774" w:type="dxa"/>
+            <w:tcW w:w="4327" w:type="dxa"/>
           </w:tcPr>
           <w:p>
             <w:pPr>
@@ -9600,13 +9490,13 @@
               <w:rPr>
                 <w:sz w:val="18"/>
               </w:rPr>
-              <w:t>Controls D1–D5 and their parameters, including the two clusterer scales</w:t>
-            </w:r>
-          </w:p>
-        </w:tc>
-        <w:tc>
-          <w:tcPr>
-            <w:tcW w:w="4637" w:type="dxa"/>
+              <w:t>Controls D1–D5 and their parameters, including the two single-linkage scales</w:t>
+            </w:r>
+          </w:p>
+        </w:tc>
+        <w:tc>
+          <w:tcPr>
+            <w:tcW w:w="5084" w:type="dxa"/>
           </w:tcPr>
           <w:p>
             <w:pPr>
@@ -9616,21 +9506,7 @@
               <w:rPr>
                 <w:sz w:val="18"/>
               </w:rPr>
-              <w:t xml:space="preserve">Written to </w:t>
-            </w:r>
-            <w:r>
-              <w:rPr>
-                <w:rFonts w:ascii="Consolas" w:eastAsia="Consolas" w:hAnsi="Consolas"/>
-                <w:color w:val="7A1F3D"/>
-                <w:sz w:val="16"/>
-              </w:rPr>
-              <w:t>controls.yaml</w:t>
-            </w:r>
-            <w:r>
-              <w:rPr>
-                <w:sz w:val="18"/>
-              </w:rPr>
-              <w:t xml:space="preserve"> before each script's first run but after the default-configuration results were known; exploratory choices</w:t>
+              <w:t>Written to the configuration before each script's first run but after the default-configuration results were known; only two scales were tried; exploratory choices</w:t>
             </w:r>
           </w:p>
         </w:tc>
@@ -9649,22 +9525,23 @@
         <w:rPr>
           <w:rFonts w:ascii="Calibri" w:hAnsi="Calibri"/>
         </w:rPr>
+        <w:lastRenderedPageBreak/>
         <w:t>10.4 Non-claims</w:t>
       </w:r>
     </w:p>
     <w:p>
       <w:r>
-        <w:t xml:space="preserve">This study does not claim: a participant study; any statement about human accuracy or population-level readability; a new algorithm or metric; that S or r_k is canonical; that the explorer is the first Mapper explorer; a climate result, a causal claim or a trend; that a Mapper cycle proves a loop or that a missing cycle disproves one; that a persistence feature proves the true topology of the data; that Mapper is better or worse than PCA, t-SNE or UMAP; or that the sensitivity analyses are tests, intervals </w:t>
-      </w:r>
-      <w:r>
-        <w:t>or validation.</w:t>
+        <w:t>This study does not claim human accuracy or readability results; a new algorithm or metric (r_k and S are not presented as canonical); that the explorer is the first Mapper explorer; a climate result, a causal claim or a trend; that a Mapper cycle proves a loop or that a missing cycle disproves one; that a persistence feature proves the true topology of the data; that Mapper is better or worse than PCA, t-SNE or UMAP; or that the sensitivity analyses are tests, confidence intervals or independent validation</w:t>
+      </w:r>
+      <w:r>
+        <w:t>.</w:t>
       </w:r>
     </w:p>
     <w:p>
       <w:pPr>
         <w:pStyle w:val="Heading2"/>
       </w:pPr>
-      <w:bookmarkStart w:id="10" w:name="_Toc244109415"/>
+      <w:bookmarkStart w:id="10" w:name="_Toc244111185"/>
       <w:r>
         <w:rPr>
           <w:rFonts w:ascii="Calibri" w:hAnsi="Calibri"/>
@@ -9697,29 +9574,7 @@
         <w:t>PYTHONUTF8=1</w:t>
       </w:r>
       <w:r>
-        <w:t>). The package freeze, environment record, seeds, raw logs, hashes and step-by-step reproduction instructions are in the technical package (</w:t>
-      </w:r>
-      <w:r>
-        <w:rPr>
-          <w:rFonts w:ascii="Consolas" w:eastAsia="Consolas" w:hAnsi="Consolas"/>
-          <w:color w:val="7A1F3D"/>
-          <w:sz w:val="19"/>
-        </w:rPr>
-        <w:t>technical/verification/</w:t>
-      </w:r>
-      <w:r>
-        <w:t xml:space="preserve"> and </w:t>
-      </w:r>
-      <w:r>
-        <w:rPr>
-          <w:rFonts w:ascii="Consolas" w:eastAsia="Consolas" w:hAnsi="Consolas"/>
-          <w:color w:val="7A1F3D"/>
-          <w:sz w:val="19"/>
-        </w:rPr>
-        <w:t>README.md</w:t>
-      </w:r>
-      <w:r>
-        <w:t xml:space="preserve">); macOS and other Linux distributions were not tested. The code, data, results, tests and verification scripts are published at </w:t>
+        <w:t xml:space="preserve">). The package freeze, environment record, seeds, logs, checksums and step-by-step reproduction instructions are in the repository's README and verification documentation; macOS and other Linux distributions were not tested. The code, data, results, tests and verification scripts are published at </w:t>
       </w:r>
       <w:hyperlink r:id="rId29">
         <w:r>
@@ -9747,17 +9602,10 @@
     </w:p>
     <w:p>
       <w:r>
-        <w:t>Text outputs were compared after newline normalisation, JSON by parsed content (wall-clock fields excluded), arrays element by element and figures pixel by pixel. Core experiments (results, audit, E3, figures, configurations): 64 files identical, 34 figures pixel-identical, 3 differ; weather study: 30 files identical, 12 figures pixel-identical, 3 differ; resampling study: 15 files identical, 9 figures pixel-identical, 0 differ; explorer: 11 files identical, 3 differ; control experiments: 5 files identical.</w:t>
-      </w:r>
-      <w:r>
-        <w:t xml:space="preserve"> The differences are: the annulus and figure-eight clouds differ by at most 2.2·10⁻¹⁶ (the trigonometric library differs by one unit in the last place between platforms; blob and three-blob clouds are bit-identical); the wall-clock stage times in the E1 audit file; linear-</w:t>
-      </w:r>
-      <w:r>
-        <w:lastRenderedPageBreak/>
-        <w:t>algebra round-off of at most 8.9·10⁻¹⁵ in the weather PCA coordinates and embedding; a recorded hash of an array archive (zip metadata); and, in the explorer, hashes and byte counts of source files that Windows writes with CRLF line ending</w:t>
-      </w:r>
-      <w:r>
-        <w:t>s (parsed content identical). All persistence diagrams, result files, graphs and counts agree. Timing, PNG bytes, line endings and the hashes that depend on them are platform-dependent by nature.</w:t>
+        <w:t>The core computations were run on Linux and then re-executed independently from raw inputs in a clean Windows 11 environment (Section 11.1). All persistence diagrams, Mapper graphs, counts and result files agree, and the regenerated figures are pixel-identical to the originals. The only differences are of the kind expected between platforms and do not affect any result: the synthetic annulus and figure-eight clouds differ by at most 2.2·10⁻¹⁶ (the trigonometric library differs in the last binary digit), lin</w:t>
+      </w:r>
+      <w:r>
+        <w:t>ear-algebra round-off in the weather PCA coordinates is at most 8.9·10⁻¹⁵, and wall-clock times, file metadata and line-ending-dependent hashes differ. The file-by-file comparison is in the repository's verification documentation.</w:t>
       </w:r>
     </w:p>
     <w:p>
@@ -9771,332 +9619,12 @@
         <w:t>11.3 Tests and checks</w:t>
       </w:r>
     </w:p>
-    <w:tbl>
-      <w:tblPr>
-        <w:tblStyle w:val="TableGrid"/>
-        <w:tblW w:w="0" w:type="auto"/>
-        <w:jc w:val="center"/>
-        <w:tblLayout w:type="fixed"/>
-        <w:tblLook w:val="04A0" w:firstRow="1" w:lastRow="0" w:firstColumn="1" w:lastColumn="0" w:noHBand="0" w:noVBand="1"/>
-      </w:tblPr>
-      <w:tblGrid>
-        <w:gridCol w:w="8150"/>
-        <w:gridCol w:w="1262"/>
-      </w:tblGrid>
-      <w:tr>
-        <w:trPr>
-          <w:cantSplit/>
-          <w:tblHeader/>
-          <w:jc w:val="center"/>
-        </w:trPr>
-        <w:tc>
-          <w:tcPr>
-            <w:tcW w:w="8150" w:type="dxa"/>
-            <w:shd w:val="clear" w:color="auto" w:fill="DCE4F0"/>
-          </w:tcPr>
-          <w:p>
-            <w:pPr>
-              <w:keepNext/>
-              <w:spacing w:before="20" w:after="20" w:line="240" w:lineRule="auto"/>
-            </w:pPr>
-            <w:r>
-              <w:rPr>
-                <w:b/>
-                <w:sz w:val="18"/>
-              </w:rPr>
-              <w:t>Suite</w:t>
-            </w:r>
-          </w:p>
-        </w:tc>
-        <w:tc>
-          <w:tcPr>
-            <w:tcW w:w="1262" w:type="dxa"/>
-            <w:shd w:val="clear" w:color="auto" w:fill="DCE4F0"/>
-          </w:tcPr>
-          <w:p>
-            <w:pPr>
-              <w:keepNext/>
-              <w:spacing w:before="20" w:after="20" w:line="240" w:lineRule="auto"/>
-            </w:pPr>
-            <w:r>
-              <w:rPr>
-                <w:b/>
-                <w:sz w:val="18"/>
-              </w:rPr>
-              <w:t>Result</w:t>
-            </w:r>
-          </w:p>
-        </w:tc>
-      </w:tr>
-      <w:tr>
-        <w:trPr>
-          <w:cantSplit/>
-          <w:jc w:val="center"/>
-        </w:trPr>
-        <w:tc>
-          <w:tcPr>
-            <w:tcW w:w="8150" w:type="dxa"/>
-          </w:tcPr>
-          <w:p>
-            <w:pPr>
-              <w:spacing w:before="20" w:after="20" w:line="240" w:lineRule="auto"/>
-            </w:pPr>
-            <w:r>
-              <w:rPr>
-                <w:sz w:val="18"/>
-              </w:rPr>
-              <w:t>Core experiments (</w:t>
-            </w:r>
-            <w:r>
-              <w:rPr>
-                <w:rFonts w:ascii="Consolas" w:eastAsia="Consolas" w:hAnsi="Consolas"/>
-                <w:color w:val="7A1F3D"/>
-                <w:sz w:val="16"/>
-              </w:rPr>
-              <w:t>tests</w:t>
-            </w:r>
-            <w:r>
-              <w:rPr>
-                <w:sz w:val="18"/>
-              </w:rPr>
-              <w:t>; includes 14 isolation and runner regression tests)</w:t>
-            </w:r>
-          </w:p>
-        </w:tc>
-        <w:tc>
-          <w:tcPr>
-            <w:tcW w:w="1262" w:type="dxa"/>
-          </w:tcPr>
-          <w:p>
-            <w:pPr>
-              <w:spacing w:before="20" w:after="20" w:line="240" w:lineRule="auto"/>
-            </w:pPr>
-            <w:r>
-              <w:rPr>
-                <w:sz w:val="18"/>
-              </w:rPr>
-              <w:t>86 passed</w:t>
-            </w:r>
-          </w:p>
-        </w:tc>
-      </w:tr>
-      <w:tr>
-        <w:trPr>
-          <w:cantSplit/>
-          <w:jc w:val="center"/>
-        </w:trPr>
-        <w:tc>
-          <w:tcPr>
-            <w:tcW w:w="8150" w:type="dxa"/>
-          </w:tcPr>
-          <w:p>
-            <w:pPr>
-              <w:spacing w:before="20" w:after="20" w:line="240" w:lineRule="auto"/>
-            </w:pPr>
-            <w:r>
-              <w:rPr>
-                <w:sz w:val="18"/>
-              </w:rPr>
-              <w:t>Weather study (</w:t>
-            </w:r>
-            <w:r>
-              <w:rPr>
-                <w:rFonts w:ascii="Consolas" w:eastAsia="Consolas" w:hAnsi="Consolas"/>
-                <w:color w:val="7A1F3D"/>
-                <w:sz w:val="16"/>
-              </w:rPr>
-              <w:t>extensions/meteorology/tests</w:t>
-            </w:r>
-            <w:r>
-              <w:rPr>
-                <w:sz w:val="18"/>
-              </w:rPr>
-              <w:t>)</w:t>
-            </w:r>
-          </w:p>
-        </w:tc>
-        <w:tc>
-          <w:tcPr>
-            <w:tcW w:w="1262" w:type="dxa"/>
-          </w:tcPr>
-          <w:p>
-            <w:pPr>
-              <w:spacing w:before="20" w:after="20" w:line="240" w:lineRule="auto"/>
-            </w:pPr>
-            <w:r>
-              <w:rPr>
-                <w:sz w:val="18"/>
-              </w:rPr>
-              <w:t>44 passed</w:t>
-            </w:r>
-          </w:p>
-        </w:tc>
-      </w:tr>
-      <w:tr>
-        <w:trPr>
-          <w:cantSplit/>
-          <w:jc w:val="center"/>
-        </w:trPr>
-        <w:tc>
-          <w:tcPr>
-            <w:tcW w:w="8150" w:type="dxa"/>
-          </w:tcPr>
-          <w:p>
-            <w:pPr>
-              <w:spacing w:before="20" w:after="20" w:line="240" w:lineRule="auto"/>
-            </w:pPr>
-            <w:r>
-              <w:rPr>
-                <w:sz w:val="18"/>
-              </w:rPr>
-              <w:t>Explorer (</w:t>
-            </w:r>
-            <w:r>
-              <w:rPr>
-                <w:rFonts w:ascii="Consolas" w:eastAsia="Consolas" w:hAnsi="Consolas"/>
-                <w:color w:val="7A1F3D"/>
-                <w:sz w:val="16"/>
-              </w:rPr>
-              <w:t>extensions/mapper_explorer/tests</w:t>
-            </w:r>
-            <w:r>
-              <w:rPr>
-                <w:sz w:val="18"/>
-              </w:rPr>
-              <w:t>; includes repository-unchanged regression tests)</w:t>
-            </w:r>
-          </w:p>
-        </w:tc>
-        <w:tc>
-          <w:tcPr>
-            <w:tcW w:w="1262" w:type="dxa"/>
-          </w:tcPr>
-          <w:p>
-            <w:pPr>
-              <w:spacing w:before="20" w:after="20" w:line="240" w:lineRule="auto"/>
-            </w:pPr>
-            <w:r>
-              <w:rPr>
-                <w:sz w:val="18"/>
-              </w:rPr>
-              <w:t>23 passed</w:t>
-            </w:r>
-          </w:p>
-        </w:tc>
-      </w:tr>
-      <w:tr>
-        <w:trPr>
-          <w:cantSplit/>
-          <w:jc w:val="center"/>
-        </w:trPr>
-        <w:tc>
-          <w:tcPr>
-            <w:tcW w:w="8150" w:type="dxa"/>
-          </w:tcPr>
-          <w:p>
-            <w:pPr>
-              <w:spacing w:before="20" w:after="20" w:line="240" w:lineRule="auto"/>
-            </w:pPr>
-            <w:r>
-              <w:rPr>
-                <w:sz w:val="18"/>
-              </w:rPr>
-              <w:t>Resampling study (</w:t>
-            </w:r>
-            <w:r>
-              <w:rPr>
-                <w:rFonts w:ascii="Consolas" w:eastAsia="Consolas" w:hAnsi="Consolas"/>
-                <w:color w:val="7A1F3D"/>
-                <w:sz w:val="16"/>
-              </w:rPr>
-              <w:t>extensions/stability/tests</w:t>
-            </w:r>
-            <w:r>
-              <w:rPr>
-                <w:sz w:val="18"/>
-              </w:rPr>
-              <w:t>)</w:t>
-            </w:r>
-          </w:p>
-        </w:tc>
-        <w:tc>
-          <w:tcPr>
-            <w:tcW w:w="1262" w:type="dxa"/>
-          </w:tcPr>
-          <w:p>
-            <w:pPr>
-              <w:spacing w:before="20" w:after="20" w:line="240" w:lineRule="auto"/>
-            </w:pPr>
-            <w:r>
-              <w:rPr>
-                <w:sz w:val="18"/>
-              </w:rPr>
-              <w:t>29 passed</w:t>
-            </w:r>
-          </w:p>
-        </w:tc>
-      </w:tr>
-      <w:tr>
-        <w:trPr>
-          <w:cantSplit/>
-          <w:jc w:val="center"/>
-        </w:trPr>
-        <w:tc>
-          <w:tcPr>
-            <w:tcW w:w="8150" w:type="dxa"/>
-          </w:tcPr>
-          <w:p>
-            <w:pPr>
-              <w:spacing w:before="20" w:after="20" w:line="240" w:lineRule="auto"/>
-            </w:pPr>
-            <w:r>
-              <w:rPr>
-                <w:sz w:val="18"/>
-              </w:rPr>
-              <w:t>Control experiments (</w:t>
-            </w:r>
-            <w:r>
-              <w:rPr>
-                <w:rFonts w:ascii="Consolas" w:eastAsia="Consolas" w:hAnsi="Consolas"/>
-                <w:color w:val="7A1F3D"/>
-                <w:sz w:val="16"/>
-              </w:rPr>
-              <w:t>extensions/controls/tests</w:t>
-            </w:r>
-            <w:r>
-              <w:rPr>
-                <w:sz w:val="18"/>
-              </w:rPr>
-              <w:t>)</w:t>
-            </w:r>
-          </w:p>
-        </w:tc>
-        <w:tc>
-          <w:tcPr>
-            <w:tcW w:w="1262" w:type="dxa"/>
-          </w:tcPr>
-          <w:p>
-            <w:pPr>
-              <w:spacing w:before="20" w:after="20" w:line="240" w:lineRule="auto"/>
-            </w:pPr>
-            <w:r>
-              <w:rPr>
-                <w:sz w:val="18"/>
-              </w:rPr>
-              <w:t>10 passed</w:t>
-            </w:r>
-          </w:p>
-        </w:tc>
-      </w:tr>
-    </w:tbl>
-    <w:p>
-      <w:pPr>
-        <w:spacing w:after="40"/>
-      </w:pPr>
-    </w:p>
-    <w:p>
-      <w:r>
-        <w:t>In total 192 passed, 0 failed, 0 skipped, run by a single command (</w:t>
+    <w:p>
+      <w:r>
+        <w:t>The automated test suites cover the core experiments, the weather study, the explorer, the resampling study and the control experiments: 192 passed, 0 failed, 0 skipped. They were run on Windows 11 with Python 3.12.13 together with the environment check (38 of 38 assertions), a check that the preserved core results are unchanged, and an automated check that every numerical claim of this report agrees with the saved result files. Tests do not modify the repository. The offline explorer validation (Section 7.</w:t>
+      </w:r>
+      <w:r>
+        <w:t>2) is a separate browser test. Per-suite counts, the checksum manifests and the details of the verification workflow are documented in the repository (</w:t>
       </w:r>
       <w:r>
         <w:rPr>
@@ -10104,61 +9632,17 @@
           <w:color w:val="7A1F3D"/>
           <w:sz w:val="19"/>
         </w:rPr>
-        <w:t>python scripts/run_all_tests.py</w:t>
-      </w:r>
-      <w:r>
-        <w:t xml:space="preserve">) that also verifies the environment (38 of 38 assertions), the manifest of the preserved core results immediately after the suites (128 of its 145 files are distributed and byte-identical; 17 are intentionally not distributed — 16 original course-report files and the original </w:t>
-      </w:r>
-      <w:r>
-        <w:rPr>
-          <w:rFonts w:ascii="Consolas" w:eastAsia="Consolas" w:hAnsi="Consolas"/>
-          <w:color w:val="7A1F3D"/>
-          <w:sz w:val="19"/>
-        </w:rPr>
-        <w:t>.gitignore</w:t>
-      </w:r>
-      <w:r>
-        <w:t xml:space="preserve"> — and are listed with hashes and reasons in </w:t>
-      </w:r>
-      <w:r>
-        <w:rPr>
-          <w:rFonts w:ascii="Consolas" w:eastAsia="Consolas" w:hAnsi="Consolas"/>
-          <w:color w:val="7A1F3D"/>
-          <w:sz w:val="19"/>
-        </w:rPr>
-        <w:t>BASELINE_RELEASE_EXCLUSIONS.json</w:t>
-      </w:r>
-      <w:r>
-        <w:t xml:space="preserve">), the evidence verifier and, on request, the offline browser test of the explorer. The runner writes its logs to a temporary directory, hashes the whole tree before and after, and returns a non-zero exit status on any failure, missing suite, suite that could not execute (for example a missing dependency), unexpected change to the tree, or skipped test. Tests never write into the repository: the explorer builder takes an </w:t>
-      </w:r>
-      <w:r>
-        <w:rPr>
-          <w:rFonts w:ascii="Consolas" w:eastAsia="Consolas" w:hAnsi="Consolas"/>
-          <w:color w:val="7A1F3D"/>
-          <w:sz w:val="19"/>
-        </w:rPr>
-        <w:t>--out-dir</w:t>
-      </w:r>
-      <w:r>
-        <w:t xml:space="preserve"> option that the determinism test uses, a repository-wide guard in </w:t>
-      </w:r>
-      <w:r>
-        <w:rPr>
-          <w:rFonts w:ascii="Consolas" w:eastAsia="Consolas" w:hAnsi="Consolas"/>
-          <w:color w:val="7A1F3D"/>
-          <w:sz w:val="19"/>
-        </w:rPr>
-        <w:t>conftest.py</w:t>
-      </w:r>
-      <w:r>
-        <w:t xml:space="preserve"> fails and reverts any test that changes a file, and regression tests cover both guarantees. The evidence verifier re-derives the numbers of this report from the result files and checks them against the Markdown, DOCX and PDF editions, the slides and the Q&amp;A.</w:t>
+        <w:t>technical/verification/README.md</w:t>
+      </w:r>
+      <w:r>
+        <w:t>).</w:t>
       </w:r>
     </w:p>
     <w:p>
       <w:pPr>
         <w:pStyle w:val="Heading2"/>
       </w:pPr>
-      <w:bookmarkStart w:id="11" w:name="_Toc244109416"/>
+      <w:bookmarkStart w:id="11" w:name="_Toc244111186"/>
       <w:r>
         <w:rPr>
           <w:rFonts w:ascii="Calibri" w:hAnsi="Calibri"/>
@@ -10189,7 +9673,11 @@
         <w:t>Central claim.</w:t>
       </w:r>
       <w:r>
-        <w:t xml:space="preserve"> A persistence-diagram feature, a Mapper-graph feature and a drawing are different dependent variables with different inputs. On known-answer data and one weather series, the persistent H1 evidence for a constructed loop is present in every tested subsample and redraw; the dominant H1 cue of the weather embedding depends on the annual harmonic structure and on temporal order under the matched controls; and the Mapper cycle cue ranges from stable to absent to fragmented depending on the clusterer and its sca</w:t>
+        <w:t xml:space="preserve"> A persistence-diagram feature, a Mapper-graph feature and a drawing are different dependent variables with different inputs. On known-answer data and one weather series, the persistent H1 evidence for a constructed loop is present in every tested subsample and redraw; the dominant H1 cue of the weather </w:t>
+      </w:r>
+      <w:r>
+        <w:lastRenderedPageBreak/>
+        <w:t>embedding depends on the annual harmonic structure and on temporal order under the matched controls; and the Mapper cycle cue ranges from stable to absent to fragmented depending on the clusterer and its sca</w:t>
       </w:r>
       <w:r>
         <w:t>le, without the picture revealing which. Trust in a topological visualization should therefore follow its construction: which representation carries the claim, which parameters it depends on, and which null control it has to beat.</w:t>
@@ -10211,14 +9699,10 @@
         <w:rPr>
           <w:b/>
         </w:rPr>
-        <w:t>Future work [F].</w:t>
-      </w:r>
-      <w:r>
-        <w:t xml:space="preserve"> (1) Add a clusterer-scale dimension to the explorer and a sweep over cover and scale with surrogate nulls. (2) Cross-check ripser against GUDHI on the key diagrams. (3) Add a second station with a </w:t>
-      </w:r>
-      <w:r>
-        <w:lastRenderedPageBreak/>
-        <w:t>contrasting climate, and a time-series bootstrap with window-aware constraints. (4) Develop a graph distance for Mapper stability on a principled footing (in the spirit of Carrière &amp; Oudot, Brown et al. and Belchí et al.). (5) With appropriate design and approval, a participant study with counterbalanced orders a</w:t>
+        <w:t>Future work.</w:t>
+      </w:r>
+      <w:r>
+        <w:t xml:space="preserve"> (1) Add a clusterer-scale dimension to the explorer and a sweep over cover and scale with surrogate nulls. (2) Cross-check ripser against GUDHI on the key diagrams. (3) Add a second station with a contrasting climate, and a time-series bootstrap with window-aware constraints. (4) Develop a graph distance for Mapper stability on a principled footing (in the spirit of Carrière &amp; Oudot, Brown et al. and Belchí et al.). (5) With appropriate design and approval, a participant study with counterbalanced orders a</w:t>
       </w:r>
       <w:r>
         <w:t>nd a registered analysis plan; until then no claim about readers.</w:t>
@@ -10228,7 +9712,7 @@
       <w:pPr>
         <w:pStyle w:val="Heading2"/>
       </w:pPr>
-      <w:bookmarkStart w:id="12" w:name="_Toc244109417"/>
+      <w:bookmarkStart w:id="12" w:name="_Toc244111187"/>
       <w:r>
         <w:rPr>
           <w:rFonts w:ascii="Calibri" w:hAnsi="Calibri"/>
@@ -10479,6 +9963,7 @@
         <w:ind w:left="454" w:hanging="283"/>
       </w:pPr>
       <w:r>
+        <w:lastRenderedPageBreak/>
         <w:t>•  </w:t>
       </w:r>
       <w:r>
@@ -10563,20 +10048,293 @@
         <w:ind w:left="454" w:hanging="283"/>
       </w:pPr>
       <w:r>
+        <w:t>•  </w:t>
+      </w:r>
+      <w:r>
+        <w:t xml:space="preserve">Nielsen, J. (1992). Finding usability problems through heuristic evaluation. In </w:t>
+      </w:r>
+      <w:r>
+        <w:rPr>
+          <w:i/>
+        </w:rPr>
+        <w:t>Proceedings of CHI '92</w:t>
+      </w:r>
+      <w:r>
+        <w:t xml:space="preserve"> (pp. 373–380). ACM. https://doi.org/10.1145/142750.142834 (cited by analogy for single-inspector limits only).</w:t>
+      </w:r>
+    </w:p>
+    <w:p>
+      <w:pPr>
+        <w:spacing w:after="60"/>
+        <w:ind w:left="454" w:hanging="283"/>
+      </w:pPr>
+      <w:r>
+        <w:t>•  </w:t>
+      </w:r>
+      <w:r>
+        <w:t xml:space="preserve">Perea, J. A., Deckard, A., Haase, S. B., &amp; Harer, J. (2015). SW1PerS: Sliding windows and 1-persistence scoring; discovering periodicity in gene expression time series data. </w:t>
+      </w:r>
+      <w:r>
+        <w:rPr>
+          <w:i/>
+        </w:rPr>
+        <w:t>BMC Bioinformatics, 16</w:t>
+      </w:r>
+      <w:r>
+        <w:t>, 257. https://doi.org/10.1186/s12859-015-0645-6</w:t>
+      </w:r>
+    </w:p>
+    <w:p>
+      <w:pPr>
+        <w:spacing w:after="60"/>
+        <w:ind w:left="454" w:hanging="283"/>
+      </w:pPr>
+      <w:r>
+        <w:t>•  </w:t>
+      </w:r>
+      <w:r>
+        <w:t xml:space="preserve">Perea, J. A., &amp; Harer, J. (2015). Sliding windows and persistence: An application of topological methods to signal analysis. </w:t>
+      </w:r>
+      <w:r>
+        <w:rPr>
+          <w:i/>
+        </w:rPr>
+        <w:t>Foundations of Computational Mathematics, 15</w:t>
+      </w:r>
+      <w:r>
+        <w:t>(3), 799–838. https://doi.org/10.1007/s10208-014-9206-z</w:t>
+      </w:r>
+    </w:p>
+    <w:p>
+      <w:pPr>
+        <w:spacing w:after="60"/>
+        <w:ind w:left="454" w:hanging="283"/>
+      </w:pPr>
+      <w:r>
+        <w:t>•  </w:t>
+      </w:r>
+      <w:r>
+        <w:t xml:space="preserve">Saul, N., &amp; Tralie, C. (2019). </w:t>
+      </w:r>
+      <w:r>
+        <w:rPr>
+          <w:i/>
+        </w:rPr>
+        <w:t>Scikit-TDA: Topological data analysis for Python</w:t>
+      </w:r>
+      <w:r>
+        <w:t xml:space="preserve"> [Software]. Zenodo. https://doi.org/10.5281/zenodo.2533369 (as prescribed by the package README).</w:t>
+      </w:r>
+    </w:p>
+    <w:p>
+      <w:pPr>
+        <w:spacing w:after="60"/>
+        <w:ind w:left="454" w:hanging="283"/>
+      </w:pPr>
+      <w:r>
+        <w:t>•  </w:t>
+      </w:r>
+      <w:r>
+        <w:t xml:space="preserve">Sedlmair, M., Heinzl, C., Bruckner, S., Piringer, H., &amp; Möller, T. (2014). Visual parameter space analysis: A conceptual framework. </w:t>
+      </w:r>
+      <w:r>
+        <w:rPr>
+          <w:i/>
+        </w:rPr>
+        <w:t>IEEE Transactions on Visualization and Computer Graphics, 20</w:t>
+      </w:r>
+      <w:r>
+        <w:t>(12), 2161–2170. https://doi.org/10.1109/TVCG.2014.2346321</w:t>
+      </w:r>
+    </w:p>
+    <w:p>
+      <w:pPr>
+        <w:spacing w:after="60"/>
+        <w:ind w:left="454" w:hanging="283"/>
+      </w:pPr>
+      <w:r>
+        <w:t>•  </w:t>
+      </w:r>
+      <w:r>
+        <w:t xml:space="preserve">Sen, A., Singh, S., &amp; Tiwari, S. P. (2026). A three axis evaluation framework for Mapper algorithms. </w:t>
+      </w:r>
+      <w:r>
+        <w:rPr>
+          <w:i/>
+        </w:rPr>
+        <w:t>arXiv:2606.21688</w:t>
+      </w:r>
+      <w:r>
+        <w:t>. https://arxiv.org/abs/2606.21688 †</w:t>
+      </w:r>
+    </w:p>
+    <w:p>
+      <w:pPr>
+        <w:spacing w:after="60"/>
+        <w:ind w:left="454" w:hanging="283"/>
+      </w:pPr>
+      <w:r>
+        <w:t>•  </w:t>
+      </w:r>
+      <w:r>
+        <w:t xml:space="preserve">Simi, L. (2025). </w:t>
+      </w:r>
+      <w:r>
+        <w:rPr>
+          <w:i/>
+        </w:rPr>
+        <w:t>tda-mapper</w:t>
+      </w:r>
+      <w:r>
+        <w:t xml:space="preserve"> (Version 0.12.0) [Computer software]. https://github.com/lucasimi/tda-mapper-python</w:t>
+      </w:r>
+    </w:p>
+    <w:p>
+      <w:pPr>
+        <w:spacing w:after="60"/>
+        <w:ind w:left="454" w:hanging="283"/>
+      </w:pPr>
+      <w:r>
+        <w:t>•  </w:t>
+      </w:r>
+      <w:r>
+        <w:t xml:space="preserve">Singh, G., Mémoli, F., &amp; Carlsson, G. (2007). Topological methods for the analysis of high dimensional data sets and 3D object recognition. In </w:t>
+      </w:r>
+      <w:r>
+        <w:rPr>
+          <w:i/>
+        </w:rPr>
+        <w:t>Eurographics Symposium on Point-Based Graphics (SPBG 2007)</w:t>
+      </w:r>
+      <w:r>
+        <w:t xml:space="preserve"> (pp. 91–100). Eurographics Association. https://doi.org/10.2312/SPBG/SPBG07/091-100</w:t>
+      </w:r>
+    </w:p>
+    <w:p>
+      <w:pPr>
+        <w:spacing w:after="60"/>
+        <w:ind w:left="454" w:hanging="283"/>
+      </w:pPr>
+      <w:r>
+        <w:t>•  </w:t>
+      </w:r>
+      <w:r>
+        <w:t xml:space="preserve">Strommen, K., Chantry, M., Dorrington, J., &amp; Otter, N. (2023). A topological perspective on weather regimes. </w:t>
+      </w:r>
+      <w:r>
+        <w:rPr>
+          <w:i/>
+        </w:rPr>
+        <w:t>Climate Dynamics, 60</w:t>
+      </w:r>
+      <w:r>
+        <w:t>(5–6), 1415–1445. https://doi.org/10.1007/s00382-022-06395-x</w:t>
+      </w:r>
+    </w:p>
+    <w:p>
+      <w:pPr>
+        <w:spacing w:after="60"/>
+        <w:ind w:left="454" w:hanging="283"/>
+      </w:pPr>
+      <w:r>
+        <w:t>•  </w:t>
+      </w:r>
+      <w:r>
+        <w:t xml:space="preserve">Tauzin, G., Lupo, U., Tunstall, L., Burella Pérez, J., Caorsi, M., Medina-Mardones, A. M., Dassatti, A., &amp; Hess, K. (2021). giotto-tda: A topological data analysis toolkit for machine learning and data exploration. </w:t>
+      </w:r>
+      <w:r>
+        <w:rPr>
+          <w:i/>
+        </w:rPr>
+        <w:t>Journal of Machine Learning Research, 22</w:t>
+      </w:r>
+      <w:r>
+        <w:t>(39), 1–6. https://www.jmlr.org/papers/v22/20-325.html</w:t>
+      </w:r>
+    </w:p>
+    <w:p>
+      <w:pPr>
+        <w:spacing w:after="60"/>
+        <w:ind w:left="454" w:hanging="283"/>
+      </w:pPr>
+      <w:r>
+        <w:t>•  </w:t>
+      </w:r>
+      <w:r>
+        <w:t xml:space="preserve">Tralie, C., Saul, N., &amp; Bar-On, R. (2018). Ripser.py: A lean persistent homology library for Python. </w:t>
+      </w:r>
+      <w:r>
+        <w:rPr>
+          <w:i/>
+        </w:rPr>
+        <w:t>Journal of Open Source Software, 3</w:t>
+      </w:r>
+      <w:r>
+        <w:t>(29), 925. https://doi.org/10.21105/joss.00925</w:t>
+      </w:r>
+    </w:p>
+    <w:p>
+      <w:pPr>
+        <w:spacing w:after="60"/>
+        <w:ind w:left="454" w:hanging="283"/>
+      </w:pPr>
+      <w:r>
+        <w:t>•  </w:t>
+      </w:r>
+      <w:r>
+        <w:t xml:space="preserve">van Veen, H. J., Saul, N., Eargle, D., &amp; Mangham, S. W. (2019). Kepler Mapper: A flexible Python implementation of the Mapper algorithm. </w:t>
+      </w:r>
+      <w:r>
+        <w:rPr>
+          <w:i/>
+        </w:rPr>
+        <w:t>Journal of Open Source Software, 4</w:t>
+      </w:r>
+      <w:r>
+        <w:t>(42), 1315. https://doi.org/10.21105/joss.01315</w:t>
+      </w:r>
+    </w:p>
+    <w:p>
+      <w:pPr>
+        <w:spacing w:after="60"/>
+        <w:ind w:left="454" w:hanging="283"/>
+      </w:pPr>
+      <w:r>
+        <w:t>•  </w:t>
+      </w:r>
+      <w:r>
+        <w:t xml:space="preserve">Yan, X., Li, J., &amp; Wang, B. (2026). LoCoMapper: Local structural uncertainty analysis of Mapper graphs under cover perturbations. </w:t>
+      </w:r>
+      <w:r>
+        <w:rPr>
+          <w:i/>
+        </w:rPr>
+        <w:t>IEEE VIS 2026 Workshop on Uncertainty Visualization</w:t>
+      </w:r>
+      <w:r>
+        <w:t xml:space="preserve"> (Honorable Mention). Program page: https://am.ieeevis.org/year/2026/program/content/9e4af3b5-5f6d-4b27-ba09-7ea919068da0 †</w:t>
+      </w:r>
+    </w:p>
+    <w:p>
+      <w:pPr>
+        <w:spacing w:after="60"/>
+        <w:ind w:left="454" w:hanging="283"/>
+      </w:pPr>
+      <w:r>
         <w:lastRenderedPageBreak/>
         <w:t>•  </w:t>
       </w:r>
       <w:r>
-        <w:t xml:space="preserve">Nielsen, J. (1992). Finding usability problems through heuristic evaluation. In </w:t>
+        <w:t xml:space="preserve">Zhou, Y., Chalapathi, N., Rathore, A., Zhao, Y., &amp; Wang, B. (2021). Mapper Interactive: A scalable, extendable, and interactive toolbox for the visual exploration of high-dimensional data. In </w:t>
       </w:r>
       <w:r>
         <w:rPr>
           <w:i/>
         </w:rPr>
-        <w:t>Proceedings of CHI '92</w:t>
-      </w:r>
-      <w:r>
-        <w:t xml:space="preserve"> (pp. 373–380). ACM. https://doi.org/10.1145/142750.142834 (cited by analogy for single-inspector limits only).</w:t>
+        <w:t>2021 IEEE 14th Pacific Visualization Symposium (PacificVis)</w:t>
+      </w:r>
+      <w:r>
+        <w:t xml:space="preserve"> (pp. 101–110). IEEE. https://doi.org/10.1109/PacificVis52677.2021.00021</w:t>
       </w:r>
     </w:p>
     <w:p>
@@ -10588,285 +10346,12 @@
         <w:t>•  </w:t>
       </w:r>
       <w:r>
-        <w:t xml:space="preserve">Perea, J. A., Deckard, A., Haase, S. B., &amp; Harer, J. (2015). SW1PerS: Sliding windows and 1-persistence scoring; discovering periodicity in gene expression time series data. </w:t>
+        <w:t xml:space="preserve">Zomorodian, A., &amp; Carlsson, G. (2005). Computing persistent homology. </w:t>
       </w:r>
       <w:r>
         <w:rPr>
           <w:i/>
         </w:rPr>
-        <w:t>BMC Bioinformatics, 16</w:t>
-      </w:r>
-      <w:r>
-        <w:t>, 257. https://doi.org/10.1186/s12859-015-0645-6</w:t>
-      </w:r>
-    </w:p>
-    <w:p>
-      <w:pPr>
-        <w:spacing w:after="60"/>
-        <w:ind w:left="454" w:hanging="283"/>
-      </w:pPr>
-      <w:r>
-        <w:t>•  </w:t>
-      </w:r>
-      <w:r>
-        <w:t xml:space="preserve">Perea, J. A., &amp; Harer, J. (2015). Sliding windows and persistence: An application of topological methods to signal analysis. </w:t>
-      </w:r>
-      <w:r>
-        <w:rPr>
-          <w:i/>
-        </w:rPr>
-        <w:t>Foundations of Computational Mathematics, 15</w:t>
-      </w:r>
-      <w:r>
-        <w:t>(3), 799–838. https://doi.org/10.1007/s10208-014-9206-z</w:t>
-      </w:r>
-    </w:p>
-    <w:p>
-      <w:pPr>
-        <w:spacing w:after="60"/>
-        <w:ind w:left="454" w:hanging="283"/>
-      </w:pPr>
-      <w:r>
-        <w:t>•  </w:t>
-      </w:r>
-      <w:r>
-        <w:t xml:space="preserve">Saul, N., &amp; Tralie, C. (2019). </w:t>
-      </w:r>
-      <w:r>
-        <w:rPr>
-          <w:i/>
-        </w:rPr>
-        <w:t>Scikit-TDA: Topological data analysis for Python</w:t>
-      </w:r>
-      <w:r>
-        <w:t xml:space="preserve"> [Software]. Zenodo. https://doi.org/10.5281/zenodo.2533369 (as prescribed by the package README).</w:t>
-      </w:r>
-    </w:p>
-    <w:p>
-      <w:pPr>
-        <w:spacing w:after="60"/>
-        <w:ind w:left="454" w:hanging="283"/>
-      </w:pPr>
-      <w:r>
-        <w:t>•  </w:t>
-      </w:r>
-      <w:r>
-        <w:t xml:space="preserve">Sedlmair, M., Heinzl, C., Bruckner, S., Piringer, H., &amp; Möller, T. (2014). Visual parameter space analysis: A conceptual framework. </w:t>
-      </w:r>
-      <w:r>
-        <w:rPr>
-          <w:i/>
-        </w:rPr>
-        <w:t>IEEE Transactions on Visualization and Computer Graphics, 20</w:t>
-      </w:r>
-      <w:r>
-        <w:t>(12), 2161–2170. https://doi.org/10.1109/TVCG.2014.2346321</w:t>
-      </w:r>
-    </w:p>
-    <w:p>
-      <w:pPr>
-        <w:spacing w:after="60"/>
-        <w:ind w:left="454" w:hanging="283"/>
-      </w:pPr>
-      <w:r>
-        <w:t>•  </w:t>
-      </w:r>
-      <w:r>
-        <w:t xml:space="preserve">Sen, A., Singh, S., &amp; Tiwari, S. P. (2026). A three axis evaluation framework for Mapper algorithms. </w:t>
-      </w:r>
-      <w:r>
-        <w:rPr>
-          <w:i/>
-        </w:rPr>
-        <w:t>arXiv:2606.21688</w:t>
-      </w:r>
-      <w:r>
-        <w:t>. https://arxiv.org/abs/2606.21688 †</w:t>
-      </w:r>
-    </w:p>
-    <w:p>
-      <w:pPr>
-        <w:spacing w:after="60"/>
-        <w:ind w:left="454" w:hanging="283"/>
-      </w:pPr>
-      <w:r>
-        <w:t>•  </w:t>
-      </w:r>
-      <w:r>
-        <w:t xml:space="preserve">Simi, L. (2025). </w:t>
-      </w:r>
-      <w:r>
-        <w:rPr>
-          <w:i/>
-        </w:rPr>
-        <w:t>tda-mapper</w:t>
-      </w:r>
-      <w:r>
-        <w:t xml:space="preserve"> (Version 0.12.0) [Computer software]. https://github.com/lucasimi/tda-mapper-python</w:t>
-      </w:r>
-    </w:p>
-    <w:p>
-      <w:pPr>
-        <w:spacing w:after="60"/>
-        <w:ind w:left="454" w:hanging="283"/>
-      </w:pPr>
-      <w:r>
-        <w:t>•  </w:t>
-      </w:r>
-      <w:r>
-        <w:t xml:space="preserve">Singh, G., Mémoli, F., &amp; Carlsson, G. (2007). Topological methods for the analysis of high dimensional data sets and 3D object recognition. In </w:t>
-      </w:r>
-      <w:r>
-        <w:rPr>
-          <w:i/>
-        </w:rPr>
-        <w:t>Eurographics Symposium on Point-Based Graphics (SPBG 2007)</w:t>
-      </w:r>
-      <w:r>
-        <w:t xml:space="preserve"> (pp. 91–100). Eurographics Association. https://doi.org/10.2312/SPBG/SPBG07/091-100</w:t>
-      </w:r>
-    </w:p>
-    <w:p>
-      <w:pPr>
-        <w:spacing w:after="60"/>
-        <w:ind w:left="454" w:hanging="283"/>
-      </w:pPr>
-      <w:r>
-        <w:t>•  </w:t>
-      </w:r>
-      <w:r>
-        <w:t xml:space="preserve">Strommen, K., Chantry, M., Dorrington, J., &amp; Otter, N. (2023). A topological perspective on weather regimes. </w:t>
-      </w:r>
-      <w:r>
-        <w:rPr>
-          <w:i/>
-        </w:rPr>
-        <w:t>Climate Dynamics, 60</w:t>
-      </w:r>
-      <w:r>
-        <w:t>(5–6), 1415–1445. https://doi.org/10.1007/s00382-022-06395-x</w:t>
-      </w:r>
-    </w:p>
-    <w:p>
-      <w:pPr>
-        <w:spacing w:after="60"/>
-        <w:ind w:left="454" w:hanging="283"/>
-      </w:pPr>
-      <w:r>
-        <w:t>•  </w:t>
-      </w:r>
-      <w:r>
-        <w:t xml:space="preserve">Tauzin, G., Lupo, U., Tunstall, L., Burella Pérez, J., Caorsi, M., Medina-Mardones, A. M., Dassatti, A., &amp; Hess, K. (2021). giotto-tda: A topological data analysis toolkit for machine learning and data exploration. </w:t>
-      </w:r>
-      <w:r>
-        <w:rPr>
-          <w:i/>
-        </w:rPr>
-        <w:t>Journal of Machine Learning Research, 22</w:t>
-      </w:r>
-      <w:r>
-        <w:t>(39), 1–6. https://www.jmlr.org/papers/v22/20-325.html</w:t>
-      </w:r>
-    </w:p>
-    <w:p>
-      <w:pPr>
-        <w:spacing w:after="60"/>
-        <w:ind w:left="454" w:hanging="283"/>
-      </w:pPr>
-      <w:r>
-        <w:t>•  </w:t>
-      </w:r>
-      <w:r>
-        <w:t xml:space="preserve">Tralie, C., Saul, N., &amp; Bar-On, R. (2018). Ripser.py: A lean persistent homology library for Python. </w:t>
-      </w:r>
-      <w:r>
-        <w:rPr>
-          <w:i/>
-        </w:rPr>
-        <w:t>Journal of Open Source Software, 3</w:t>
-      </w:r>
-      <w:r>
-        <w:t>(29), 925. https://doi.org/10.21105/joss.00925</w:t>
-      </w:r>
-    </w:p>
-    <w:p>
-      <w:pPr>
-        <w:spacing w:after="60"/>
-        <w:ind w:left="454" w:hanging="283"/>
-      </w:pPr>
-      <w:r>
-        <w:t>•  </w:t>
-      </w:r>
-      <w:r>
-        <w:t xml:space="preserve">van Veen, H. J., Saul, N., Eargle, D., &amp; Mangham, S. W. (2019). Kepler Mapper: A flexible Python implementation of the Mapper algorithm. </w:t>
-      </w:r>
-      <w:r>
-        <w:rPr>
-          <w:i/>
-        </w:rPr>
-        <w:t>Journal of Open Source Software, 4</w:t>
-      </w:r>
-      <w:r>
-        <w:t>(42), 1315. https://doi.org/10.21105/joss.01315</w:t>
-      </w:r>
-    </w:p>
-    <w:p>
-      <w:pPr>
-        <w:spacing w:after="60"/>
-        <w:ind w:left="454" w:hanging="283"/>
-      </w:pPr>
-      <w:r>
-        <w:t>•  </w:t>
-      </w:r>
-      <w:r>
-        <w:t xml:space="preserve">Yan, X., Li, J., &amp; Wang, B. (2026). LoCoMapper: Local structural uncertainty analysis of Mapper graphs under cover perturbations. </w:t>
-      </w:r>
-      <w:r>
-        <w:rPr>
-          <w:i/>
-        </w:rPr>
-        <w:t>IEEE VIS 2026 Workshop on Uncertainty Visualization</w:t>
-      </w:r>
-      <w:r>
-        <w:t xml:space="preserve"> (Honorable Mention). Program page: https://am.ieeevis.org/year/2026/program/content/9e4af3b5-5f6d-4b27-ba09-7ea919068da0 †</w:t>
-      </w:r>
-    </w:p>
-    <w:p>
-      <w:pPr>
-        <w:spacing w:after="60"/>
-        <w:ind w:left="454" w:hanging="283"/>
-      </w:pPr>
-      <w:r>
-        <w:t>•  </w:t>
-      </w:r>
-      <w:r>
-        <w:t xml:space="preserve">Zhou, Y., Chalapathi, N., Rathore, A., Zhao, Y., &amp; Wang, B. (2021). Mapper Interactive: A scalable, extendable, and interactive toolbox for the visual exploration of high-dimensional data. In </w:t>
-      </w:r>
-      <w:r>
-        <w:rPr>
-          <w:i/>
-        </w:rPr>
-        <w:t>2021 IEEE 14th Pacific Visualization Symposium (PacificVis)</w:t>
-      </w:r>
-      <w:r>
-        <w:t xml:space="preserve"> (pp. 101–110). IEEE. https://doi.org/10.1109/PacificVis52677.2021.00021</w:t>
-      </w:r>
-    </w:p>
-    <w:p>
-      <w:pPr>
-        <w:spacing w:after="60"/>
-        <w:ind w:left="454" w:hanging="283"/>
-      </w:pPr>
-      <w:r>
-        <w:t>•  </w:t>
-      </w:r>
-      <w:r>
-        <w:t xml:space="preserve">Zomorodian, A., &amp; Carlsson, G. (2005). Computing persistent homology. </w:t>
-      </w:r>
-      <w:r>
-        <w:rPr>
-          <w:i/>
-        </w:rPr>
         <w:t>Discrete &amp; Computational Geometry, 33</w:t>
       </w:r>
       <w:r>
@@ -10877,7 +10362,7 @@
       <w:pPr>
         <w:pStyle w:val="Heading2"/>
       </w:pPr>
-      <w:bookmarkStart w:id="13" w:name="_Toc244109418"/>
+      <w:bookmarkStart w:id="13" w:name="_Toc244111188"/>
       <w:r>
         <w:rPr>
           <w:rFonts w:ascii="Calibri" w:hAnsi="Calibri"/>
@@ -11070,7 +10555,6 @@
               <w:rPr>
                 <w:sz w:val="18"/>
               </w:rPr>
-              <w:lastRenderedPageBreak/>
               <w:t>E2</w:t>
             </w:r>
           </w:p>
@@ -11877,31 +11361,31 @@
       </w:rPr>
     </w:lvl>
   </w:abstractNum>
-  <w:num w:numId="1" w16cid:durableId="1333339012">
+  <w:num w:numId="1" w16cid:durableId="579339115">
     <w:abstractNumId w:val="8"/>
   </w:num>
-  <w:num w:numId="2" w16cid:durableId="1372146445">
+  <w:num w:numId="2" w16cid:durableId="109859895">
     <w:abstractNumId w:val="6"/>
   </w:num>
-  <w:num w:numId="3" w16cid:durableId="21825178">
+  <w:num w:numId="3" w16cid:durableId="555625913">
     <w:abstractNumId w:val="5"/>
   </w:num>
-  <w:num w:numId="4" w16cid:durableId="1200162562">
+  <w:num w:numId="4" w16cid:durableId="996543129">
     <w:abstractNumId w:val="4"/>
   </w:num>
-  <w:num w:numId="5" w16cid:durableId="954681199">
+  <w:num w:numId="5" w16cid:durableId="1156266679">
     <w:abstractNumId w:val="7"/>
   </w:num>
-  <w:num w:numId="6" w16cid:durableId="458884983">
+  <w:num w:numId="6" w16cid:durableId="30306089">
     <w:abstractNumId w:val="3"/>
   </w:num>
-  <w:num w:numId="7" w16cid:durableId="1005593057">
+  <w:num w:numId="7" w16cid:durableId="1958560794">
     <w:abstractNumId w:val="2"/>
   </w:num>
-  <w:num w:numId="8" w16cid:durableId="54937396">
+  <w:num w:numId="8" w16cid:durableId="2052723241">
     <w:abstractNumId w:val="1"/>
   </w:num>
-  <w:num w:numId="9" w16cid:durableId="1054742587">
+  <w:num w:numId="9" w16cid:durableId="1083377881">
     <w:abstractNumId w:val="0"/>
   </w:num>
 </w:numbering>
@@ -23293,7 +22777,7 @@
     <w:autoRedefine/>
     <w:uiPriority w:val="39"/>
     <w:unhideWhenUsed/>
-    <w:rsid w:val="005C6967"/>
+    <w:rsid w:val="009A1281"/>
     <w:pPr>
       <w:spacing w:after="100"/>
       <w:ind w:left="210"/>
@@ -23304,7 +22788,7 @@
     <w:basedOn w:val="DefaultParagraphFont"/>
     <w:uiPriority w:val="99"/>
     <w:unhideWhenUsed/>
-    <w:rsid w:val="005C6967"/>
+    <w:rsid w:val="009A1281"/>
     <w:rPr>
       <w:color w:val="0000FF" w:themeColor="hyperlink"/>
       <w:u w:val="single"/>

--- a/submission/report/Final_Report.docx
+++ b/submission/report/Final_Report.docx
@@ -166,7 +166,7 @@
       <w:r>
         <w:fldChar w:fldCharType="separate"/>
       </w:r>
-      <w:hyperlink w:anchor="_Toc244111175" w:history="1">
+      <w:hyperlink w:anchor="_Toc244156227" w:history="1">
         <w:r>
           <w:rPr>
             <w:rStyle w:val="Hyperlink"/>
@@ -193,7 +193,7 @@
             <w:noProof/>
             <w:webHidden/>
           </w:rPr>
-          <w:instrText xml:space="preserve"> PAGEREF _Toc244111175 \h </w:instrText>
+          <w:instrText xml:space="preserve"> PAGEREF _Toc244156227 \h </w:instrText>
         </w:r>
         <w:r>
           <w:rPr>
@@ -240,7 +240,7 @@
           <w14:ligatures w14:val="standardContextual"/>
         </w:rPr>
       </w:pPr>
-      <w:hyperlink w:anchor="_Toc244111176" w:history="1">
+      <w:hyperlink w:anchor="_Toc244156228" w:history="1">
         <w:r>
           <w:rPr>
             <w:rStyle w:val="Hyperlink"/>
@@ -267,7 +267,7 @@
             <w:noProof/>
             <w:webHidden/>
           </w:rPr>
-          <w:instrText xml:space="preserve"> PAGEREF _Toc244111176 \h </w:instrText>
+          <w:instrText xml:space="preserve"> PAGEREF _Toc244156228 \h </w:instrText>
         </w:r>
         <w:r>
           <w:rPr>
@@ -314,7 +314,7 @@
           <w14:ligatures w14:val="standardContextual"/>
         </w:rPr>
       </w:pPr>
-      <w:hyperlink w:anchor="_Toc244111177" w:history="1">
+      <w:hyperlink w:anchor="_Toc244156229" w:history="1">
         <w:r>
           <w:rPr>
             <w:rStyle w:val="Hyperlink"/>
@@ -341,7 +341,7 @@
             <w:noProof/>
             <w:webHidden/>
           </w:rPr>
-          <w:instrText xml:space="preserve"> PAGEREF _Toc244111177 \h </w:instrText>
+          <w:instrText xml:space="preserve"> PAGEREF _Toc244156229 \h </w:instrText>
         </w:r>
         <w:r>
           <w:rPr>
@@ -388,7 +388,7 @@
           <w14:ligatures w14:val="standardContextual"/>
         </w:rPr>
       </w:pPr>
-      <w:hyperlink w:anchor="_Toc244111178" w:history="1">
+      <w:hyperlink w:anchor="_Toc244156230" w:history="1">
         <w:r>
           <w:rPr>
             <w:rStyle w:val="Hyperlink"/>
@@ -415,7 +415,7 @@
             <w:noProof/>
             <w:webHidden/>
           </w:rPr>
-          <w:instrText xml:space="preserve"> PAGEREF _Toc244111178 \h </w:instrText>
+          <w:instrText xml:space="preserve"> PAGEREF _Toc244156230 \h </w:instrText>
         </w:r>
         <w:r>
           <w:rPr>
@@ -462,7 +462,7 @@
           <w14:ligatures w14:val="standardContextual"/>
         </w:rPr>
       </w:pPr>
-      <w:hyperlink w:anchor="_Toc244111179" w:history="1">
+      <w:hyperlink w:anchor="_Toc244156231" w:history="1">
         <w:r>
           <w:rPr>
             <w:rStyle w:val="Hyperlink"/>
@@ -489,7 +489,7 @@
             <w:noProof/>
             <w:webHidden/>
           </w:rPr>
-          <w:instrText xml:space="preserve"> PAGEREF _Toc244111179 \h </w:instrText>
+          <w:instrText xml:space="preserve"> PAGEREF _Toc244156231 \h </w:instrText>
         </w:r>
         <w:r>
           <w:rPr>
@@ -509,7 +509,7 @@
             <w:noProof/>
             <w:webHidden/>
           </w:rPr>
-          <w:t>6</w:t>
+          <w:t>7</w:t>
         </w:r>
         <w:r>
           <w:rPr>
@@ -536,7 +536,7 @@
           <w14:ligatures w14:val="standardContextual"/>
         </w:rPr>
       </w:pPr>
-      <w:hyperlink w:anchor="_Toc244111180" w:history="1">
+      <w:hyperlink w:anchor="_Toc244156232" w:history="1">
         <w:r>
           <w:rPr>
             <w:rStyle w:val="Hyperlink"/>
@@ -563,7 +563,7 @@
             <w:noProof/>
             <w:webHidden/>
           </w:rPr>
-          <w:instrText xml:space="preserve"> PAGEREF _Toc244111180 \h </w:instrText>
+          <w:instrText xml:space="preserve"> PAGEREF _Toc244156232 \h </w:instrText>
         </w:r>
         <w:r>
           <w:rPr>
@@ -610,7 +610,7 @@
           <w14:ligatures w14:val="standardContextual"/>
         </w:rPr>
       </w:pPr>
-      <w:hyperlink w:anchor="_Toc244111181" w:history="1">
+      <w:hyperlink w:anchor="_Toc244156233" w:history="1">
         <w:r>
           <w:rPr>
             <w:rStyle w:val="Hyperlink"/>
@@ -637,7 +637,7 @@
             <w:noProof/>
             <w:webHidden/>
           </w:rPr>
-          <w:instrText xml:space="preserve"> PAGEREF _Toc244111181 \h </w:instrText>
+          <w:instrText xml:space="preserve"> PAGEREF _Toc244156233 \h </w:instrText>
         </w:r>
         <w:r>
           <w:rPr>
@@ -657,7 +657,7 @@
             <w:noProof/>
             <w:webHidden/>
           </w:rPr>
-          <w:t>15</w:t>
+          <w:t>16</w:t>
         </w:r>
         <w:r>
           <w:rPr>
@@ -684,7 +684,7 @@
           <w14:ligatures w14:val="standardContextual"/>
         </w:rPr>
       </w:pPr>
-      <w:hyperlink w:anchor="_Toc244111182" w:history="1">
+      <w:hyperlink w:anchor="_Toc244156234" w:history="1">
         <w:r>
           <w:rPr>
             <w:rStyle w:val="Hyperlink"/>
@@ -711,7 +711,7 @@
             <w:noProof/>
             <w:webHidden/>
           </w:rPr>
-          <w:instrText xml:space="preserve"> PAGEREF _Toc244111182 \h </w:instrText>
+          <w:instrText xml:space="preserve"> PAGEREF _Toc244156234 \h </w:instrText>
         </w:r>
         <w:r>
           <w:rPr>
@@ -731,7 +731,7 @@
             <w:noProof/>
             <w:webHidden/>
           </w:rPr>
-          <w:t>18</w:t>
+          <w:t>19</w:t>
         </w:r>
         <w:r>
           <w:rPr>
@@ -758,7 +758,7 @@
           <w14:ligatures w14:val="standardContextual"/>
         </w:rPr>
       </w:pPr>
-      <w:hyperlink w:anchor="_Toc244111183" w:history="1">
+      <w:hyperlink w:anchor="_Toc244156235" w:history="1">
         <w:r>
           <w:rPr>
             <w:rStyle w:val="Hyperlink"/>
@@ -785,155 +785,7 @@
             <w:noProof/>
             <w:webHidden/>
           </w:rPr>
-          <w:instrText xml:space="preserve"> PAGEREF _Toc244111183 \h </w:instrText>
-        </w:r>
-        <w:r>
-          <w:rPr>
-            <w:noProof/>
-            <w:webHidden/>
-          </w:rPr>
-        </w:r>
-        <w:r>
-          <w:rPr>
-            <w:noProof/>
-            <w:webHidden/>
-          </w:rPr>
-          <w:fldChar w:fldCharType="separate"/>
-        </w:r>
-        <w:r>
-          <w:rPr>
-            <w:noProof/>
-            <w:webHidden/>
-          </w:rPr>
-          <w:t>22</w:t>
-        </w:r>
-        <w:r>
-          <w:rPr>
-            <w:noProof/>
-            <w:webHidden/>
-          </w:rPr>
-          <w:fldChar w:fldCharType="end"/>
-        </w:r>
-      </w:hyperlink>
-    </w:p>
-    <w:p>
-      <w:pPr>
-        <w:pStyle w:val="TOC2"/>
-        <w:tabs>
-          <w:tab w:val="right" w:leader="dot" w:pos="9402"/>
-        </w:tabs>
-        <w:rPr>
-          <w:rFonts w:asciiTheme="minorHAnsi" w:eastAsiaTheme="minorEastAsia" w:hAnsiTheme="minorHAnsi"/>
-          <w:noProof/>
-          <w:kern w:val="2"/>
-          <w:sz w:val="24"/>
-          <w:szCs w:val="24"/>
-          <w:lang w:val="en-IN" w:eastAsia="en-IN"/>
-          <w14:ligatures w14:val="standardContextual"/>
-        </w:rPr>
-      </w:pPr>
-      <w:hyperlink w:anchor="_Toc244111184" w:history="1">
-        <w:r>
-          <w:rPr>
-            <w:rStyle w:val="Hyperlink"/>
-            <w:noProof/>
-          </w:rPr>
-          <w:t>10. Limitations, threats to validity and non-claims</w:t>
-        </w:r>
-        <w:r>
-          <w:rPr>
-            <w:noProof/>
-            <w:webHidden/>
-          </w:rPr>
-          <w:tab/>
-        </w:r>
-        <w:r>
-          <w:rPr>
-            <w:noProof/>
-            <w:webHidden/>
-          </w:rPr>
-          <w:fldChar w:fldCharType="begin"/>
-        </w:r>
-        <w:r>
-          <w:rPr>
-            <w:noProof/>
-            <w:webHidden/>
-          </w:rPr>
-          <w:instrText xml:space="preserve"> PAGEREF _Toc244111184 \h </w:instrText>
-        </w:r>
-        <w:r>
-          <w:rPr>
-            <w:noProof/>
-            <w:webHidden/>
-          </w:rPr>
-        </w:r>
-        <w:r>
-          <w:rPr>
-            <w:noProof/>
-            <w:webHidden/>
-          </w:rPr>
-          <w:fldChar w:fldCharType="separate"/>
-        </w:r>
-        <w:r>
-          <w:rPr>
-            <w:noProof/>
-            <w:webHidden/>
-          </w:rPr>
-          <w:t>23</w:t>
-        </w:r>
-        <w:r>
-          <w:rPr>
-            <w:noProof/>
-            <w:webHidden/>
-          </w:rPr>
-          <w:fldChar w:fldCharType="end"/>
-        </w:r>
-      </w:hyperlink>
-    </w:p>
-    <w:p>
-      <w:pPr>
-        <w:pStyle w:val="TOC2"/>
-        <w:tabs>
-          <w:tab w:val="right" w:leader="dot" w:pos="9402"/>
-        </w:tabs>
-        <w:rPr>
-          <w:rFonts w:asciiTheme="minorHAnsi" w:eastAsiaTheme="minorEastAsia" w:hAnsiTheme="minorHAnsi"/>
-          <w:noProof/>
-          <w:kern w:val="2"/>
-          <w:sz w:val="24"/>
-          <w:szCs w:val="24"/>
-          <w:lang w:val="en-IN" w:eastAsia="en-IN"/>
-          <w14:ligatures w14:val="standardContextual"/>
-        </w:rPr>
-      </w:pPr>
-      <w:hyperlink w:anchor="_Toc244111185" w:history="1">
-        <w:r>
-          <w:rPr>
-            <w:rStyle w:val="Hyperlink"/>
-            <w:noProof/>
-          </w:rPr>
-          <w:t>11. Computational setup and verification</w:t>
-        </w:r>
-        <w:r>
-          <w:rPr>
-            <w:noProof/>
-            <w:webHidden/>
-          </w:rPr>
-          <w:tab/>
-        </w:r>
-        <w:r>
-          <w:rPr>
-            <w:noProof/>
-            <w:webHidden/>
-          </w:rPr>
-          <w:fldChar w:fldCharType="begin"/>
-        </w:r>
-        <w:r>
-          <w:rPr>
-            <w:noProof/>
-            <w:webHidden/>
-          </w:rPr>
-          <w:instrText xml:space="preserve"> PAGEREF _Toc244111185 \h </w:instrText>
+          <w:instrText xml:space="preserve"> PAGEREF _Toc244156235 \h </w:instrText>
         </w:r>
         <w:r>
           <w:rPr>
@@ -980,13 +832,13 @@
           <w14:ligatures w14:val="standardContextual"/>
         </w:rPr>
       </w:pPr>
-      <w:hyperlink w:anchor="_Toc244111186" w:history="1">
+      <w:hyperlink w:anchor="_Toc244156236" w:history="1">
         <w:r>
           <w:rPr>
             <w:rStyle w:val="Hyperlink"/>
             <w:noProof/>
           </w:rPr>
-          <w:t>12. Conclusions and future work</w:t>
+          <w:t>10. Limitations, threats to validity and non-claims</w:t>
         </w:r>
         <w:r>
           <w:rPr>
@@ -1007,81 +859,7 @@
             <w:noProof/>
             <w:webHidden/>
           </w:rPr>
-          <w:instrText xml:space="preserve"> PAGEREF _Toc244111186 \h </w:instrText>
-        </w:r>
-        <w:r>
-          <w:rPr>
-            <w:noProof/>
-            <w:webHidden/>
-          </w:rPr>
-        </w:r>
-        <w:r>
-          <w:rPr>
-            <w:noProof/>
-            <w:webHidden/>
-          </w:rPr>
-          <w:fldChar w:fldCharType="separate"/>
-        </w:r>
-        <w:r>
-          <w:rPr>
-            <w:noProof/>
-            <w:webHidden/>
-          </w:rPr>
-          <w:t>25</w:t>
-        </w:r>
-        <w:r>
-          <w:rPr>
-            <w:noProof/>
-            <w:webHidden/>
-          </w:rPr>
-          <w:fldChar w:fldCharType="end"/>
-        </w:r>
-      </w:hyperlink>
-    </w:p>
-    <w:p>
-      <w:pPr>
-        <w:pStyle w:val="TOC2"/>
-        <w:tabs>
-          <w:tab w:val="right" w:leader="dot" w:pos="9402"/>
-        </w:tabs>
-        <w:rPr>
-          <w:rFonts w:asciiTheme="minorHAnsi" w:eastAsiaTheme="minorEastAsia" w:hAnsiTheme="minorHAnsi"/>
-          <w:noProof/>
-          <w:kern w:val="2"/>
-          <w:sz w:val="24"/>
-          <w:szCs w:val="24"/>
-          <w:lang w:val="en-IN" w:eastAsia="en-IN"/>
-          <w14:ligatures w14:val="standardContextual"/>
-        </w:rPr>
-      </w:pPr>
-      <w:hyperlink w:anchor="_Toc244111187" w:history="1">
-        <w:r>
-          <w:rPr>
-            <w:rStyle w:val="Hyperlink"/>
-            <w:noProof/>
-          </w:rPr>
-          <w:t>13. References</w:t>
-        </w:r>
-        <w:r>
-          <w:rPr>
-            <w:noProof/>
-            <w:webHidden/>
-          </w:rPr>
-          <w:tab/>
-        </w:r>
-        <w:r>
-          <w:rPr>
-            <w:noProof/>
-            <w:webHidden/>
-          </w:rPr>
-          <w:fldChar w:fldCharType="begin"/>
-        </w:r>
-        <w:r>
-          <w:rPr>
-            <w:noProof/>
-            <w:webHidden/>
-          </w:rPr>
-          <w:instrText xml:space="preserve"> PAGEREF _Toc244111187 \h </w:instrText>
+          <w:instrText xml:space="preserve"> PAGEREF _Toc244156236 \h </w:instrText>
         </w:r>
         <w:r>
           <w:rPr>
@@ -1128,13 +906,13 @@
           <w14:ligatures w14:val="standardContextual"/>
         </w:rPr>
       </w:pPr>
-      <w:hyperlink w:anchor="_Toc244111188" w:history="1">
+      <w:hyperlink w:anchor="_Toc244156237" w:history="1">
         <w:r>
           <w:rPr>
             <w:rStyle w:val="Hyperlink"/>
             <w:noProof/>
           </w:rPr>
-          <w:t>Appendix A. Experimental configurations</w:t>
+          <w:t>11. Computational setup and verification</w:t>
         </w:r>
         <w:r>
           <w:rPr>
@@ -1155,7 +933,155 @@
             <w:noProof/>
             <w:webHidden/>
           </w:rPr>
-          <w:instrText xml:space="preserve"> PAGEREF _Toc244111188 \h </w:instrText>
+          <w:instrText xml:space="preserve"> PAGEREF _Toc244156237 \h </w:instrText>
+        </w:r>
+        <w:r>
+          <w:rPr>
+            <w:noProof/>
+            <w:webHidden/>
+          </w:rPr>
+        </w:r>
+        <w:r>
+          <w:rPr>
+            <w:noProof/>
+            <w:webHidden/>
+          </w:rPr>
+          <w:fldChar w:fldCharType="separate"/>
+        </w:r>
+        <w:r>
+          <w:rPr>
+            <w:noProof/>
+            <w:webHidden/>
+          </w:rPr>
+          <w:t>27</w:t>
+        </w:r>
+        <w:r>
+          <w:rPr>
+            <w:noProof/>
+            <w:webHidden/>
+          </w:rPr>
+          <w:fldChar w:fldCharType="end"/>
+        </w:r>
+      </w:hyperlink>
+    </w:p>
+    <w:p>
+      <w:pPr>
+        <w:pStyle w:val="TOC2"/>
+        <w:tabs>
+          <w:tab w:val="right" w:leader="dot" w:pos="9402"/>
+        </w:tabs>
+        <w:rPr>
+          <w:rFonts w:asciiTheme="minorHAnsi" w:eastAsiaTheme="minorEastAsia" w:hAnsiTheme="minorHAnsi"/>
+          <w:noProof/>
+          <w:kern w:val="2"/>
+          <w:sz w:val="24"/>
+          <w:szCs w:val="24"/>
+          <w:lang w:val="en-IN" w:eastAsia="en-IN"/>
+          <w14:ligatures w14:val="standardContextual"/>
+        </w:rPr>
+      </w:pPr>
+      <w:hyperlink w:anchor="_Toc244156238" w:history="1">
+        <w:r>
+          <w:rPr>
+            <w:rStyle w:val="Hyperlink"/>
+            <w:noProof/>
+          </w:rPr>
+          <w:t>12. Conclusions and future work</w:t>
+        </w:r>
+        <w:r>
+          <w:rPr>
+            <w:noProof/>
+            <w:webHidden/>
+          </w:rPr>
+          <w:tab/>
+        </w:r>
+        <w:r>
+          <w:rPr>
+            <w:noProof/>
+            <w:webHidden/>
+          </w:rPr>
+          <w:fldChar w:fldCharType="begin"/>
+        </w:r>
+        <w:r>
+          <w:rPr>
+            <w:noProof/>
+            <w:webHidden/>
+          </w:rPr>
+          <w:instrText xml:space="preserve"> PAGEREF _Toc244156238 \h </w:instrText>
+        </w:r>
+        <w:r>
+          <w:rPr>
+            <w:noProof/>
+            <w:webHidden/>
+          </w:rPr>
+        </w:r>
+        <w:r>
+          <w:rPr>
+            <w:noProof/>
+            <w:webHidden/>
+          </w:rPr>
+          <w:fldChar w:fldCharType="separate"/>
+        </w:r>
+        <w:r>
+          <w:rPr>
+            <w:noProof/>
+            <w:webHidden/>
+          </w:rPr>
+          <w:t>27</w:t>
+        </w:r>
+        <w:r>
+          <w:rPr>
+            <w:noProof/>
+            <w:webHidden/>
+          </w:rPr>
+          <w:fldChar w:fldCharType="end"/>
+        </w:r>
+      </w:hyperlink>
+    </w:p>
+    <w:p>
+      <w:pPr>
+        <w:pStyle w:val="TOC2"/>
+        <w:tabs>
+          <w:tab w:val="right" w:leader="dot" w:pos="9402"/>
+        </w:tabs>
+        <w:rPr>
+          <w:rFonts w:asciiTheme="minorHAnsi" w:eastAsiaTheme="minorEastAsia" w:hAnsiTheme="minorHAnsi"/>
+          <w:noProof/>
+          <w:kern w:val="2"/>
+          <w:sz w:val="24"/>
+          <w:szCs w:val="24"/>
+          <w:lang w:val="en-IN" w:eastAsia="en-IN"/>
+          <w14:ligatures w14:val="standardContextual"/>
+        </w:rPr>
+      </w:pPr>
+      <w:hyperlink w:anchor="_Toc244156239" w:history="1">
+        <w:r>
+          <w:rPr>
+            <w:rStyle w:val="Hyperlink"/>
+            <w:noProof/>
+          </w:rPr>
+          <w:t>13. References</w:t>
+        </w:r>
+        <w:r>
+          <w:rPr>
+            <w:noProof/>
+            <w:webHidden/>
+          </w:rPr>
+          <w:tab/>
+        </w:r>
+        <w:r>
+          <w:rPr>
+            <w:noProof/>
+            <w:webHidden/>
+          </w:rPr>
+          <w:fldChar w:fldCharType="begin"/>
+        </w:r>
+        <w:r>
+          <w:rPr>
+            <w:noProof/>
+            <w:webHidden/>
+          </w:rPr>
+          <w:instrText xml:space="preserve"> PAGEREF _Toc244156239 \h </w:instrText>
         </w:r>
         <w:r>
           <w:rPr>
@@ -1187,6 +1113,80 @@
       </w:hyperlink>
     </w:p>
     <w:p>
+      <w:pPr>
+        <w:pStyle w:val="TOC2"/>
+        <w:tabs>
+          <w:tab w:val="right" w:leader="dot" w:pos="9402"/>
+        </w:tabs>
+        <w:rPr>
+          <w:rFonts w:asciiTheme="minorHAnsi" w:eastAsiaTheme="minorEastAsia" w:hAnsiTheme="minorHAnsi"/>
+          <w:noProof/>
+          <w:kern w:val="2"/>
+          <w:sz w:val="24"/>
+          <w:szCs w:val="24"/>
+          <w:lang w:val="en-IN" w:eastAsia="en-IN"/>
+          <w14:ligatures w14:val="standardContextual"/>
+        </w:rPr>
+      </w:pPr>
+      <w:hyperlink w:anchor="_Toc244156240" w:history="1">
+        <w:r>
+          <w:rPr>
+            <w:rStyle w:val="Hyperlink"/>
+            <w:noProof/>
+          </w:rPr>
+          <w:t>Appendix A. Experimental configurations</w:t>
+        </w:r>
+        <w:r>
+          <w:rPr>
+            <w:noProof/>
+            <w:webHidden/>
+          </w:rPr>
+          <w:tab/>
+        </w:r>
+        <w:r>
+          <w:rPr>
+            <w:noProof/>
+            <w:webHidden/>
+          </w:rPr>
+          <w:fldChar w:fldCharType="begin"/>
+        </w:r>
+        <w:r>
+          <w:rPr>
+            <w:noProof/>
+            <w:webHidden/>
+          </w:rPr>
+          <w:instrText xml:space="preserve"> PAGEREF _Toc244156240 \h </w:instrText>
+        </w:r>
+        <w:r>
+          <w:rPr>
+            <w:noProof/>
+            <w:webHidden/>
+          </w:rPr>
+        </w:r>
+        <w:r>
+          <w:rPr>
+            <w:noProof/>
+            <w:webHidden/>
+          </w:rPr>
+          <w:fldChar w:fldCharType="separate"/>
+        </w:r>
+        <w:r>
+          <w:rPr>
+            <w:noProof/>
+            <w:webHidden/>
+          </w:rPr>
+          <w:t>30</w:t>
+        </w:r>
+        <w:r>
+          <w:rPr>
+            <w:noProof/>
+            <w:webHidden/>
+          </w:rPr>
+          <w:fldChar w:fldCharType="end"/>
+        </w:r>
+      </w:hyperlink>
+    </w:p>
+    <w:p>
       <w:r>
         <w:fldChar w:fldCharType="end"/>
       </w:r>
@@ -1200,7 +1200,7 @@
       <w:pPr>
         <w:pStyle w:val="Heading2"/>
       </w:pPr>
-      <w:bookmarkStart w:id="0" w:name="_Toc244111175"/>
+      <w:bookmarkStart w:id="0" w:name="_Toc244156227"/>
       <w:r>
         <w:rPr>
           <w:rFonts w:ascii="Calibri" w:hAnsi="Calibri"/>
@@ -1218,7 +1218,7 @@
         <w:t>Question.</w:t>
       </w:r>
       <w:r>
-        <w:t xml:space="preserve"> A persistence diagram or a Mapper graph looks like a statement about the shape of data. This report asks when such a picture can be trusted, using the Scikit-TDA tools ripser, persim and KeplerMapper (</w:t>
+        <w:t xml:space="preserve"> A persistence diagram or a Mapper graph looks like a statement about the shape of data. This report asks when such a picture can be trusted, using the Scikit-TDA collection of topological data analysis (TDA) tools — ripser, persim and KeplerMapper (</w:t>
       </w:r>
       <w:r>
         <w:rPr>
@@ -1229,7 +1229,7 @@
         <w:t>kmapper</w:t>
       </w:r>
       <w:r>
-        <w:t>) on data with known structure and on one real weather record. Five things are kept apart throughout: the true topology of the data; the persistent-homology (PH) evidence under a specific metric and filtration; the Mapper graph under a specific lens, cover, clustering rule and parameters; the appearance of a drawing; and the reader's interpretation of it.</w:t>
+        <w:t>), together called the triad — on data with known structure and on one real weather record. Five things are kept apart throughout: the true topology of the data; the persistent-homology (PH) evidence under a specific metric and filtration; the Mapper graph under a specific lens, cover, clustering rule and parameters; the appearance of a drawing; and the reader's interpretation of it.</w:t>
       </w:r>
     </w:p>
     <w:p>
@@ -1240,10 +1240,10 @@
         <w:t>Studies.</w:t>
       </w:r>
       <w:r>
-        <w:t xml:space="preserve"> Three core experiments: a 13-task capability and workflow audit (E1); a 24-cell Mapper parameter-sensitivity grid on an annulus and a figure-eight, with a no-loop blob as control (E2); and a structured inspection of 13 figures by a single observer (E3). Three extension studies: a case study on NOAA Global Summary of the Day (GSOD) observations from Central Park, New York, 2019–2024; a self-contained offline Mapper explorer; and resampling and leave-one-year-out analyses. Five control experiments (D1–D5) te</w:t>
-      </w:r>
-      <w:r>
-        <w:t>st specific alternative explanations of the Mapper and weather results.</w:t>
+        <w:t xml:space="preserve"> Three core experiments: a 13-task capability and workflow audit (E1); a 24-cell Mapper parameter-sensitivity grid on an annulus and a figure-eight, with a no-loop blob as control (E2); and a structured inspection of 13 figures by a single observer (E3). Three extension studies: a case study on daily observations from Central Park, New York, 2019–2024, taken from the Global Summary of the Day (GSOD) product of the National Oceanic and Atmospheric Administration (NOAA); a self-contained offline Mapper explor</w:t>
+      </w:r>
+      <w:r>
+        <w:t>er; and resampling and leave-one-year-out analyses. Five control experiments (listed in Appendix A) test specific alternative explanations of the Mapper and weather results.</w:t>
       </w:r>
     </w:p>
     <w:p>
@@ -1373,14 +1373,11 @@
         <w:rPr>
           <w:b/>
         </w:rPr>
+        <w:lastRenderedPageBreak/>
         <w:t>Scope of the conclusions.</w:t>
       </w:r>
       <w:r>
-        <w:t xml:space="preserve"> The experiments use two-dimensional synthetic shapes, one lens (first principal component), one cover family, two clustering families, and one station's six-year weather record. No participant study, hypothesis test or confidence interval is reported, and no claim is made about the true </w:t>
-      </w:r>
-      <w:r>
-        <w:lastRenderedPageBreak/>
-        <w:t>topology of any dataset, about climate, or about the relative merit of Mapper and other dimension-reduction methods. The practical conclusion is conditional: a user should ask which representation carries a claim, examine h</w:t>
+        <w:t xml:space="preserve"> The experiments use two-dimensional synthetic shapes, one lens (first principal component), one cover family, two clustering families, and one station's six-year weather record. No participant study, hypothesis test or confidence interval is reported, and no claim is made about the true topology of any dataset, about climate, or about the relative merit of Mapper and other dimension-reduction methods. The practical conclusion is conditional: a user should ask which representation carries a claim, examine h</w:t>
       </w:r>
       <w:r>
         <w:t>ow it depends on its parameters, and compare with a null that shares the construction.</w:t>
@@ -1401,7 +1398,7 @@
       <w:pPr>
         <w:pStyle w:val="Heading2"/>
       </w:pPr>
-      <w:bookmarkStart w:id="1" w:name="_Toc244111176"/>
+      <w:bookmarkStart w:id="1" w:name="_Toc244156228"/>
       <w:r>
         <w:rPr>
           <w:rFonts w:ascii="Calibri" w:hAnsi="Calibri"/>
@@ -1454,7 +1451,7 @@
         <w:t>RQ2 (sensitivity).</w:t>
       </w:r>
       <w:r>
-        <w:t xml:space="preserve"> How sensitive are KeplerMapper visualizations to cover resolution, overlap, and the clustering rule — enough to change the structural interpretation a user draws? → E2, controls D1, D3, D4, and the explorer.</w:t>
+        <w:t xml:space="preserve"> How sensitive are KeplerMapper visualizations to cover resolution, overlap, and the clustering rule — enough to change the structural interpretation a user draws? → E2, the clusterer, resampling and independent-redraw controls, and the explorer.</w:t>
       </w:r>
     </w:p>
     <w:p>
@@ -1515,14 +1512,17 @@
     </w:p>
     <w:p>
       <w:r>
-        <w:t>The study evaluates the three packages as a visualization workflow. It does not benchmark other TDA libraries: a comparison of ripser with GUDHI (Maria et al., 2014), a UMAP or t-SNE baseline, torus data and a scaling benchmark were considered and left out of scope. Consequently ripser's correctness is supported only by the known-answer signatures of the synthetic data, determinism, and the literature (Bauer, 2021), not by agreement with a second implementation.</w:t>
+        <w:t>The study evaluates the three packages as a visualization workflow. It does not benchmark other TDA libraries: a comparison of ripser with the GUDHI library (Maria et al., 2014), a baseline with UMAP (uniform manifold approximation and projection) or t-SNE (t-distributed stochastic neighbour embedding), torus data and a scaling benchmark were considered and left out of scope. Consequently ripser's correctness is supported only by the known-answer signatures of the synthetic data, determinism, and the litera</w:t>
+      </w:r>
+      <w:r>
+        <w:t>ture (Bauer, 2021), not by agreement with a second implementation.</w:t>
       </w:r>
     </w:p>
     <w:p>
       <w:pPr>
         <w:pStyle w:val="Heading2"/>
       </w:pPr>
-      <w:bookmarkStart w:id="2" w:name="_Toc244111177"/>
+      <w:bookmarkStart w:id="2" w:name="_Toc244156229"/>
       <w:r>
         <w:rPr>
           <w:rFonts w:ascii="Calibri" w:hAnsi="Calibri"/>
@@ -1576,7 +1576,7 @@
     </w:p>
     <w:p>
       <w:r>
-        <w:t>Two documented properties of the packages shape the design. The kmapper 2.1.0 HTML export loads D3 6.1.1, FileSaver 2.0.2 and a web font from content-delivery networks at view time, so it is not an offline artifact. ripser 0.6.15 does not export a plotting function (</w:t>
+        <w:t>Two documented properties of the packages shape the design. The kmapper 2.1.0 HTML export loads the JavaScript libraries D3 (version 6.1.1) and FileSaver (2.0.2) and a web font from content-delivery networks at view time, so it is not an offline artifact. ripser 0.6.15 does not export a plotting function (</w:t>
       </w:r>
       <w:r>
         <w:rPr>
@@ -1587,7 +1587,11 @@
         <w:t>plot_dgms</w:t>
       </w:r>
       <w:r>
-        <w:t xml:space="preserve"> was already absent in version 0.3.2 and present in 0.2.7); persim provides </w:t>
+        <w:t xml:space="preserve"> was </w:t>
+      </w:r>
+      <w:r>
+        <w:lastRenderedPageBreak/>
+        <w:t xml:space="preserve">already absent in version 0.3.2 and present in 0.2.7); persim provides </w:t>
       </w:r>
       <w:r>
         <w:rPr>
@@ -1609,7 +1613,6 @@
         <w:rPr>
           <w:rFonts w:ascii="Calibri" w:hAnsi="Calibri"/>
         </w:rPr>
-        <w:lastRenderedPageBreak/>
         <w:t>3.2 Related work and positioning</w:t>
       </w:r>
     </w:p>
@@ -1723,14 +1726,14 @@
     </w:p>
     <w:p>
       <w:r>
-        <w:t>The contribution is therefore an evaluation: a reproducible, layered study of a current ecosystem; custom indicators with documented limits; controls that isolate cover, clusterer, sampling and temporal-order effects; and an offline viewer whose novelty is limited to a particular combination of features (saved results first, one file, no server or CDN, per-cell provenance). It is not claimed to be the first Mapper explorer.</w:t>
+        <w:t>The contribution is therefore an evaluation: a reproducible, layered study of a current ecosystem; custom indicators with documented limits; controls that isolate cover, clusterer, sampling and temporal-order effects; and an offline viewer whose novelty is limited to a particular combination of features (saved results first, one file, no server or content-delivery network, per-cell provenance). It is not claimed to be the first Mapper explorer.</w:t>
       </w:r>
     </w:p>
     <w:p>
       <w:pPr>
         <w:pStyle w:val="Heading2"/>
       </w:pPr>
-      <w:bookmarkStart w:id="3" w:name="_Toc244111178"/>
+      <w:bookmarkStart w:id="3" w:name="_Toc244156230"/>
       <w:r>
         <w:rPr>
           <w:rFonts w:ascii="Calibri" w:hAnsi="Calibri"/>
@@ -1763,7 +1766,11 @@
         <w:t>seed = 20261022 + offset[shape] + i</w:t>
       </w:r>
       <w:r>
-        <w:t xml:space="preserve"> with offsets 0, 1000 and 2000 for the annulus, figure-eight and blob. Numerical results are written to files before any figure is rendered, and every figure is rendered from saved results. The raw GSOD files carry SHA-256 hashes recorded at acquisition. Thresholds are conventions and are labelled as such; negative results are reported.</w:t>
+        <w:t xml:space="preserve"> with offsets 0, 1000 and 2000 for the annulus, figure-eight and blob. Numerical results </w:t>
+      </w:r>
+      <w:r>
+        <w:lastRenderedPageBreak/>
+        <w:t>are written to files before any figure is rendered, and every figure is rendered from saved results. The raw GSOD files carry SHA-256 hashes recorded at acquisition. Thresholds are conventions and are labelled as such; negative results are reported.</w:t>
       </w:r>
     </w:p>
     <w:p>
@@ -1774,7 +1781,6 @@
         <w:rPr>
           <w:rFonts w:ascii="Calibri" w:hAnsi="Calibri"/>
         </w:rPr>
-        <w:lastRenderedPageBreak/>
         <w:t>4.2 Definitions</w:t>
       </w:r>
     </w:p>
@@ -1802,7 +1808,7 @@
         <w:t>known from the synthetic construction</w:t>
       </w:r>
       <w:r>
-        <w:t xml:space="preserve"> (annulus k = 1, figure-eight k = 2); for real data where it is unknown k = 1. "Dominant H1" means exactly r_k ≥ 3, a chosen operational convention and not a theorem; it carries no uncertainty statement. r_k is undefined when fewer than k + 1 persistences exist or p_{k+1} ≤ 0. r_k is unchanged when all persistences are multiplied by a constant, hence by the z-scoring used in the weather analysis, whereas raw persistence values are not.</w:t>
+        <w:t xml:space="preserve"> (annulus k = 1, figure-eight k = 2); for real data where it is unknown k = 1. "Dominant H1" means exactly r_k ≥ 3, a chosen operational convention and not a theorem; it carries no uncertainty statement. r_k is undefined when fewer than k + 1 persistences exist or p_{k+1} ≤ 0. r_k is unchanged when all persistences are multiplied by a constant, hence by the standardization used in the weather analysis, whereas raw persistence values are not.</w:t>
       </w:r>
     </w:p>
     <w:p>
@@ -1888,60 +1894,117 @@
         <w:rPr>
           <w:rFonts w:ascii="Calibri" w:hAnsi="Calibri"/>
         </w:rPr>
-        <w:t>4.3 Guards used throughout</w:t>
-      </w:r>
-    </w:p>
-    <w:p>
+        <w:t>4.3 Methodological caveats</w:t>
+      </w:r>
+    </w:p>
+    <w:p>
+      <w:r>
+        <w:t>The following caveats apply throughout and are repeated where they matter.</w:t>
+      </w:r>
+    </w:p>
+    <w:p>
+      <w:pPr>
+        <w:spacing w:after="60"/>
+        <w:ind w:left="454" w:hanging="283"/>
+      </w:pPr>
+      <w:r>
+        <w:t>•  </w:t>
+      </w:r>
       <w:r>
         <w:rPr>
           <w:b/>
         </w:rPr>
-        <w:t>(G1)</w:t>
-      </w:r>
-      <w:r>
-        <w:t xml:space="preserve"> Distances against a reference that overlaps the subsample are descriptive resampling-stability quantities: not independent validation, not unbiased generalization, and their spread is a variability band, not a confidence set. </w:t>
+        <w:t>Overlapping references.</w:t>
+      </w:r>
+      <w:r>
+        <w:t xml:space="preserve"> Distances against a reference that overlaps the subsample are descriptive resampling-stability quantities: they are not independent validation or unbiased generalization, and their spread is a variability band, not a confidence set.</w:t>
+      </w:r>
+    </w:p>
+    <w:p>
+      <w:pPr>
+        <w:spacing w:after="60"/>
+        <w:ind w:left="454" w:hanging="283"/>
+      </w:pPr>
+      <w:r>
+        <w:t>•  </w:t>
       </w:r>
       <w:r>
         <w:rPr>
           <w:b/>
         </w:rPr>
-        <w:t>(G2)</w:t>
-      </w:r>
-      <w:r>
-        <w:t xml:space="preserve"> A distance is a metric value, not a hypothesis test. </w:t>
+        <w:t>Distances are not tests.</w:t>
+      </w:r>
+      <w:r>
+        <w:t xml:space="preserve"> A distance is a metric value, not a hypothesis test.</w:t>
+      </w:r>
+    </w:p>
+    <w:p>
+      <w:pPr>
+        <w:spacing w:after="60"/>
+        <w:ind w:left="454" w:hanging="283"/>
+      </w:pPr>
+      <w:r>
+        <w:t>•  </w:t>
       </w:r>
       <w:r>
         <w:rPr>
           <w:b/>
         </w:rPr>
-        <w:t>(G3)</w:t>
-      </w:r>
-      <w:r>
-        <w:t xml:space="preserve"> S is exploratory. </w:t>
+        <w:t>The overlap indicator is exploratory.</w:t>
+      </w:r>
+      <w:r>
+        <w:t xml:space="preserve"> The membership-overlap indicator S has the limits stated in Section 4.2.</w:t>
+      </w:r>
+    </w:p>
+    <w:p>
+      <w:pPr>
+        <w:spacing w:after="60"/>
+        <w:ind w:left="454" w:hanging="283"/>
+      </w:pPr>
+      <w:r>
+        <w:t>•  </w:t>
       </w:r>
       <w:r>
         <w:rPr>
           <w:b/>
         </w:rPr>
-        <w:t>(G4)</w:t>
-      </w:r>
-      <w:r>
-        <w:t xml:space="preserve"> Mapper graph cycles are not automatically topological loops, and the absence of a cycle does not show the absence of a loop. </w:t>
+        <w:t>Graph cycles are not loops.</w:t>
+      </w:r>
+      <w:r>
+        <w:t xml:space="preserve"> Mapper graph cycles are not automatically topological loops, and the absence of a cycle does not show the absence of a loop.</w:t>
+      </w:r>
+    </w:p>
+    <w:p>
+      <w:pPr>
+        <w:spacing w:after="60"/>
+        <w:ind w:left="454" w:hanging="283"/>
+      </w:pPr>
+      <w:r>
+        <w:t>•  </w:t>
       </w:r>
       <w:r>
         <w:rPr>
           <w:b/>
         </w:rPr>
-        <w:t>(G5)</w:t>
-      </w:r>
-      <w:r>
-        <w:t xml:space="preserve"> A dominant H1 class in a sliding-window embedding is evidence of recurrent structure in the embedded series at the studied scale, not of a closed physical trajectory. </w:t>
+        <w:t>Recurrent structure, not a trajectory.</w:t>
+      </w:r>
+      <w:r>
+        <w:t xml:space="preserve"> A dominant H1 class in a sliding-window embedding is evidence of recurrent structure in the embedded series at the studied scale, not of a closed physical trajectory.</w:t>
+      </w:r>
+    </w:p>
+    <w:p>
+      <w:pPr>
+        <w:spacing w:after="60"/>
+        <w:ind w:left="454" w:hanging="283"/>
+      </w:pPr>
+      <w:r>
+        <w:t>•  </w:t>
       </w:r>
       <w:r>
         <w:rPr>
           <w:b/>
         </w:rPr>
-        <w:t>(G6)</w:t>
+        <w:t>Connectivity depends on construction.</w:t>
       </w:r>
       <w:r>
         <w:t xml:space="preserve"> A connected or fragmented graph is a property of the construction parameters, and a layout can hide components without changing the graph.</w:t>
@@ -1951,11 +2014,12 @@
       <w:pPr>
         <w:pStyle w:val="Heading2"/>
       </w:pPr>
-      <w:bookmarkStart w:id="4" w:name="_Toc244111179"/>
+      <w:bookmarkStart w:id="4" w:name="_Toc244156231"/>
       <w:r>
         <w:rPr>
           <w:rFonts w:ascii="Calibri" w:hAnsi="Calibri"/>
         </w:rPr>
+        <w:lastRenderedPageBreak/>
         <w:t>5. Core experiments (E1–E3) and the clusterer control</w:t>
       </w:r>
       <w:bookmarkEnd w:id="4"/>
@@ -1985,8 +2049,8 @@
         <w:tblLook w:val="04A0" w:firstRow="1" w:lastRow="0" w:firstColumn="1" w:lastColumn="0" w:noHBand="0" w:noVBand="1"/>
       </w:tblPr>
       <w:tblGrid>
-        <w:gridCol w:w="1499"/>
-        <w:gridCol w:w="7912"/>
+        <w:gridCol w:w="2539"/>
+        <w:gridCol w:w="6872"/>
       </w:tblGrid>
       <w:tr>
         <w:trPr>
@@ -1996,7 +2060,7 @@
         </w:trPr>
         <w:tc>
           <w:tcPr>
-            <w:tcW w:w="1499" w:type="dxa"/>
+            <w:tcW w:w="2539" w:type="dxa"/>
             <w:shd w:val="clear" w:color="auto" w:fill="DCE4F0"/>
           </w:tcPr>
           <w:p>
@@ -2015,7 +2079,7 @@
         </w:tc>
         <w:tc>
           <w:tcPr>
-            <w:tcW w:w="7912" w:type="dxa"/>
+            <w:tcW w:w="6872" w:type="dxa"/>
             <w:shd w:val="clear" w:color="auto" w:fill="DCE4F0"/>
           </w:tcPr>
           <w:p>
@@ -2040,7 +2104,7 @@
         </w:trPr>
         <w:tc>
           <w:tcPr>
-            <w:tcW w:w="1499" w:type="dxa"/>
+            <w:tcW w:w="2539" w:type="dxa"/>
           </w:tcPr>
           <w:p>
             <w:pPr>
@@ -2056,7 +2120,7 @@
         </w:tc>
         <w:tc>
           <w:tcPr>
-            <w:tcW w:w="7912" w:type="dxa"/>
+            <w:tcW w:w="6872" w:type="dxa"/>
           </w:tcPr>
           <w:p>
             <w:pPr>
@@ -2066,7 +2130,7 @@
               <w:rPr>
                 <w:sz w:val="18"/>
               </w:rPr>
-              <w:t xml:space="preserve">install (T01); persistent homology (T03); diagram plot (T04); bottleneck/Wasserstein (T06); matching plot (T07); static Mapper drawing via </w:t>
+              <w:t xml:space="preserve">installation; persistent homology; diagram plot; bottleneck and Wasserstein distances; matching plot; static Mapper drawing via </w:t>
             </w:r>
             <w:r>
               <w:rPr>
@@ -2080,7 +2144,7 @@
               <w:rPr>
                 <w:sz w:val="18"/>
               </w:rPr>
-              <w:t xml:space="preserve"> (T10, with a custom alternative layout)</w:t>
+              <w:t xml:space="preserve"> (with a custom alternative layout)</w:t>
             </w:r>
           </w:p>
         </w:tc>
@@ -2092,7 +2156,7 @@
         </w:trPr>
         <w:tc>
           <w:tcPr>
-            <w:tcW w:w="1499" w:type="dxa"/>
+            <w:tcW w:w="2539" w:type="dxa"/>
           </w:tcPr>
           <w:p>
             <w:pPr>
@@ -2108,7 +2172,7 @@
         </w:tc>
         <w:tc>
           <w:tcPr>
-            <w:tcW w:w="7912" w:type="dxa"/>
+            <w:tcW w:w="6872" w:type="dxa"/>
           </w:tcPr>
           <w:p>
             <w:pPr>
@@ -2118,7 +2182,7 @@
               <w:rPr>
                 <w:sz w:val="18"/>
               </w:rPr>
-              <w:t>data generators (T02); H1 barcode (T05); reproduction harness (T12)</w:t>
+              <w:t>data generators; H1 barcode; reproduction harness</w:t>
             </w:r>
           </w:p>
         </w:tc>
@@ -2130,7 +2194,7 @@
         </w:trPr>
         <w:tc>
           <w:tcPr>
-            <w:tcW w:w="1499" w:type="dxa"/>
+            <w:tcW w:w="2539" w:type="dxa"/>
           </w:tcPr>
           <w:p>
             <w:pPr>
@@ -2146,7 +2210,7 @@
         </w:tc>
         <w:tc>
           <w:tcPr>
-            <w:tcW w:w="7912" w:type="dxa"/>
+            <w:tcW w:w="6872" w:type="dxa"/>
           </w:tcPr>
           <w:p>
             <w:pPr>
@@ -2156,7 +2220,7 @@
               <w:rPr>
                 <w:sz w:val="18"/>
               </w:rPr>
-              <w:t>Mapper with PCA lens and seeded KMeans (T08)</w:t>
+              <w:t>Mapper with a lens from principal component analysis (PCA) and seeded KMeans clustering</w:t>
             </w:r>
           </w:p>
         </w:tc>
@@ -2168,7 +2232,7 @@
         </w:trPr>
         <w:tc>
           <w:tcPr>
-            <w:tcW w:w="1499" w:type="dxa"/>
+            <w:tcW w:w="2539" w:type="dxa"/>
           </w:tcPr>
           <w:p>
             <w:pPr>
@@ -2178,14 +2242,13 @@
               <w:rPr>
                 <w:sz w:val="18"/>
               </w:rPr>
-              <w:lastRenderedPageBreak/>
               <w:t>Needs an external package</w:t>
             </w:r>
           </w:p>
         </w:tc>
         <w:tc>
           <w:tcPr>
-            <w:tcW w:w="7912" w:type="dxa"/>
+            <w:tcW w:w="6872" w:type="dxa"/>
           </w:tcPr>
           <w:p>
             <w:pPr>
@@ -2195,7 +2258,7 @@
               <w:rPr>
                 <w:sz w:val="18"/>
               </w:rPr>
-              <w:t>node, edge and component counts via networkx (T09); the PCA baseline view (T13)</w:t>
+              <w:t>node, edge and component counts via networkx; the PCA baseline view</w:t>
             </w:r>
           </w:p>
         </w:tc>
@@ -2207,7 +2270,7 @@
         </w:trPr>
         <w:tc>
           <w:tcPr>
-            <w:tcW w:w="1499" w:type="dxa"/>
+            <w:tcW w:w="2539" w:type="dxa"/>
           </w:tcPr>
           <w:p>
             <w:pPr>
@@ -2223,7 +2286,7 @@
         </w:tc>
         <w:tc>
           <w:tcPr>
-            <w:tcW w:w="7912" w:type="dxa"/>
+            <w:tcW w:w="6872" w:type="dxa"/>
           </w:tcPr>
           <w:p>
             <w:pPr>
@@ -2233,7 +2296,7 @@
               <w:rPr>
                 <w:sz w:val="18"/>
               </w:rPr>
-              <w:t>interactive HTML export (T11)</w:t>
+              <w:t>interactive HTML export</w:t>
             </w:r>
           </w:p>
         </w:tc>
@@ -2246,7 +2309,7 @@
     </w:p>
     <w:p>
       <w:r>
-        <w:t xml:space="preserve">The custom glue code that fills these gaps is 130 non-blank, non-comment source lines (the counting rule and the per-task breakdown are in the repository's glue-code accounting). Three properties of the software matter for what follows. The kmapper HTML export loads D3, FileSaver and a web font from content-delivery networks and, in a cold-cache browser without network access, throws </w:t>
+        <w:t xml:space="preserve">The custom glue code that fills these gaps is 130 non-blank, non-comment source lines (the counting rule and the per-task breakdown are in the repository's glue-code accounting). Three properties of the software matter for what follows. The kmapper HTML export loads the JavaScript libraries D3 and FileSaver and a web font from content-delivery networks and, in a cold-cache browser without network access, throws </w:t>
       </w:r>
       <w:r>
         <w:rPr>
@@ -2306,7 +2369,7 @@
         <w:t>perc_overlap</w:t>
       </w:r>
       <w:r>
-        <w:t xml:space="preserve"> ∈ {0.20, 0.35, 0.50} = 12 cells per shape, 24 in total, for the annulus and the figure-eight (n = 500, noise 0.05, seed 42); PCA-1 lens; </w:t>
+        <w:t xml:space="preserve"> ∈ {0.20, 0.35, 0.50} = 12 cells per shape, 24 in total, for the annulus and the figure-eight (n = 500, noise 0.05, seed 42); a lens given by the first principal component (PC1) of the points, so that the cover intervals are laid along the direction of largest variance of the cloud; </w:t>
       </w:r>
       <w:r>
         <w:rPr>
@@ -2328,7 +2391,29 @@
         <w:t>KMeans(n_clusters=2, random_state=42, n_init=10)</w:t>
       </w:r>
       <w:r>
-        <w:t xml:space="preserve"> in every cover interval; reference cell (10, 0.35) fixed in the configuration. A no-loop blob (n = 500, σ = 0.45) is run at two diagnostic cells only.</w:t>
+        <w:t xml:space="preserve"> in every cover interval; reference cell (10, 0.35) fixed in the configuration; a cell is written (</w:t>
+      </w:r>
+      <w:r>
+        <w:rPr>
+          <w:rFonts w:ascii="Consolas" w:eastAsia="Consolas" w:hAnsi="Consolas"/>
+          <w:color w:val="7A1F3D"/>
+          <w:sz w:val="19"/>
+        </w:rPr>
+        <w:t>n_cubes</w:t>
+      </w:r>
+      <w:r>
+        <w:t xml:space="preserve">, </w:t>
+      </w:r>
+      <w:r>
+        <w:rPr>
+          <w:rFonts w:ascii="Consolas" w:eastAsia="Consolas" w:hAnsi="Consolas"/>
+          <w:color w:val="7A1F3D"/>
+          <w:sz w:val="19"/>
+        </w:rPr>
+        <w:t>perc_overlap</w:t>
+      </w:r>
+      <w:r>
+        <w:t>), that is, the number of cover intervals and the overlap fraction between neighbouring intervals. A no-loop blob (n = 500, σ = 0.45) is run at two diagnostic cells only.</w:t>
       </w:r>
     </w:p>
     <w:tbl>
@@ -2340,9 +2425,9 @@
         <w:tblLook w:val="04A0" w:firstRow="1" w:lastRow="0" w:firstColumn="1" w:lastColumn="0" w:noHBand="0" w:noVBand="1"/>
       </w:tblPr>
       <w:tblGrid>
-        <w:gridCol w:w="2314"/>
-        <w:gridCol w:w="3411"/>
-        <w:gridCol w:w="3686"/>
+        <w:gridCol w:w="3499"/>
+        <w:gridCol w:w="2838"/>
+        <w:gridCol w:w="3074"/>
       </w:tblGrid>
       <w:tr>
         <w:trPr>
@@ -2352,7 +2437,7 @@
         </w:trPr>
         <w:tc>
           <w:tcPr>
-            <w:tcW w:w="2314" w:type="dxa"/>
+            <w:tcW w:w="3499" w:type="dxa"/>
             <w:shd w:val="clear" w:color="auto" w:fill="DCE4F0"/>
           </w:tcPr>
           <w:p>
@@ -2371,7 +2456,7 @@
         </w:tc>
         <w:tc>
           <w:tcPr>
-            <w:tcW w:w="3411" w:type="dxa"/>
+            <w:tcW w:w="2838" w:type="dxa"/>
             <w:shd w:val="clear" w:color="auto" w:fill="DCE4F0"/>
           </w:tcPr>
           <w:p>
@@ -2390,7 +2475,7 @@
         </w:tc>
         <w:tc>
           <w:tcPr>
-            <w:tcW w:w="3686" w:type="dxa"/>
+            <w:tcW w:w="3074" w:type="dxa"/>
             <w:shd w:val="clear" w:color="auto" w:fill="DCE4F0"/>
           </w:tcPr>
           <w:p>
@@ -2415,7 +2500,7 @@
         </w:trPr>
         <w:tc>
           <w:tcPr>
-            <w:tcW w:w="2314" w:type="dxa"/>
+            <w:tcW w:w="3499" w:type="dxa"/>
           </w:tcPr>
           <w:p>
             <w:pPr>
@@ -2431,7 +2516,7 @@
         </w:tc>
         <w:tc>
           <w:tcPr>
-            <w:tcW w:w="3411" w:type="dxa"/>
+            <w:tcW w:w="2838" w:type="dxa"/>
           </w:tcPr>
           <w:p>
             <w:pPr>
@@ -2461,7 +2546,7 @@
         </w:tc>
         <w:tc>
           <w:tcPr>
-            <w:tcW w:w="3686" w:type="dxa"/>
+            <w:tcW w:w="3074" w:type="dxa"/>
           </w:tcPr>
           <w:p>
             <w:pPr>
@@ -2497,7 +2582,7 @@
         </w:trPr>
         <w:tc>
           <w:tcPr>
-            <w:tcW w:w="2314" w:type="dxa"/>
+            <w:tcW w:w="3499" w:type="dxa"/>
           </w:tcPr>
           <w:p>
             <w:pPr>
@@ -2513,7 +2598,7 @@
         </w:tc>
         <w:tc>
           <w:tcPr>
-            <w:tcW w:w="3411" w:type="dxa"/>
+            <w:tcW w:w="2838" w:type="dxa"/>
           </w:tcPr>
           <w:p>
             <w:pPr>
@@ -2529,7 +2614,7 @@
         </w:tc>
         <w:tc>
           <w:tcPr>
-            <w:tcW w:w="3686" w:type="dxa"/>
+            <w:tcW w:w="3074" w:type="dxa"/>
           </w:tcPr>
           <w:p>
             <w:pPr>
@@ -2551,7 +2636,7 @@
         </w:trPr>
         <w:tc>
           <w:tcPr>
-            <w:tcW w:w="2314" w:type="dxa"/>
+            <w:tcW w:w="3499" w:type="dxa"/>
           </w:tcPr>
           <w:p>
             <w:pPr>
@@ -2567,7 +2652,7 @@
         </w:tc>
         <w:tc>
           <w:tcPr>
-            <w:tcW w:w="3411" w:type="dxa"/>
+            <w:tcW w:w="2838" w:type="dxa"/>
           </w:tcPr>
           <w:p>
             <w:pPr>
@@ -2591,7 +2676,7 @@
         </w:tc>
         <w:tc>
           <w:tcPr>
-            <w:tcW w:w="3686" w:type="dxa"/>
+            <w:tcW w:w="3074" w:type="dxa"/>
           </w:tcPr>
           <w:p>
             <w:pPr>
@@ -2613,7 +2698,7 @@
         </w:trPr>
         <w:tc>
           <w:tcPr>
-            <w:tcW w:w="2314" w:type="dxa"/>
+            <w:tcW w:w="3499" w:type="dxa"/>
           </w:tcPr>
           <w:p>
             <w:pPr>
@@ -2629,7 +2714,7 @@
         </w:tc>
         <w:tc>
           <w:tcPr>
-            <w:tcW w:w="3411" w:type="dxa"/>
+            <w:tcW w:w="2838" w:type="dxa"/>
           </w:tcPr>
           <w:p>
             <w:pPr>
@@ -2645,7 +2730,7 @@
         </w:tc>
         <w:tc>
           <w:tcPr>
-            <w:tcW w:w="3686" w:type="dxa"/>
+            <w:tcW w:w="3074" w:type="dxa"/>
           </w:tcPr>
           <w:p>
             <w:pPr>
@@ -2667,7 +2752,7 @@
         </w:trPr>
         <w:tc>
           <w:tcPr>
-            <w:tcW w:w="2314" w:type="dxa"/>
+            <w:tcW w:w="3499" w:type="dxa"/>
           </w:tcPr>
           <w:p>
             <w:pPr>
@@ -2683,7 +2768,7 @@
         </w:tc>
         <w:tc>
           <w:tcPr>
-            <w:tcW w:w="3411" w:type="dxa"/>
+            <w:tcW w:w="2838" w:type="dxa"/>
           </w:tcPr>
           <w:p>
             <w:pPr>
@@ -2699,7 +2784,7 @@
         </w:tc>
         <w:tc>
           <w:tcPr>
-            <w:tcW w:w="3686" w:type="dxa"/>
+            <w:tcW w:w="3074" w:type="dxa"/>
           </w:tcPr>
           <w:p>
             <w:pPr>
@@ -2721,7 +2806,7 @@
         </w:trPr>
         <w:tc>
           <w:tcPr>
-            <w:tcW w:w="2314" w:type="dxa"/>
+            <w:tcW w:w="3499" w:type="dxa"/>
           </w:tcPr>
           <w:p>
             <w:pPr>
@@ -2731,13 +2816,13 @@
               <w:rPr>
                 <w:sz w:val="18"/>
               </w:rPr>
-              <w:t>S against the reference</w:t>
-            </w:r>
-          </w:p>
-        </w:tc>
-        <w:tc>
-          <w:tcPr>
-            <w:tcW w:w="3411" w:type="dxa"/>
+              <w:t>Membership-overlap indicator S relative to the reference cell</w:t>
+            </w:r>
+          </w:p>
+        </w:tc>
+        <w:tc>
+          <w:tcPr>
+            <w:tcW w:w="2838" w:type="dxa"/>
           </w:tcPr>
           <w:p>
             <w:pPr>
@@ -2753,7 +2838,7 @@
         </w:tc>
         <w:tc>
           <w:tcPr>
-            <w:tcW w:w="3686" w:type="dxa"/>
+            <w:tcW w:w="3074" w:type="dxa"/>
           </w:tcPr>
           <w:p>
             <w:pPr>
@@ -2807,8 +2892,9 @@
         <w:rPr>
           <w:noProof/>
         </w:rPr>
+        <w:lastRenderedPageBreak/>
         <w:drawing>
-          <wp:inline distT="0" distB="0" distL="0" distR="0" wp14:anchorId="4795B689" wp14:editId="5588902B">
+          <wp:inline distT="0" distB="0" distL="0" distR="0" wp14:anchorId="1FE2F20B" wp14:editId="606C6005">
             <wp:extent cx="5832000" cy="1851429"/>
             <wp:effectExtent l="0" t="0" r="0" b="0"/>
             <wp:docPr id="1" name="Picture 1"/>
@@ -2849,7 +2935,7 @@
         <w:rPr>
           <w:i/>
         </w:rPr>
-        <w:t xml:space="preserve">Figure 5.1. E2 summary for the annulus (12 cells). Node count is 2 × </w:t>
+        <w:t xml:space="preserve">Figure 5.1. E2 summary for the annulus (12 cells): connected components, cyclomatic number and, in the right-hand panel, the membership-overlap indicator S relative to the reference cell. Node count is 2 × </w:t>
       </w:r>
       <w:r>
         <w:rPr>
@@ -2877,9 +2963,8 @@
         <w:rPr>
           <w:noProof/>
         </w:rPr>
-        <w:lastRenderedPageBreak/>
         <w:drawing>
-          <wp:inline distT="0" distB="0" distL="0" distR="0" wp14:anchorId="730F98C3" wp14:editId="38645432">
+          <wp:inline distT="0" distB="0" distL="0" distR="0" wp14:anchorId="38AC795B" wp14:editId="4BB87438">
             <wp:extent cx="5832000" cy="1851429"/>
             <wp:effectExtent l="0" t="0" r="0" b="0"/>
             <wp:docPr id="2" name="Picture 2"/>
@@ -2920,7 +3005,7 @@
         <w:rPr>
           <w:i/>
         </w:rPr>
-        <w:t>Figure 5.2. The same summary for the figure-eight. The reference cell fragments into two components and (20, 0.20) into four, while (20, 0.50) gives the construction-consistent connected two-cycle reading.</w:t>
+        <w:t>Figure 5.2. The same summary for the figure-eight (components, cyclomatic number, and S relative to the reference cell). The reference cell fragments into two components and (20, 0.20) into four, while (20, 0.50) gives the construction-consistent connected two-cycle reading.</w:t>
       </w:r>
     </w:p>
     <w:p>
@@ -2934,7 +3019,7 @@
           <w:noProof/>
         </w:rPr>
         <w:drawing>
-          <wp:inline distT="0" distB="0" distL="0" distR="0" wp14:anchorId="7BFED69B" wp14:editId="7A7BED58">
+          <wp:inline distT="0" distB="0" distL="0" distR="0" wp14:anchorId="7E4F7237" wp14:editId="48DD9B12">
             <wp:extent cx="5832000" cy="2036571"/>
             <wp:effectExtent l="0" t="0" r="0" b="0"/>
             <wp:docPr id="3" name="Picture 3"/>
@@ -2986,7 +3071,7 @@
         <w:rPr>
           <w:rFonts w:ascii="Calibri" w:hAnsi="Calibri"/>
         </w:rPr>
-        <w:t>5.3 Control D1 — does the forced two-cluster rule drive the E2 pattern?</w:t>
+        <w:t>5.3 Clusterer control — does the forced two-cluster rule drive the E2 pattern?</w:t>
       </w:r>
     </w:p>
     <w:p>
@@ -3027,10 +3112,14 @@
         <w:rPr>
           <w:b/>
         </w:rPr>
+        <w:lastRenderedPageBreak/>
         <w:t>Design.</w:t>
       </w:r>
       <w:r>
-        <w:t xml:space="preserve"> Same data, PCA-1 lens, 12-cell grid and reference cell; only the clusterer changes, to single-linkage agglomerative clustering cut at a distance ε = c × (median distance to the fifth nearest neighbour of the full cloud), with c ∈ {1.5, 3.0}. There is no per-shape tuning. The two multipliers were written into the configuration before the control was first run, but after the E2 results with the forced two-cluster rule were known, and only these two values were tried; they are an exploratory choice.</w:t>
+        <w:t xml:space="preserve"> Same data, PC1 lens, 12-cell grid and reference cell; only the clusterer changes, to single-linkage agglomerative clustering cut at a distance ε = c × (median distance to the fifth nearest neighbour of the full cloud), with the multiplier c ∈ {1.5, 3.0}. There is no per-shape tuning. The two multipliers were written into the configuration before the control was first run, but after the E2 results with the forced two-cluster rule were known, and only these two values were tried; they are an exploratory choi</w:t>
+      </w:r>
+      <w:r>
+        <w:t>ce.</w:t>
       </w:r>
     </w:p>
     <w:tbl>
@@ -3042,12 +3131,12 @@
         <w:tblLook w:val="04A0" w:firstRow="1" w:lastRow="0" w:firstColumn="1" w:lastColumn="0" w:noHBand="0" w:noVBand="1"/>
       </w:tblPr>
       <w:tblGrid>
-        <w:gridCol w:w="1272"/>
-        <w:gridCol w:w="713"/>
-        <w:gridCol w:w="2970"/>
-        <w:gridCol w:w="1320"/>
-        <w:gridCol w:w="1594"/>
-        <w:gridCol w:w="1541"/>
+        <w:gridCol w:w="1724"/>
+        <w:gridCol w:w="1368"/>
+        <w:gridCol w:w="2178"/>
+        <w:gridCol w:w="1580"/>
+        <w:gridCol w:w="1168"/>
+        <w:gridCol w:w="1393"/>
       </w:tblGrid>
       <w:tr>
         <w:trPr>
@@ -3057,7 +3146,7 @@
         </w:trPr>
         <w:tc>
           <w:tcPr>
-            <w:tcW w:w="1272" w:type="dxa"/>
+            <w:tcW w:w="1724" w:type="dxa"/>
             <w:shd w:val="clear" w:color="auto" w:fill="DCE4F0"/>
           </w:tcPr>
           <w:p>
@@ -3070,13 +3159,13 @@
                 <w:b/>
                 <w:sz w:val="16"/>
               </w:rPr>
-              <w:t>Shape, c</w:t>
-            </w:r>
-          </w:p>
-        </w:tc>
-        <w:tc>
-          <w:tcPr>
-            <w:tcW w:w="713" w:type="dxa"/>
+              <w:t>Shape, multiplier c</w:t>
+            </w:r>
+          </w:p>
+        </w:tc>
+        <w:tc>
+          <w:tcPr>
+            <w:tcW w:w="1368" w:type="dxa"/>
             <w:shd w:val="clear" w:color="auto" w:fill="DCE4F0"/>
           </w:tcPr>
           <w:p>
@@ -3089,13 +3178,13 @@
                 <w:b/>
                 <w:sz w:val="16"/>
               </w:rPr>
-              <w:t>ε</w:t>
-            </w:r>
-          </w:p>
-        </w:tc>
-        <w:tc>
-          <w:tcPr>
-            <w:tcW w:w="2970" w:type="dxa"/>
+              <w:t>Cut distance ε</w:t>
+            </w:r>
+          </w:p>
+        </w:tc>
+        <w:tc>
+          <w:tcPr>
+            <w:tcW w:w="2178" w:type="dxa"/>
             <w:shd w:val="clear" w:color="auto" w:fill="DCE4F0"/>
           </w:tcPr>
           <w:p>
@@ -3108,13 +3197,13 @@
                 <w:b/>
                 <w:sz w:val="16"/>
               </w:rPr>
-              <w:t>Reference cell (nodes / components / cyclomatic)</w:t>
-            </w:r>
-          </w:p>
-        </w:tc>
-        <w:tc>
-          <w:tcPr>
-            <w:tcW w:w="1320" w:type="dxa"/>
+              <w:t>Reference cell (nodes / components / cyclomatic number)</w:t>
+            </w:r>
+          </w:p>
+        </w:tc>
+        <w:tc>
+          <w:tcPr>
+            <w:tcW w:w="1580" w:type="dxa"/>
             <w:shd w:val="clear" w:color="auto" w:fill="DCE4F0"/>
           </w:tcPr>
           <w:p>
@@ -3133,7 +3222,7 @@
         </w:tc>
         <w:tc>
           <w:tcPr>
-            <w:tcW w:w="1594" w:type="dxa"/>
+            <w:tcW w:w="1168" w:type="dxa"/>
             <w:shd w:val="clear" w:color="auto" w:fill="DCE4F0"/>
           </w:tcPr>
           <w:p>
@@ -3152,7 +3241,7 @@
         </w:tc>
         <w:tc>
           <w:tcPr>
-            <w:tcW w:w="1541" w:type="dxa"/>
+            <w:tcW w:w="1393" w:type="dxa"/>
             <w:shd w:val="clear" w:color="auto" w:fill="DCE4F0"/>
           </w:tcPr>
           <w:p>
@@ -3186,7 +3275,7 @@
         </w:trPr>
         <w:tc>
           <w:tcPr>
-            <w:tcW w:w="1272" w:type="dxa"/>
+            <w:tcW w:w="1724" w:type="dxa"/>
           </w:tcPr>
           <w:p>
             <w:pPr>
@@ -3202,7 +3291,7 @@
         </w:tc>
         <w:tc>
           <w:tcPr>
-            <w:tcW w:w="713" w:type="dxa"/>
+            <w:tcW w:w="1368" w:type="dxa"/>
           </w:tcPr>
           <w:p>
             <w:pPr>
@@ -3218,7 +3307,7 @@
         </w:tc>
         <w:tc>
           <w:tcPr>
-            <w:tcW w:w="2970" w:type="dxa"/>
+            <w:tcW w:w="2178" w:type="dxa"/>
           </w:tcPr>
           <w:p>
             <w:pPr>
@@ -3234,7 +3323,7 @@
         </w:tc>
         <w:tc>
           <w:tcPr>
-            <w:tcW w:w="1320" w:type="dxa"/>
+            <w:tcW w:w="1580" w:type="dxa"/>
           </w:tcPr>
           <w:p>
             <w:pPr>
@@ -3250,7 +3339,7 @@
         </w:tc>
         <w:tc>
           <w:tcPr>
-            <w:tcW w:w="1594" w:type="dxa"/>
+            <w:tcW w:w="1168" w:type="dxa"/>
           </w:tcPr>
           <w:p>
             <w:pPr>
@@ -3266,7 +3355,7 @@
         </w:tc>
         <w:tc>
           <w:tcPr>
-            <w:tcW w:w="1541" w:type="dxa"/>
+            <w:tcW w:w="1393" w:type="dxa"/>
           </w:tcPr>
           <w:p>
             <w:pPr>
@@ -3288,7 +3377,7 @@
         </w:trPr>
         <w:tc>
           <w:tcPr>
-            <w:tcW w:w="1272" w:type="dxa"/>
+            <w:tcW w:w="1724" w:type="dxa"/>
           </w:tcPr>
           <w:p>
             <w:pPr>
@@ -3304,7 +3393,7 @@
         </w:tc>
         <w:tc>
           <w:tcPr>
-            <w:tcW w:w="713" w:type="dxa"/>
+            <w:tcW w:w="1368" w:type="dxa"/>
           </w:tcPr>
           <w:p>
             <w:pPr>
@@ -3320,7 +3409,7 @@
         </w:tc>
         <w:tc>
           <w:tcPr>
-            <w:tcW w:w="2970" w:type="dxa"/>
+            <w:tcW w:w="2178" w:type="dxa"/>
           </w:tcPr>
           <w:p>
             <w:pPr>
@@ -3336,7 +3425,7 @@
         </w:tc>
         <w:tc>
           <w:tcPr>
-            <w:tcW w:w="1320" w:type="dxa"/>
+            <w:tcW w:w="1580" w:type="dxa"/>
           </w:tcPr>
           <w:p>
             <w:pPr>
@@ -3352,7 +3441,7 @@
         </w:tc>
         <w:tc>
           <w:tcPr>
-            <w:tcW w:w="1594" w:type="dxa"/>
+            <w:tcW w:w="1168" w:type="dxa"/>
           </w:tcPr>
           <w:p>
             <w:pPr>
@@ -3368,7 +3457,7 @@
         </w:tc>
         <w:tc>
           <w:tcPr>
-            <w:tcW w:w="1541" w:type="dxa"/>
+            <w:tcW w:w="1393" w:type="dxa"/>
           </w:tcPr>
           <w:p>
             <w:pPr>
@@ -3390,7 +3479,7 @@
         </w:trPr>
         <w:tc>
           <w:tcPr>
-            <w:tcW w:w="1272" w:type="dxa"/>
+            <w:tcW w:w="1724" w:type="dxa"/>
           </w:tcPr>
           <w:p>
             <w:pPr>
@@ -3406,7 +3495,7 @@
         </w:tc>
         <w:tc>
           <w:tcPr>
-            <w:tcW w:w="713" w:type="dxa"/>
+            <w:tcW w:w="1368" w:type="dxa"/>
           </w:tcPr>
           <w:p>
             <w:pPr>
@@ -3422,7 +3511,7 @@
         </w:tc>
         <w:tc>
           <w:tcPr>
-            <w:tcW w:w="2970" w:type="dxa"/>
+            <w:tcW w:w="2178" w:type="dxa"/>
           </w:tcPr>
           <w:p>
             <w:pPr>
@@ -3438,7 +3527,7 @@
         </w:tc>
         <w:tc>
           <w:tcPr>
-            <w:tcW w:w="1320" w:type="dxa"/>
+            <w:tcW w:w="1580" w:type="dxa"/>
           </w:tcPr>
           <w:p>
             <w:pPr>
@@ -3454,7 +3543,7 @@
         </w:tc>
         <w:tc>
           <w:tcPr>
-            <w:tcW w:w="1594" w:type="dxa"/>
+            <w:tcW w:w="1168" w:type="dxa"/>
           </w:tcPr>
           <w:p>
             <w:pPr>
@@ -3470,7 +3559,7 @@
         </w:tc>
         <w:tc>
           <w:tcPr>
-            <w:tcW w:w="1541" w:type="dxa"/>
+            <w:tcW w:w="1393" w:type="dxa"/>
           </w:tcPr>
           <w:p>
             <w:pPr>
@@ -3492,7 +3581,7 @@
         </w:trPr>
         <w:tc>
           <w:tcPr>
-            <w:tcW w:w="1272" w:type="dxa"/>
+            <w:tcW w:w="1724" w:type="dxa"/>
           </w:tcPr>
           <w:p>
             <w:pPr>
@@ -3508,7 +3597,7 @@
         </w:tc>
         <w:tc>
           <w:tcPr>
-            <w:tcW w:w="713" w:type="dxa"/>
+            <w:tcW w:w="1368" w:type="dxa"/>
           </w:tcPr>
           <w:p>
             <w:pPr>
@@ -3524,7 +3613,7 @@
         </w:tc>
         <w:tc>
           <w:tcPr>
-            <w:tcW w:w="2970" w:type="dxa"/>
+            <w:tcW w:w="2178" w:type="dxa"/>
           </w:tcPr>
           <w:p>
             <w:pPr>
@@ -3540,7 +3629,7 @@
         </w:tc>
         <w:tc>
           <w:tcPr>
-            <w:tcW w:w="1320" w:type="dxa"/>
+            <w:tcW w:w="1580" w:type="dxa"/>
           </w:tcPr>
           <w:p>
             <w:pPr>
@@ -3556,7 +3645,7 @@
         </w:tc>
         <w:tc>
           <w:tcPr>
-            <w:tcW w:w="1594" w:type="dxa"/>
+            <w:tcW w:w="1168" w:type="dxa"/>
           </w:tcPr>
           <w:p>
             <w:pPr>
@@ -3572,7 +3661,7 @@
         </w:tc>
         <w:tc>
           <w:tcPr>
-            <w:tcW w:w="1541" w:type="dxa"/>
+            <w:tcW w:w="1393" w:type="dxa"/>
           </w:tcPr>
           <w:p>
             <w:pPr>
@@ -3594,7 +3683,7 @@
         </w:trPr>
         <w:tc>
           <w:tcPr>
-            <w:tcW w:w="1272" w:type="dxa"/>
+            <w:tcW w:w="1724" w:type="dxa"/>
           </w:tcPr>
           <w:p>
             <w:pPr>
@@ -3610,7 +3699,7 @@
         </w:tc>
         <w:tc>
           <w:tcPr>
-            <w:tcW w:w="713" w:type="dxa"/>
+            <w:tcW w:w="1368" w:type="dxa"/>
           </w:tcPr>
           <w:p>
             <w:pPr>
@@ -3626,7 +3715,7 @@
         </w:tc>
         <w:tc>
           <w:tcPr>
-            <w:tcW w:w="2970" w:type="dxa"/>
+            <w:tcW w:w="2178" w:type="dxa"/>
           </w:tcPr>
           <w:p>
             <w:pPr>
@@ -3642,7 +3731,7 @@
         </w:tc>
         <w:tc>
           <w:tcPr>
-            <w:tcW w:w="1320" w:type="dxa"/>
+            <w:tcW w:w="1580" w:type="dxa"/>
           </w:tcPr>
           <w:p>
             <w:pPr>
@@ -3658,7 +3747,7 @@
         </w:tc>
         <w:tc>
           <w:tcPr>
-            <w:tcW w:w="1594" w:type="dxa"/>
+            <w:tcW w:w="1168" w:type="dxa"/>
           </w:tcPr>
           <w:p>
             <w:pPr>
@@ -3674,7 +3763,7 @@
         </w:tc>
         <w:tc>
           <w:tcPr>
-            <w:tcW w:w="1541" w:type="dxa"/>
+            <w:tcW w:w="1393" w:type="dxa"/>
           </w:tcPr>
           <w:p>
             <w:pPr>
@@ -3696,7 +3785,7 @@
         </w:trPr>
         <w:tc>
           <w:tcPr>
-            <w:tcW w:w="1272" w:type="dxa"/>
+            <w:tcW w:w="1724" w:type="dxa"/>
           </w:tcPr>
           <w:p>
             <w:pPr>
@@ -3712,7 +3801,7 @@
         </w:tc>
         <w:tc>
           <w:tcPr>
-            <w:tcW w:w="713" w:type="dxa"/>
+            <w:tcW w:w="1368" w:type="dxa"/>
           </w:tcPr>
           <w:p>
             <w:pPr>
@@ -3728,7 +3817,7 @@
         </w:tc>
         <w:tc>
           <w:tcPr>
-            <w:tcW w:w="2970" w:type="dxa"/>
+            <w:tcW w:w="2178" w:type="dxa"/>
           </w:tcPr>
           <w:p>
             <w:pPr>
@@ -3744,7 +3833,7 @@
         </w:tc>
         <w:tc>
           <w:tcPr>
-            <w:tcW w:w="1320" w:type="dxa"/>
+            <w:tcW w:w="1580" w:type="dxa"/>
           </w:tcPr>
           <w:p>
             <w:pPr>
@@ -3760,7 +3849,7 @@
         </w:tc>
         <w:tc>
           <w:tcPr>
-            <w:tcW w:w="1594" w:type="dxa"/>
+            <w:tcW w:w="1168" w:type="dxa"/>
           </w:tcPr>
           <w:p>
             <w:pPr>
@@ -3776,7 +3865,7 @@
         </w:tc>
         <w:tc>
           <w:tcPr>
-            <w:tcW w:w="1541" w:type="dxa"/>
+            <w:tcW w:w="1393" w:type="dxa"/>
           </w:tcPr>
           <w:p>
             <w:pPr>
@@ -3805,11 +3894,7 @@
         <w:t>Findings.</w:t>
       </w:r>
       <w:r>
-        <w:t xml:space="preserve"> (i) With the data-adaptive rule at the larger scale the figure-eight is connected in all 12 cells and shows two independent cycles at the reference cell, the construction-consistent reading, rather than the two components seen under forced two-way splitting; the annulus shows one cycle in 11 of 12 cells. (ii) The no-</w:t>
-      </w:r>
-      <w:r>
-        <w:lastRenderedPageBreak/>
-        <w:t>loop blob has far fewer cycles (cyclomatic 0 at the reference cell; at least one in 3 of 12 cells) but is split into 9–18 components; its cycles under the forced rule arise largely from two-way</w:t>
+        <w:t xml:space="preserve"> (i) With the data-adaptive rule at the larger scale the figure-eight is connected in all 12 cells and shows two independent cycles at the reference cell, the construction-consistent reading, rather than the two components seen under forced two-way splitting; the annulus shows one cycle in 11 of 12 cells. (ii) The no-loop blob has far fewer cycles (cyclomatic 0 at the reference cell; at least one in 3 of 12 cells) but is split into 9–18 components; its cycles under the forced rule arise largely from two-way</w:t>
       </w:r>
       <w:r>
         <w:t xml:space="preserve"> splits of sparse tails, and the scale-adaptive rule trades them for fragmentation. (iii) Halving the scale fragments every shape (3–11 components even for the annulus and the figure-eight) and removes the cycle cue from the figure-eight entirely.</w:t>
@@ -3840,7 +3925,7 @@
           <w:noProof/>
         </w:rPr>
         <w:drawing>
-          <wp:inline distT="0" distB="0" distL="0" distR="0" wp14:anchorId="7F4D3EAD" wp14:editId="516A80D6">
+          <wp:inline distT="0" distB="0" distL="0" distR="0" wp14:anchorId="7892DB60" wp14:editId="34F6E9E9">
             <wp:extent cx="5832000" cy="1908655"/>
             <wp:effectExtent l="0" t="0" r="0" b="0"/>
             <wp:docPr id="4" name="Picture 4"/>
@@ -3881,7 +3966,7 @@
         <w:rPr>
           <w:i/>
         </w:rPr>
-        <w:t>Figure 5.4. Cyclomatic number of the Mapper graph over 30 subsamples (80 %) per shape for the forced two-cluster KMeans rule and for single-linkage at two scales (control D3; Section 8.3). The single-linkage scales were chosen after the KMeans result was known.</w:t>
+        <w:t>Figure 5.4. Cyclomatic number of the Mapper graph over 30 subsamples (80 %) per shape for the forced two-cluster KMeans rule and for single-linkage at two scales (resampling stability with data-adaptive clustering; Section 8.3). The single-linkage scales were chosen after the KMeans result was known.</w:t>
       </w:r>
     </w:p>
     <w:p>
@@ -3909,7 +3994,11 @@
         <w:t>: a project constraint made any participant study impossible, no participant was recruited, and no participant data exist. The fallback specified in the design, a structured inspection by a single observer, was carried out instead. Thirteen stimuli (persistence diagrams, Mapper graphs and scatter views, labelled with neutral identifiers) were rendered from saved results. For each stimulus the observer recorded the visible cues, an interpretation, an assessment category, and whether the interpretation matche</w:t>
       </w:r>
       <w:r>
-        <w:t>d the property expected from the construction of the data, which had been fixed before the record was written. The records were then checked for completeness and summarized by counting; no further statistics were computed.</w:t>
+        <w:t xml:space="preserve">d the property expected from the construction </w:t>
+      </w:r>
+      <w:r>
+        <w:lastRenderedPageBreak/>
+        <w:t>of the data, which had been fixed before the record was written. The records were then checked for completeness and summarized by counting; no further statistics were computed.</w:t>
       </w:r>
     </w:p>
     <w:p>
@@ -3938,12 +4027,11 @@
       <w:pPr>
         <w:pStyle w:val="Heading2"/>
       </w:pPr>
-      <w:bookmarkStart w:id="5" w:name="_Toc244111180"/>
+      <w:bookmarkStart w:id="5" w:name="_Toc244156232"/>
       <w:r>
         <w:rPr>
           <w:rFonts w:ascii="Calibri" w:hAnsi="Calibri"/>
         </w:rPr>
-        <w:lastRenderedPageBreak/>
         <w:t>6. Weather case study</w:t>
       </w:r>
       <w:bookmarkEnd w:id="5"/>
@@ -3961,12 +4049,26 @@
     </w:p>
     <w:p>
       <w:r>
-        <w:t>The study uses NOAA NCEI Global Summary of the Day (GSOD) daily observations for New York Central Park (station 72505394728 = USAF 725053 + WBAN 94728; 40.77898 N, −73.96925 E, 42.7 m), 1 January 2019 to 31 December 2024. The raw yearly CSV files come from the NCEI access directory; their SHA-256 hashes were recorded at acquisition, and a fresh download on 28 October 2026 was byte-identical. GSOD data are free for research and educational use with no warranty, and the product has no DOI.</w:t>
-      </w:r>
-    </w:p>
-    <w:p>
-      <w:r>
-        <w:t>Independent parsing of the raw files gives 2192 rows (365 / 366 / 365 / 365 / 365 / 366 by year), 2192 distinct dates and a complete calendar. Missing-value codes: TEMP 0, DEWP 0, SLP 4 (9999.9), WDSP 125, GUST 911, SNDP 2119. Units were converted before any distance computation (°F → °C; mb ≡ hPa; knots → m s⁻¹; inches → mm) and no value was imputed. Three data decisions shape the analysis:</w:t>
+        <w:t>The study uses daily observations from the Global Summary of the Day (GSOD) product of the National Oceanic and Atmospheric Administration (NOAA), which is distributed by NOAA's National Centers for Environmental Information (NCEI), for New York Central Park (station identifier 72505394728; 40.77898 N, −73.96925 E, 42.7 m), 1 January 2019 to 31 December 2024. The raw yearly CSV files come from the NCEI access directory; their SHA-256 hashes were recorded at acquisition, and a fresh download on 28 October 20</w:t>
+      </w:r>
+      <w:r>
+        <w:t>26 was byte-identical. GSOD data are free for research and educational use with no warranty, and the product has no digital object identifier (DOI).</w:t>
+      </w:r>
+    </w:p>
+    <w:p>
+      <w:r>
+        <w:t>The GSOD documentation defines the fields used here as: mean temperature for the day in degrees Fahrenheit (field name TEMP), mean dew point in degrees Fahrenheit (DEWP), mean sea-level pressure in millibars (SLP), mean station pressure in millibars (STP), mean wind speed in knots (WDSP), maximum wind gust in knots (GUST) and snow depth in inches (SNDP). The field names are kept in this section because the saved files and figures use them; the text otherwise uses the descriptive names. Values are standardiz</w:t>
+      </w:r>
+      <w:r>
+        <w:t>ed (z-scored: centred at zero and scaled to unit standard deviation) before any distance computation.</w:t>
+      </w:r>
+    </w:p>
+    <w:p>
+      <w:r>
+        <w:t>Independent parsing of the raw files gives 2192 rows (365 / 366 / 365 / 365 / 365 / 366 by year), 2192 distinct dates and a complete calendar. Missing-value counts (the documented missing-value code is 9999.9 for the temperature, dew-point and pressure fields and 999.9 for the wind and snow-depth fields): temperature 0, dew point 0, sea-level pressure 4, wind speed 125, wind gust 911, snow depth 2119. Units were converted before any distance computation (°F → °C; millibars are numerically equal to hectopasc</w:t>
+      </w:r>
+      <w:r>
+        <w:t>als, hPa; knots → m s⁻¹; inches → mm) and no value was imputed. Three data decisions shape the analysis:</w:t>
       </w:r>
     </w:p>
     <w:p>
@@ -3981,10 +4083,10 @@
         <w:rPr>
           <w:b/>
         </w:rPr>
-        <w:t>Primary feature cloud = TEMP, DEWP, SLP.</w:t>
-      </w:r>
-      <w:r>
-        <w:t xml:space="preserve"> Adding WDSP (a four-feature cloud) would require dropping 129 days (5.9 %), seasonally clustered: all of January–February 2019 plus 11 March days (70 consecutive days), and 55 further days (6 in January 2020, 33 in May–June 2020, 16 in September–October 2021). Three features lose 4 days (0.18 %: 2019-04-20, 2021-04-04, 2023-09-18, 2024-12-30), leaving </w:t>
+        <w:t>Primary feature cloud = temperature, dew point and sea-level pressure (TEMP, DEWP, SLP).</w:t>
+      </w:r>
+      <w:r>
+        <w:t xml:space="preserve"> Adding wind speed (WDSP; a four-feature cloud) would require dropping 129 days (5.9 %), seasonally clustered: all of January–February 2019 plus 11 March days (70 consecutive days), and 55 further days (6 in January 2020, 33 in May–June 2020, 16 in September–October 2021). Three features lose 4 days (0.18 %: 2019-04-20, 2021-04-04, 2023-09-18, 2024-12-30), leaving </w:t>
       </w:r>
       <w:r>
         <w:rPr>
@@ -3993,7 +4095,7 @@
         <w:t>2188 days</w:t>
       </w:r>
       <w:r>
-        <w:t>, z-scored after dropping. The four-feature count is recorded, but no analysis was run on that cloud.</w:t>
+        <w:t>, standardized after dropping. The four-feature count is recorded, but no analysis was run on that cloud.</w:t>
       </w:r>
     </w:p>
     <w:p>
@@ -4008,7 +4110,7 @@
         <w:rPr>
           <w:b/>
         </w:rPr>
-        <w:t>STP excluded.</w:t>
+        <w:t>Station pressure (STP) excluded.</w:t>
       </w:r>
       <w:r>
         <w:t xml:space="preserve"> 94.8 % of STP values are below 900 hPa (median 12.4 hPa) at a 42.7 m station. The cause is a lost leading digit (1012.4 appears as 012.4; SLP − (STP + 1000) has median ≈ 4.9 hPa, the hydrostatic expectation at this elevation). STP's missing-value code in these files is 999.9 (6 rows). STP is unused.</w:t>
@@ -4020,21 +4122,22 @@
         <w:ind w:left="454" w:hanging="283"/>
       </w:pPr>
       <w:r>
+        <w:lastRenderedPageBreak/>
         <w:t>•  </w:t>
       </w:r>
       <w:r>
         <w:rPr>
           <w:b/>
         </w:rPr>
-        <w:t>SLP = 999.9 on 2020-12-01</w:t>
-      </w:r>
-      <w:r>
-        <w:t xml:space="preserve"> is also the wind-family code, but STP that day (994.7 hPa) plus ≈ 5 hPa corroborates a real reading; it is kept.</w:t>
-      </w:r>
-    </w:p>
-    <w:p>
-      <w:r>
-        <w:t>TEMP and DEWP are gapless over six years, so the seasonal series needs no interpolation.</w:t>
+        <w:t>Sea-level pressure of 999.9 on 2020-12-01</w:t>
+      </w:r>
+      <w:r>
+        <w:t xml:space="preserve"> is also the missing-value code of the wind fields, but the station pressure that day (994.7 hPa) plus ≈ 5 hPa corroborates a real reading; it is kept.</w:t>
+      </w:r>
+    </w:p>
+    <w:p>
+      <w:r>
+        <w:t>Temperature and dew point are gapless over six years, so the seasonal series needs no interpolation.</w:t>
       </w:r>
     </w:p>
     <w:p>
@@ -4048,7 +4151,7 @@
           <w:noProof/>
         </w:rPr>
         <w:drawing>
-          <wp:inline distT="0" distB="0" distL="0" distR="0" wp14:anchorId="7DDD73AC" wp14:editId="33AB76D6">
+          <wp:inline distT="0" distB="0" distL="0" distR="0" wp14:anchorId="7F78692E" wp14:editId="49680C3C">
             <wp:extent cx="5832000" cy="1841684"/>
             <wp:effectExtent l="0" t="0" r="0" b="0"/>
             <wp:docPr id="5" name="Picture 5"/>
@@ -4089,7 +4192,7 @@
         <w:rPr>
           <w:i/>
         </w:rPr>
-        <w:t>Figure 6.1. The z-scored daily TEMP series, 2019–2024 (2192 days). It is the input to the sliding-window embedding of Section 6.3.</w:t>
+        <w:t>Figure 6.1. The standardized daily mean temperature series (TEMP), 2019–2024 (2192 days), coloured by season (DJF: December–February; MAM: March–May; JJA: June–August; SON: September–November); red lines mark the days dropped for a missing sea-level pressure. It is the input to the sliding-window embedding of Section 6.3.</w:t>
       </w:r>
     </w:p>
     <w:p>
@@ -4100,12 +4203,12 @@
         <w:rPr>
           <w:rFonts w:ascii="Calibri" w:hAnsi="Calibri"/>
         </w:rPr>
-        <w:t>6.2 PCA and Mapper on the static state cloud</w:t>
-      </w:r>
-    </w:p>
-    <w:p>
-      <w:r>
-        <w:t>On the z-scored TEMP/DEWP/SLP cloud, PC1 explains 69.0 % (TEMP and DEWP, negative SLP weight) and PC2 28.6 %, 97.6 % cumulatively: the three features are effectively two-dimensional. The Mapper grid ({5, 10, 15, 20} × {0.35, 0.50}, PCA-1 lens, KMeans k = 2, reference (10, 0.35)) was fixed before the outputs were inspected.</w:t>
+        <w:t>6.2 Principal component analysis and Mapper on the static state cloud</w:t>
+      </w:r>
+    </w:p>
+    <w:p>
+      <w:r>
+        <w:t>On the standardized cloud of temperature, dew point and sea-level pressure, the first principal component (PC1) explains 69.0 % of the variance (carried by temperature and dew point, with a negative sea-level-pressure weight) and the second (PC2) 28.6 %, 97.6 % cumulatively: the three features are effectively two-dimensional. The Mapper grid (n_cubes ∈ {5, 10, 15, 20} × perc_overlap ∈ {0.35, 0.50}, PC1 lens, KMeans k = 2, reference cell (10, 0.35)) was fixed before the outputs were inspected.</w:t>
       </w:r>
     </w:p>
     <w:tbl>
@@ -4117,12 +4220,12 @@
         <w:tblLook w:val="04A0" w:firstRow="1" w:lastRow="0" w:firstColumn="1" w:lastColumn="0" w:noHBand="0" w:noVBand="1"/>
       </w:tblPr>
       <w:tblGrid>
-        <w:gridCol w:w="3469"/>
-        <w:gridCol w:w="829"/>
-        <w:gridCol w:w="829"/>
-        <w:gridCol w:w="1410"/>
-        <w:gridCol w:w="1437"/>
-        <w:gridCol w:w="1437"/>
+        <w:gridCol w:w="1745"/>
+        <w:gridCol w:w="907"/>
+        <w:gridCol w:w="907"/>
+        <w:gridCol w:w="1582"/>
+        <w:gridCol w:w="1714"/>
+        <w:gridCol w:w="2556"/>
       </w:tblGrid>
       <w:tr>
         <w:trPr>
@@ -4132,7 +4235,7 @@
         </w:trPr>
         <w:tc>
           <w:tcPr>
-            <w:tcW w:w="3469" w:type="dxa"/>
+            <w:tcW w:w="1745" w:type="dxa"/>
             <w:shd w:val="clear" w:color="auto" w:fill="DCE4F0"/>
           </w:tcPr>
           <w:p>
@@ -4151,7 +4254,7 @@
         </w:tc>
         <w:tc>
           <w:tcPr>
-            <w:tcW w:w="829" w:type="dxa"/>
+            <w:tcW w:w="907" w:type="dxa"/>
             <w:shd w:val="clear" w:color="auto" w:fill="DCE4F0"/>
           </w:tcPr>
           <w:p>
@@ -4170,7 +4273,7 @@
         </w:tc>
         <w:tc>
           <w:tcPr>
-            <w:tcW w:w="829" w:type="dxa"/>
+            <w:tcW w:w="907" w:type="dxa"/>
             <w:shd w:val="clear" w:color="auto" w:fill="DCE4F0"/>
           </w:tcPr>
           <w:p>
@@ -4189,7 +4292,7 @@
         </w:tc>
         <w:tc>
           <w:tcPr>
-            <w:tcW w:w="1410" w:type="dxa"/>
+            <w:tcW w:w="1582" w:type="dxa"/>
             <w:shd w:val="clear" w:color="auto" w:fill="DCE4F0"/>
           </w:tcPr>
           <w:p>
@@ -4208,7 +4311,7 @@
         </w:tc>
         <w:tc>
           <w:tcPr>
-            <w:tcW w:w="1437" w:type="dxa"/>
+            <w:tcW w:w="1714" w:type="dxa"/>
             <w:shd w:val="clear" w:color="auto" w:fill="DCE4F0"/>
           </w:tcPr>
           <w:p>
@@ -4221,13 +4324,13 @@
                 <w:b/>
                 <w:sz w:val="16"/>
               </w:rPr>
-              <w:t>Cyclomatic</w:t>
-            </w:r>
-          </w:p>
-        </w:tc>
-        <w:tc>
-          <w:tcPr>
-            <w:tcW w:w="1437" w:type="dxa"/>
+              <w:t>Cyclomatic number</w:t>
+            </w:r>
+          </w:p>
+        </w:tc>
+        <w:tc>
+          <w:tcPr>
+            <w:tcW w:w="2556" w:type="dxa"/>
             <w:shd w:val="clear" w:color="auto" w:fill="DCE4F0"/>
           </w:tcPr>
           <w:p>
@@ -4240,7 +4343,7 @@
                 <w:b/>
                 <w:sz w:val="16"/>
               </w:rPr>
-              <w:t>S vs ref</w:t>
+              <w:t>Membership-overlap indicator S relative to the reference cell</w:t>
             </w:r>
           </w:p>
         </w:tc>
@@ -4252,7 +4355,7 @@
         </w:trPr>
         <w:tc>
           <w:tcPr>
-            <w:tcW w:w="3469" w:type="dxa"/>
+            <w:tcW w:w="1745" w:type="dxa"/>
           </w:tcPr>
           <w:p>
             <w:pPr>
@@ -4268,7 +4371,7 @@
         </w:tc>
         <w:tc>
           <w:tcPr>
-            <w:tcW w:w="829" w:type="dxa"/>
+            <w:tcW w:w="907" w:type="dxa"/>
           </w:tcPr>
           <w:p>
             <w:pPr>
@@ -4284,7 +4387,7 @@
         </w:tc>
         <w:tc>
           <w:tcPr>
-            <w:tcW w:w="829" w:type="dxa"/>
+            <w:tcW w:w="907" w:type="dxa"/>
           </w:tcPr>
           <w:p>
             <w:pPr>
@@ -4300,7 +4403,7 @@
         </w:tc>
         <w:tc>
           <w:tcPr>
-            <w:tcW w:w="1410" w:type="dxa"/>
+            <w:tcW w:w="1582" w:type="dxa"/>
           </w:tcPr>
           <w:p>
             <w:pPr>
@@ -4316,7 +4419,7 @@
         </w:tc>
         <w:tc>
           <w:tcPr>
-            <w:tcW w:w="1437" w:type="dxa"/>
+            <w:tcW w:w="1714" w:type="dxa"/>
           </w:tcPr>
           <w:p>
             <w:pPr>
@@ -4332,7 +4435,7 @@
         </w:tc>
         <w:tc>
           <w:tcPr>
-            <w:tcW w:w="1437" w:type="dxa"/>
+            <w:tcW w:w="2556" w:type="dxa"/>
           </w:tcPr>
           <w:p>
             <w:pPr>
@@ -4354,7 +4457,7 @@
         </w:trPr>
         <w:tc>
           <w:tcPr>
-            <w:tcW w:w="3469" w:type="dxa"/>
+            <w:tcW w:w="1745" w:type="dxa"/>
           </w:tcPr>
           <w:p>
             <w:pPr>
@@ -4370,7 +4473,7 @@
         </w:tc>
         <w:tc>
           <w:tcPr>
-            <w:tcW w:w="829" w:type="dxa"/>
+            <w:tcW w:w="907" w:type="dxa"/>
           </w:tcPr>
           <w:p>
             <w:pPr>
@@ -4386,7 +4489,7 @@
         </w:tc>
         <w:tc>
           <w:tcPr>
-            <w:tcW w:w="829" w:type="dxa"/>
+            <w:tcW w:w="907" w:type="dxa"/>
           </w:tcPr>
           <w:p>
             <w:pPr>
@@ -4402,7 +4505,7 @@
         </w:tc>
         <w:tc>
           <w:tcPr>
-            <w:tcW w:w="1410" w:type="dxa"/>
+            <w:tcW w:w="1582" w:type="dxa"/>
           </w:tcPr>
           <w:p>
             <w:pPr>
@@ -4418,7 +4521,7 @@
         </w:tc>
         <w:tc>
           <w:tcPr>
-            <w:tcW w:w="1437" w:type="dxa"/>
+            <w:tcW w:w="1714" w:type="dxa"/>
           </w:tcPr>
           <w:p>
             <w:pPr>
@@ -4434,7 +4537,7 @@
         </w:tc>
         <w:tc>
           <w:tcPr>
-            <w:tcW w:w="1437" w:type="dxa"/>
+            <w:tcW w:w="2556" w:type="dxa"/>
           </w:tcPr>
           <w:p>
             <w:pPr>
@@ -4456,7 +4559,7 @@
         </w:trPr>
         <w:tc>
           <w:tcPr>
-            <w:tcW w:w="3469" w:type="dxa"/>
+            <w:tcW w:w="1745" w:type="dxa"/>
           </w:tcPr>
           <w:p>
             <w:pPr>
@@ -4473,7 +4576,7 @@
         </w:tc>
         <w:tc>
           <w:tcPr>
-            <w:tcW w:w="829" w:type="dxa"/>
+            <w:tcW w:w="907" w:type="dxa"/>
           </w:tcPr>
           <w:p>
             <w:pPr>
@@ -4489,7 +4592,7 @@
         </w:tc>
         <w:tc>
           <w:tcPr>
-            <w:tcW w:w="829" w:type="dxa"/>
+            <w:tcW w:w="907" w:type="dxa"/>
           </w:tcPr>
           <w:p>
             <w:pPr>
@@ -4505,7 +4608,7 @@
         </w:tc>
         <w:tc>
           <w:tcPr>
-            <w:tcW w:w="1410" w:type="dxa"/>
+            <w:tcW w:w="1582" w:type="dxa"/>
           </w:tcPr>
           <w:p>
             <w:pPr>
@@ -4521,7 +4624,7 @@
         </w:tc>
         <w:tc>
           <w:tcPr>
-            <w:tcW w:w="1437" w:type="dxa"/>
+            <w:tcW w:w="1714" w:type="dxa"/>
           </w:tcPr>
           <w:p>
             <w:pPr>
@@ -4537,7 +4640,7 @@
         </w:tc>
         <w:tc>
           <w:tcPr>
-            <w:tcW w:w="1437" w:type="dxa"/>
+            <w:tcW w:w="2556" w:type="dxa"/>
           </w:tcPr>
           <w:p>
             <w:pPr>
@@ -4559,7 +4662,7 @@
         </w:trPr>
         <w:tc>
           <w:tcPr>
-            <w:tcW w:w="3469" w:type="dxa"/>
+            <w:tcW w:w="1745" w:type="dxa"/>
           </w:tcPr>
           <w:p>
             <w:pPr>
@@ -4575,7 +4678,7 @@
         </w:tc>
         <w:tc>
           <w:tcPr>
-            <w:tcW w:w="829" w:type="dxa"/>
+            <w:tcW w:w="907" w:type="dxa"/>
           </w:tcPr>
           <w:p>
             <w:pPr>
@@ -4591,7 +4694,7 @@
         </w:tc>
         <w:tc>
           <w:tcPr>
-            <w:tcW w:w="829" w:type="dxa"/>
+            <w:tcW w:w="907" w:type="dxa"/>
           </w:tcPr>
           <w:p>
             <w:pPr>
@@ -4607,7 +4710,7 @@
         </w:tc>
         <w:tc>
           <w:tcPr>
-            <w:tcW w:w="1410" w:type="dxa"/>
+            <w:tcW w:w="1582" w:type="dxa"/>
           </w:tcPr>
           <w:p>
             <w:pPr>
@@ -4623,7 +4726,7 @@
         </w:tc>
         <w:tc>
           <w:tcPr>
-            <w:tcW w:w="1437" w:type="dxa"/>
+            <w:tcW w:w="1714" w:type="dxa"/>
           </w:tcPr>
           <w:p>
             <w:pPr>
@@ -4639,7 +4742,7 @@
         </w:tc>
         <w:tc>
           <w:tcPr>
-            <w:tcW w:w="1437" w:type="dxa"/>
+            <w:tcW w:w="2556" w:type="dxa"/>
           </w:tcPr>
           <w:p>
             <w:pPr>
@@ -4661,7 +4764,7 @@
         </w:trPr>
         <w:tc>
           <w:tcPr>
-            <w:tcW w:w="3469" w:type="dxa"/>
+            <w:tcW w:w="1745" w:type="dxa"/>
           </w:tcPr>
           <w:p>
             <w:pPr>
@@ -4677,7 +4780,7 @@
         </w:tc>
         <w:tc>
           <w:tcPr>
-            <w:tcW w:w="829" w:type="dxa"/>
+            <w:tcW w:w="907" w:type="dxa"/>
           </w:tcPr>
           <w:p>
             <w:pPr>
@@ -4693,7 +4796,7 @@
         </w:tc>
         <w:tc>
           <w:tcPr>
-            <w:tcW w:w="829" w:type="dxa"/>
+            <w:tcW w:w="907" w:type="dxa"/>
           </w:tcPr>
           <w:p>
             <w:pPr>
@@ -4709,7 +4812,7 @@
         </w:tc>
         <w:tc>
           <w:tcPr>
-            <w:tcW w:w="1410" w:type="dxa"/>
+            <w:tcW w:w="1582" w:type="dxa"/>
           </w:tcPr>
           <w:p>
             <w:pPr>
@@ -4725,7 +4828,7 @@
         </w:tc>
         <w:tc>
           <w:tcPr>
-            <w:tcW w:w="1437" w:type="dxa"/>
+            <w:tcW w:w="1714" w:type="dxa"/>
           </w:tcPr>
           <w:p>
             <w:pPr>
@@ -4741,7 +4844,7 @@
         </w:tc>
         <w:tc>
           <w:tcPr>
-            <w:tcW w:w="1437" w:type="dxa"/>
+            <w:tcW w:w="2556" w:type="dxa"/>
           </w:tcPr>
           <w:p>
             <w:pPr>
@@ -4763,7 +4866,7 @@
         </w:trPr>
         <w:tc>
           <w:tcPr>
-            <w:tcW w:w="3469" w:type="dxa"/>
+            <w:tcW w:w="1745" w:type="dxa"/>
           </w:tcPr>
           <w:p>
             <w:pPr>
@@ -4779,7 +4882,7 @@
         </w:tc>
         <w:tc>
           <w:tcPr>
-            <w:tcW w:w="829" w:type="dxa"/>
+            <w:tcW w:w="907" w:type="dxa"/>
           </w:tcPr>
           <w:p>
             <w:pPr>
@@ -4795,7 +4898,7 @@
         </w:tc>
         <w:tc>
           <w:tcPr>
-            <w:tcW w:w="829" w:type="dxa"/>
+            <w:tcW w:w="907" w:type="dxa"/>
           </w:tcPr>
           <w:p>
             <w:pPr>
@@ -4811,7 +4914,7 @@
         </w:tc>
         <w:tc>
           <w:tcPr>
-            <w:tcW w:w="1410" w:type="dxa"/>
+            <w:tcW w:w="1582" w:type="dxa"/>
           </w:tcPr>
           <w:p>
             <w:pPr>
@@ -4827,7 +4930,7 @@
         </w:tc>
         <w:tc>
           <w:tcPr>
-            <w:tcW w:w="1437" w:type="dxa"/>
+            <w:tcW w:w="1714" w:type="dxa"/>
           </w:tcPr>
           <w:p>
             <w:pPr>
@@ -4843,7 +4946,7 @@
         </w:tc>
         <w:tc>
           <w:tcPr>
-            <w:tcW w:w="1437" w:type="dxa"/>
+            <w:tcW w:w="2556" w:type="dxa"/>
           </w:tcPr>
           <w:p>
             <w:pPr>
@@ -4865,7 +4968,7 @@
         </w:trPr>
         <w:tc>
           <w:tcPr>
-            <w:tcW w:w="3469" w:type="dxa"/>
+            <w:tcW w:w="1745" w:type="dxa"/>
           </w:tcPr>
           <w:p>
             <w:pPr>
@@ -4875,14 +4978,13 @@
               <w:rPr>
                 <w:sz w:val="16"/>
               </w:rPr>
-              <w:lastRenderedPageBreak/>
               <w:t>(20, 0.35)</w:t>
             </w:r>
           </w:p>
         </w:tc>
         <w:tc>
           <w:tcPr>
-            <w:tcW w:w="829" w:type="dxa"/>
+            <w:tcW w:w="907" w:type="dxa"/>
           </w:tcPr>
           <w:p>
             <w:pPr>
@@ -4898,7 +5000,7 @@
         </w:tc>
         <w:tc>
           <w:tcPr>
-            <w:tcW w:w="829" w:type="dxa"/>
+            <w:tcW w:w="907" w:type="dxa"/>
           </w:tcPr>
           <w:p>
             <w:pPr>
@@ -4914,7 +5016,7 @@
         </w:tc>
         <w:tc>
           <w:tcPr>
-            <w:tcW w:w="1410" w:type="dxa"/>
+            <w:tcW w:w="1582" w:type="dxa"/>
           </w:tcPr>
           <w:p>
             <w:pPr>
@@ -4931,7 +5033,7 @@
         </w:tc>
         <w:tc>
           <w:tcPr>
-            <w:tcW w:w="1437" w:type="dxa"/>
+            <w:tcW w:w="1714" w:type="dxa"/>
           </w:tcPr>
           <w:p>
             <w:pPr>
@@ -4947,7 +5049,7 @@
         </w:tc>
         <w:tc>
           <w:tcPr>
-            <w:tcW w:w="1437" w:type="dxa"/>
+            <w:tcW w:w="2556" w:type="dxa"/>
           </w:tcPr>
           <w:p>
             <w:pPr>
@@ -4969,7 +5071,7 @@
         </w:trPr>
         <w:tc>
           <w:tcPr>
-            <w:tcW w:w="3469" w:type="dxa"/>
+            <w:tcW w:w="1745" w:type="dxa"/>
           </w:tcPr>
           <w:p>
             <w:pPr>
@@ -4985,7 +5087,7 @@
         </w:tc>
         <w:tc>
           <w:tcPr>
-            <w:tcW w:w="829" w:type="dxa"/>
+            <w:tcW w:w="907" w:type="dxa"/>
           </w:tcPr>
           <w:p>
             <w:pPr>
@@ -5001,7 +5103,7 @@
         </w:tc>
         <w:tc>
           <w:tcPr>
-            <w:tcW w:w="829" w:type="dxa"/>
+            <w:tcW w:w="907" w:type="dxa"/>
           </w:tcPr>
           <w:p>
             <w:pPr>
@@ -5017,7 +5119,7 @@
         </w:tc>
         <w:tc>
           <w:tcPr>
-            <w:tcW w:w="1410" w:type="dxa"/>
+            <w:tcW w:w="1582" w:type="dxa"/>
           </w:tcPr>
           <w:p>
             <w:pPr>
@@ -5034,7 +5136,7 @@
         </w:tc>
         <w:tc>
           <w:tcPr>
-            <w:tcW w:w="1437" w:type="dxa"/>
+            <w:tcW w:w="1714" w:type="dxa"/>
           </w:tcPr>
           <w:p>
             <w:pPr>
@@ -5050,7 +5152,7 @@
         </w:tc>
         <w:tc>
           <w:tcPr>
-            <w:tcW w:w="1437" w:type="dxa"/>
+            <w:tcW w:w="2556" w:type="dxa"/>
           </w:tcPr>
           <w:p>
             <w:pPr>
@@ -5095,7 +5197,7 @@
         <w:t>n_cubes</w:t>
       </w:r>
       <w:r>
-        <w:t xml:space="preserve"> ≤ 15 and splits in two at 20. With such high cyclomatic numbers the graph's cycles say little about loops in a three-dimensional cloud whose PH shows no dominant class (G4). A day-of-year lens variant (20 nodes, 27 edges, 1 component) encodes the calendar directly and appears only as a labelled comparison.</w:t>
+        <w:t xml:space="preserve"> ≤ 15 and splits in two at 20. With such high cyclomatic numbers the graph's cycles say little about loops in a three-dimensional cloud whose persistent homology shows no dominant class (graph cycles are not loops; Section 4.3). A day-of-year lens variant (20 nodes, 27 edges, 1 component) encodes the calendar directly and appears only as a labelled comparison.</w:t>
       </w:r>
     </w:p>
     <w:p>
@@ -5108,8 +5210,9 @@
         <w:rPr>
           <w:noProof/>
         </w:rPr>
+        <w:lastRenderedPageBreak/>
         <w:drawing>
-          <wp:inline distT="0" distB="0" distL="0" distR="0" wp14:anchorId="53FAB234" wp14:editId="53935326">
+          <wp:inline distT="0" distB="0" distL="0" distR="0" wp14:anchorId="37AA43D2" wp14:editId="19F8A9F4">
             <wp:extent cx="2946666" cy="4679999"/>
             <wp:effectExtent l="0" t="0" r="0" b="0"/>
             <wp:docPr id="6" name="Picture 6"/>
@@ -5150,7 +5253,7 @@
         <w:rPr>
           <w:i/>
         </w:rPr>
-        <w:t xml:space="preserve">Figure 6.2. The 8-cell weather Mapper grid (PCA-1 lens; node colour is mean z-TEMP). Fragmentation into two components appears at </w:t>
+        <w:t xml:space="preserve">Figure 6.2. The 8-cell weather Mapper grid (PC1 lens; node colour is the mean standardized temperature). Fragmentation into two components appears at </w:t>
       </w:r>
       <w:r>
         <w:rPr>
@@ -5181,7 +5284,7 @@
     </w:p>
     <w:p>
       <w:r>
-        <w:t xml:space="preserve">The embedding is a time-delay embedding of the z-scored daily TEMP series: point </w:t>
+        <w:t xml:space="preserve">The embedding is a time-delay embedding of the standardized daily mean temperature series x with delay τ (in days) and embedding dimension d: point </w:t>
       </w:r>
       <w:r>
         <w:rPr>
@@ -5190,7 +5293,7 @@
         <w:t>i</w:t>
       </w:r>
       <w:r>
-        <w:t xml:space="preserve"> = (x[i], x[i+τ], …, x[i+(d−1)τ]), span (d−1)τ days, stride 1, over all 2192 days. The series is gapless, so no window spans a gap and no incomplete window arises; z-scoring uses all 2192 days before windowing. Persistence is computed by ripser with </w:t>
+        <w:t xml:space="preserve"> = (x[i], x[i+τ], …, x[i+(d−1)τ]), span (d−1)τ days, stride 1, over all 2192 days. The series is gapless, so no window spans a gap and no incomplete window arises; the standardization uses all 2192 days before windowing. Persistence is computed by ripser with </w:t>
       </w:r>
       <w:r>
         <w:rPr>
@@ -5213,12 +5316,12 @@
         <w:tblLook w:val="04A0" w:firstRow="1" w:lastRow="0" w:firstColumn="1" w:lastColumn="0" w:noHBand="0" w:noVBand="1"/>
       </w:tblPr>
       <w:tblGrid>
-        <w:gridCol w:w="2148"/>
-        <w:gridCol w:w="1383"/>
-        <w:gridCol w:w="1660"/>
-        <w:gridCol w:w="890"/>
-        <w:gridCol w:w="2598"/>
-        <w:gridCol w:w="732"/>
+        <w:gridCol w:w="2025"/>
+        <w:gridCol w:w="1187"/>
+        <w:gridCol w:w="1243"/>
+        <w:gridCol w:w="1090"/>
+        <w:gridCol w:w="2765"/>
+        <w:gridCol w:w="1102"/>
       </w:tblGrid>
       <w:tr>
         <w:trPr>
@@ -5228,7 +5331,7 @@
         </w:trPr>
         <w:tc>
           <w:tcPr>
-            <w:tcW w:w="2148" w:type="dxa"/>
+            <w:tcW w:w="2025" w:type="dxa"/>
             <w:shd w:val="clear" w:color="auto" w:fill="DCE4F0"/>
           </w:tcPr>
           <w:p>
@@ -5241,13 +5344,13 @@
                 <w:b/>
                 <w:sz w:val="16"/>
               </w:rPr>
-              <w:t>τ, d</w:t>
-            </w:r>
-          </w:p>
-        </w:tc>
-        <w:tc>
-          <w:tcPr>
-            <w:tcW w:w="1383" w:type="dxa"/>
+              <w:t>Delay τ, dimension d</w:t>
+            </w:r>
+          </w:p>
+        </w:tc>
+        <w:tc>
+          <w:tcPr>
+            <w:tcW w:w="1187" w:type="dxa"/>
             <w:shd w:val="clear" w:color="auto" w:fill="DCE4F0"/>
           </w:tcPr>
           <w:p>
@@ -5266,7 +5369,7 @@
         </w:tc>
         <w:tc>
           <w:tcPr>
-            <w:tcW w:w="1660" w:type="dxa"/>
+            <w:tcW w:w="1243" w:type="dxa"/>
             <w:shd w:val="clear" w:color="auto" w:fill="DCE4F0"/>
           </w:tcPr>
           <w:p>
@@ -5285,7 +5388,7 @@
         </w:tc>
         <w:tc>
           <w:tcPr>
-            <w:tcW w:w="890" w:type="dxa"/>
+            <w:tcW w:w="1090" w:type="dxa"/>
             <w:shd w:val="clear" w:color="auto" w:fill="DCE4F0"/>
           </w:tcPr>
           <w:p>
@@ -5304,7 +5407,7 @@
         </w:tc>
         <w:tc>
           <w:tcPr>
-            <w:tcW w:w="2598" w:type="dxa"/>
+            <w:tcW w:w="2765" w:type="dxa"/>
             <w:shd w:val="clear" w:color="auto" w:fill="DCE4F0"/>
           </w:tcPr>
           <w:p>
@@ -5317,13 +5420,13 @@
                 <w:b/>
                 <w:sz w:val="16"/>
               </w:rPr>
-              <w:t>Dominant H1 (z units)</w:t>
-            </w:r>
-          </w:p>
-        </w:tc>
-        <w:tc>
-          <w:tcPr>
-            <w:tcW w:w="732" w:type="dxa"/>
+              <w:t>Dominant H1 persistence (standardized units)</w:t>
+            </w:r>
+          </w:p>
+        </w:tc>
+        <w:tc>
+          <w:tcPr>
+            <w:tcW w:w="1102" w:type="dxa"/>
             <w:shd w:val="clear" w:color="auto" w:fill="DCE4F0"/>
           </w:tcPr>
           <w:p>
@@ -5336,7 +5439,7 @@
                 <w:b/>
                 <w:sz w:val="16"/>
               </w:rPr>
-              <w:t>r₁</w:t>
+              <w:t>Gap ratio r₁</w:t>
             </w:r>
           </w:p>
         </w:tc>
@@ -5348,7 +5451,7 @@
         </w:trPr>
         <w:tc>
           <w:tcPr>
-            <w:tcW w:w="2148" w:type="dxa"/>
+            <w:tcW w:w="2025" w:type="dxa"/>
           </w:tcPr>
           <w:p>
             <w:pPr>
@@ -5364,7 +5467,7 @@
         </w:tc>
         <w:tc>
           <w:tcPr>
-            <w:tcW w:w="1383" w:type="dxa"/>
+            <w:tcW w:w="1187" w:type="dxa"/>
           </w:tcPr>
           <w:p>
             <w:pPr>
@@ -5380,7 +5483,7 @@
         </w:tc>
         <w:tc>
           <w:tcPr>
-            <w:tcW w:w="1660" w:type="dxa"/>
+            <w:tcW w:w="1243" w:type="dxa"/>
           </w:tcPr>
           <w:p>
             <w:pPr>
@@ -5396,7 +5499,7 @@
         </w:tc>
         <w:tc>
           <w:tcPr>
-            <w:tcW w:w="890" w:type="dxa"/>
+            <w:tcW w:w="1090" w:type="dxa"/>
           </w:tcPr>
           <w:p>
             <w:pPr>
@@ -5412,7 +5515,7 @@
         </w:tc>
         <w:tc>
           <w:tcPr>
-            <w:tcW w:w="2598" w:type="dxa"/>
+            <w:tcW w:w="2765" w:type="dxa"/>
           </w:tcPr>
           <w:p>
             <w:pPr>
@@ -5428,7 +5531,7 @@
         </w:tc>
         <w:tc>
           <w:tcPr>
-            <w:tcW w:w="732" w:type="dxa"/>
+            <w:tcW w:w="1102" w:type="dxa"/>
           </w:tcPr>
           <w:p>
             <w:pPr>
@@ -5450,7 +5553,7 @@
         </w:trPr>
         <w:tc>
           <w:tcPr>
-            <w:tcW w:w="2148" w:type="dxa"/>
+            <w:tcW w:w="2025" w:type="dxa"/>
           </w:tcPr>
           <w:p>
             <w:pPr>
@@ -5466,7 +5569,7 @@
         </w:tc>
         <w:tc>
           <w:tcPr>
-            <w:tcW w:w="1383" w:type="dxa"/>
+            <w:tcW w:w="1187" w:type="dxa"/>
           </w:tcPr>
           <w:p>
             <w:pPr>
@@ -5482,7 +5585,7 @@
         </w:tc>
         <w:tc>
           <w:tcPr>
-            <w:tcW w:w="1660" w:type="dxa"/>
+            <w:tcW w:w="1243" w:type="dxa"/>
           </w:tcPr>
           <w:p>
             <w:pPr>
@@ -5498,7 +5601,7 @@
         </w:tc>
         <w:tc>
           <w:tcPr>
-            <w:tcW w:w="890" w:type="dxa"/>
+            <w:tcW w:w="1090" w:type="dxa"/>
           </w:tcPr>
           <w:p>
             <w:pPr>
@@ -5514,7 +5617,7 @@
         </w:tc>
         <w:tc>
           <w:tcPr>
-            <w:tcW w:w="2598" w:type="dxa"/>
+            <w:tcW w:w="2765" w:type="dxa"/>
           </w:tcPr>
           <w:p>
             <w:pPr>
@@ -5530,7 +5633,7 @@
         </w:tc>
         <w:tc>
           <w:tcPr>
-            <w:tcW w:w="732" w:type="dxa"/>
+            <w:tcW w:w="1102" w:type="dxa"/>
           </w:tcPr>
           <w:p>
             <w:pPr>
@@ -5552,7 +5655,7 @@
         </w:trPr>
         <w:tc>
           <w:tcPr>
-            <w:tcW w:w="2148" w:type="dxa"/>
+            <w:tcW w:w="2025" w:type="dxa"/>
           </w:tcPr>
           <w:p>
             <w:pPr>
@@ -5568,7 +5671,7 @@
         </w:tc>
         <w:tc>
           <w:tcPr>
-            <w:tcW w:w="1383" w:type="dxa"/>
+            <w:tcW w:w="1187" w:type="dxa"/>
           </w:tcPr>
           <w:p>
             <w:pPr>
@@ -5584,7 +5687,7 @@
         </w:tc>
         <w:tc>
           <w:tcPr>
-            <w:tcW w:w="1660" w:type="dxa"/>
+            <w:tcW w:w="1243" w:type="dxa"/>
           </w:tcPr>
           <w:p>
             <w:pPr>
@@ -5600,7 +5703,7 @@
         </w:tc>
         <w:tc>
           <w:tcPr>
-            <w:tcW w:w="890" w:type="dxa"/>
+            <w:tcW w:w="1090" w:type="dxa"/>
           </w:tcPr>
           <w:p>
             <w:pPr>
@@ -5616,7 +5719,7 @@
         </w:tc>
         <w:tc>
           <w:tcPr>
-            <w:tcW w:w="2598" w:type="dxa"/>
+            <w:tcW w:w="2765" w:type="dxa"/>
           </w:tcPr>
           <w:p>
             <w:pPr>
@@ -5632,7 +5735,7 @@
         </w:tc>
         <w:tc>
           <w:tcPr>
-            <w:tcW w:w="732" w:type="dxa"/>
+            <w:tcW w:w="1102" w:type="dxa"/>
           </w:tcPr>
           <w:p>
             <w:pPr>
@@ -5654,7 +5757,7 @@
         </w:trPr>
         <w:tc>
           <w:tcPr>
-            <w:tcW w:w="2148" w:type="dxa"/>
+            <w:tcW w:w="2025" w:type="dxa"/>
           </w:tcPr>
           <w:p>
             <w:pPr>
@@ -5671,7 +5774,7 @@
         </w:tc>
         <w:tc>
           <w:tcPr>
-            <w:tcW w:w="1383" w:type="dxa"/>
+            <w:tcW w:w="1187" w:type="dxa"/>
           </w:tcPr>
           <w:p>
             <w:pPr>
@@ -5687,7 +5790,7 @@
         </w:tc>
         <w:tc>
           <w:tcPr>
-            <w:tcW w:w="1660" w:type="dxa"/>
+            <w:tcW w:w="1243" w:type="dxa"/>
           </w:tcPr>
           <w:p>
             <w:pPr>
@@ -5703,7 +5806,7 @@
         </w:tc>
         <w:tc>
           <w:tcPr>
-            <w:tcW w:w="890" w:type="dxa"/>
+            <w:tcW w:w="1090" w:type="dxa"/>
           </w:tcPr>
           <w:p>
             <w:pPr>
@@ -5719,7 +5822,7 @@
         </w:tc>
         <w:tc>
           <w:tcPr>
-            <w:tcW w:w="2598" w:type="dxa"/>
+            <w:tcW w:w="2765" w:type="dxa"/>
           </w:tcPr>
           <w:p>
             <w:pPr>
@@ -5735,7 +5838,7 @@
         </w:tc>
         <w:tc>
           <w:tcPr>
-            <w:tcW w:w="732" w:type="dxa"/>
+            <w:tcW w:w="1102" w:type="dxa"/>
           </w:tcPr>
           <w:p>
             <w:pPr>
@@ -5757,7 +5860,7 @@
         </w:trPr>
         <w:tc>
           <w:tcPr>
-            <w:tcW w:w="2148" w:type="dxa"/>
+            <w:tcW w:w="2025" w:type="dxa"/>
           </w:tcPr>
           <w:p>
             <w:pPr>
@@ -5773,7 +5876,7 @@
         </w:tc>
         <w:tc>
           <w:tcPr>
-            <w:tcW w:w="1383" w:type="dxa"/>
+            <w:tcW w:w="1187" w:type="dxa"/>
           </w:tcPr>
           <w:p>
             <w:pPr>
@@ -5789,7 +5892,7 @@
         </w:tc>
         <w:tc>
           <w:tcPr>
-            <w:tcW w:w="1660" w:type="dxa"/>
+            <w:tcW w:w="1243" w:type="dxa"/>
           </w:tcPr>
           <w:p>
             <w:pPr>
@@ -5805,7 +5908,7 @@
         </w:tc>
         <w:tc>
           <w:tcPr>
-            <w:tcW w:w="890" w:type="dxa"/>
+            <w:tcW w:w="1090" w:type="dxa"/>
           </w:tcPr>
           <w:p>
             <w:pPr>
@@ -5821,7 +5924,7 @@
         </w:tc>
         <w:tc>
           <w:tcPr>
-            <w:tcW w:w="2598" w:type="dxa"/>
+            <w:tcW w:w="2765" w:type="dxa"/>
           </w:tcPr>
           <w:p>
             <w:pPr>
@@ -5837,7 +5940,7 @@
         </w:tc>
         <w:tc>
           <w:tcPr>
-            <w:tcW w:w="732" w:type="dxa"/>
+            <w:tcW w:w="1102" w:type="dxa"/>
           </w:tcPr>
           <w:p>
             <w:pPr>
@@ -5859,7 +5962,7 @@
         </w:trPr>
         <w:tc>
           <w:tcPr>
-            <w:tcW w:w="2148" w:type="dxa"/>
+            <w:tcW w:w="2025" w:type="dxa"/>
           </w:tcPr>
           <w:p>
             <w:pPr>
@@ -5875,7 +5978,7 @@
         </w:tc>
         <w:tc>
           <w:tcPr>
-            <w:tcW w:w="1383" w:type="dxa"/>
+            <w:tcW w:w="1187" w:type="dxa"/>
           </w:tcPr>
           <w:p>
             <w:pPr>
@@ -5891,7 +5994,7 @@
         </w:tc>
         <w:tc>
           <w:tcPr>
-            <w:tcW w:w="1660" w:type="dxa"/>
+            <w:tcW w:w="1243" w:type="dxa"/>
           </w:tcPr>
           <w:p>
             <w:pPr>
@@ -5907,7 +6010,7 @@
         </w:tc>
         <w:tc>
           <w:tcPr>
-            <w:tcW w:w="890" w:type="dxa"/>
+            <w:tcW w:w="1090" w:type="dxa"/>
           </w:tcPr>
           <w:p>
             <w:pPr>
@@ -5923,7 +6026,7 @@
         </w:tc>
         <w:tc>
           <w:tcPr>
-            <w:tcW w:w="2598" w:type="dxa"/>
+            <w:tcW w:w="2765" w:type="dxa"/>
           </w:tcPr>
           <w:p>
             <w:pPr>
@@ -5939,7 +6042,7 @@
         </w:tc>
         <w:tc>
           <w:tcPr>
-            <w:tcW w:w="732" w:type="dxa"/>
+            <w:tcW w:w="1102" w:type="dxa"/>
           </w:tcPr>
           <w:p>
             <w:pPr>
@@ -5962,16 +6065,16 @@
     </w:p>
     <w:p>
       <w:r>
+        <w:t>Each configuration has one H1 class that exceeds the next by a factor of 4.75–7.32 (r₁ ≥ 3, the stated convention). The six configurations use one dataset and bracket the annual period (five have spans between 210 and 630 days; the reference τ = 60, d = 8 comes from the study plan), so agreement across them is consistency, not independent replication. No record fixes the order in which the sweep was designed and analysed (Section 10.3).</w:t>
+      </w:r>
+    </w:p>
+    <w:p>
+      <w:r>
         <w:lastRenderedPageBreak/>
-        <w:t>Each configuration has one H1 class that exceeds the next by a factor of 4.75–7.32 (r₁ ≥ 3, the stated convention). The six configurations use one dataset and bracket the annual period (five have spans between 210 and 630 days; the reference τ = 60, d = 8 comes from the study plan), so agreement across them is consistency, not independent replication. No record fixes the order in which the sweep was designed and analysed (Section 10.3).</w:t>
-      </w:r>
-    </w:p>
-    <w:p>
-      <w:r>
-        <w:t>A seasonality check — FFT periodogram and autocorrelation of the same series — was computed after the sweep and played no role in choosing any parameter. Its dominant FFT bin has period 2192/6 = 365.3 days; the neighbouring bins correspond to 438 and 313 days, so the period carries a resolution of tens of days. That bin holds 82.1 % of the non-DC power. The autocorrelation peak within the search window [180, 550] days lies at lag 360 days (autocorrelation 0.676; at 365 days 0.673; at 182 days −0.746), but t</w:t>
-      </w:r>
-      <w:r>
-        <w:t>he peak is flat to within 0.06 over 340–375 days. The search window was set in the script written after the sweep.</w:t>
+        <w:t>A seasonality check — a periodogram from the fast Fourier transform (FFT) and the autocorrelation of the same series — was computed after the sweep and played no role in choosing any parameter. Its dominant FFT bin has period 2192/6 = 365.3 days; the neighbouring bins correspond to 438 and 313 days, so the period carries a resolution of tens of days. That bin holds 82.1 % of the power outside the zero-frequency component (the mean). The autocorrelation peak within the search window [180, 550] days lies at l</w:t>
+      </w:r>
+      <w:r>
+        <w:t>ag 360 days (autocorrelation 0.676; at 365 days 0.673; at 182 days −0.746), but the peak is flat to within 0.06 over 340–375 days. The search window was set in the script written after the sweep.</w:t>
       </w:r>
     </w:p>
     <w:p>
@@ -5985,7 +6088,7 @@
           <w:noProof/>
         </w:rPr>
         <w:drawing>
-          <wp:inline distT="0" distB="0" distL="0" distR="0" wp14:anchorId="55E9C5F9" wp14:editId="045CD440">
+          <wp:inline distT="0" distB="0" distL="0" distR="0" wp14:anchorId="739CC73C" wp14:editId="60944194">
             <wp:extent cx="5832000" cy="2455579"/>
             <wp:effectExtent l="0" t="0" r="0" b="0"/>
             <wp:docPr id="7" name="Picture 7"/>
@@ -6040,7 +6143,7 @@
           <w:noProof/>
         </w:rPr>
         <w:drawing>
-          <wp:inline distT="0" distB="0" distL="0" distR="0" wp14:anchorId="78475936" wp14:editId="64367522">
+          <wp:inline distT="0" distB="0" distL="0" distR="0" wp14:anchorId="32A4C37A" wp14:editId="75EBEAB2">
             <wp:extent cx="5832000" cy="2210021"/>
             <wp:effectExtent l="0" t="0" r="0" b="0"/>
             <wp:docPr id="8" name="Picture 8"/>
@@ -6081,7 +6184,7 @@
         <w:rPr>
           <w:i/>
         </w:rPr>
-        <w:t>Figure 6.4. FFT periodogram and autocorrelation of the z-scored daily TEMP series (descriptive; no embedding parameter was selected with it).</w:t>
+        <w:t>Figure 6.4. FFT periodogram and autocorrelation of the standardized daily mean temperature series (descriptive; no embedding parameter was selected with it).</w:t>
       </w:r>
     </w:p>
     <w:p>
@@ -6092,7 +6195,7 @@
         <w:t>The static state-space cloud is not a null control.</w:t>
       </w:r>
       <w:r>
-        <w:t xml:space="preserve"> Vietoris–Rips PH of the 3-D z-scored (TEMP, DEWP, SLP) cloud has 1049 H1 classes, dominant persistence 0.210 and r₁ = 1.19. The comparison with the temporal embedding is illustrative only: the persistence of a point cloud depends on the </w:t>
+        <w:t xml:space="preserve"> Vietoris–Rips persistent homology of the three-dimensional standardized cloud of temperature, dew point and sea-level pressure has 1049 H1 classes, dominant persistence 0.210 and r₁ = 1.19. The comparison with the temporal embedding is illustrative only: the persistence of a point cloud depends on the </w:t>
       </w:r>
       <w:r>
         <w:rPr>
@@ -6101,11 +6204,7 @@
         <w:t>set</w:t>
       </w:r>
       <w:r>
-        <w:t xml:space="preserve"> of points, so permuting the day order leaves it unchanged and it cannot register temporal recurrence; it also differs from the embedding in dimension (3 against 8), variable set and density (median nearest-neighbour spacing about 0.105 against about 0.63 for the (60, 8) embedding). The exact statement is: in the tested temporal embedding a dominant </w:t>
-      </w:r>
-      <w:r>
-        <w:lastRenderedPageBreak/>
-        <w:t>H1 class appears, whereas the static 3-D cloud of three of the same observation fields has none. Matched controls follow in Section 6.4.</w:t>
+        <w:t xml:space="preserve"> of points, so permuting the day order leaves it unchanged and it cannot register temporal recurrence; it also differs from the embedding in dimension (three against eight), variable set and density (median nearest-neighbour spacing about 0.105 against about 0.63 for the (60, 8) embedding). The exact statement is: in the tested temporal embedding a dominant H1 class appears, whereas the static three-dimensional cloud of three of the same observation fields has none. Matched controls follow in Section 6.4.</w:t>
       </w:r>
     </w:p>
     <w:p>
@@ -6118,8 +6217,9 @@
         <w:rPr>
           <w:noProof/>
         </w:rPr>
+        <w:lastRenderedPageBreak/>
         <w:drawing>
-          <wp:inline distT="0" distB="0" distL="0" distR="0" wp14:anchorId="183897C2" wp14:editId="4E22B15C">
+          <wp:inline distT="0" distB="0" distL="0" distR="0" wp14:anchorId="7697A486" wp14:editId="328F9E3E">
             <wp:extent cx="5794285" cy="4679999"/>
             <wp:effectExtent l="0" t="0" r="0" b="0"/>
             <wp:docPr id="9" name="Picture 9"/>
@@ -6160,7 +6260,7 @@
         <w:rPr>
           <w:i/>
         </w:rPr>
-        <w:t>Figure 6.5. Static 3-D state-space cloud: no dominant H1 class (r₁ = 1.19). A different object from the temporal embedding, shown for illustration and not as a null control.</w:t>
+        <w:t>Figure 6.5. Static three-dimensional state-space cloud (temperature, dew point, sea-level pressure): no dominant H1 class (r₁ = 1.19). A different object from the temporal embedding, shown for illustration and not as a null control.</w:t>
       </w:r>
     </w:p>
     <w:p>
@@ -6175,7 +6275,7 @@
         </w:rPr>
         <w:lastRenderedPageBreak/>
         <w:drawing>
-          <wp:inline distT="0" distB="0" distL="0" distR="0" wp14:anchorId="23FB05FE" wp14:editId="7021A681">
+          <wp:inline distT="0" distB="0" distL="0" distR="0" wp14:anchorId="4AB68A36" wp14:editId="57E123B7">
             <wp:extent cx="5428800" cy="4680000"/>
             <wp:effectExtent l="0" t="0" r="0" b="0"/>
             <wp:docPr id="10" name="Picture 10"/>
@@ -6216,7 +6316,7 @@
         <w:rPr>
           <w:i/>
         </w:rPr>
-        <w:t>Figure 6.6. 2-D PCA projection of the reference 8-D sliding-window embedding: a closed band with a hole, seasons progressing around it. The quantitative evidence is the persistence diagram; the projection is a drawing of it.</w:t>
+        <w:t>Figure 6.6. Projection of the reference eight-dimensional sliding-window embedding onto its first two principal components (PC1 and PC2), coloured by the season of the window start (DJF: December–February; MAM: March–May; JJA: June–August; SON: September–November): a closed band with a hole, seasons progressing around it. The quantitative evidence is the persistence diagram; the projection is a drawing of it.</w:t>
       </w:r>
     </w:p>
     <w:p>
@@ -6227,7 +6327,7 @@
         <w:rPr>
           <w:rFonts w:ascii="Calibri" w:hAnsi="Calibri"/>
         </w:rPr>
-        <w:t>6.4 Matched null controls remove the dominant H1 cue (control D2)</w:t>
+        <w:t>6.4 Matched weather null controls remove the dominant H1 cue</w:t>
       </w:r>
     </w:p>
     <w:p>
@@ -6247,7 +6347,7 @@
         <w:t>anomaly series</w:t>
       </w:r>
       <w:r>
-        <w:t xml:space="preserve">: the z-scored TEMP series minus a least-squares fit of an intercept and two annual harmonic pairs (periods 365.25 and 182.6 days), re-z-scored; and (b) ten </w:t>
+        <w:t xml:space="preserve">: the standardized temperature series minus a least-squares fit of an intercept and two annual harmonic pairs (periods 365.25 and 182.6 days), standardized again; and (b) ten </w:t>
       </w:r>
       <w:r>
         <w:rPr>
@@ -6256,7 +6356,7 @@
         <w:t>shuffled series</w:t>
       </w:r>
       <w:r>
-        <w:t>: random permutations of the z-scored TEMP values (seeds 20261028 + i), which keep the marginal distribution and destroy temporal order, for the reference configuration only because of cost. Processing the unmodified series with this code reproduces the saved sweep exactly (all six r₁ and dominant persistences; the z-scored array matches the saved one with maximum difference 0).</w:t>
+        <w:t>: random permutations of the standardized temperature values (seeds 20261028 + i, where i numbers the shuffles), which keep the marginal distribution and destroy temporal order, for the reference configuration only because of cost. Processing the unmodified series with this code reproduces the saved sweep exactly (all six gap ratios r₁ and dominant persistences; the standardized array matches the saved one with maximum difference 0).</w:t>
       </w:r>
     </w:p>
     <w:tbl>
@@ -6268,11 +6368,11 @@
         <w:tblLook w:val="04A0" w:firstRow="1" w:lastRow="0" w:firstColumn="1" w:lastColumn="0" w:noHBand="0" w:noVBand="1"/>
       </w:tblPr>
       <w:tblGrid>
-        <w:gridCol w:w="805"/>
-        <w:gridCol w:w="1884"/>
-        <w:gridCol w:w="2205"/>
-        <w:gridCol w:w="2098"/>
-        <w:gridCol w:w="2419"/>
+        <w:gridCol w:w="1612"/>
+        <w:gridCol w:w="1881"/>
+        <w:gridCol w:w="1344"/>
+        <w:gridCol w:w="2318"/>
+        <w:gridCol w:w="2257"/>
       </w:tblGrid>
       <w:tr>
         <w:trPr>
@@ -6282,7 +6382,7 @@
         </w:trPr>
         <w:tc>
           <w:tcPr>
-            <w:tcW w:w="805" w:type="dxa"/>
+            <w:tcW w:w="1612" w:type="dxa"/>
             <w:shd w:val="clear" w:color="auto" w:fill="DCE4F0"/>
           </w:tcPr>
           <w:p>
@@ -6295,13 +6395,13 @@
                 <w:b/>
                 <w:sz w:val="18"/>
               </w:rPr>
-              <w:t>τ, d</w:t>
-            </w:r>
-          </w:p>
-        </w:tc>
-        <w:tc>
-          <w:tcPr>
-            <w:tcW w:w="1884" w:type="dxa"/>
+              <w:t>Delay τ, dimension d</w:t>
+            </w:r>
+          </w:p>
+        </w:tc>
+        <w:tc>
+          <w:tcPr>
+            <w:tcW w:w="1881" w:type="dxa"/>
             <w:shd w:val="clear" w:color="auto" w:fill="DCE4F0"/>
           </w:tcPr>
           <w:p>
@@ -6314,13 +6414,13 @@
                 <w:b/>
                 <w:sz w:val="18"/>
               </w:rPr>
-              <w:t>r₁, TEMP series</w:t>
-            </w:r>
-          </w:p>
-        </w:tc>
-        <w:tc>
-          <w:tcPr>
-            <w:tcW w:w="2205" w:type="dxa"/>
+              <w:t>r₁, temperature series</w:t>
+            </w:r>
+          </w:p>
+        </w:tc>
+        <w:tc>
+          <w:tcPr>
+            <w:tcW w:w="1344" w:type="dxa"/>
             <w:shd w:val="clear" w:color="auto" w:fill="DCE4F0"/>
           </w:tcPr>
           <w:p>
@@ -6339,7 +6439,7 @@
         </w:tc>
         <w:tc>
           <w:tcPr>
-            <w:tcW w:w="2098" w:type="dxa"/>
+            <w:tcW w:w="2318" w:type="dxa"/>
             <w:shd w:val="clear" w:color="auto" w:fill="DCE4F0"/>
           </w:tcPr>
           <w:p>
@@ -6352,13 +6452,13 @@
                 <w:b/>
                 <w:sz w:val="18"/>
               </w:rPr>
-              <w:t>Dominant H1, TEMP</w:t>
-            </w:r>
-          </w:p>
-        </w:tc>
-        <w:tc>
-          <w:tcPr>
-            <w:tcW w:w="2419" w:type="dxa"/>
+              <w:t>Dominant H1 persistence, temperature series</w:t>
+            </w:r>
+          </w:p>
+        </w:tc>
+        <w:tc>
+          <w:tcPr>
+            <w:tcW w:w="2257" w:type="dxa"/>
             <w:shd w:val="clear" w:color="auto" w:fill="DCE4F0"/>
           </w:tcPr>
           <w:p>
@@ -6371,7 +6471,7 @@
                 <w:b/>
                 <w:sz w:val="18"/>
               </w:rPr>
-              <w:t>Dominant H1, anomaly</w:t>
+              <w:t>Dominant H1 persistence, anomaly series</w:t>
             </w:r>
           </w:p>
         </w:tc>
@@ -6383,7 +6483,7 @@
         </w:trPr>
         <w:tc>
           <w:tcPr>
-            <w:tcW w:w="805" w:type="dxa"/>
+            <w:tcW w:w="1612" w:type="dxa"/>
           </w:tcPr>
           <w:p>
             <w:pPr>
@@ -6399,7 +6499,7 @@
         </w:tc>
         <w:tc>
           <w:tcPr>
-            <w:tcW w:w="1884" w:type="dxa"/>
+            <w:tcW w:w="1881" w:type="dxa"/>
           </w:tcPr>
           <w:p>
             <w:pPr>
@@ -6415,7 +6515,7 @@
         </w:tc>
         <w:tc>
           <w:tcPr>
-            <w:tcW w:w="2205" w:type="dxa"/>
+            <w:tcW w:w="1344" w:type="dxa"/>
           </w:tcPr>
           <w:p>
             <w:pPr>
@@ -6431,7 +6531,7 @@
         </w:tc>
         <w:tc>
           <w:tcPr>
-            <w:tcW w:w="2098" w:type="dxa"/>
+            <w:tcW w:w="2318" w:type="dxa"/>
           </w:tcPr>
           <w:p>
             <w:pPr>
@@ -6447,7 +6547,7 @@
         </w:tc>
         <w:tc>
           <w:tcPr>
-            <w:tcW w:w="2419" w:type="dxa"/>
+            <w:tcW w:w="2257" w:type="dxa"/>
           </w:tcPr>
           <w:p>
             <w:pPr>
@@ -6469,7 +6569,7 @@
         </w:trPr>
         <w:tc>
           <w:tcPr>
-            <w:tcW w:w="805" w:type="dxa"/>
+            <w:tcW w:w="1612" w:type="dxa"/>
           </w:tcPr>
           <w:p>
             <w:pPr>
@@ -6485,7 +6585,7 @@
         </w:tc>
         <w:tc>
           <w:tcPr>
-            <w:tcW w:w="1884" w:type="dxa"/>
+            <w:tcW w:w="1881" w:type="dxa"/>
           </w:tcPr>
           <w:p>
             <w:pPr>
@@ -6501,7 +6601,7 @@
         </w:tc>
         <w:tc>
           <w:tcPr>
-            <w:tcW w:w="2205" w:type="dxa"/>
+            <w:tcW w:w="1344" w:type="dxa"/>
           </w:tcPr>
           <w:p>
             <w:pPr>
@@ -6517,7 +6617,7 @@
         </w:tc>
         <w:tc>
           <w:tcPr>
-            <w:tcW w:w="2098" w:type="dxa"/>
+            <w:tcW w:w="2318" w:type="dxa"/>
           </w:tcPr>
           <w:p>
             <w:pPr>
@@ -6533,7 +6633,7 @@
         </w:tc>
         <w:tc>
           <w:tcPr>
-            <w:tcW w:w="2419" w:type="dxa"/>
+            <w:tcW w:w="2257" w:type="dxa"/>
           </w:tcPr>
           <w:p>
             <w:pPr>
@@ -6555,7 +6655,7 @@
         </w:trPr>
         <w:tc>
           <w:tcPr>
-            <w:tcW w:w="805" w:type="dxa"/>
+            <w:tcW w:w="1612" w:type="dxa"/>
           </w:tcPr>
           <w:p>
             <w:pPr>
@@ -6571,7 +6671,7 @@
         </w:tc>
         <w:tc>
           <w:tcPr>
-            <w:tcW w:w="1884" w:type="dxa"/>
+            <w:tcW w:w="1881" w:type="dxa"/>
           </w:tcPr>
           <w:p>
             <w:pPr>
@@ -6587,7 +6687,7 @@
         </w:tc>
         <w:tc>
           <w:tcPr>
-            <w:tcW w:w="2205" w:type="dxa"/>
+            <w:tcW w:w="1344" w:type="dxa"/>
           </w:tcPr>
           <w:p>
             <w:pPr>
@@ -6603,7 +6703,7 @@
         </w:tc>
         <w:tc>
           <w:tcPr>
-            <w:tcW w:w="2098" w:type="dxa"/>
+            <w:tcW w:w="2318" w:type="dxa"/>
           </w:tcPr>
           <w:p>
             <w:pPr>
@@ -6619,7 +6719,7 @@
         </w:tc>
         <w:tc>
           <w:tcPr>
-            <w:tcW w:w="2419" w:type="dxa"/>
+            <w:tcW w:w="2257" w:type="dxa"/>
           </w:tcPr>
           <w:p>
             <w:pPr>
@@ -6641,7 +6741,7 @@
         </w:trPr>
         <w:tc>
           <w:tcPr>
-            <w:tcW w:w="805" w:type="dxa"/>
+            <w:tcW w:w="1612" w:type="dxa"/>
           </w:tcPr>
           <w:p>
             <w:pPr>
@@ -6657,7 +6757,7 @@
         </w:tc>
         <w:tc>
           <w:tcPr>
-            <w:tcW w:w="1884" w:type="dxa"/>
+            <w:tcW w:w="1881" w:type="dxa"/>
           </w:tcPr>
           <w:p>
             <w:pPr>
@@ -6673,7 +6773,7 @@
         </w:tc>
         <w:tc>
           <w:tcPr>
-            <w:tcW w:w="2205" w:type="dxa"/>
+            <w:tcW w:w="1344" w:type="dxa"/>
           </w:tcPr>
           <w:p>
             <w:pPr>
@@ -6689,7 +6789,7 @@
         </w:tc>
         <w:tc>
           <w:tcPr>
-            <w:tcW w:w="2098" w:type="dxa"/>
+            <w:tcW w:w="2318" w:type="dxa"/>
           </w:tcPr>
           <w:p>
             <w:pPr>
@@ -6705,7 +6805,7 @@
         </w:tc>
         <w:tc>
           <w:tcPr>
-            <w:tcW w:w="2419" w:type="dxa"/>
+            <w:tcW w:w="2257" w:type="dxa"/>
           </w:tcPr>
           <w:p>
             <w:pPr>
@@ -6727,7 +6827,7 @@
         </w:trPr>
         <w:tc>
           <w:tcPr>
-            <w:tcW w:w="805" w:type="dxa"/>
+            <w:tcW w:w="1612" w:type="dxa"/>
           </w:tcPr>
           <w:p>
             <w:pPr>
@@ -6743,7 +6843,7 @@
         </w:tc>
         <w:tc>
           <w:tcPr>
-            <w:tcW w:w="1884" w:type="dxa"/>
+            <w:tcW w:w="1881" w:type="dxa"/>
           </w:tcPr>
           <w:p>
             <w:pPr>
@@ -6759,7 +6859,7 @@
         </w:tc>
         <w:tc>
           <w:tcPr>
-            <w:tcW w:w="2205" w:type="dxa"/>
+            <w:tcW w:w="1344" w:type="dxa"/>
           </w:tcPr>
           <w:p>
             <w:pPr>
@@ -6775,7 +6875,7 @@
         </w:tc>
         <w:tc>
           <w:tcPr>
-            <w:tcW w:w="2098" w:type="dxa"/>
+            <w:tcW w:w="2318" w:type="dxa"/>
           </w:tcPr>
           <w:p>
             <w:pPr>
@@ -6791,7 +6891,7 @@
         </w:tc>
         <w:tc>
           <w:tcPr>
-            <w:tcW w:w="2419" w:type="dxa"/>
+            <w:tcW w:w="2257" w:type="dxa"/>
           </w:tcPr>
           <w:p>
             <w:pPr>
@@ -6813,7 +6913,7 @@
         </w:trPr>
         <w:tc>
           <w:tcPr>
-            <w:tcW w:w="805" w:type="dxa"/>
+            <w:tcW w:w="1612" w:type="dxa"/>
           </w:tcPr>
           <w:p>
             <w:pPr>
@@ -6829,7 +6929,7 @@
         </w:tc>
         <w:tc>
           <w:tcPr>
-            <w:tcW w:w="1884" w:type="dxa"/>
+            <w:tcW w:w="1881" w:type="dxa"/>
           </w:tcPr>
           <w:p>
             <w:pPr>
@@ -6845,7 +6945,7 @@
         </w:tc>
         <w:tc>
           <w:tcPr>
-            <w:tcW w:w="2205" w:type="dxa"/>
+            <w:tcW w:w="1344" w:type="dxa"/>
           </w:tcPr>
           <w:p>
             <w:pPr>
@@ -6861,7 +6961,7 @@
         </w:tc>
         <w:tc>
           <w:tcPr>
-            <w:tcW w:w="2098" w:type="dxa"/>
+            <w:tcW w:w="2318" w:type="dxa"/>
           </w:tcPr>
           <w:p>
             <w:pPr>
@@ -6877,7 +6977,7 @@
         </w:tc>
         <w:tc>
           <w:tcPr>
-            <w:tcW w:w="2419" w:type="dxa"/>
+            <w:tcW w:w="2257" w:type="dxa"/>
           </w:tcPr>
           <w:p>
             <w:pPr>
@@ -6900,7 +7000,8 @@
     </w:p>
     <w:p>
       <w:r>
-        <w:t>The two fitted harmonic pairs explain 82.2 % of the variance of the z-scored series. After their removal r₁ lies between 1.02 and 1.14 in every configuration. The ten shuffled series give r₁ between 1.007 and 1.219 (median 1.06) and dominant persistence 0.58–0.65; none reaches r₁ = 3.</w:t>
+        <w:lastRenderedPageBreak/>
+        <w:t>The two fitted harmonic pairs explain 82.2 % of the variance of the standardized series. After their removal r₁ lies between 1.02 and 1.14 in every configuration. The ten shuffled series give r₁ between 1.007 and 1.219 (median 1.06) and dominant persistence 0.58–0.65; none reaches r₁ = 3.</w:t>
       </w:r>
     </w:p>
     <w:p>
@@ -6913,9 +7014,8 @@
         <w:rPr>
           <w:noProof/>
         </w:rPr>
-        <w:lastRenderedPageBreak/>
         <w:drawing>
-          <wp:inline distT="0" distB="0" distL="0" distR="0" wp14:anchorId="55FD9CC5" wp14:editId="7D741FC8">
+          <wp:inline distT="0" distB="0" distL="0" distR="0" wp14:anchorId="7324051C" wp14:editId="47E4F703">
             <wp:extent cx="5832000" cy="2916000"/>
             <wp:effectExtent l="0" t="0" r="0" b="0"/>
             <wp:docPr id="11" name="Picture 11"/>
@@ -6956,7 +7056,7 @@
         <w:rPr>
           <w:i/>
         </w:rPr>
-        <w:t>Figure 6.7. H1 gap ratio r₁ for the six embedding configurations for the TEMP series, the anomaly series with two annual harmonics removed, and ten shuffled series (reference configuration; median and range). The dashed line is the r₁ = 3 dominance criterion.</w:t>
+        <w:t>Figure 6.7. H1 gap ratio r₁ for the six embedding configurations for the temperature series, the anomaly series with two annual harmonics removed, and ten shuffled series (reference configuration; median and range). The dashed line is the r₁ = 3 dominance criterion.</w:t>
       </w:r>
     </w:p>
     <w:p>
@@ -6967,7 +7067,7 @@
         <w:t>What the controls establish.</w:t>
       </w:r>
       <w:r>
-        <w:t xml:space="preserve"> Under the stated criterion (r₁ ≥ 3), the temperature embedding has a dominant H1 persistence-gap cue, and the two null constructions do not. H1 classes are still present in every null embedding (about 2000–2600 classes per embedding for the anomaly series), and the absolute dominant persistence of the anomaly series (0.5–0.8 z units) is not small; what is absent is a </w:t>
+        <w:t xml:space="preserve"> Under the stated criterion (r₁ ≥ 3), the temperature embedding has a dominant H1 persistence-gap cue, and the two null constructions do not. H1 classes are still present in every null embedding (about 2000–2600 classes per embedding for the anomaly series), and the absolute dominant persistence of the anomaly series (0.5–0.8 standardized units) is not small; what is absent is a </w:t>
       </w:r>
       <w:r>
         <w:rPr>
@@ -6976,7 +7076,7 @@
         <w:t>dominant</w:t>
       </w:r>
       <w:r>
-        <w:t xml:space="preserve"> class, so the ratio and not the magnitude carries the evidence. The tests therefore show that the cue depends on the annual harmonic structure and on temporal order in this series. They do not show that the annual harmonic is the only source of H1 structure, that no loop exists in the anomaly series, or that the cue reflects a closed physical trajectory (G5).</w:t>
+        <w:t xml:space="preserve"> class, so the ratio and not the magnitude carries the evidence. The tests therefore show that the cue depends on the annual harmonic structure and on temporal order in this series. They do not show that the annual harmonic is the only source of H1 structure, that no loop exists in the anomaly series, or that the cue reflects a closed physical trajectory (a dominant H1 class shows recurrent structure in the embedded series, not a trajectory; Section 4.3).</w:t>
       </w:r>
     </w:p>
     <w:p>
@@ -6987,17 +7087,17 @@
         <w:t>Limitations of the controls.</w:t>
       </w:r>
       <w:r>
-        <w:t xml:space="preserve"> The harmonic fit uses two terms by ordinary least squares and may leave other seasonal structure in the anomaly series; shuffled series destroy all autocorrelation and are therefore a weak null; phase-randomised or autoregressive surrogates and other stations were not tested; only ten shuffles were run, at one configuration; and the analysis covers one station and six years. No statement is made about climate, trends, ENSO (the phase labels used elsewhere are descriptive context, with about two ENSO episod</w:t>
-      </w:r>
-      <w:r>
-        <w:t>es in the window; the ONI series is the NOAA PSL file, whose current series is derived from ERSST v6) or other regions.</w:t>
+        <w:t xml:space="preserve"> The harmonic fit uses two terms by ordinary least squares and may leave other seasonal structure in the anomaly series; shuffled series destroy all autocorrelation and are therefore a weak null; phase-randomised or autoregressive surrogates and other stations were not tested; only ten shuffles were run, at one configuration; and the analysis covers one station and six years. No statement is made about climate, trends, the El Niño–Southern Oscillation (ENSO) or other regions. The repository holds the Oceani</w:t>
+      </w:r>
+      <w:r>
+        <w:t>c Niño Index (ONI) table of the NOAA Physical Sciences Laboratory, used only as descriptive context: about two ENSO episodes fall in the window, and the current ONI series is derived from the Extended Reconstructed Sea Surface Temperature version 6 (ERSST v6) data set.</w:t>
       </w:r>
     </w:p>
     <w:p>
       <w:pPr>
         <w:pStyle w:val="Heading2"/>
       </w:pPr>
-      <w:bookmarkStart w:id="6" w:name="_Toc244111181"/>
+      <w:bookmarkStart w:id="6" w:name="_Toc244156233"/>
       <w:r>
         <w:rPr>
           <w:rFonts w:ascii="Calibri" w:hAnsi="Calibri"/>
@@ -7022,15 +7122,18 @@
         <w:t>The explorer is a single 0.57 MB HTML file, included in the project repository, that displays saved Mapper results: the annulus and figure-eight grids of E2 (12 cells each), the no-loop blob control (2 cells) and the weather grid including the day-of-year lens variant (9 cells) — 35 cells over four datasets. For each cell it shows the configuration (cover resolution, overlap, lens, clusterer, seed, number of points), structure statistics with their definitions, the graph in a native and a component-separate</w:t>
       </w:r>
       <w:r>
-        <w:t>d layout (coordinates are precomputed; switching changes only coordinates), a comparison with the dataset's reference cell (differences in node, edge, component and cycle counts, and the indicator S with its caveat), the input point cloud, the saved persistence diagram (weather: a state-space ↔ seasonal toggle), and a JSON export with provenance (source file and SHA-256) and the interpretive caveats. The essential H0 class (death = ∞) is drawn as a hollow triangle at 1.05 × the largest finite death, a displ</w:t>
-      </w:r>
-      <w:r>
-        <w:t>ay convention that the legend states.</w:t>
-      </w:r>
-    </w:p>
-    <w:p>
+        <w:t xml:space="preserve">d layout (coordinates are </w:t>
+      </w:r>
       <w:r>
         <w:lastRenderedPageBreak/>
+        <w:t>precomputed; switching changes only coordinates), a comparison with the dataset's reference cell (differences in node, edge, component and cycle counts, and the indicator S with its caveat), the input point cloud, the saved persistence diagram (weather: a state-space ↔ seasonal toggle), and a JSON export with provenance (source file and its SHA-256 checksum) and the interpretive caveats. The essential H0 class (death = ∞) is drawn as a hollow triangle at 1.05 × the largest finite d</w:t>
+      </w:r>
+      <w:r>
+        <w:t>eath, a display convention that the legend states.</w:t>
+      </w:r>
+    </w:p>
+    <w:p>
+      <w:r>
         <w:t>The explorer computes nothing. It cannot show a parameter cell that was not precomputed, it recomputes neither Mapper nor persistence, and it needs no server. Three safeguards are part of the interface so that a screenshot carries them: S is an exploratory overlap indicator; a Mapper graph cycle is not a loop in the data; a connected graph is not automatically the right reading and a fragmented one is not automatically wrong.</w:t>
       </w:r>
     </w:p>
@@ -7058,7 +7161,7 @@
         <w:t>file://</w:t>
       </w:r>
       <w:r>
-        <w:t xml:space="preserve"> in a fresh browser context with the browser's network switched off and every non-file request aborted and logged. It exercises every dataset and cell, reads the rendered DOM and compares it with values recomputed independently (own networkx implementation of V, E, C and E − V + C from the exported graph; own Jaccard S) and with the memberships in the source result files.</w:t>
+        <w:t xml:space="preserve"> in a fresh browser context with the browser's network switched off and every non-file request aborted and logged. It exercises every dataset and cell, reads the rendered page content (the document object model) and compares it with values recomputed independently (an own networkx implementation of the numbers of nodes, edges and components and of the cyclomatic number E − V + C from the exported graph; an own computation of the Jaccard-based indicator S) and with the memberships in the source result files.</w:t>
       </w:r>
     </w:p>
     <w:p>
@@ -7072,10 +7175,10 @@
         <w:t>222 of 222 checks passed</w:t>
       </w:r>
       <w:r>
-        <w:t xml:space="preserve">: no request other than the document itself; no script, link, image or frame tag with an external reference; no Performance-API resource entries; no console errors or warnings; no page errors; for all 35 cells the displayed statistics equal the recomputed ones, the number of drawn circles equals the number of nodes, the number of drawn lines equals the number of link entries, the exported memberships equal the memberships in the source result files, the export corresponds to the selected cell, and S equals </w:t>
-      </w:r>
-      <w:r>
-        <w:t xml:space="preserve">the independently computed value within the precision stored in the source (four decimals for E2, three for the weather grid; the viewer prints the stored precision). At viewport sizes 1920×1080, 1440×900, 1366×768, 1024×768, 768×1024 and 390×844 there is no horizontal page overflow and no clipped text element. For contrast, the stock kmapper HTML export of the annulus graph in the same cold, offline session issues requests to cdnjs, jsDelivr, Google Fonts and imgur, throws </w:t>
+        <w:t>: no request other than the document itself; no script, link, image or frame tag with an external reference; no resource entries in the browser's performance timeline; no console errors or warnings; no page errors; for all 35 cells the displayed statistics equal the recomputed ones, the number of drawn circles equals the number of nodes, the number of drawn lines equals the number of link entries, the exported memberships equal the memberships in the source result files, the export corresponds to the select</w:t>
+      </w:r>
+      <w:r>
+        <w:t xml:space="preserve">ed cell, and S equals the independently computed value within the precision stored in the source (four decimals for E2, three for the weather grid; the viewer prints the stored precision). At viewport sizes 1920×1080, 1440×900, 1366×768, 1024×768, 768×1024 and 390×844 there is no horizontal page overflow and no clipped text element. For contrast, the stock kmapper HTML export of the annulus graph in the same cold, offline session issues requests to cdnjs, jsDelivr, Google Fonts and imgur, throws </w:t>
       </w:r>
       <w:r>
         <w:rPr>
@@ -7145,7 +7248,7 @@
         <w:t>•  </w:t>
       </w:r>
       <w:r>
-        <w:t>It is display-only; its novelty is limited to a combination (saved results first, one file, no server or CDN, per-cell provenance, embedded safeguards). Mapper Interactive and the giotto-tda plotters recompute on the fly and are more general; LoCoMapper quantifies local uncertainty under cover perturbation. No readability claim is made.</w:t>
+        <w:t>It is display-only; its novelty is limited to a combination (saved results first, one file, no server or content-delivery network, per-cell provenance, embedded safeguards). Mapper Interactive and the giotto-tda plotters recompute on the fly and are more general; LoCoMapper quantifies local uncertainty under cover perturbation. No readability claim is made.</w:t>
       </w:r>
     </w:p>
     <w:p>
@@ -7160,7 +7263,7 @@
         </w:rPr>
         <w:lastRenderedPageBreak/>
         <w:drawing>
-          <wp:inline distT="0" distB="0" distL="0" distR="0" wp14:anchorId="6AF44346" wp14:editId="37C5CBF1">
+          <wp:inline distT="0" distB="0" distL="0" distR="0" wp14:anchorId="35E50109" wp14:editId="2D659308">
             <wp:extent cx="4147200" cy="3600000"/>
             <wp:effectExtent l="0" t="0" r="0" b="0"/>
             <wp:docPr id="12" name="Picture 12"/>
@@ -7215,7 +7318,7 @@
           <w:noProof/>
         </w:rPr>
         <w:drawing>
-          <wp:inline distT="0" distB="0" distL="0" distR="0" wp14:anchorId="3A2DAB9A" wp14:editId="051CFEA0">
+          <wp:inline distT="0" distB="0" distL="0" distR="0" wp14:anchorId="2CC66ECD" wp14:editId="53958098">
             <wp:extent cx="4147200" cy="3600000"/>
             <wp:effectExtent l="0" t="0" r="0" b="0"/>
             <wp:docPr id="13" name="Picture 13"/>
@@ -7271,7 +7374,7 @@
         </w:rPr>
         <w:lastRenderedPageBreak/>
         <w:drawing>
-          <wp:inline distT="0" distB="0" distL="0" distR="0" wp14:anchorId="44610522" wp14:editId="590ECE5B">
+          <wp:inline distT="0" distB="0" distL="0" distR="0" wp14:anchorId="2973240E" wp14:editId="413B08F3">
             <wp:extent cx="4147200" cy="3600000"/>
             <wp:effectExtent l="0" t="0" r="0" b="0"/>
             <wp:docPr id="14" name="Picture 14"/>
@@ -7319,7 +7422,7 @@
       <w:pPr>
         <w:pStyle w:val="Heading2"/>
       </w:pPr>
-      <w:bookmarkStart w:id="7" w:name="_Toc244111182"/>
+      <w:bookmarkStart w:id="7" w:name="_Toc244156234"/>
       <w:r>
         <w:rPr>
           <w:rFonts w:ascii="Calibri" w:hAnsi="Calibri"/>
@@ -7370,7 +7473,7 @@
         <w:t>seed = 20261022 + offset + i</w:t>
       </w:r>
       <w:r>
-        <w:t>, indices stored per replicate. The seed rule regenerates all 90 stored index sets; persistence and Mapper use identical indices; each point appears 15–30 times (mean 24). The subsamples overlap the full-data reference, and the full-data cloud is itself one realisation of the generator (G1).</w:t>
+        <w:t>, indices stored per replicate. The seed rule regenerates all 90 stored index sets; persistence and Mapper use identical indices; each point appears 15–30 times (mean 24). The subsamples overlap the full-data reference, and the full-data cloud is itself one realisation of the generator, so these distances are descriptive and not independent validation (Section 4.3).</w:t>
       </w:r>
     </w:p>
     <w:p>
@@ -7398,11 +7501,11 @@
         <w:tblLook w:val="04A0" w:firstRow="1" w:lastRow="0" w:firstColumn="1" w:lastColumn="0" w:noHBand="0" w:noVBand="1"/>
       </w:tblPr>
       <w:tblGrid>
-        <w:gridCol w:w="1092"/>
-        <w:gridCol w:w="1451"/>
-        <w:gridCol w:w="1979"/>
-        <w:gridCol w:w="2194"/>
-        <w:gridCol w:w="2695"/>
+        <w:gridCol w:w="1394"/>
+        <w:gridCol w:w="1759"/>
+        <w:gridCol w:w="1945"/>
+        <w:gridCol w:w="2370"/>
+        <w:gridCol w:w="1943"/>
       </w:tblGrid>
       <w:tr>
         <w:trPr>
@@ -7412,7 +7515,7 @@
         </w:trPr>
         <w:tc>
           <w:tcPr>
-            <w:tcW w:w="1092" w:type="dxa"/>
+            <w:tcW w:w="1394" w:type="dxa"/>
             <w:shd w:val="clear" w:color="auto" w:fill="DCE4F0"/>
           </w:tcPr>
           <w:p>
@@ -7431,7 +7534,7 @@
         </w:tc>
         <w:tc>
           <w:tcPr>
-            <w:tcW w:w="1451" w:type="dxa"/>
+            <w:tcW w:w="1759" w:type="dxa"/>
             <w:shd w:val="clear" w:color="auto" w:fill="DCE4F0"/>
           </w:tcPr>
           <w:p>
@@ -7444,13 +7547,13 @@
                 <w:b/>
                 <w:sz w:val="18"/>
               </w:rPr>
-              <w:t>Reference dominant H1</w:t>
-            </w:r>
-          </w:p>
-        </w:tc>
-        <w:tc>
-          <w:tcPr>
-            <w:tcW w:w="1979" w:type="dxa"/>
+              <w:t>Reference dominant H1 persistence</w:t>
+            </w:r>
+          </w:p>
+        </w:tc>
+        <w:tc>
+          <w:tcPr>
+            <w:tcW w:w="1945" w:type="dxa"/>
             <w:shd w:val="clear" w:color="auto" w:fill="DCE4F0"/>
           </w:tcPr>
           <w:p>
@@ -7463,13 +7566,13 @@
                 <w:b/>
                 <w:sz w:val="18"/>
               </w:rPr>
-              <w:t>Resample dominant H1 range</w:t>
-            </w:r>
-          </w:p>
-        </w:tc>
-        <w:tc>
-          <w:tcPr>
-            <w:tcW w:w="2194" w:type="dxa"/>
+              <w:t>Resample dominant H1 persistence, range</w:t>
+            </w:r>
+          </w:p>
+        </w:tc>
+        <w:tc>
+          <w:tcPr>
+            <w:tcW w:w="2370" w:type="dxa"/>
             <w:shd w:val="clear" w:color="auto" w:fill="DCE4F0"/>
           </w:tcPr>
           <w:p>
@@ -7482,13 +7585,13 @@
                 <w:b/>
                 <w:sz w:val="18"/>
               </w:rPr>
-              <w:t>H1 bottleneck median (IQR)</w:t>
-            </w:r>
-          </w:p>
-        </w:tc>
-        <w:tc>
-          <w:tcPr>
-            <w:tcW w:w="2695" w:type="dxa"/>
+              <w:t>H1 bottleneck distance to the reference, median (interquartile range)</w:t>
+            </w:r>
+          </w:p>
+        </w:tc>
+        <w:tc>
+          <w:tcPr>
+            <w:tcW w:w="1943" w:type="dxa"/>
             <w:shd w:val="clear" w:color="auto" w:fill="DCE4F0"/>
           </w:tcPr>
           <w:p>
@@ -7501,7 +7604,7 @@
                 <w:b/>
                 <w:sz w:val="18"/>
               </w:rPr>
-              <w:t>Gap diagnostic over all 30</w:t>
+              <w:t>Gap ratio over all 30 resamples (value for the reference diagram)</w:t>
             </w:r>
           </w:p>
         </w:tc>
@@ -7513,7 +7616,7 @@
         </w:trPr>
         <w:tc>
           <w:tcPr>
-            <w:tcW w:w="1092" w:type="dxa"/>
+            <w:tcW w:w="1394" w:type="dxa"/>
           </w:tcPr>
           <w:p>
             <w:pPr>
@@ -7529,7 +7632,7 @@
         </w:tc>
         <w:tc>
           <w:tcPr>
-            <w:tcW w:w="1451" w:type="dxa"/>
+            <w:tcW w:w="1759" w:type="dxa"/>
           </w:tcPr>
           <w:p>
             <w:pPr>
@@ -7545,7 +7648,7 @@
         </w:tc>
         <w:tc>
           <w:tcPr>
-            <w:tcW w:w="1979" w:type="dxa"/>
+            <w:tcW w:w="1945" w:type="dxa"/>
           </w:tcPr>
           <w:p>
             <w:pPr>
@@ -7561,7 +7664,7 @@
         </w:tc>
         <w:tc>
           <w:tcPr>
-            <w:tcW w:w="2194" w:type="dxa"/>
+            <w:tcW w:w="2370" w:type="dxa"/>
           </w:tcPr>
           <w:p>
             <w:pPr>
@@ -7577,7 +7680,7 @@
         </w:tc>
         <w:tc>
           <w:tcPr>
-            <w:tcW w:w="2695" w:type="dxa"/>
+            <w:tcW w:w="1943" w:type="dxa"/>
           </w:tcPr>
           <w:p>
             <w:pPr>
@@ -7599,7 +7702,7 @@
         </w:trPr>
         <w:tc>
           <w:tcPr>
-            <w:tcW w:w="1092" w:type="dxa"/>
+            <w:tcW w:w="1394" w:type="dxa"/>
           </w:tcPr>
           <w:p>
             <w:pPr>
@@ -7615,7 +7718,7 @@
         </w:tc>
         <w:tc>
           <w:tcPr>
-            <w:tcW w:w="1451" w:type="dxa"/>
+            <w:tcW w:w="1759" w:type="dxa"/>
           </w:tcPr>
           <w:p>
             <w:pPr>
@@ -7631,7 +7734,7 @@
         </w:tc>
         <w:tc>
           <w:tcPr>
-            <w:tcW w:w="1979" w:type="dxa"/>
+            <w:tcW w:w="1945" w:type="dxa"/>
           </w:tcPr>
           <w:p>
             <w:pPr>
@@ -7647,7 +7750,7 @@
         </w:tc>
         <w:tc>
           <w:tcPr>
-            <w:tcW w:w="2194" w:type="dxa"/>
+            <w:tcW w:w="2370" w:type="dxa"/>
           </w:tcPr>
           <w:p>
             <w:pPr>
@@ -7663,7 +7766,7 @@
         </w:tc>
         <w:tc>
           <w:tcPr>
-            <w:tcW w:w="2695" w:type="dxa"/>
+            <w:tcW w:w="1943" w:type="dxa"/>
           </w:tcPr>
           <w:p>
             <w:pPr>
@@ -7685,7 +7788,7 @@
         </w:trPr>
         <w:tc>
           <w:tcPr>
-            <w:tcW w:w="1092" w:type="dxa"/>
+            <w:tcW w:w="1394" w:type="dxa"/>
           </w:tcPr>
           <w:p>
             <w:pPr>
@@ -7701,7 +7804,7 @@
         </w:tc>
         <w:tc>
           <w:tcPr>
-            <w:tcW w:w="1451" w:type="dxa"/>
+            <w:tcW w:w="1759" w:type="dxa"/>
           </w:tcPr>
           <w:p>
             <w:pPr>
@@ -7717,7 +7820,7 @@
         </w:tc>
         <w:tc>
           <w:tcPr>
-            <w:tcW w:w="1979" w:type="dxa"/>
+            <w:tcW w:w="1945" w:type="dxa"/>
           </w:tcPr>
           <w:p>
             <w:pPr>
@@ -7733,7 +7836,7 @@
         </w:tc>
         <w:tc>
           <w:tcPr>
-            <w:tcW w:w="2194" w:type="dxa"/>
+            <w:tcW w:w="2370" w:type="dxa"/>
           </w:tcPr>
           <w:p>
             <w:pPr>
@@ -7749,7 +7852,7 @@
         </w:tc>
         <w:tc>
           <w:tcPr>
-            <w:tcW w:w="2695" w:type="dxa"/>
+            <w:tcW w:w="1943" w:type="dxa"/>
           </w:tcPr>
           <w:p>
             <w:pPr>
@@ -7772,11 +7875,11 @@
     </w:p>
     <w:p>
       <w:r>
-        <w:t xml:space="preserve">The constructed loops are far above the noise floor in every subsample (r_k ≥ 7.35 in all 60 annulus and figure-eight replicates) and the blob never reaches 3. The median bottleneck distance relative to the reference dominant persistence is 1.9 % / 4.0 % / 34 % for annulus / figure-eight / blob; because the absolute medians (0.029, 0.019, 0.048) are all noise-scale and within a factor of 2.5 of one another, the ratios mainly </w:t>
+        <w:t xml:space="preserve">The constructed loops are far above the noise floor in every subsample (r_k ≥ 7.35 in all 60 annulus and figure-eight replicates) and the blob never reaches 3. The median bottleneck distance relative to the </w:t>
       </w:r>
       <w:r>
         <w:lastRenderedPageBreak/>
-        <w:t>reflect the different sizes of the reference features (1.496, 0.481, 0.140), and the percentages are descriptive only.</w:t>
+        <w:t>reference dominant persistence is 1.9 % / 4.0 % / 34 % for annulus / figure-eight / blob; because the absolute medians (0.029, 0.019, 0.048) are all noise-scale and within a factor of 2.5 of one another, the ratios mainly reflect the different sizes of the reference features (1.496, 0.481, 0.140), and the percentages are descriptive only.</w:t>
       </w:r>
     </w:p>
     <w:p>
@@ -7784,13 +7887,13 @@
         <w:rPr>
           <w:b/>
         </w:rPr>
-        <w:t>Overlap with the reference (control D4).</w:t>
-      </w:r>
-      <w:r>
-        <w:t xml:space="preserve"> Thirty independent redraws of each shape (seeds 777000 + i, n = 500) compared with the same seed-42 reference diagram give H1 bottleneck medians of 0.041 (annulus; IQR 0.033–0.050), 0.034 (figure-eight; 0.026–0.042) and 0.050 (blob; 0.048–0.057), against 0.029 / 0.019 / 0.048 for the overlapping subsamples: a factor of about 1.4 for the annulus and 1.8 for the figure-eight, and little for the blob. Across independent draws the annulus dominant H1 persistence is 1.447–1.587 (r₁ 11.6–21.8), the figure-eight </w:t>
-      </w:r>
-      <w:r>
-        <w:t>0.445–0.553 (r₂ 8.0–16.6) and the blob 0.078–0.157 (r₁ 1.00–1.64). A constructed loop is robustly present in every sample; the blob never shows a dominant class.</w:t>
+        <w:t>Independent redraws against the reference.</w:t>
+      </w:r>
+      <w:r>
+        <w:t xml:space="preserve"> Because the subsamples overlap the reference, thirty independent redraws of each shape (seeds 777000 + i, n = 500) were compared with the same seed-42 reference diagram; they give H1 bottleneck medians of 0.041 (annulus; interquartile range 0.033–0.050), 0.034 (figure-eight; 0.026–0.042) and 0.050 (blob; 0.048–0.057), against 0.029 / 0.019 / 0.048 for the overlapping subsamples: a factor of about 1.4 for the annulus and 1.8 for the figure-eight, and little for the blob. Across independent draws the annulus</w:t>
+      </w:r>
+      <w:r>
+        <w:t xml:space="preserve"> dominant H1 persistence is 1.447–1.587 (r₁ 11.6–21.8), the figure-eight 0.445–0.553 (r₂ 8.0–16.6) and the blob 0.078–0.157 (r₁ 1.00–1.64). A constructed loop is robustly present in every sample; the blob never shows a dominant class.</w:t>
       </w:r>
     </w:p>
     <w:p>
@@ -7798,7 +7901,7 @@
         <w:rPr>
           <w:b/>
         </w:rPr>
-        <w:t>H0 cardinality (control D5).</w:t>
+        <w:t>H0 class-count effects on diagram distances.</w:t>
       </w:r>
       <w:r>
         <w:t xml:space="preserve"> Every 400-point subsample has 399 finite H0 classes against 499 for the reference. Each unmatched short class adds transport cost, so H0 Wasserstein values are inflated by the class-count difference — for replicate 0, 3.68 against the 500-point reference, 0.67 against another 400-point subsample — and must not be read as instability or compared in magnitude with H1 values. The H0 bottleneck is less affected but not unaffected (0.026 against the reference, 0.016 against another subsample).</w:t>
@@ -7815,7 +7918,7 @@
           <w:noProof/>
         </w:rPr>
         <w:drawing>
-          <wp:inline distT="0" distB="0" distL="0" distR="0" wp14:anchorId="280F4D34" wp14:editId="6E119D0E">
+          <wp:inline distT="0" distB="0" distL="0" distR="0" wp14:anchorId="10D32048" wp14:editId="0E8A2102">
             <wp:extent cx="5832000" cy="1927096"/>
             <wp:effectExtent l="0" t="0" r="0" b="0"/>
             <wp:docPr id="15" name="Picture 15"/>
@@ -7869,8 +7972,9 @@
         <w:rPr>
           <w:noProof/>
         </w:rPr>
+        <w:lastRenderedPageBreak/>
         <w:drawing>
-          <wp:inline distT="0" distB="0" distL="0" distR="0" wp14:anchorId="34C301C5" wp14:editId="3827BAC2">
+          <wp:inline distT="0" distB="0" distL="0" distR="0" wp14:anchorId="6420FBB4" wp14:editId="60650826">
             <wp:extent cx="5832000" cy="3443657"/>
             <wp:effectExtent l="0" t="0" r="0" b="0"/>
             <wp:docPr id="16" name="Picture 16"/>
@@ -7911,7 +8015,7 @@
         <w:rPr>
           <w:i/>
         </w:rPr>
-        <w:t>Figure 8.2. Per-resample bottleneck and Wasserstein distances for H0 and H1 (all 90 subsamples). The H0 Wasserstein panel is inflated by the 399-versus-499 class-count difference; descriptive, G1 applies.</w:t>
+        <w:t>Figure 8.2. Per-resample bottleneck and Wasserstein distances for H0 and H1 (all 90 subsamples). The H0 Wasserstein panel is inflated by the 399-versus-499 class-count difference; the distances are descriptive because the subsamples overlap the reference (Section 4.3).</w:t>
       </w:r>
     </w:p>
     <w:p>
@@ -7924,9 +8028,8 @@
         <w:rPr>
           <w:noProof/>
         </w:rPr>
-        <w:lastRenderedPageBreak/>
         <w:drawing>
-          <wp:inline distT="0" distB="0" distL="0" distR="0" wp14:anchorId="6734764C" wp14:editId="62AB28EF">
+          <wp:inline distT="0" distB="0" distL="0" distR="0" wp14:anchorId="1EF678E4" wp14:editId="7088898F">
             <wp:extent cx="5832000" cy="2394189"/>
             <wp:effectExtent l="0" t="0" r="0" b="0"/>
             <wp:docPr id="17" name="Picture 17"/>
@@ -7983,7 +8086,7 @@
     </w:p>
     <w:p>
       <w:r>
-        <w:t>With Mapper fixed at the reference configuration (10, 0.35, PCA-1 lens refit per subsample, KMeans k = 2), the 90 resampled graphs have 20 nodes each (mechanically, k = 2) and:</w:t>
+        <w:t>With Mapper fixed at the reference configuration (cell (10, 0.35), PC1 lens recomputed for each subsample, KMeans k = 2), the 90 resampled graphs have 20 nodes each (mechanically, k = 2) and the following structure. Entries of the form "value: number of subsamples" give the distribution over the 30 subsamples of a shape.</w:t>
       </w:r>
     </w:p>
     <w:tbl>
@@ -7995,11 +8098,11 @@
         <w:tblLook w:val="04A0" w:firstRow="1" w:lastRow="0" w:firstColumn="1" w:lastColumn="0" w:noHBand="0" w:noVBand="1"/>
       </w:tblPr>
       <w:tblGrid>
-        <w:gridCol w:w="965"/>
-        <w:gridCol w:w="2664"/>
-        <w:gridCol w:w="1602"/>
-        <w:gridCol w:w="1544"/>
-        <w:gridCol w:w="2635"/>
+        <w:gridCol w:w="1208"/>
+        <w:gridCol w:w="2373"/>
+        <w:gridCol w:w="1707"/>
+        <w:gridCol w:w="1659"/>
+        <w:gridCol w:w="2464"/>
       </w:tblGrid>
       <w:tr>
         <w:trPr>
@@ -8009,7 +8112,7 @@
         </w:trPr>
         <w:tc>
           <w:tcPr>
-            <w:tcW w:w="965" w:type="dxa"/>
+            <w:tcW w:w="1208" w:type="dxa"/>
             <w:shd w:val="clear" w:color="auto" w:fill="DCE4F0"/>
           </w:tcPr>
           <w:p>
@@ -8028,7 +8131,7 @@
         </w:tc>
         <w:tc>
           <w:tcPr>
-            <w:tcW w:w="2664" w:type="dxa"/>
+            <w:tcW w:w="2373" w:type="dxa"/>
             <w:shd w:val="clear" w:color="auto" w:fill="DCE4F0"/>
           </w:tcPr>
           <w:p>
@@ -8047,7 +8150,7 @@
         </w:tc>
         <w:tc>
           <w:tcPr>
-            <w:tcW w:w="1602" w:type="dxa"/>
+            <w:tcW w:w="1707" w:type="dxa"/>
             <w:shd w:val="clear" w:color="auto" w:fill="DCE4F0"/>
           </w:tcPr>
           <w:p>
@@ -8060,13 +8163,13 @@
                 <w:b/>
                 <w:sz w:val="18"/>
               </w:rPr>
-              <w:t>Components over 30</w:t>
-            </w:r>
-          </w:p>
-        </w:tc>
-        <w:tc>
-          <w:tcPr>
-            <w:tcW w:w="1544" w:type="dxa"/>
+              <w:t>Number of components</w:t>
+            </w:r>
+          </w:p>
+        </w:tc>
+        <w:tc>
+          <w:tcPr>
+            <w:tcW w:w="1659" w:type="dxa"/>
             <w:shd w:val="clear" w:color="auto" w:fill="DCE4F0"/>
           </w:tcPr>
           <w:p>
@@ -8079,13 +8182,13 @@
                 <w:b/>
                 <w:sz w:val="18"/>
               </w:rPr>
-              <w:t>Cyclomatic over 30</w:t>
-            </w:r>
-          </w:p>
-        </w:tc>
-        <w:tc>
-          <w:tcPr>
-            <w:tcW w:w="2635" w:type="dxa"/>
+              <w:t>Cyclomatic number</w:t>
+            </w:r>
+          </w:p>
+        </w:tc>
+        <w:tc>
+          <w:tcPr>
+            <w:tcW w:w="2464" w:type="dxa"/>
             <w:shd w:val="clear" w:color="auto" w:fill="DCE4F0"/>
           </w:tcPr>
           <w:p>
@@ -8098,7 +8201,7 @@
                 <w:b/>
                 <w:sz w:val="18"/>
               </w:rPr>
-              <w:t>S vs reference, median (range)</w:t>
+              <w:t>Membership-overlap indicator S relative to the reference graph, median (range)</w:t>
             </w:r>
           </w:p>
         </w:tc>
@@ -8110,7 +8213,7 @@
         </w:trPr>
         <w:tc>
           <w:tcPr>
-            <w:tcW w:w="965" w:type="dxa"/>
+            <w:tcW w:w="1208" w:type="dxa"/>
           </w:tcPr>
           <w:p>
             <w:pPr>
@@ -8126,7 +8229,7 @@
         </w:tc>
         <w:tc>
           <w:tcPr>
-            <w:tcW w:w="2664" w:type="dxa"/>
+            <w:tcW w:w="2373" w:type="dxa"/>
           </w:tcPr>
           <w:p>
             <w:pPr>
@@ -8136,13 +8239,13 @@
               <w:rPr>
                 <w:sz w:val="18"/>
               </w:rPr>
-              <w:t>20 n, 21 e, 1 c, cyclomatic 2</w:t>
-            </w:r>
-          </w:p>
-        </w:tc>
-        <w:tc>
-          <w:tcPr>
-            <w:tcW w:w="1602" w:type="dxa"/>
+              <w:t>20 nodes, 21 edges, 1 component, cyclomatic number 2</w:t>
+            </w:r>
+          </w:p>
+        </w:tc>
+        <w:tc>
+          <w:tcPr>
+            <w:tcW w:w="1707" w:type="dxa"/>
           </w:tcPr>
           <w:p>
             <w:pPr>
@@ -8158,7 +8261,7 @@
         </w:tc>
         <w:tc>
           <w:tcPr>
-            <w:tcW w:w="1544" w:type="dxa"/>
+            <w:tcW w:w="1659" w:type="dxa"/>
           </w:tcPr>
           <w:p>
             <w:pPr>
@@ -8174,7 +8277,7 @@
         </w:tc>
         <w:tc>
           <w:tcPr>
-            <w:tcW w:w="2635" w:type="dxa"/>
+            <w:tcW w:w="2464" w:type="dxa"/>
           </w:tcPr>
           <w:p>
             <w:pPr>
@@ -8196,7 +8299,7 @@
         </w:trPr>
         <w:tc>
           <w:tcPr>
-            <w:tcW w:w="965" w:type="dxa"/>
+            <w:tcW w:w="1208" w:type="dxa"/>
           </w:tcPr>
           <w:p>
             <w:pPr>
@@ -8206,13 +8309,14 @@
               <w:rPr>
                 <w:sz w:val="18"/>
               </w:rPr>
+              <w:lastRenderedPageBreak/>
               <w:t>figure-eight</w:t>
             </w:r>
           </w:p>
         </w:tc>
         <w:tc>
           <w:tcPr>
-            <w:tcW w:w="2664" w:type="dxa"/>
+            <w:tcW w:w="2373" w:type="dxa"/>
           </w:tcPr>
           <w:p>
             <w:pPr>
@@ -8222,13 +8326,13 @@
               <w:rPr>
                 <w:sz w:val="18"/>
               </w:rPr>
-              <w:t>20 n, 19 e, 2 c, cyclomatic 1</w:t>
-            </w:r>
-          </w:p>
-        </w:tc>
-        <w:tc>
-          <w:tcPr>
-            <w:tcW w:w="1602" w:type="dxa"/>
+              <w:t>20 nodes, 19 edges, 2 components, cyclomatic number 1</w:t>
+            </w:r>
+          </w:p>
+        </w:tc>
+        <w:tc>
+          <w:tcPr>
+            <w:tcW w:w="1707" w:type="dxa"/>
           </w:tcPr>
           <w:p>
             <w:pPr>
@@ -8244,7 +8348,7 @@
         </w:tc>
         <w:tc>
           <w:tcPr>
-            <w:tcW w:w="1544" w:type="dxa"/>
+            <w:tcW w:w="1659" w:type="dxa"/>
           </w:tcPr>
           <w:p>
             <w:pPr>
@@ -8260,7 +8364,7 @@
         </w:tc>
         <w:tc>
           <w:tcPr>
-            <w:tcW w:w="2635" w:type="dxa"/>
+            <w:tcW w:w="2464" w:type="dxa"/>
           </w:tcPr>
           <w:p>
             <w:pPr>
@@ -8282,7 +8386,7 @@
         </w:trPr>
         <w:tc>
           <w:tcPr>
-            <w:tcW w:w="965" w:type="dxa"/>
+            <w:tcW w:w="1208" w:type="dxa"/>
           </w:tcPr>
           <w:p>
             <w:pPr>
@@ -8298,7 +8402,7 @@
         </w:tc>
         <w:tc>
           <w:tcPr>
-            <w:tcW w:w="2664" w:type="dxa"/>
+            <w:tcW w:w="2373" w:type="dxa"/>
           </w:tcPr>
           <w:p>
             <w:pPr>
@@ -8308,13 +8412,13 @@
               <w:rPr>
                 <w:sz w:val="18"/>
               </w:rPr>
-              <w:t>20 n, 23 e, 1 c, cyclomatic 4</w:t>
-            </w:r>
-          </w:p>
-        </w:tc>
-        <w:tc>
-          <w:tcPr>
-            <w:tcW w:w="1602" w:type="dxa"/>
+              <w:t>20 nodes, 23 edges, 1 component, cyclomatic number 4</w:t>
+            </w:r>
+          </w:p>
+        </w:tc>
+        <w:tc>
+          <w:tcPr>
+            <w:tcW w:w="1707" w:type="dxa"/>
           </w:tcPr>
           <w:p>
             <w:pPr>
@@ -8330,7 +8434,7 @@
         </w:tc>
         <w:tc>
           <w:tcPr>
-            <w:tcW w:w="1544" w:type="dxa"/>
+            <w:tcW w:w="1659" w:type="dxa"/>
           </w:tcPr>
           <w:p>
             <w:pPr>
@@ -8346,7 +8450,7 @@
         </w:tc>
         <w:tc>
           <w:tcPr>
-            <w:tcW w:w="2635" w:type="dxa"/>
+            <w:tcW w:w="2464" w:type="dxa"/>
           </w:tcPr>
           <w:p>
             <w:pPr>
@@ -8377,13 +8481,13 @@
         <w:rPr>
           <w:b/>
         </w:rPr>
-        <w:t>Data-adaptive clustering (controls D3 and D4).</w:t>
-      </w:r>
-      <w:r>
-        <w:t xml:space="preserve"> With single-linkage clustering at ε = 3.0 × the median 5-NN distance of the full cloud and everything else unchanged, the annulus graph has exactly one cycle in 30/30 subsamples and is connected in 29/30; the figure-eight has two cycles and one component in 30/30; the blob has no cycle in 27/30 but 7–12 components. With ε = 1.5 × that distance the annulus cycle cue is absent in 22/30 (components typically 4–6, range 1–10), the figure-eight has none in 30/30 (6–12 components) and the blob none in 29/30 (28–</w:t>
-      </w:r>
-      <w:r>
-        <w:t>41 components). Over the independent redraws, ε = 3.0 gives one cycle and one component in 30/30 annulus draws, two cycles in 28/30 figure-eight draws (one in 2), and no cycle in 29/30 blob draws with 3–10 components; the forced two-cluster rule gives noise-scale cycles (cyclomatic 2–8) in all 30 blob draws.</w:t>
+        <w:t>Data-adaptive clustering (resampling stability and independent redraws).</w:t>
+      </w:r>
+      <w:r>
+        <w:t xml:space="preserve"> With single-linkage clustering at ε = 3.0 × the median fifth-nearest-neighbour distance of the full cloud and everything else unchanged, the annulus graph has exactly one cycle in 30/30 subsamples and is connected in 29/30; the figure-eight has two cycles and one component in 30/30; the blob has no cycle in 27/30 but 7–12 components. With ε = 1.5 × that distance the annulus cycle cue is absent in 22/30 (components typically 4–6, range 1–10), the figure-eight has none in 30/30 (6–12 components) and the blob</w:t>
+      </w:r>
+      <w:r>
+        <w:t xml:space="preserve"> none in 29/30 (28–41 components). Over the independent redraws, ε = 3.0 gives one cycle and one component in 30/30 annulus draws, two cycles in 28/30 figure-eight draws (one in 2), and no cycle in 29/30 blob draws with 3–10 components; the forced two-cluster rule gives noise-scale cycles (cyclomatic 2–8) in all 30 blob draws.</w:t>
       </w:r>
     </w:p>
     <w:tbl>
@@ -8395,9 +8499,9 @@
         <w:tblLook w:val="04A0" w:firstRow="1" w:lastRow="0" w:firstColumn="1" w:lastColumn="0" w:noHBand="0" w:noVBand="1"/>
       </w:tblPr>
       <w:tblGrid>
-        <w:gridCol w:w="3093"/>
-        <w:gridCol w:w="2808"/>
-        <w:gridCol w:w="3510"/>
+        <w:gridCol w:w="3819"/>
+        <w:gridCol w:w="2610"/>
+        <w:gridCol w:w="2982"/>
       </w:tblGrid>
       <w:tr>
         <w:trPr>
@@ -8407,7 +8511,7 @@
         </w:trPr>
         <w:tc>
           <w:tcPr>
-            <w:tcW w:w="3093" w:type="dxa"/>
+            <w:tcW w:w="3819" w:type="dxa"/>
             <w:shd w:val="clear" w:color="auto" w:fill="DCE4F0"/>
           </w:tcPr>
           <w:p>
@@ -8420,13 +8524,13 @@
                 <w:b/>
                 <w:sz w:val="18"/>
               </w:rPr>
-              <w:t>Rule (annulus)</w:t>
-            </w:r>
-          </w:p>
-        </w:tc>
-        <w:tc>
-          <w:tcPr>
-            <w:tcW w:w="2808" w:type="dxa"/>
+              <w:t>Clustering rule (annulus)</w:t>
+            </w:r>
+          </w:p>
+        </w:tc>
+        <w:tc>
+          <w:tcPr>
+            <w:tcW w:w="2610" w:type="dxa"/>
             <w:shd w:val="clear" w:color="auto" w:fill="DCE4F0"/>
           </w:tcPr>
           <w:p>
@@ -8439,13 +8543,13 @@
                 <w:b/>
                 <w:sz w:val="18"/>
               </w:rPr>
-              <w:t>Cyclomatic over 30 subsamples</w:t>
-            </w:r>
-          </w:p>
-        </w:tc>
-        <w:tc>
-          <w:tcPr>
-            <w:tcW w:w="3510" w:type="dxa"/>
+              <w:t>Cyclomatic number over 30 subsamples</w:t>
+            </w:r>
+          </w:p>
+        </w:tc>
+        <w:tc>
+          <w:tcPr>
+            <w:tcW w:w="2982" w:type="dxa"/>
             <w:shd w:val="clear" w:color="auto" w:fill="DCE4F0"/>
           </w:tcPr>
           <w:p>
@@ -8458,7 +8562,7 @@
                 <w:b/>
                 <w:sz w:val="18"/>
               </w:rPr>
-              <w:t>Cyclomatic over 30 independent redraws</w:t>
+              <w:t>Cyclomatic number over 30 independent redraws</w:t>
             </w:r>
           </w:p>
         </w:tc>
@@ -8470,7 +8574,7 @@
         </w:trPr>
         <w:tc>
           <w:tcPr>
-            <w:tcW w:w="3093" w:type="dxa"/>
+            <w:tcW w:w="3819" w:type="dxa"/>
           </w:tcPr>
           <w:p>
             <w:pPr>
@@ -8486,7 +8590,7 @@
         </w:tc>
         <w:tc>
           <w:tcPr>
-            <w:tcW w:w="2808" w:type="dxa"/>
+            <w:tcW w:w="2610" w:type="dxa"/>
           </w:tcPr>
           <w:p>
             <w:pPr>
@@ -8502,7 +8606,7 @@
         </w:tc>
         <w:tc>
           <w:tcPr>
-            <w:tcW w:w="3510" w:type="dxa"/>
+            <w:tcW w:w="2982" w:type="dxa"/>
           </w:tcPr>
           <w:p>
             <w:pPr>
@@ -8524,7 +8628,7 @@
         </w:trPr>
         <w:tc>
           <w:tcPr>
-            <w:tcW w:w="3093" w:type="dxa"/>
+            <w:tcW w:w="3819" w:type="dxa"/>
           </w:tcPr>
           <w:p>
             <w:pPr>
@@ -8534,13 +8638,13 @@
               <w:rPr>
                 <w:sz w:val="18"/>
               </w:rPr>
-              <w:t>single-linkage, ε = 3.0 × d₅</w:t>
-            </w:r>
-          </w:p>
-        </w:tc>
-        <w:tc>
-          <w:tcPr>
-            <w:tcW w:w="2808" w:type="dxa"/>
+              <w:t>single-linkage, ε = 3.0 × median fifth-nearest-neighbour distance</w:t>
+            </w:r>
+          </w:p>
+        </w:tc>
+        <w:tc>
+          <w:tcPr>
+            <w:tcW w:w="2610" w:type="dxa"/>
           </w:tcPr>
           <w:p>
             <w:pPr>
@@ -8556,7 +8660,7 @@
         </w:tc>
         <w:tc>
           <w:tcPr>
-            <w:tcW w:w="3510" w:type="dxa"/>
+            <w:tcW w:w="2982" w:type="dxa"/>
           </w:tcPr>
           <w:p>
             <w:pPr>
@@ -8578,7 +8682,7 @@
         </w:trPr>
         <w:tc>
           <w:tcPr>
-            <w:tcW w:w="3093" w:type="dxa"/>
+            <w:tcW w:w="3819" w:type="dxa"/>
           </w:tcPr>
           <w:p>
             <w:pPr>
@@ -8588,13 +8692,13 @@
               <w:rPr>
                 <w:sz w:val="18"/>
               </w:rPr>
-              <w:t>single-linkage, ε = 1.5 × d₅</w:t>
-            </w:r>
-          </w:p>
-        </w:tc>
-        <w:tc>
-          <w:tcPr>
-            <w:tcW w:w="2808" w:type="dxa"/>
+              <w:t>single-linkage, ε = 1.5 × median fifth-nearest-neighbour distance</w:t>
+            </w:r>
+          </w:p>
+        </w:tc>
+        <w:tc>
+          <w:tcPr>
+            <w:tcW w:w="2610" w:type="dxa"/>
           </w:tcPr>
           <w:p>
             <w:pPr>
@@ -8610,7 +8714,7 @@
         </w:tc>
         <w:tc>
           <w:tcPr>
-            <w:tcW w:w="3510" w:type="dxa"/>
+            <w:tcW w:w="2982" w:type="dxa"/>
           </w:tcPr>
           <w:p>
             <w:pPr>
@@ -8643,7 +8747,7 @@
         </w:rPr>
         <w:lastRenderedPageBreak/>
         <w:drawing>
-          <wp:inline distT="0" distB="0" distL="0" distR="0" wp14:anchorId="5B4E452B" wp14:editId="64C0757C">
+          <wp:inline distT="0" distB="0" distL="0" distR="0" wp14:anchorId="41121EC5" wp14:editId="6F335417">
             <wp:extent cx="5832000" cy="3825791"/>
             <wp:effectExtent l="0" t="0" r="0" b="0"/>
             <wp:docPr id="18" name="Picture 18"/>
@@ -8698,7 +8802,7 @@
           <w:noProof/>
         </w:rPr>
         <w:drawing>
-          <wp:inline distT="0" distB="0" distL="0" distR="0" wp14:anchorId="46680158" wp14:editId="1F086B02">
+          <wp:inline distT="0" distB="0" distL="0" distR="0" wp14:anchorId="1F2DDF1C" wp14:editId="3DD4E640">
             <wp:extent cx="5832000" cy="2851200"/>
             <wp:effectExtent l="0" t="0" r="0" b="0"/>
             <wp:docPr id="19" name="Picture 19"/>
@@ -8775,10 +8879,10 @@
     </w:p>
     <w:p>
       <w:r>
-        <w:t>For each omitted calendar year the retained days are re-z-scored, and windows are built within contiguous retained blocks so that no window crosses the omitted year: 6 folds × 6 configurations = 36 embeddings. An independent re-computation of two folds with a separate year split and z-scoring reproduced the saved number of windows, dominant persistence and r₁ (omitting 2022 and 2020, τ = 73, d = 6: 1.885 / 5.748 and 1.432 / 4.954). r₁ ranges from 4.376 to 7.754 over the 36 fold-configurations (full-data ran</w:t>
-      </w:r>
-      <w:r>
-        <w:t>ge 4.75–7.32); the minimum occurs for the 2024 fold with τ = 73, d = 6. Dominant persistence is in retained-series z units and is comparable across folds only up to the retained standard deviation (8.77–9.11 °C); r₁ is invariant to that rescaling (embedding raw °C and z-scored data gives r₁ 4.744627 and 4.744628).</w:t>
+        <w:t>For each omitted calendar year the retained days are standardized again, and windows are built within contiguous retained blocks so that no window crosses the omitted year: 6 folds × 6 configurations = 36 embeddings. An independent re-computation of two folds with a separate year split and standardization reproduced the saved number of windows, dominant persistence and r₁ (omitting 2022 and 2020, τ = 73, d = 6: 1.885 / 5.748 and 1.432 / 4.954). r₁ ranges from 4.376 to 7.754 over the 36 fold-configurations (</w:t>
+      </w:r>
+      <w:r>
+        <w:t>full-data range 4.75–7.32); the minimum occurs for the 2024 fold with τ = 73, d = 6. Dominant persistence is in standardized units of the retained series and is comparable across folds only up to the retained standard deviation (8.77–9.11 °C); r₁ is invariant to that rescaling (embedding raw °C and standardized data gives r₁ 4.744627 and 4.744628).</w:t>
       </w:r>
     </w:p>
     <w:p>
@@ -8806,7 +8910,7 @@
           <w:noProof/>
         </w:rPr>
         <w:drawing>
-          <wp:inline distT="0" distB="0" distL="0" distR="0" wp14:anchorId="20FDDDA2" wp14:editId="462C4247">
+          <wp:inline distT="0" distB="0" distL="0" distR="0" wp14:anchorId="2B91FE1E" wp14:editId="1ACE88B6">
             <wp:extent cx="5832000" cy="2180661"/>
             <wp:effectExtent l="0" t="0" r="0" b="0"/>
             <wp:docPr id="20" name="Picture 20"/>
@@ -8870,11 +8974,12 @@
       <w:pPr>
         <w:pStyle w:val="Heading2"/>
       </w:pPr>
-      <w:bookmarkStart w:id="8" w:name="_Toc244111183"/>
+      <w:bookmarkStart w:id="8" w:name="_Toc244156235"/>
       <w:r>
         <w:rPr>
           <w:rFonts w:ascii="Calibri" w:hAnsi="Calibri"/>
         </w:rPr>
+        <w:lastRenderedPageBreak/>
         <w:t>9. Synthesis</w:t>
       </w:r>
       <w:bookmarkEnd w:id="8"/>
@@ -8898,110 +9003,107 @@
         <w:t>RQ1 (workflow).</w:t>
       </w:r>
       <w:r>
-        <w:t xml:space="preserve"> The triad natively provides persistent homology, diagram plotting, diagram distances and matching plots, a static Mapper drawing and an interactive HTML export. It relies on custom code for </w:t>
-      </w:r>
-      <w:r>
+        <w:t xml:space="preserve"> The triad natively provides persistent homology, diagram plotting, diagram distances and matching plots, a static Mapper drawing and an interactive HTML export. It relies on custom code for generators, barcodes and the reproduction harness (130 counted lines), on scikit-learn for lens and clustering, and on networkx for component and cycle counts. The interactive export does not work offline (Section 7.2). The ecosystem is a partial visualization system: strong on computing and on primary encodings, thin o</w:t>
+      </w:r>
+      <w:r>
+        <w:t>n the interpretive layer that tells a viewer what a feature is worth, and without a view of how a Mapper graph changes across parameters.</w:t>
+      </w:r>
+    </w:p>
+    <w:p>
+      <w:r>
+        <w:rPr>
+          <w:b/>
+        </w:rPr>
+        <w:t>RQ2 (sensitivity).</w:t>
+      </w:r>
+      <w:r>
+        <w:t xml:space="preserve"> Cover resolution, overlap, and the clusterer rule and scale all change the structural story a Mapper graph tells — tree, one cycle, two cycles, or fragments. In the default configuration, which forces two clusters per cover interval, the figure-eight fragments at the reference cell and the no-loop blob shows noise cycles; with a data-adaptive clusterer at one scale the figure-eight is connected with two cycles and the blob has almost none but is split into many components. The explorer makes the dependence</w:t>
+      </w:r>
+      <w:r>
+        <w:t xml:space="preserve"> inspectable offline with provenance for the saved cells; it recomputes nothing and covers one clusterer.</w:t>
+      </w:r>
+    </w:p>
+    <w:p>
+      <w:r>
+        <w:rPr>
+          <w:b/>
+        </w:rPr>
+        <w:t>RQ3 (what the artifacts communicate).</w:t>
+      </w:r>
+      <w:r>
+        <w:t xml:space="preserve"> Diagrams make a dominant loop apparent when it exists, and an essential H0 point and unlabeled colours can mislead a reader; Mapper graphs make cycles and fragments salient whether or not they correspond to loops in the data; native layouts can overlap components. This rests on a single, invested observer with AI viewing assistance and says nothing about how people read these figures.</w:t>
+      </w:r>
+    </w:p>
+    <w:p>
+      <w:r>
+        <w:rPr>
+          <w:b/>
+        </w:rPr>
+        <w:t>Weather study.</w:t>
+      </w:r>
+      <w:r>
+        <w:t xml:space="preserve"> A sliding-window embedding of a six-year daily temperature series yields a dominant H1 class in all six tested configurations; the matched null controls do not meet the same dominance criterion; the cue therefore depends on the annual harmonic structure and on temporal order in this series. The Mapper view of the static three-feature cloud adds a graph whose cycles and fragmentation are parameter-dependent.</w:t>
+      </w:r>
+    </w:p>
+    <w:p>
+      <w:r>
+        <w:rPr>
+          <w:b/>
+        </w:rPr>
+        <w:t>Resampling.</w:t>
+      </w:r>
+      <w:r>
+        <w:t xml:space="preserve"> The persistence evidence for the constructed loops is present in every subsample and independent redraw, and its magnitude varies by a few percent of the feature scale. The reliability of the Mapper cycle cue depends on the clusterer and its scale.</w:t>
+      </w:r>
+    </w:p>
+    <w:p>
+      <w:pPr>
+        <w:pStyle w:val="Heading3"/>
+      </w:pPr>
+      <w:r>
+        <w:rPr>
+          <w:rFonts w:ascii="Calibri" w:hAnsi="Calibri"/>
+        </w:rPr>
+        <w:t>9.2 Three dependent variables, three sets of inputs</w:t>
+      </w:r>
+    </w:p>
+    <w:p>
+      <w:r>
+        <w:t>A persistence-diagram feature, a Mapper-graph feature and a rendered appearance are different dependent variables with different inputs. The diagram feature depends on the data and the filtration (here Vietoris–Rips on Euclidean distance). The graph feature additionally depends on the lens, the cover, the clusterer and its scale; in these experiments the clusterer choice changes the feature as much as any other input. The picture depends on the layout and the encodings, and a layout can hide components with</w:t>
+      </w:r>
+      <w:r>
+        <w:t>out changing the graph. The operational recommendation is to ask of any topological picture which of these it is, and to look at the parameters it depends on. The experiments do not support a claim that people often confuse graph cycles with persistent-homology loops; no study of people exists here. They show that the two kinds of evidence are not interchangeable: no-loop data produce graph cycles under one clusterer and almost none under another, and loop data produce one cycle, none, or a fragmented graph</w:t>
+      </w:r>
+      <w:r>
+        <w:t xml:space="preserve"> depending on the same inputs, while the diagram's dominant class stays in place.</w:t>
+      </w:r>
+    </w:p>
+    <w:p>
+      <w:pPr>
+        <w:pStyle w:val="Heading3"/>
+      </w:pPr>
+      <w:r>
+        <w:rPr>
+          <w:rFonts w:ascii="Calibri" w:hAnsi="Calibri"/>
+        </w:rPr>
+        <w:t>9.3 What the evidence does not establish</w:t>
+      </w:r>
+    </w:p>
+    <w:p>
+      <w:r>
+        <w:t>The synthesis above holds for the data, lenses, covers and clusterers that were tested; it is not a general statement about Mapper or about persistent homology, and it says nothing about how people read these figures. The limits of the evidence are set out once, in Section 10.</w:t>
+      </w:r>
+    </w:p>
+    <w:p>
+      <w:pPr>
+        <w:pStyle w:val="Heading2"/>
+      </w:pPr>
+      <w:bookmarkStart w:id="9" w:name="_Toc244156236"/>
+      <w:r>
+        <w:rPr>
+          <w:rFonts w:ascii="Calibri" w:hAnsi="Calibri"/>
+        </w:rPr>
         <w:lastRenderedPageBreak/>
-        <w:t>generators, barcodes and the reproduction harness (130 counted lines), on scikit-learn for lens and clustering, and on networkx for component and cycle counts. The interactive export does not work offline (Section 7.2). The ecosystem is a partial visualization system: strong on computing and on primary encodings, thin o</w:t>
-      </w:r>
-      <w:r>
-        <w:t>n the interpretive layer that tells a viewer what a feature is worth, and without a view of how a Mapper graph changes across parameters.</w:t>
-      </w:r>
-    </w:p>
-    <w:p>
-      <w:r>
-        <w:rPr>
-          <w:b/>
-        </w:rPr>
-        <w:t>RQ2 (sensitivity).</w:t>
-      </w:r>
-      <w:r>
-        <w:t xml:space="preserve"> Cover resolution, overlap, and the clusterer rule and scale all change the structural story a Mapper graph tells — tree, one cycle, two cycles, or fragments. In the default configuration, which forces two clusters per cover interval, the figure-eight fragments at the reference cell and the no-loop blob shows noise cycles; with a data-adaptive clusterer at one scale the figure-eight is connected with two cycles and the blob has almost none but is split into many components. The explorer makes the dependence</w:t>
-      </w:r>
-      <w:r>
-        <w:t xml:space="preserve"> inspectable offline with provenance for the saved cells; it recomputes nothing and covers one clusterer.</w:t>
-      </w:r>
-    </w:p>
-    <w:p>
-      <w:r>
-        <w:rPr>
-          <w:b/>
-        </w:rPr>
-        <w:t>RQ3 (what the artifacts communicate).</w:t>
-      </w:r>
-      <w:r>
-        <w:t xml:space="preserve"> Diagrams make a dominant loop apparent when it exists, and an essential H0 point and unlabeled colours can mislead a reader; Mapper graphs make cycles and fragments salient whether or not they correspond to loops in the data; native layouts can overlap components. This rests on a single, invested observer with AI viewing assistance and says nothing about how people read these figures.</w:t>
-      </w:r>
-    </w:p>
-    <w:p>
-      <w:r>
-        <w:rPr>
-          <w:b/>
-        </w:rPr>
-        <w:t>Weather study.</w:t>
-      </w:r>
-      <w:r>
-        <w:t xml:space="preserve"> A sliding-window embedding of a six-year daily temperature series yields a dominant H1 class in all six tested configurations; the matched null controls do not meet the same dominance criterion; the cue therefore depends on the annual harmonic structure and on temporal order in this series. The Mapper view of the static three-feature cloud adds a graph whose cycles and fragmentation are parameter-dependent.</w:t>
-      </w:r>
-    </w:p>
-    <w:p>
-      <w:r>
-        <w:rPr>
-          <w:b/>
-        </w:rPr>
-        <w:t>Resampling.</w:t>
-      </w:r>
-      <w:r>
-        <w:t xml:space="preserve"> The persistence evidence for the constructed loops is present in every subsample and independent redraw, and its magnitude varies by a few percent of the feature scale. The reliability of the Mapper cycle cue depends on the clusterer and its scale.</w:t>
-      </w:r>
-    </w:p>
-    <w:p>
-      <w:pPr>
-        <w:pStyle w:val="Heading3"/>
-      </w:pPr>
-      <w:r>
-        <w:rPr>
-          <w:rFonts w:ascii="Calibri" w:hAnsi="Calibri"/>
-        </w:rPr>
-        <w:t>9.2 Three dependent variables, three sets of inputs</w:t>
-      </w:r>
-    </w:p>
-    <w:p>
-      <w:r>
-        <w:t>A persistence-diagram feature, a Mapper-graph feature and a rendered appearance are different dependent variables with different inputs. The diagram feature depends on the data and the filtration (here Vietoris–Rips on Euclidean distance). The graph feature additionally depends on the lens, the cover, the clusterer and its scale; in these experiments the clusterer choice changes the feature as much as any other input. The picture depends on the layout and the encodings, and a layout can hide components with</w:t>
-      </w:r>
-      <w:r>
-        <w:t>out changing the graph. The operational recommendation is to ask of any topological picture which of these it is, and to look at the parameters it depends on. The experiments do not support a claim that people often confuse graph cycles with persistent-homology loops; no study of people exists here. They show that the two kinds of evidence are not interchangeable: no-loop data produce graph cycles under one clusterer and almost none under another, and loop data produce one cycle, none, or a fragmented graph</w:t>
-      </w:r>
-      <w:r>
-        <w:t xml:space="preserve"> depending on the same inputs, while the diagram's dominant class stays in place.</w:t>
-      </w:r>
-    </w:p>
-    <w:p>
-      <w:pPr>
-        <w:pStyle w:val="Heading3"/>
-      </w:pPr>
-      <w:r>
-        <w:rPr>
-          <w:rFonts w:ascii="Calibri" w:hAnsi="Calibri"/>
-        </w:rPr>
-        <w:t>9.3 What the evidence does not establish</w:t>
-      </w:r>
-    </w:p>
-    <w:p>
-      <w:r>
-        <w:t>The synthesis above holds for the data, lenses, covers and clusterers that were tested; it is not a general statement about Mapper or about persistent homology, and it says nothing about how people read these figures. The limits of the evidence are set out once, in Section 10.</w:t>
-      </w:r>
-    </w:p>
-    <w:p>
-      <w:pPr>
-        <w:pStyle w:val="Heading2"/>
-      </w:pPr>
-      <w:bookmarkStart w:id="9" w:name="_Toc244111184"/>
-      <w:r>
-        <w:rPr>
-          <w:rFonts w:ascii="Calibri" w:hAnsi="Calibri"/>
-        </w:rPr>
         <w:t>10. Limitations, threats to validity and non-claims</w:t>
       </w:r>
       <w:bookmarkEnd w:id="9"/>
@@ -9032,11 +9134,7 @@
         <w:t>Graph cycle cues are conditional on the clusterer</w:t>
       </w:r>
       <w:r>
-        <w:t xml:space="preserve"> (Section 8.3). Forced two-way splits create noise cycles (all 30 blob draws) and can remove real ones; a small single-linkage scale fragments the graph. Node </w:t>
-      </w:r>
-      <w:r>
-        <w:lastRenderedPageBreak/>
-        <w:t>count is uninformative in every KMeans k = 2 result, by construction. Fragmentation can look like structure, and a native layout can hide it.</w:t>
+        <w:t xml:space="preserve"> (Section 8.3). Forced two-way splits create noise cycles (all 30 blob draws) and can remove real ones; a small single-linkage scale fragments the graph. Node count is uninformative in every KMeans k = 2 result, by construction. Fragmentation can look like structure, and a native layout can hide it.</w:t>
       </w:r>
     </w:p>
     <w:p>
@@ -9090,7 +9188,7 @@
         <w:t>Descriptive distances have structural caveats.</w:t>
       </w:r>
       <w:r>
-        <w:t xml:space="preserve"> The H0 Wasserstein distance is inflated by the difference in class counts, and overlapping subsamples understate variability by about 1.4–1.8 for the annulus and figure-eight (G1).</w:t>
+        <w:t xml:space="preserve"> The H0 Wasserstein distance is inflated by the difference in class counts, and overlapping subsamples understate variability by about 1.4–1.8 for the annulus and figure-eight, so they are not independent validation (Section 4.3).</w:t>
       </w:r>
     </w:p>
     <w:p>
@@ -9273,8 +9371,8 @@
         <w:tblLook w:val="04A0" w:firstRow="1" w:lastRow="0" w:firstColumn="1" w:lastColumn="0" w:noHBand="0" w:noVBand="1"/>
       </w:tblPr>
       <w:tblGrid>
-        <w:gridCol w:w="4327"/>
-        <w:gridCol w:w="5084"/>
+        <w:gridCol w:w="4540"/>
+        <w:gridCol w:w="4871"/>
       </w:tblGrid>
       <w:tr>
         <w:trPr>
@@ -9284,7 +9382,7 @@
         </w:trPr>
         <w:tc>
           <w:tcPr>
-            <w:tcW w:w="4327" w:type="dxa"/>
+            <w:tcW w:w="4540" w:type="dxa"/>
             <w:shd w:val="clear" w:color="auto" w:fill="DCE4F0"/>
           </w:tcPr>
           <w:p>
@@ -9303,7 +9401,7 @@
         </w:tc>
         <w:tc>
           <w:tcPr>
-            <w:tcW w:w="5084" w:type="dxa"/>
+            <w:tcW w:w="4871" w:type="dxa"/>
             <w:shd w:val="clear" w:color="auto" w:fill="DCE4F0"/>
           </w:tcPr>
           <w:p>
@@ -9328,7 +9426,7 @@
         </w:trPr>
         <w:tc>
           <w:tcPr>
-            <w:tcW w:w="4327" w:type="dxa"/>
+            <w:tcW w:w="4540" w:type="dxa"/>
           </w:tcPr>
           <w:p>
             <w:pPr>
@@ -9344,7 +9442,7 @@
         </w:tc>
         <w:tc>
           <w:tcPr>
-            <w:tcW w:w="5084" w:type="dxa"/>
+            <w:tcW w:w="4871" w:type="dxa"/>
           </w:tcPr>
           <w:p>
             <w:pPr>
@@ -9366,7 +9464,7 @@
         </w:trPr>
         <w:tc>
           <w:tcPr>
-            <w:tcW w:w="4327" w:type="dxa"/>
+            <w:tcW w:w="4540" w:type="dxa"/>
           </w:tcPr>
           <w:p>
             <w:pPr>
@@ -9382,7 +9480,7 @@
         </w:tc>
         <w:tc>
           <w:tcPr>
-            <w:tcW w:w="5084" w:type="dxa"/>
+            <w:tcW w:w="4871" w:type="dxa"/>
           </w:tcPr>
           <w:p>
             <w:pPr>
@@ -9404,7 +9502,7 @@
         </w:trPr>
         <w:tc>
           <w:tcPr>
-            <w:tcW w:w="4327" w:type="dxa"/>
+            <w:tcW w:w="4540" w:type="dxa"/>
           </w:tcPr>
           <w:p>
             <w:pPr>
@@ -9414,13 +9512,13 @@
               <w:rPr>
                 <w:sz w:val="18"/>
               </w:rPr>
-              <w:t>Seasonality check (FFT, ACF) and its search windows</w:t>
-            </w:r>
-          </w:p>
-        </w:tc>
-        <w:tc>
-          <w:tcPr>
-            <w:tcW w:w="5084" w:type="dxa"/>
+              <w:t>Seasonality check (periodogram and autocorrelation) and its search windows</w:t>
+            </w:r>
+          </w:p>
+        </w:tc>
+        <w:tc>
+          <w:tcPr>
+            <w:tcW w:w="4871" w:type="dxa"/>
           </w:tcPr>
           <w:p>
             <w:pPr>
@@ -9442,7 +9540,7 @@
         </w:trPr>
         <w:tc>
           <w:tcPr>
-            <w:tcW w:w="4327" w:type="dxa"/>
+            <w:tcW w:w="4540" w:type="dxa"/>
           </w:tcPr>
           <w:p>
             <w:pPr>
@@ -9452,13 +9550,14 @@
               <w:rPr>
                 <w:sz w:val="18"/>
               </w:rPr>
+              <w:lastRenderedPageBreak/>
               <w:t>E2 figure-eight contrast cell (20, 0.50)</w:t>
             </w:r>
           </w:p>
         </w:tc>
         <w:tc>
           <w:tcPr>
-            <w:tcW w:w="5084" w:type="dxa"/>
+            <w:tcW w:w="4871" w:type="dxa"/>
           </w:tcPr>
           <w:p>
             <w:pPr>
@@ -9480,7 +9579,7 @@
         </w:trPr>
         <w:tc>
           <w:tcPr>
-            <w:tcW w:w="4327" w:type="dxa"/>
+            <w:tcW w:w="4540" w:type="dxa"/>
           </w:tcPr>
           <w:p>
             <w:pPr>
@@ -9490,13 +9589,13 @@
               <w:rPr>
                 <w:sz w:val="18"/>
               </w:rPr>
-              <w:t>Controls D1–D5 and their parameters, including the two single-linkage scales</w:t>
-            </w:r>
-          </w:p>
-        </w:tc>
-        <w:tc>
-          <w:tcPr>
-            <w:tcW w:w="5084" w:type="dxa"/>
+              <w:t>Control experiments (Appendix A) and their parameters, including the two single-linkage scales</w:t>
+            </w:r>
+          </w:p>
+        </w:tc>
+        <w:tc>
+          <w:tcPr>
+            <w:tcW w:w="4871" w:type="dxa"/>
           </w:tcPr>
           <w:p>
             <w:pPr>
@@ -9525,7 +9624,6 @@
         <w:rPr>
           <w:rFonts w:ascii="Calibri" w:hAnsi="Calibri"/>
         </w:rPr>
-        <w:lastRenderedPageBreak/>
         <w:t>10.4 Non-claims</w:t>
       </w:r>
     </w:p>
@@ -9541,7 +9639,7 @@
       <w:pPr>
         <w:pStyle w:val="Heading2"/>
       </w:pPr>
-      <w:bookmarkStart w:id="10" w:name="_Toc244111185"/>
+      <w:bookmarkStart w:id="10" w:name="_Toc244156237"/>
       <w:r>
         <w:rPr>
           <w:rFonts w:ascii="Calibri" w:hAnsi="Calibri"/>
@@ -9642,7 +9740,7 @@
       <w:pPr>
         <w:pStyle w:val="Heading2"/>
       </w:pPr>
-      <w:bookmarkStart w:id="11" w:name="_Toc244111186"/>
+      <w:bookmarkStart w:id="11" w:name="_Toc244156238"/>
       <w:r>
         <w:rPr>
           <w:rFonts w:ascii="Calibri" w:hAnsi="Calibri"/>
@@ -9659,7 +9757,11 @@
         <w:t>Answers.</w:t>
       </w:r>
       <w:r>
-        <w:t xml:space="preserve"> The triad natively covers computation, diagram plotting, diagram distances and a static Mapper drawing; barcodes, generators, graph statistics, the reproduction harness and offline use of the interactive export need other code or other packages. The structural story of a Mapper graph depends on cover resolution, overlap, clusterer rule and clusterer scale. The inspected figures make apparent what they were built to show and can mislead through unlabeled colours, the essential H0 point and noise-scale cycle</w:t>
+        <w:t xml:space="preserve"> The triad natively covers computation, diagram plotting, diagram distances and a static Mapper drawing; barcodes, generators, graph statistics, the reproduction harness and offline use of the interactive export need other code or other packages. The structural story of a Mapper graph depends on cover resolution, overlap, clusterer rule and clusterer scale. The inspected figures make apparent what they were </w:t>
+      </w:r>
+      <w:r>
+        <w:lastRenderedPageBreak/>
+        <w:t>built to show and can mislead through unlabeled colours, the essential H0 point and noise-scale cycle</w:t>
       </w:r>
       <w:r>
         <w:t>s, according to a single AI-assisted observer.</w:t>
@@ -9673,11 +9775,7 @@
         <w:t>Central claim.</w:t>
       </w:r>
       <w:r>
-        <w:t xml:space="preserve"> A persistence-diagram feature, a Mapper-graph feature and a drawing are different dependent variables with different inputs. On known-answer data and one weather series, the persistent H1 evidence for a constructed loop is present in every tested subsample and redraw; the dominant H1 cue of the weather </w:t>
-      </w:r>
-      <w:r>
-        <w:lastRenderedPageBreak/>
-        <w:t>embedding depends on the annual harmonic structure and on temporal order under the matched controls; and the Mapper cycle cue ranges from stable to absent to fragmented depending on the clusterer and its sca</w:t>
+        <w:t xml:space="preserve"> A persistence-diagram feature, a Mapper-graph feature and a drawing are different dependent variables with different inputs. On known-answer data and one weather series, the persistent H1 evidence for a constructed loop is present in every tested subsample and redraw; the dominant H1 cue of the weather embedding depends on the annual harmonic structure and on temporal order under the matched controls; and the Mapper cycle cue ranges from stable to absent to fragmented depending on the clusterer and its sca</w:t>
       </w:r>
       <w:r>
         <w:t>le, without the picture revealing which. Trust in a topological visualization should therefore follow its construction: which representation carries the claim, which parameters it depends on, and which null control it has to beat.</w:t>
@@ -9712,7 +9810,7 @@
       <w:pPr>
         <w:pStyle w:val="Heading2"/>
       </w:pPr>
-      <w:bookmarkStart w:id="12" w:name="_Toc244111187"/>
+      <w:bookmarkStart w:id="12" w:name="_Toc244156239"/>
       <w:r>
         <w:rPr>
           <w:rFonts w:ascii="Calibri" w:hAnsi="Calibri"/>
@@ -9921,6 +10019,7 @@
         <w:ind w:left="454" w:hanging="283"/>
       </w:pPr>
       <w:r>
+        <w:lastRenderedPageBreak/>
         <w:t>•  </w:t>
       </w:r>
       <w:r>
@@ -9963,20 +10062,335 @@
         <w:ind w:left="454" w:hanging="283"/>
       </w:pPr>
       <w:r>
+        <w:t>•  </w:t>
+      </w:r>
+      <w:r>
+        <w:t xml:space="preserve">Munzner, T. (2009). A nested model for visualization design and validation. </w:t>
+      </w:r>
+      <w:r>
+        <w:rPr>
+          <w:i/>
+        </w:rPr>
+        <w:t>IEEE Transactions on Visualization and Computer Graphics, 15</w:t>
+      </w:r>
+      <w:r>
+        <w:t>(6), 921–928. https://doi.org/10.1109/TVCG.2009.111</w:t>
+      </w:r>
+    </w:p>
+    <w:p>
+      <w:pPr>
+        <w:spacing w:after="60"/>
+        <w:ind w:left="454" w:hanging="283"/>
+      </w:pPr>
+      <w:r>
+        <w:t>•  </w:t>
+      </w:r>
+      <w:r>
+        <w:t xml:space="preserve">Muszynski, G., Kashinath, K., Kurlin, V., Wehner, M., &amp; Prabhat. (2019). Topological data analysis and machine learning for recognizing atmospheric river patterns in large climate datasets. </w:t>
+      </w:r>
+      <w:r>
+        <w:rPr>
+          <w:i/>
+        </w:rPr>
+        <w:t>Geoscientific Model Development, 12</w:t>
+      </w:r>
+      <w:r>
+        <w:t>(2), 613–628. https://doi.org/10.5194/gmd-12-613-2019</w:t>
+      </w:r>
+    </w:p>
+    <w:p>
+      <w:pPr>
+        <w:spacing w:after="60"/>
+        <w:ind w:left="454" w:hanging="283"/>
+      </w:pPr>
+      <w:r>
+        <w:t>•  </w:t>
+      </w:r>
+      <w:r>
+        <w:t xml:space="preserve">NOAA National Centers for Environmental Information. </w:t>
+      </w:r>
+      <w:r>
+        <w:rPr>
+          <w:i/>
+        </w:rPr>
+        <w:t>Global Summary of the Day (GSOD)</w:t>
+      </w:r>
+      <w:r>
+        <w:t>. https://www.ncei.noaa.gov/data/global-summary-of-the-day/ (accessed 28 October 2026).</w:t>
+      </w:r>
+    </w:p>
+    <w:p>
+      <w:pPr>
+        <w:spacing w:after="60"/>
+        <w:ind w:left="454" w:hanging="283"/>
+      </w:pPr>
+      <w:r>
+        <w:t>•  </w:t>
+      </w:r>
+      <w:r>
+        <w:t xml:space="preserve">NOAA Physical Sciences Laboratory. </w:t>
+      </w:r>
+      <w:r>
+        <w:rPr>
+          <w:i/>
+        </w:rPr>
+        <w:t>Oceanic Niño Index (ONI)</w:t>
+      </w:r>
+      <w:r>
+        <w:t>, derived from NOAA Climate Prediction Center; Extended Reconstructed Sea Surface Temperature version 6 (ERSST v6) as of 7 September 2026. https://psl.noaa.gov/data/correlation/oni.data (accessed 28 October 2026).</w:t>
+      </w:r>
+    </w:p>
+    <w:p>
+      <w:pPr>
+        <w:spacing w:after="60"/>
+        <w:ind w:left="454" w:hanging="283"/>
+      </w:pPr>
+      <w:r>
+        <w:t>•  </w:t>
+      </w:r>
+      <w:r>
+        <w:t xml:space="preserve">Nielsen, J. (1992). Finding usability problems through heuristic evaluation. In </w:t>
+      </w:r>
+      <w:r>
+        <w:rPr>
+          <w:i/>
+        </w:rPr>
+        <w:t>Proceedings of CHI '92</w:t>
+      </w:r>
+      <w:r>
+        <w:t xml:space="preserve"> (pp. 373–380). ACM. https://doi.org/10.1145/142750.142834 (cited by analogy for single-inspector limits only).</w:t>
+      </w:r>
+    </w:p>
+    <w:p>
+      <w:pPr>
+        <w:spacing w:after="60"/>
+        <w:ind w:left="454" w:hanging="283"/>
+      </w:pPr>
+      <w:r>
+        <w:t>•  </w:t>
+      </w:r>
+      <w:r>
+        <w:t xml:space="preserve">Perea, J. A., Deckard, A., Haase, S. B., &amp; Harer, J. (2015). SW1PerS: Sliding windows and 1-persistence scoring; discovering periodicity in gene expression time series data. </w:t>
+      </w:r>
+      <w:r>
+        <w:rPr>
+          <w:i/>
+        </w:rPr>
+        <w:t>BMC Bioinformatics, 16</w:t>
+      </w:r>
+      <w:r>
+        <w:t>, 257. https://doi.org/10.1186/s12859-015-0645-6</w:t>
+      </w:r>
+    </w:p>
+    <w:p>
+      <w:pPr>
+        <w:spacing w:after="60"/>
+        <w:ind w:left="454" w:hanging="283"/>
+      </w:pPr>
+      <w:r>
+        <w:t>•  </w:t>
+      </w:r>
+      <w:r>
+        <w:t xml:space="preserve">Perea, J. A., &amp; Harer, J. (2015). Sliding windows and persistence: An application of topological methods to signal analysis. </w:t>
+      </w:r>
+      <w:r>
+        <w:rPr>
+          <w:i/>
+        </w:rPr>
+        <w:t>Foundations of Computational Mathematics, 15</w:t>
+      </w:r>
+      <w:r>
+        <w:t>(3), 799–838. https://doi.org/10.1007/s10208-014-9206-z</w:t>
+      </w:r>
+    </w:p>
+    <w:p>
+      <w:pPr>
+        <w:spacing w:after="60"/>
+        <w:ind w:left="454" w:hanging="283"/>
+      </w:pPr>
+      <w:r>
+        <w:t>•  </w:t>
+      </w:r>
+      <w:r>
+        <w:t xml:space="preserve">Saul, N., &amp; Tralie, C. (2019). </w:t>
+      </w:r>
+      <w:r>
+        <w:rPr>
+          <w:i/>
+        </w:rPr>
+        <w:t>Scikit-TDA: Topological data analysis for Python</w:t>
+      </w:r>
+      <w:r>
+        <w:t xml:space="preserve"> [Software]. Zenodo. https://doi.org/10.5281/zenodo.2533369 (as prescribed by the package README).</w:t>
+      </w:r>
+    </w:p>
+    <w:p>
+      <w:pPr>
+        <w:spacing w:after="60"/>
+        <w:ind w:left="454" w:hanging="283"/>
+      </w:pPr>
+      <w:r>
+        <w:t>•  </w:t>
+      </w:r>
+      <w:r>
+        <w:t xml:space="preserve">Sedlmair, M., Heinzl, C., Bruckner, S., Piringer, H., &amp; Möller, T. (2014). Visual parameter space analysis: A conceptual framework. </w:t>
+      </w:r>
+      <w:r>
+        <w:rPr>
+          <w:i/>
+        </w:rPr>
+        <w:t>IEEE Transactions on Visualization and Computer Graphics, 20</w:t>
+      </w:r>
+      <w:r>
+        <w:t>(12), 2161–2170. https://doi.org/10.1109/TVCG.2014.2346321</w:t>
+      </w:r>
+    </w:p>
+    <w:p>
+      <w:pPr>
+        <w:spacing w:after="60"/>
+        <w:ind w:left="454" w:hanging="283"/>
+      </w:pPr>
+      <w:r>
+        <w:t>•  </w:t>
+      </w:r>
+      <w:r>
+        <w:t xml:space="preserve">Sen, A., Singh, S., &amp; Tiwari, S. P. (2026). A three axis evaluation framework for Mapper algorithms. </w:t>
+      </w:r>
+      <w:r>
+        <w:rPr>
+          <w:i/>
+        </w:rPr>
+        <w:t>arXiv:2606.21688</w:t>
+      </w:r>
+      <w:r>
+        <w:t>. https://arxiv.org/abs/2606.21688 †</w:t>
+      </w:r>
+    </w:p>
+    <w:p>
+      <w:pPr>
+        <w:spacing w:after="60"/>
+        <w:ind w:left="454" w:hanging="283"/>
+      </w:pPr>
+      <w:r>
+        <w:t>•  </w:t>
+      </w:r>
+      <w:r>
+        <w:t xml:space="preserve">Simi, L. (2025). </w:t>
+      </w:r>
+      <w:r>
+        <w:rPr>
+          <w:i/>
+        </w:rPr>
+        <w:t>tda-mapper</w:t>
+      </w:r>
+      <w:r>
+        <w:t xml:space="preserve"> (Version 0.12.0) [Computer software]. https://github.com/lucasimi/tda-mapper-python</w:t>
+      </w:r>
+    </w:p>
+    <w:p>
+      <w:pPr>
+        <w:spacing w:after="60"/>
+        <w:ind w:left="454" w:hanging="283"/>
+      </w:pPr>
+      <w:r>
+        <w:t>•  </w:t>
+      </w:r>
+      <w:r>
+        <w:t xml:space="preserve">Singh, G., Mémoli, F., &amp; Carlsson, G. (2007). Topological methods for the analysis of high dimensional data sets and 3D object recognition. In </w:t>
+      </w:r>
+      <w:r>
+        <w:rPr>
+          <w:i/>
+        </w:rPr>
+        <w:t>Eurographics Symposium on Point-Based Graphics (SPBG 2007)</w:t>
+      </w:r>
+      <w:r>
+        <w:t xml:space="preserve"> (pp. 91–100). Eurographics Association. https://doi.org/10.2312/SPBG/SPBG07/091-100</w:t>
+      </w:r>
+    </w:p>
+    <w:p>
+      <w:pPr>
+        <w:spacing w:after="60"/>
+        <w:ind w:left="454" w:hanging="283"/>
+      </w:pPr>
+      <w:r>
+        <w:t>•  </w:t>
+      </w:r>
+      <w:r>
+        <w:t xml:space="preserve">Strommen, K., Chantry, M., Dorrington, J., &amp; Otter, N. (2023). A topological perspective on weather regimes. </w:t>
+      </w:r>
+      <w:r>
+        <w:rPr>
+          <w:i/>
+        </w:rPr>
+        <w:t>Climate Dynamics, 60</w:t>
+      </w:r>
+      <w:r>
+        <w:t>(5–6), 1415–1445. https://doi.org/10.1007/s00382-022-06395-x</w:t>
+      </w:r>
+    </w:p>
+    <w:p>
+      <w:pPr>
+        <w:spacing w:after="60"/>
+        <w:ind w:left="454" w:hanging="283"/>
+      </w:pPr>
+      <w:r>
+        <w:t>•  </w:t>
+      </w:r>
+      <w:r>
+        <w:t xml:space="preserve">Tauzin, G., Lupo, U., Tunstall, L., Burella Pérez, J., Caorsi, M., Medina-Mardones, A. M., Dassatti, A., &amp; Hess, K. (2021). giotto-tda: A topological data analysis toolkit for machine learning and data exploration. </w:t>
+      </w:r>
+      <w:r>
+        <w:rPr>
+          <w:i/>
+        </w:rPr>
+        <w:t>Journal of Machine Learning Research, 22</w:t>
+      </w:r>
+      <w:r>
+        <w:t>(39), 1–6. https://www.jmlr.org/papers/v22/20-325.html</w:t>
+      </w:r>
+    </w:p>
+    <w:p>
+      <w:pPr>
+        <w:spacing w:after="60"/>
+        <w:ind w:left="454" w:hanging="283"/>
+      </w:pPr>
+      <w:r>
+        <w:t>•  </w:t>
+      </w:r>
+      <w:r>
+        <w:t xml:space="preserve">Tralie, C., Saul, N., &amp; Bar-On, R. (2018). Ripser.py: A lean persistent homology library for Python. </w:t>
+      </w:r>
+      <w:r>
+        <w:rPr>
+          <w:i/>
+        </w:rPr>
+        <w:t>Journal of Open Source Software, 3</w:t>
+      </w:r>
+      <w:r>
+        <w:t>(29), 925. https://doi.org/10.21105/joss.00925</w:t>
+      </w:r>
+    </w:p>
+    <w:p>
+      <w:pPr>
+        <w:spacing w:after="60"/>
+        <w:ind w:left="454" w:hanging="283"/>
+      </w:pPr>
+      <w:r>
         <w:lastRenderedPageBreak/>
         <w:t>•  </w:t>
       </w:r>
       <w:r>
-        <w:t xml:space="preserve">Munzner, T. (2009). A nested model for visualization design and validation. </w:t>
+        <w:t xml:space="preserve">van Veen, H. J., Saul, N., Eargle, D., &amp; Mangham, S. W. (2019). Kepler Mapper: A flexible Python implementation of the Mapper algorithm. </w:t>
       </w:r>
       <w:r>
         <w:rPr>
           <w:i/>
         </w:rPr>
-        <w:t>IEEE Transactions on Visualization and Computer Graphics, 15</w:t>
-      </w:r>
-      <w:r>
-        <w:t>(6), 921–928. https://doi.org/10.1109/TVCG.2009.111</w:t>
+        <w:t>Journal of Open Source Software, 4</w:t>
+      </w:r>
+      <w:r>
+        <w:t>(42), 1315. https://doi.org/10.21105/joss.01315</w:t>
       </w:r>
     </w:p>
     <w:p>
@@ -9988,16 +10402,16 @@
         <w:t>•  </w:t>
       </w:r>
       <w:r>
-        <w:t xml:space="preserve">Muszynski, G., Kashinath, K., Kurlin, V., Wehner, M., &amp; Prabhat. (2019). Topological data analysis and machine learning for recognizing atmospheric river patterns in large climate datasets. </w:t>
+        <w:t xml:space="preserve">Yan, X., Li, J., &amp; Wang, B. (2026). LoCoMapper: Local structural uncertainty analysis of Mapper graphs under cover perturbations. </w:t>
       </w:r>
       <w:r>
         <w:rPr>
           <w:i/>
         </w:rPr>
-        <w:t>Geoscientific Model Development, 12</w:t>
-      </w:r>
-      <w:r>
-        <w:t>(2), 613–628. https://doi.org/10.5194/gmd-12-613-2019</w:t>
+        <w:t>IEEE VIS 2026 Workshop on Uncertainty Visualization</w:t>
+      </w:r>
+      <w:r>
+        <w:t xml:space="preserve"> (Honorable Mention). Program page: https://am.ieeevis.org/year/2026/program/content/9e4af3b5-5f6d-4b27-ba09-7ea919068da0 †</w:t>
       </w:r>
     </w:p>
     <w:p>
@@ -10009,16 +10423,16 @@
         <w:t>•  </w:t>
       </w:r>
       <w:r>
-        <w:t xml:space="preserve">NOAA National Centers for Environmental Information. </w:t>
+        <w:t xml:space="preserve">Zhou, Y., Chalapathi, N., Rathore, A., Zhao, Y., &amp; Wang, B. (2021). Mapper Interactive: A scalable, extendable, and interactive toolbox for the visual exploration of high-dimensional data. In </w:t>
       </w:r>
       <w:r>
         <w:rPr>
           <w:i/>
         </w:rPr>
-        <w:t>Global Summary of the Day (GSOD)</w:t>
-      </w:r>
-      <w:r>
-        <w:t>. https://www.ncei.noaa.gov/data/global-summary-of-the-day/ (accessed 28 October 2026).</w:t>
+        <w:t>2021 IEEE 14th Pacific Visualization Symposium (PacificVis)</w:t>
+      </w:r>
+      <w:r>
+        <w:t xml:space="preserve"> (pp. 101–110). IEEE. https://doi.org/10.1109/PacificVis52677.2021.00021</w:t>
       </w:r>
     </w:p>
     <w:p>
@@ -10030,328 +10444,12 @@
         <w:t>•  </w:t>
       </w:r>
       <w:r>
-        <w:t xml:space="preserve">NOAA Physical Sciences Laboratory. </w:t>
+        <w:t xml:space="preserve">Zomorodian, A., &amp; Carlsson, G. (2005). Computing persistent homology. </w:t>
       </w:r>
       <w:r>
         <w:rPr>
           <w:i/>
         </w:rPr>
-        <w:t>Oceanic Niño Index (ONI)</w:t>
-      </w:r>
-      <w:r>
-        <w:t>, derived from NOAA Climate Prediction Center; ERSST v6 as of 7 September 2026. https://psl.noaa.gov/data/correlation/oni.data (accessed 28 October 2026).</w:t>
-      </w:r>
-    </w:p>
-    <w:p>
-      <w:pPr>
-        <w:spacing w:after="60"/>
-        <w:ind w:left="454" w:hanging="283"/>
-      </w:pPr>
-      <w:r>
-        <w:t>•  </w:t>
-      </w:r>
-      <w:r>
-        <w:t xml:space="preserve">Nielsen, J. (1992). Finding usability problems through heuristic evaluation. In </w:t>
-      </w:r>
-      <w:r>
-        <w:rPr>
-          <w:i/>
-        </w:rPr>
-        <w:t>Proceedings of CHI '92</w:t>
-      </w:r>
-      <w:r>
-        <w:t xml:space="preserve"> (pp. 373–380). ACM. https://doi.org/10.1145/142750.142834 (cited by analogy for single-inspector limits only).</w:t>
-      </w:r>
-    </w:p>
-    <w:p>
-      <w:pPr>
-        <w:spacing w:after="60"/>
-        <w:ind w:left="454" w:hanging="283"/>
-      </w:pPr>
-      <w:r>
-        <w:t>•  </w:t>
-      </w:r>
-      <w:r>
-        <w:t xml:space="preserve">Perea, J. A., Deckard, A., Haase, S. B., &amp; Harer, J. (2015). SW1PerS: Sliding windows and 1-persistence scoring; discovering periodicity in gene expression time series data. </w:t>
-      </w:r>
-      <w:r>
-        <w:rPr>
-          <w:i/>
-        </w:rPr>
-        <w:t>BMC Bioinformatics, 16</w:t>
-      </w:r>
-      <w:r>
-        <w:t>, 257. https://doi.org/10.1186/s12859-015-0645-6</w:t>
-      </w:r>
-    </w:p>
-    <w:p>
-      <w:pPr>
-        <w:spacing w:after="60"/>
-        <w:ind w:left="454" w:hanging="283"/>
-      </w:pPr>
-      <w:r>
-        <w:t>•  </w:t>
-      </w:r>
-      <w:r>
-        <w:t xml:space="preserve">Perea, J. A., &amp; Harer, J. (2015). Sliding windows and persistence: An application of topological methods to signal analysis. </w:t>
-      </w:r>
-      <w:r>
-        <w:rPr>
-          <w:i/>
-        </w:rPr>
-        <w:t>Foundations of Computational Mathematics, 15</w:t>
-      </w:r>
-      <w:r>
-        <w:t>(3), 799–838. https://doi.org/10.1007/s10208-014-9206-z</w:t>
-      </w:r>
-    </w:p>
-    <w:p>
-      <w:pPr>
-        <w:spacing w:after="60"/>
-        <w:ind w:left="454" w:hanging="283"/>
-      </w:pPr>
-      <w:r>
-        <w:t>•  </w:t>
-      </w:r>
-      <w:r>
-        <w:t xml:space="preserve">Saul, N., &amp; Tralie, C. (2019). </w:t>
-      </w:r>
-      <w:r>
-        <w:rPr>
-          <w:i/>
-        </w:rPr>
-        <w:t>Scikit-TDA: Topological data analysis for Python</w:t>
-      </w:r>
-      <w:r>
-        <w:t xml:space="preserve"> [Software]. Zenodo. https://doi.org/10.5281/zenodo.2533369 (as prescribed by the package README).</w:t>
-      </w:r>
-    </w:p>
-    <w:p>
-      <w:pPr>
-        <w:spacing w:after="60"/>
-        <w:ind w:left="454" w:hanging="283"/>
-      </w:pPr>
-      <w:r>
-        <w:t>•  </w:t>
-      </w:r>
-      <w:r>
-        <w:t xml:space="preserve">Sedlmair, M., Heinzl, C., Bruckner, S., Piringer, H., &amp; Möller, T. (2014). Visual parameter space analysis: A conceptual framework. </w:t>
-      </w:r>
-      <w:r>
-        <w:rPr>
-          <w:i/>
-        </w:rPr>
-        <w:t>IEEE Transactions on Visualization and Computer Graphics, 20</w:t>
-      </w:r>
-      <w:r>
-        <w:t>(12), 2161–2170. https://doi.org/10.1109/TVCG.2014.2346321</w:t>
-      </w:r>
-    </w:p>
-    <w:p>
-      <w:pPr>
-        <w:spacing w:after="60"/>
-        <w:ind w:left="454" w:hanging="283"/>
-      </w:pPr>
-      <w:r>
-        <w:t>•  </w:t>
-      </w:r>
-      <w:r>
-        <w:t xml:space="preserve">Sen, A., Singh, S., &amp; Tiwari, S. P. (2026). A three axis evaluation framework for Mapper algorithms. </w:t>
-      </w:r>
-      <w:r>
-        <w:rPr>
-          <w:i/>
-        </w:rPr>
-        <w:t>arXiv:2606.21688</w:t>
-      </w:r>
-      <w:r>
-        <w:t>. https://arxiv.org/abs/2606.21688 †</w:t>
-      </w:r>
-    </w:p>
-    <w:p>
-      <w:pPr>
-        <w:spacing w:after="60"/>
-        <w:ind w:left="454" w:hanging="283"/>
-      </w:pPr>
-      <w:r>
-        <w:t>•  </w:t>
-      </w:r>
-      <w:r>
-        <w:t xml:space="preserve">Simi, L. (2025). </w:t>
-      </w:r>
-      <w:r>
-        <w:rPr>
-          <w:i/>
-        </w:rPr>
-        <w:t>tda-mapper</w:t>
-      </w:r>
-      <w:r>
-        <w:t xml:space="preserve"> (Version 0.12.0) [Computer software]. https://github.com/lucasimi/tda-mapper-python</w:t>
-      </w:r>
-    </w:p>
-    <w:p>
-      <w:pPr>
-        <w:spacing w:after="60"/>
-        <w:ind w:left="454" w:hanging="283"/>
-      </w:pPr>
-      <w:r>
-        <w:t>•  </w:t>
-      </w:r>
-      <w:r>
-        <w:t xml:space="preserve">Singh, G., Mémoli, F., &amp; Carlsson, G. (2007). Topological methods for the analysis of high dimensional data sets and 3D object recognition. In </w:t>
-      </w:r>
-      <w:r>
-        <w:rPr>
-          <w:i/>
-        </w:rPr>
-        <w:t>Eurographics Symposium on Point-Based Graphics (SPBG 2007)</w:t>
-      </w:r>
-      <w:r>
-        <w:t xml:space="preserve"> (pp. 91–100). Eurographics Association. https://doi.org/10.2312/SPBG/SPBG07/091-100</w:t>
-      </w:r>
-    </w:p>
-    <w:p>
-      <w:pPr>
-        <w:spacing w:after="60"/>
-        <w:ind w:left="454" w:hanging="283"/>
-      </w:pPr>
-      <w:r>
-        <w:t>•  </w:t>
-      </w:r>
-      <w:r>
-        <w:t xml:space="preserve">Strommen, K., Chantry, M., Dorrington, J., &amp; Otter, N. (2023). A topological perspective on weather regimes. </w:t>
-      </w:r>
-      <w:r>
-        <w:rPr>
-          <w:i/>
-        </w:rPr>
-        <w:t>Climate Dynamics, 60</w:t>
-      </w:r>
-      <w:r>
-        <w:t>(5–6), 1415–1445. https://doi.org/10.1007/s00382-022-06395-x</w:t>
-      </w:r>
-    </w:p>
-    <w:p>
-      <w:pPr>
-        <w:spacing w:after="60"/>
-        <w:ind w:left="454" w:hanging="283"/>
-      </w:pPr>
-      <w:r>
-        <w:t>•  </w:t>
-      </w:r>
-      <w:r>
-        <w:t xml:space="preserve">Tauzin, G., Lupo, U., Tunstall, L., Burella Pérez, J., Caorsi, M., Medina-Mardones, A. M., Dassatti, A., &amp; Hess, K. (2021). giotto-tda: A topological data analysis toolkit for machine learning and data exploration. </w:t>
-      </w:r>
-      <w:r>
-        <w:rPr>
-          <w:i/>
-        </w:rPr>
-        <w:t>Journal of Machine Learning Research, 22</w:t>
-      </w:r>
-      <w:r>
-        <w:t>(39), 1–6. https://www.jmlr.org/papers/v22/20-325.html</w:t>
-      </w:r>
-    </w:p>
-    <w:p>
-      <w:pPr>
-        <w:spacing w:after="60"/>
-        <w:ind w:left="454" w:hanging="283"/>
-      </w:pPr>
-      <w:r>
-        <w:t>•  </w:t>
-      </w:r>
-      <w:r>
-        <w:t xml:space="preserve">Tralie, C., Saul, N., &amp; Bar-On, R. (2018). Ripser.py: A lean persistent homology library for Python. </w:t>
-      </w:r>
-      <w:r>
-        <w:rPr>
-          <w:i/>
-        </w:rPr>
-        <w:t>Journal of Open Source Software, 3</w:t>
-      </w:r>
-      <w:r>
-        <w:t>(29), 925. https://doi.org/10.21105/joss.00925</w:t>
-      </w:r>
-    </w:p>
-    <w:p>
-      <w:pPr>
-        <w:spacing w:after="60"/>
-        <w:ind w:left="454" w:hanging="283"/>
-      </w:pPr>
-      <w:r>
-        <w:t>•  </w:t>
-      </w:r>
-      <w:r>
-        <w:t xml:space="preserve">van Veen, H. J., Saul, N., Eargle, D., &amp; Mangham, S. W. (2019). Kepler Mapper: A flexible Python implementation of the Mapper algorithm. </w:t>
-      </w:r>
-      <w:r>
-        <w:rPr>
-          <w:i/>
-        </w:rPr>
-        <w:t>Journal of Open Source Software, 4</w:t>
-      </w:r>
-      <w:r>
-        <w:t>(42), 1315. https://doi.org/10.21105/joss.01315</w:t>
-      </w:r>
-    </w:p>
-    <w:p>
-      <w:pPr>
-        <w:spacing w:after="60"/>
-        <w:ind w:left="454" w:hanging="283"/>
-      </w:pPr>
-      <w:r>
-        <w:t>•  </w:t>
-      </w:r>
-      <w:r>
-        <w:t xml:space="preserve">Yan, X., Li, J., &amp; Wang, B. (2026). LoCoMapper: Local structural uncertainty analysis of Mapper graphs under cover perturbations. </w:t>
-      </w:r>
-      <w:r>
-        <w:rPr>
-          <w:i/>
-        </w:rPr>
-        <w:t>IEEE VIS 2026 Workshop on Uncertainty Visualization</w:t>
-      </w:r>
-      <w:r>
-        <w:t xml:space="preserve"> (Honorable Mention). Program page: https://am.ieeevis.org/year/2026/program/content/9e4af3b5-5f6d-4b27-ba09-7ea919068da0 †</w:t>
-      </w:r>
-    </w:p>
-    <w:p>
-      <w:pPr>
-        <w:spacing w:after="60"/>
-        <w:ind w:left="454" w:hanging="283"/>
-      </w:pPr>
-      <w:r>
-        <w:lastRenderedPageBreak/>
-        <w:t>•  </w:t>
-      </w:r>
-      <w:r>
-        <w:t xml:space="preserve">Zhou, Y., Chalapathi, N., Rathore, A., Zhao, Y., &amp; Wang, B. (2021). Mapper Interactive: A scalable, extendable, and interactive toolbox for the visual exploration of high-dimensional data. In </w:t>
-      </w:r>
-      <w:r>
-        <w:rPr>
-          <w:i/>
-        </w:rPr>
-        <w:t>2021 IEEE 14th Pacific Visualization Symposium (PacificVis)</w:t>
-      </w:r>
-      <w:r>
-        <w:t xml:space="preserve"> (pp. 101–110). IEEE. https://doi.org/10.1109/PacificVis52677.2021.00021</w:t>
-      </w:r>
-    </w:p>
-    <w:p>
-      <w:pPr>
-        <w:spacing w:after="60"/>
-        <w:ind w:left="454" w:hanging="283"/>
-      </w:pPr>
-      <w:r>
-        <w:t>•  </w:t>
-      </w:r>
-      <w:r>
-        <w:t xml:space="preserve">Zomorodian, A., &amp; Carlsson, G. (2005). Computing persistent homology. </w:t>
-      </w:r>
-      <w:r>
-        <w:rPr>
-          <w:i/>
-        </w:rPr>
         <w:t>Discrete &amp; Computational Geometry, 33</w:t>
       </w:r>
       <w:r>
@@ -10362,7 +10460,7 @@
       <w:pPr>
         <w:pStyle w:val="Heading2"/>
       </w:pPr>
-      <w:bookmarkStart w:id="13" w:name="_Toc244111188"/>
+      <w:bookmarkStart w:id="13" w:name="_Toc244156240"/>
       <w:r>
         <w:rPr>
           <w:rFonts w:ascii="Calibri" w:hAnsi="Calibri"/>
@@ -10380,9 +10478,9 @@
         <w:tblLook w:val="04A0" w:firstRow="1" w:lastRow="0" w:firstColumn="1" w:lastColumn="0" w:noHBand="0" w:noVBand="1"/>
       </w:tblPr>
       <w:tblGrid>
-        <w:gridCol w:w="1196"/>
-        <w:gridCol w:w="3104"/>
-        <w:gridCol w:w="5111"/>
+        <w:gridCol w:w="2273"/>
+        <w:gridCol w:w="3118"/>
+        <w:gridCol w:w="4020"/>
       </w:tblGrid>
       <w:tr>
         <w:trPr>
@@ -10392,7 +10490,7 @@
         </w:trPr>
         <w:tc>
           <w:tcPr>
-            <w:tcW w:w="1196" w:type="dxa"/>
+            <w:tcW w:w="2273" w:type="dxa"/>
             <w:shd w:val="clear" w:color="auto" w:fill="DCE4F0"/>
           </w:tcPr>
           <w:p>
@@ -10405,13 +10503,13 @@
                 <w:b/>
                 <w:sz w:val="18"/>
               </w:rPr>
-              <w:t>Experiment</w:t>
-            </w:r>
-          </w:p>
-        </w:tc>
-        <w:tc>
-          <w:tcPr>
-            <w:tcW w:w="3104" w:type="dxa"/>
+              <w:t>Experiment (D1–D5 are the five control experiments)</w:t>
+            </w:r>
+          </w:p>
+        </w:tc>
+        <w:tc>
+          <w:tcPr>
+            <w:tcW w:w="3118" w:type="dxa"/>
             <w:shd w:val="clear" w:color="auto" w:fill="DCE4F0"/>
           </w:tcPr>
           <w:p>
@@ -10430,7 +10528,7 @@
         </w:tc>
         <w:tc>
           <w:tcPr>
-            <w:tcW w:w="5111" w:type="dxa"/>
+            <w:tcW w:w="4020" w:type="dxa"/>
             <w:shd w:val="clear" w:color="auto" w:fill="DCE4F0"/>
           </w:tcPr>
           <w:p>
@@ -10455,7 +10553,7 @@
         </w:trPr>
         <w:tc>
           <w:tcPr>
-            <w:tcW w:w="1196" w:type="dxa"/>
+            <w:tcW w:w="2273" w:type="dxa"/>
           </w:tcPr>
           <w:p>
             <w:pPr>
@@ -10471,7 +10569,7 @@
         </w:tc>
         <w:tc>
           <w:tcPr>
-            <w:tcW w:w="3104" w:type="dxa"/>
+            <w:tcW w:w="3118" w:type="dxa"/>
           </w:tcPr>
           <w:p>
             <w:pPr>
@@ -10487,7 +10585,7 @@
         </w:tc>
         <w:tc>
           <w:tcPr>
-            <w:tcW w:w="5111" w:type="dxa"/>
+            <w:tcW w:w="4020" w:type="dxa"/>
           </w:tcPr>
           <w:p>
             <w:pPr>
@@ -10525,7 +10623,7 @@
               <w:rPr>
                 <w:sz w:val="18"/>
               </w:rPr>
-              <w:t xml:space="preserve">, PCA-1 lens, </w:t>
+              <w:t xml:space="preserve">, lens given by the first principal component (PC1), </w:t>
             </w:r>
             <w:r>
               <w:rPr>
@@ -10545,7 +10643,7 @@
         </w:trPr>
         <w:tc>
           <w:tcPr>
-            <w:tcW w:w="1196" w:type="dxa"/>
+            <w:tcW w:w="2273" w:type="dxa"/>
           </w:tcPr>
           <w:p>
             <w:pPr>
@@ -10561,7 +10659,7 @@
         </w:tc>
         <w:tc>
           <w:tcPr>
-            <w:tcW w:w="3104" w:type="dxa"/>
+            <w:tcW w:w="3118" w:type="dxa"/>
           </w:tcPr>
           <w:p>
             <w:pPr>
@@ -10577,7 +10675,7 @@
         </w:tc>
         <w:tc>
           <w:tcPr>
-            <w:tcW w:w="5111" w:type="dxa"/>
+            <w:tcW w:w="4020" w:type="dxa"/>
           </w:tcPr>
           <w:p>
             <w:pPr>
@@ -10621,7 +10719,7 @@
         </w:trPr>
         <w:tc>
           <w:tcPr>
-            <w:tcW w:w="1196" w:type="dxa"/>
+            <w:tcW w:w="2273" w:type="dxa"/>
           </w:tcPr>
           <w:p>
             <w:pPr>
@@ -10637,7 +10735,7 @@
         </w:tc>
         <w:tc>
           <w:tcPr>
-            <w:tcW w:w="3104" w:type="dxa"/>
+            <w:tcW w:w="3118" w:type="dxa"/>
           </w:tcPr>
           <w:p>
             <w:pPr>
@@ -10653,7 +10751,7 @@
         </w:tc>
         <w:tc>
           <w:tcPr>
-            <w:tcW w:w="5111" w:type="dxa"/>
+            <w:tcW w:w="4020" w:type="dxa"/>
           </w:tcPr>
           <w:p>
             <w:pPr>
@@ -10675,7 +10773,7 @@
         </w:trPr>
         <w:tc>
           <w:tcPr>
-            <w:tcW w:w="1196" w:type="dxa"/>
+            <w:tcW w:w="2273" w:type="dxa"/>
           </w:tcPr>
           <w:p>
             <w:pPr>
@@ -10691,7 +10789,7 @@
         </w:tc>
         <w:tc>
           <w:tcPr>
-            <w:tcW w:w="3104" w:type="dxa"/>
+            <w:tcW w:w="3118" w:type="dxa"/>
           </w:tcPr>
           <w:p>
             <w:pPr>
@@ -10701,13 +10799,13 @@
               <w:rPr>
                 <w:sz w:val="18"/>
               </w:rPr>
-              <w:t>GSOD station 72505394728, 2019–2024; 2188 days (TEMP, DEWP, SLP) for the cloud, 2192 days of TEMP for embeddings</w:t>
-            </w:r>
-          </w:p>
-        </w:tc>
-        <w:tc>
-          <w:tcPr>
-            <w:tcW w:w="5111" w:type="dxa"/>
+              <w:t>GSOD station 72505394728, 2019–2024; 2188 days of temperature, dew point and sea-level pressure (TEMP, DEWP, SLP) for the cloud, 2192 days of temperature (TEMP) for the embeddings</w:t>
+            </w:r>
+          </w:p>
+        </w:tc>
+        <w:tc>
+          <w:tcPr>
+            <w:tcW w:w="4020" w:type="dxa"/>
           </w:tcPr>
           <w:p>
             <w:pPr>
@@ -10717,7 +10815,35 @@
               <w:rPr>
                 <w:sz w:val="18"/>
               </w:rPr>
-              <w:t xml:space="preserve">PCA; Mapper grid {5, 10, 15, 20} × {0.35, 0.50}; sliding-window embeddings (τ, d) ∈ {(30, 8), (45, 9), (52, 8), (60, 8), (73, 6), (90, 8)}, stride 1, ripser </w:t>
+              <w:t xml:space="preserve">principal component analysis; Mapper grid </w:t>
+            </w:r>
+            <w:r>
+              <w:rPr>
+                <w:rFonts w:ascii="Consolas" w:eastAsia="Consolas" w:hAnsi="Consolas"/>
+                <w:color w:val="7A1F3D"/>
+                <w:sz w:val="16"/>
+              </w:rPr>
+              <w:t>n_cubes</w:t>
+            </w:r>
+            <w:r>
+              <w:rPr>
+                <w:sz w:val="18"/>
+              </w:rPr>
+              <w:t xml:space="preserve"> ∈ {5, 10, 15, 20} × </w:t>
+            </w:r>
+            <w:r>
+              <w:rPr>
+                <w:rFonts w:ascii="Consolas" w:eastAsia="Consolas" w:hAnsi="Consolas"/>
+                <w:color w:val="7A1F3D"/>
+                <w:sz w:val="16"/>
+              </w:rPr>
+              <w:t>perc_overlap</w:t>
+            </w:r>
+            <w:r>
+              <w:rPr>
+                <w:sz w:val="18"/>
+              </w:rPr>
+              <w:t xml:space="preserve"> ∈ {0.35, 0.50}; sliding-window embeddings (delay τ, dimension d) ∈ {(30, 8), (45, 9), (52, 8), (60, 8), (73, 6), (90, 8)}, stride 1, ripser </w:t>
             </w:r>
             <w:r>
               <w:rPr>
@@ -10737,7 +10863,7 @@
         </w:trPr>
         <w:tc>
           <w:tcPr>
-            <w:tcW w:w="1196" w:type="dxa"/>
+            <w:tcW w:w="2273" w:type="dxa"/>
           </w:tcPr>
           <w:p>
             <w:pPr>
@@ -10753,7 +10879,7 @@
         </w:tc>
         <w:tc>
           <w:tcPr>
-            <w:tcW w:w="3104" w:type="dxa"/>
+            <w:tcW w:w="3118" w:type="dxa"/>
           </w:tcPr>
           <w:p>
             <w:pPr>
@@ -10769,7 +10895,7 @@
         </w:tc>
         <w:tc>
           <w:tcPr>
-            <w:tcW w:w="5111" w:type="dxa"/>
+            <w:tcW w:w="4020" w:type="dxa"/>
           </w:tcPr>
           <w:p>
             <w:pPr>
@@ -10791,7 +10917,7 @@
         </w:trPr>
         <w:tc>
           <w:tcPr>
-            <w:tcW w:w="1196" w:type="dxa"/>
+            <w:tcW w:w="2273" w:type="dxa"/>
           </w:tcPr>
           <w:p>
             <w:pPr>
@@ -10801,13 +10927,13 @@
               <w:rPr>
                 <w:sz w:val="18"/>
               </w:rPr>
-              <w:t>D1</w:t>
-            </w:r>
-          </w:p>
-        </w:tc>
-        <w:tc>
-          <w:tcPr>
-            <w:tcW w:w="3104" w:type="dxa"/>
+              <w:t>D1, clusterer control (forced versus data-adaptive clustering)</w:t>
+            </w:r>
+          </w:p>
+        </w:tc>
+        <w:tc>
+          <w:tcPr>
+            <w:tcW w:w="3118" w:type="dxa"/>
           </w:tcPr>
           <w:p>
             <w:pPr>
@@ -10823,7 +10949,7 @@
         </w:tc>
         <w:tc>
           <w:tcPr>
-            <w:tcW w:w="5111" w:type="dxa"/>
+            <w:tcW w:w="4020" w:type="dxa"/>
           </w:tcPr>
           <w:p>
             <w:pPr>
@@ -10833,7 +10959,7 @@
               <w:rPr>
                 <w:sz w:val="18"/>
               </w:rPr>
-              <w:t>single-linkage, ε = c × median 5-NN distance, c ∈ {1.5, 3.0}; 12-cell grid</w:t>
+              <w:t>single-linkage clustering with cut distance ε = c × median fifth-nearest-neighbour distance of the full cloud, multiplier c ∈ {1.5, 3.0}; 12-cell grid</w:t>
             </w:r>
           </w:p>
         </w:tc>
@@ -10845,7 +10971,7 @@
         </w:trPr>
         <w:tc>
           <w:tcPr>
-            <w:tcW w:w="1196" w:type="dxa"/>
+            <w:tcW w:w="2273" w:type="dxa"/>
           </w:tcPr>
           <w:p>
             <w:pPr>
@@ -10855,13 +10981,13 @@
               <w:rPr>
                 <w:sz w:val="18"/>
               </w:rPr>
-              <w:t>D2</w:t>
-            </w:r>
-          </w:p>
-        </w:tc>
-        <w:tc>
-          <w:tcPr>
-            <w:tcW w:w="3104" w:type="dxa"/>
+              <w:t>D2, matched weather null controls</w:t>
+            </w:r>
+          </w:p>
+        </w:tc>
+        <w:tc>
+          <w:tcPr>
+            <w:tcW w:w="3118" w:type="dxa"/>
           </w:tcPr>
           <w:p>
             <w:pPr>
@@ -10871,13 +10997,13 @@
               <w:rPr>
                 <w:sz w:val="18"/>
               </w:rPr>
-              <w:t>weather TEMP series</w:t>
-            </w:r>
-          </w:p>
-        </w:tc>
-        <w:tc>
-          <w:tcPr>
-            <w:tcW w:w="5111" w:type="dxa"/>
+              <w:t>weather temperature series (TEMP)</w:t>
+            </w:r>
+          </w:p>
+        </w:tc>
+        <w:tc>
+          <w:tcPr>
+            <w:tcW w:w="4020" w:type="dxa"/>
           </w:tcPr>
           <w:p>
             <w:pPr>
@@ -10899,7 +11025,7 @@
         </w:trPr>
         <w:tc>
           <w:tcPr>
-            <w:tcW w:w="1196" w:type="dxa"/>
+            <w:tcW w:w="2273" w:type="dxa"/>
           </w:tcPr>
           <w:p>
             <w:pPr>
@@ -10909,13 +11035,13 @@
               <w:rPr>
                 <w:sz w:val="18"/>
               </w:rPr>
-              <w:t>D3</w:t>
-            </w:r>
-          </w:p>
-        </w:tc>
-        <w:tc>
-          <w:tcPr>
-            <w:tcW w:w="3104" w:type="dxa"/>
+              <w:t>D3, resampling stability with data-adaptive clustering</w:t>
+            </w:r>
+          </w:p>
+        </w:tc>
+        <w:tc>
+          <w:tcPr>
+            <w:tcW w:w="3118" w:type="dxa"/>
           </w:tcPr>
           <w:p>
             <w:pPr>
@@ -10931,7 +11057,7 @@
         </w:tc>
         <w:tc>
           <w:tcPr>
-            <w:tcW w:w="5111" w:type="dxa"/>
+            <w:tcW w:w="4020" w:type="dxa"/>
           </w:tcPr>
           <w:p>
             <w:pPr>
@@ -10941,7 +11067,7 @@
               <w:rPr>
                 <w:sz w:val="18"/>
               </w:rPr>
-              <w:t>the 30 subsamples with the D1 clusterer at (10, 0.35)</w:t>
+              <w:t>the 30 subsamples with the single-linkage clusterer of D1 at cell (10, 0.35)</w:t>
             </w:r>
           </w:p>
         </w:tc>
@@ -10953,7 +11079,7 @@
         </w:trPr>
         <w:tc>
           <w:tcPr>
-            <w:tcW w:w="1196" w:type="dxa"/>
+            <w:tcW w:w="2273" w:type="dxa"/>
           </w:tcPr>
           <w:p>
             <w:pPr>
@@ -10963,13 +11089,13 @@
               <w:rPr>
                 <w:sz w:val="18"/>
               </w:rPr>
-              <w:t>D4</w:t>
-            </w:r>
-          </w:p>
-        </w:tc>
-        <w:tc>
-          <w:tcPr>
-            <w:tcW w:w="3104" w:type="dxa"/>
+              <w:t>D4, independent redraws against the reference</w:t>
+            </w:r>
+          </w:p>
+        </w:tc>
+        <w:tc>
+          <w:tcPr>
+            <w:tcW w:w="3118" w:type="dxa"/>
           </w:tcPr>
           <w:p>
             <w:pPr>
@@ -10985,7 +11111,7 @@
         </w:tc>
         <w:tc>
           <w:tcPr>
-            <w:tcW w:w="5111" w:type="dxa"/>
+            <w:tcW w:w="4020" w:type="dxa"/>
           </w:tcPr>
           <w:p>
             <w:pPr>
@@ -10995,7 +11121,7 @@
               <w:rPr>
                 <w:sz w:val="18"/>
               </w:rPr>
-              <w:t>H1 bottleneck to the seed-42 reference diagram; Mapper cycle cue with KMeans and single-linkage (c = 3.0)</w:t>
+              <w:t>H1 bottleneck distance to the seed-42 reference diagram; Mapper cycle cue with KMeans and with single-linkage (c = 3.0)</w:t>
             </w:r>
           </w:p>
         </w:tc>
@@ -11007,7 +11133,7 @@
         </w:trPr>
         <w:tc>
           <w:tcPr>
-            <w:tcW w:w="1196" w:type="dxa"/>
+            <w:tcW w:w="2273" w:type="dxa"/>
           </w:tcPr>
           <w:p>
             <w:pPr>
@@ -11017,13 +11143,13 @@
               <w:rPr>
                 <w:sz w:val="18"/>
               </w:rPr>
-              <w:t>D5</w:t>
-            </w:r>
-          </w:p>
-        </w:tc>
-        <w:tc>
-          <w:tcPr>
-            <w:tcW w:w="3104" w:type="dxa"/>
+              <w:t>D5, caveat checks (overlap-indicator ceiling and H0 class-count effects)</w:t>
+            </w:r>
+          </w:p>
+        </w:tc>
+        <w:tc>
+          <w:tcPr>
+            <w:tcW w:w="3118" w:type="dxa"/>
           </w:tcPr>
           <w:p>
             <w:pPr>
@@ -11039,7 +11165,7 @@
         </w:tc>
         <w:tc>
           <w:tcPr>
-            <w:tcW w:w="5111" w:type="dxa"/>
+            <w:tcW w:w="4020" w:type="dxa"/>
           </w:tcPr>
           <w:p>
             <w:pPr>
@@ -11049,7 +11175,7 @@
               <w:rPr>
                 <w:sz w:val="18"/>
               </w:rPr>
-              <w:t>S ceiling; H0 Wasserstein and bottleneck with matched cardinality</w:t>
+              <w:t>ceiling of the membership-overlap indicator S; H0 Wasserstein and bottleneck distances with matched numbers of classes</w:t>
             </w:r>
           </w:p>
         </w:tc>
@@ -11361,31 +11487,31 @@
       </w:rPr>
     </w:lvl>
   </w:abstractNum>
-  <w:num w:numId="1" w16cid:durableId="579339115">
+  <w:num w:numId="1" w16cid:durableId="586039902">
     <w:abstractNumId w:val="8"/>
   </w:num>
-  <w:num w:numId="2" w16cid:durableId="109859895">
+  <w:num w:numId="2" w16cid:durableId="1156649568">
     <w:abstractNumId w:val="6"/>
   </w:num>
-  <w:num w:numId="3" w16cid:durableId="555625913">
+  <w:num w:numId="3" w16cid:durableId="766734380">
     <w:abstractNumId w:val="5"/>
   </w:num>
-  <w:num w:numId="4" w16cid:durableId="996543129">
+  <w:num w:numId="4" w16cid:durableId="2023045723">
     <w:abstractNumId w:val="4"/>
   </w:num>
-  <w:num w:numId="5" w16cid:durableId="1156266679">
+  <w:num w:numId="5" w16cid:durableId="544100960">
     <w:abstractNumId w:val="7"/>
   </w:num>
-  <w:num w:numId="6" w16cid:durableId="30306089">
+  <w:num w:numId="6" w16cid:durableId="264113201">
     <w:abstractNumId w:val="3"/>
   </w:num>
-  <w:num w:numId="7" w16cid:durableId="1958560794">
+  <w:num w:numId="7" w16cid:durableId="2048678574">
     <w:abstractNumId w:val="2"/>
   </w:num>
-  <w:num w:numId="8" w16cid:durableId="2052723241">
+  <w:num w:numId="8" w16cid:durableId="1691253862">
     <w:abstractNumId w:val="1"/>
   </w:num>
-  <w:num w:numId="9" w16cid:durableId="1083377881">
+  <w:num w:numId="9" w16cid:durableId="821242015">
     <w:abstractNumId w:val="0"/>
   </w:num>
 </w:numbering>
@@ -22777,7 +22903,7 @@
     <w:autoRedefine/>
     <w:uiPriority w:val="39"/>
     <w:unhideWhenUsed/>
-    <w:rsid w:val="009A1281"/>
+    <w:rsid w:val="00E21A4C"/>
     <w:pPr>
       <w:spacing w:after="100"/>
       <w:ind w:left="210"/>
@@ -22788,7 +22914,7 @@
     <w:basedOn w:val="DefaultParagraphFont"/>
     <w:uiPriority w:val="99"/>
     <w:unhideWhenUsed/>
-    <w:rsid w:val="009A1281"/>
+    <w:rsid w:val="00E21A4C"/>
     <w:rPr>
       <w:color w:val="0000FF" w:themeColor="hyperlink"/>
       <w:u w:val="single"/>
